--- a/docs/spec/MyBiz-Spec-en.docx
+++ b/docs/spec/MyBiz-Spec-en.docx
@@ -5798,7 +5798,7 @@
                 <w:szCs w:val="20"/>
                 <w:rtl w:val="false"/>
               </w:rPr>
-              <w:t xml:space="preserve">In progress</w:t>
+              <w:t xml:space="preserve">Done</w:t>
             </w:r>
           </w:p>
         </w:tc>
@@ -5908,7 +5908,7 @@
                 <w:szCs w:val="20"/>
                 <w:rtl w:val="false"/>
               </w:rPr>
-              <w:t xml:space="preserve">Next</w:t>
+              <w:t xml:space="preserve">In progress</w:t>
             </w:r>
           </w:p>
         </w:tc>

--- a/docs/spec/MyBiz-Spec-en.docx
+++ b/docs/spec/MyBiz-Spec-en.docx
@@ -4370,6 +4370,82 @@
     </w:p>
     <w:p>
       <w:pPr>
+        <w:pStyle w:val="ListParagraph"/>
+        <w:numPr>
+          <w:ilvl w:val="0"/>
+          <w:numId w:val="2"/>
+        </w:numPr>
+        <w:bidi w:val="false"/>
+        <w:spacing w:after="60"/>
+        <w:jc w:val="left"/>
+      </w:pPr>
+      <w:r>
+        <w:rPr>
+          <w:rFonts w:ascii="Calibri" w:cs="Calibri" w:eastAsia="Calibri" w:hAnsi="Calibri"/>
+          <w:rtl w:val="false"/>
+        </w:rPr>
+        <w:t xml:space="preserve">Sales: a month of receipts, totals by payment method, CSV export for the accountant.</w:t>
+      </w:r>
+    </w:p>
+    <w:p>
+      <w:pPr>
+        <w:pStyle w:val="ListParagraph"/>
+        <w:numPr>
+          <w:ilvl w:val="0"/>
+          <w:numId w:val="2"/>
+        </w:numPr>
+        <w:bidi w:val="false"/>
+        <w:spacing w:after="60"/>
+        <w:jc w:val="left"/>
+      </w:pPr>
+      <w:r>
+        <w:rPr>
+          <w:rFonts w:ascii="Calibri" w:cs="Calibri" w:eastAsia="Calibri" w:hAnsi="Calibri"/>
+          <w:rtl w:val="false"/>
+        </w:rPr>
+        <w:t xml:space="preserve">My profile: everyone sets the name the team, clients and reports see.</w:t>
+      </w:r>
+    </w:p>
+    <w:p>
+      <w:pPr>
+        <w:pStyle w:val="ListParagraph"/>
+        <w:numPr>
+          <w:ilvl w:val="0"/>
+          <w:numId w:val="2"/>
+        </w:numPr>
+        <w:bidi w:val="false"/>
+        <w:spacing w:after="60"/>
+        <w:jc w:val="left"/>
+      </w:pPr>
+      <w:r>
+        <w:rPr>
+          <w:rFonts w:ascii="Calibri" w:cs="Calibri" w:eastAsia="Calibri" w:hAnsi="Calibri"/>
+          <w:rtl w:val="false"/>
+        </w:rPr>
+        <w:t xml:space="preserve">Locked modules: modules the business doesn't have stay in the menu with a lock and open a preview — what it does, a picture, what changes on the invoice — with one-click "add to plan".</w:t>
+      </w:r>
+    </w:p>
+    <w:p>
+      <w:pPr>
+        <w:pStyle w:val="ListParagraph"/>
+        <w:numPr>
+          <w:ilvl w:val="0"/>
+          <w:numId w:val="2"/>
+        </w:numPr>
+        <w:bidi w:val="false"/>
+        <w:spacing w:after="60"/>
+        <w:jc w:val="left"/>
+      </w:pPr>
+      <w:r>
+        <w:rPr>
+          <w:rFonts w:ascii="Calibri" w:cs="Calibri" w:eastAsia="Calibri" w:hAnsi="Calibri"/>
+          <w:rtl w:val="false"/>
+        </w:rPr>
+        <w:t xml:space="preserve">Getting started: a first-steps checklist on the dashboard for a new business.</w:t>
+      </w:r>
+    </w:p>
+    <w:p>
+      <w:pPr>
         <w:bidi w:val="false"/>
         <w:spacing w:after="120"/>
         <w:jc w:val="left"/>
@@ -4379,7 +4455,7 @@
           <w:rFonts w:ascii="Calibri" w:cs="Calibri" w:eastAsia="Calibri" w:hAnsi="Calibri"/>
           <w:rtl w:val="false"/>
         </w:rPr>
-        <w:t xml:space="preserve">To complete in phase 2: locked modules in the menu with previews and "add to plan", and a full review of every screen.</w:t>
+        <w:t xml:space="preserve">Phase 2 review: every screen checked on phone and computer, Hebrew/light and English/dark, for accessibility, errors and layout (automated crawl plus a visual pass).</w:t>
       </w:r>
     </w:p>
     <w:p>
@@ -5873,7 +5949,7 @@
                 <w:szCs w:val="20"/>
                 <w:rtl w:val="false"/>
               </w:rPr>
-              <w:t xml:space="preserve">Locked modules with previews and upsell; full review and polish</w:t>
+              <w:t xml:space="preserve">Locked modules with previews and upsell; full review and polish; sales; profiles</w:t>
             </w:r>
           </w:p>
         </w:tc>
@@ -5908,7 +5984,7 @@
                 <w:szCs w:val="20"/>
                 <w:rtl w:val="false"/>
               </w:rPr>
-              <w:t xml:space="preserve">In progress</w:t>
+              <w:t xml:space="preserve">Done</w:t>
             </w:r>
           </w:p>
         </w:tc>
@@ -6018,7 +6094,7 @@
                 <w:szCs w:val="20"/>
                 <w:rtl w:val="false"/>
               </w:rPr>
-              <w:t xml:space="preserve">Next</w:t>
+              <w:t xml:space="preserve">In progress</w:t>
             </w:r>
           </w:p>
         </w:tc>

--- a/docs/spec/MyBiz-Spec-en.docx
+++ b/docs/spec/MyBiz-Spec-en.docx
@@ -4498,7 +4498,7 @@
           <w:rFonts w:ascii="Calibri" w:cs="Calibri" w:eastAsia="Calibri" w:hAnsi="Calibri"/>
           <w:rtl w:val="false"/>
         </w:rPr>
-        <w:t xml:space="preserve">To complete in phase 3:</w:t>
+        <w:t xml:space="preserve">Built in phase 3:</w:t>
       </w:r>
     </w:p>
     <w:p>
@@ -4517,7 +4517,7 @@
           <w:rFonts w:ascii="Calibri" w:cs="Calibri" w:eastAsia="Calibri" w:hAnsi="Calibri"/>
           <w:rtl w:val="false"/>
         </w:rPr>
-        <w:t xml:space="preserve">MyBiz team: primary owner, owners, managers, employees, with permission switches.</w:t>
+        <w:t xml:space="preserve">Its own menu — overview, businesses, inbox, billing, team, audit — where each item appears only for someone who may open it.</w:t>
       </w:r>
     </w:p>
     <w:p>
@@ -4536,7 +4536,7 @@
           <w:rFonts w:ascii="Calibri" w:cs="Calibri" w:eastAsia="Calibri" w:hAnsi="Calibri"/>
           <w:rtl w:val="false"/>
         </w:rPr>
-        <w:t xml:space="preserve">Full visibility: every business, its owners, team and clients.</w:t>
+        <w:t xml:space="preserve">The MyBiz team: a primary owner nobody can remove, change or disable (even through direct database access), owners (partners), managers (who handle employees with the permissions they hold themselves) and employees. People are added by email before they ever sign in, and access can be paused instead of removed.</w:t>
       </w:r>
     </w:p>
     <w:p>
@@ -4555,7 +4555,7 @@
           <w:rFonts w:ascii="Calibri" w:cs="Calibri" w:eastAsia="Calibri" w:hAnsi="Calibri"/>
           <w:rtl w:val="false"/>
         </w:rPr>
-        <w:t xml:space="preserve">Actions on any business (fix data, change modules, extend a trial, credit an invoice), each written to the audit log.</w:t>
+        <w:t xml:space="preserve">Permissions: see businesses, work inside businesses, billing, inbox, usage, manage employees. Every level gives only what it holds, and only owners handle owners and managers.</w:t>
       </w:r>
     </w:p>
     <w:p>
@@ -4574,7 +4574,64 @@
           <w:rFonts w:ascii="Calibri" w:cs="Calibri" w:eastAsia="Calibri" w:hAnsi="Calibri"/>
           <w:rtl w:val="false"/>
         </w:rPr>
-        <w:t xml:space="preserve">Support inbox (contact requests and complaints) with status.</w:t>
+        <w:t xml:space="preserve">Working inside a business: staff who may do it enter any business and work there like a manager, to handle a complaint or fix a mistake — never privacy requests. Every request appears in the business's own log, which its owner reads, with changes marked. Others still need the owner's read-only support grant.</w:t>
+      </w:r>
+    </w:p>
+    <w:p>
+      <w:pPr>
+        <w:pStyle w:val="ListParagraph"/>
+        <w:numPr>
+          <w:ilvl w:val="0"/>
+          <w:numId w:val="2"/>
+        </w:numPr>
+        <w:bidi w:val="false"/>
+        <w:spacing w:after="60"/>
+        <w:jc w:val="left"/>
+      </w:pPr>
+      <w:r>
+        <w:rPr>
+          <w:rFonts w:ascii="Calibri" w:cs="Calibri" w:eastAsia="Calibri" w:hAnsi="Calibri"/>
+          <w:rtl w:val="false"/>
+        </w:rPr>
+        <w:t xml:space="preserve">Actions for the owner: extend the trial, change the plan, credit an invoice — each written to both logs.</w:t>
+      </w:r>
+    </w:p>
+    <w:p>
+      <w:pPr>
+        <w:pStyle w:val="ListParagraph"/>
+        <w:numPr>
+          <w:ilvl w:val="0"/>
+          <w:numId w:val="2"/>
+        </w:numPr>
+        <w:bidi w:val="false"/>
+        <w:spacing w:after="60"/>
+        <w:jc w:val="left"/>
+      </w:pPr>
+      <w:r>
+        <w:rPr>
+          <w:rFonts w:ascii="Calibri" w:cs="Calibri" w:eastAsia="Calibri" w:hAnsi="Calibri"/>
+          <w:rtl w:val="false"/>
+        </w:rPr>
+        <w:t xml:space="preserve">Inbox: requests from the website and messages businesses send from Settings, with status (new, in progress, done), someone handling them and internal notes.</w:t>
+      </w:r>
+    </w:p>
+    <w:p>
+      <w:pPr>
+        <w:pStyle w:val="ListParagraph"/>
+        <w:numPr>
+          <w:ilvl w:val="0"/>
+          <w:numId w:val="2"/>
+        </w:numPr>
+        <w:bidi w:val="false"/>
+        <w:spacing w:after="60"/>
+        <w:jc w:val="left"/>
+      </w:pPr>
+      <w:r>
+        <w:rPr>
+          <w:rFonts w:ascii="Calibri" w:cs="Calibri" w:eastAsia="Calibri" w:hAnsi="Calibri"/>
+          <w:rtl w:val="false"/>
+        </w:rPr>
+        <w:t xml:space="preserve">Audit log (owners only): everything the MyBiz team did.</w:t>
       </w:r>
     </w:p>
     <w:p>
@@ -6094,7 +6151,7 @@
                 <w:szCs w:val="20"/>
                 <w:rtl w:val="false"/>
               </w:rPr>
-              <w:t xml:space="preserve">In progress</w:t>
+              <w:t xml:space="preserve">Done</w:t>
             </w:r>
           </w:p>
         </w:tc>
@@ -6204,7 +6261,7 @@
                 <w:szCs w:val="20"/>
                 <w:rtl w:val="false"/>
               </w:rPr>
-              <w:t xml:space="preserve">After the websites</w:t>
+              <w:t xml:space="preserve">In progress</w:t>
             </w:r>
           </w:p>
         </w:tc>

--- a/docs/spec/MyBiz-Spec-en.docx
+++ b/docs/spec/MyBiz-Spec-en.docx
@@ -4684,7 +4684,7 @@
           <w:rFonts w:ascii="Calibri" w:cs="Calibri" w:eastAsia="Calibri" w:hAnsi="Calibri"/>
           <w:rtl w:val="false"/>
         </w:rPr>
-        <w:t xml:space="preserve">Business app (phase 4): the owner's and staff's day on the go.</w:t>
+        <w:t xml:space="preserve">Business app (built in phase 4): the owner's and staff's day on the go. Today — the day's sessions with check-in of every booked client; Clients — search and a client card with plan, visits and contact; Numbers — the key figures of the last 30 days; Me — profile, language, theme and switching between businesses. Each person sees only what their permissions allow.</w:t>
       </w:r>
     </w:p>
     <w:p>
@@ -4703,7 +4703,45 @@
           <w:rFonts w:ascii="Calibri" w:cs="Calibri" w:eastAsia="Calibri" w:hAnsi="Calibri"/>
           <w:rtl w:val="false"/>
         </w:rPr>
-        <w:t xml:space="preserve">MyBiz staff app (phase 4): businesses, support, alerts.</w:t>
+        <w:t xml:space="preserve">MyBiz staff app (built in phase 4): Home — what needs attention (open requests, new businesses); Businesses — search and a business card; Inbox — handle requests (take, status, notes); Me. Each staff member sees only what their level and permissions allow.</w:t>
+      </w:r>
+    </w:p>
+    <w:p>
+      <w:pPr>
+        <w:pStyle w:val="ListParagraph"/>
+        <w:numPr>
+          <w:ilvl w:val="0"/>
+          <w:numId w:val="2"/>
+        </w:numPr>
+        <w:bidi w:val="false"/>
+        <w:spacing w:after="60"/>
+        <w:jc w:val="left"/>
+      </w:pPr>
+      <w:r>
+        <w:rPr>
+          <w:rFonts w:ascii="Calibri" w:cs="Calibri" w:eastAsia="Calibri" w:hAnsi="Calibri"/>
+          <w:rtl w:val="false"/>
+        </w:rPr>
+        <w:t xml:space="preserve">All three apps share one kit (sign-in, theme, language, right-to-left, accessible components), so a fix in one place reaches all of them.</w:t>
+      </w:r>
+    </w:p>
+    <w:p>
+      <w:pPr>
+        <w:pStyle w:val="ListParagraph"/>
+        <w:numPr>
+          <w:ilvl w:val="0"/>
+          <w:numId w:val="2"/>
+        </w:numPr>
+        <w:bidi w:val="false"/>
+        <w:spacing w:after="60"/>
+        <w:jc w:val="left"/>
+      </w:pPr>
+      <w:r>
+        <w:rPr>
+          <w:rFonts w:ascii="Calibri" w:cs="Calibri" w:eastAsia="Calibri" w:hAnsi="Calibri"/>
+          <w:rtl w:val="false"/>
+        </w:rPr>
+        <w:t xml:space="preserve">Still to do: final polish of the client app and builds for the app stores (at go-live).</w:t>
       </w:r>
     </w:p>
     <w:p>
@@ -6226,7 +6264,7 @@
                 <w:szCs w:val="20"/>
                 <w:rtl w:val="false"/>
               </w:rPr>
-              <w:t xml:space="preserve">Client app polish, business app, MyBiz staff app</w:t>
+              <w:t xml:space="preserve">Business app and MyBiz staff app built, shared app kit; remaining: client app polish and store builds</w:t>
             </w:r>
           </w:p>
         </w:tc>
@@ -6261,7 +6299,7 @@
                 <w:szCs w:val="20"/>
                 <w:rtl w:val="false"/>
               </w:rPr>
-              <w:t xml:space="preserve">In progress</w:t>
+              <w:t xml:space="preserve">Mostly done</w:t>
             </w:r>
           </w:p>
         </w:tc>

--- a/docs/spec/MyBiz-Spec-en.docx
+++ b/docs/spec/MyBiz-Spec-en.docx
@@ -4498,7 +4498,7 @@
           <w:rFonts w:ascii="Calibri" w:cs="Calibri" w:eastAsia="Calibri" w:hAnsi="Calibri"/>
           <w:rtl w:val="false"/>
         </w:rPr>
-        <w:t xml:space="preserve">To complete in phase 3:</w:t>
+        <w:t xml:space="preserve">Built in phase 3:</w:t>
       </w:r>
     </w:p>
     <w:p>
@@ -4517,7 +4517,7 @@
           <w:rFonts w:ascii="Calibri" w:cs="Calibri" w:eastAsia="Calibri" w:hAnsi="Calibri"/>
           <w:rtl w:val="false"/>
         </w:rPr>
-        <w:t xml:space="preserve">MyBiz team: primary owner, owners, managers, employees, with permission switches.</w:t>
+        <w:t xml:space="preserve">Its own menu — overview, businesses, inbox, billing, team, audit — where each item appears only for someone who may open it.</w:t>
       </w:r>
     </w:p>
     <w:p>
@@ -4536,7 +4536,7 @@
           <w:rFonts w:ascii="Calibri" w:cs="Calibri" w:eastAsia="Calibri" w:hAnsi="Calibri"/>
           <w:rtl w:val="false"/>
         </w:rPr>
-        <w:t xml:space="preserve">Full visibility: every business, its owners, team and clients.</w:t>
+        <w:t xml:space="preserve">The MyBiz team: a primary owner nobody can remove, change or disable (even through direct database access), owners (partners), managers (who handle employees with the permissions they hold themselves) and employees. People are added by email before they ever sign in, and access can be paused instead of removed.</w:t>
       </w:r>
     </w:p>
     <w:p>
@@ -4555,7 +4555,7 @@
           <w:rFonts w:ascii="Calibri" w:cs="Calibri" w:eastAsia="Calibri" w:hAnsi="Calibri"/>
           <w:rtl w:val="false"/>
         </w:rPr>
-        <w:t xml:space="preserve">Actions on any business (fix data, change modules, extend a trial, credit an invoice), each written to the audit log.</w:t>
+        <w:t xml:space="preserve">Permissions: see businesses, work inside businesses, billing, inbox, usage, manage employees. Every level gives only what it holds, and only owners handle owners and managers.</w:t>
       </w:r>
     </w:p>
     <w:p>
@@ -4574,22 +4574,7 @@
           <w:rFonts w:ascii="Calibri" w:cs="Calibri" w:eastAsia="Calibri" w:hAnsi="Calibri"/>
           <w:rtl w:val="false"/>
         </w:rPr>
-        <w:t xml:space="preserve">Support inbox (contact requests and complaints) with status.</w:t>
-      </w:r>
-    </w:p>
-    <w:p>
-      <w:pPr>
-        <w:pStyle w:val="Heading1"/>
-        <w:bidi w:val="false"/>
-        <w:spacing w:after="140" w:before="280"/>
-        <w:jc w:val="left"/>
-      </w:pPr>
-      <w:r>
-        <w:rPr>
-          <w:rFonts w:ascii="Calibri" w:cs="Calibri" w:eastAsia="Calibri" w:hAnsi="Calibri"/>
-          <w:rtl w:val="false"/>
-        </w:rPr>
-        <w:t xml:space="preserve">9. Apps</w:t>
+        <w:t xml:space="preserve">Working inside a business: staff who may do it enter any business and work there like a manager, to handle a complaint or fix a mistake — never privacy requests. Every request appears in the business's own log, which its owner reads, with changes marked. Others still need the owner's read-only support grant.</w:t>
       </w:r>
     </w:p>
     <w:p>
@@ -4608,7 +4593,7 @@
           <w:rFonts w:ascii="Calibri" w:cs="Calibri" w:eastAsia="Calibri" w:hAnsi="Calibri"/>
           <w:rtl w:val="false"/>
         </w:rPr>
-        <w:t xml:space="preserve">Client app (built, Expo; also runs in the browser): join, home, schedule and appointments, bookings and plans, buying with promo codes, receipts, ratings, updates, profile, health declaration.</w:t>
+        <w:t xml:space="preserve">Actions for the owner: extend the trial, change the plan, credit an invoice — each written to both logs.</w:t>
       </w:r>
     </w:p>
     <w:p>
@@ -4627,7 +4612,7 @@
           <w:rFonts w:ascii="Calibri" w:cs="Calibri" w:eastAsia="Calibri" w:hAnsi="Calibri"/>
           <w:rtl w:val="false"/>
         </w:rPr>
-        <w:t xml:space="preserve">Business app (phase 4): the owner's and staff's day on the go.</w:t>
+        <w:t xml:space="preserve">Inbox: requests from the website and messages businesses send from Settings, with status (new, in progress, done), someone handling them and internal notes.</w:t>
       </w:r>
     </w:p>
     <w:p>
@@ -4646,7 +4631,117 @@
           <w:rFonts w:ascii="Calibri" w:cs="Calibri" w:eastAsia="Calibri" w:hAnsi="Calibri"/>
           <w:rtl w:val="false"/>
         </w:rPr>
-        <w:t xml:space="preserve">MyBiz staff app (phase 4): businesses, support, alerts.</w:t>
+        <w:t xml:space="preserve">Audit log (owners only): everything the MyBiz team did.</w:t>
+      </w:r>
+    </w:p>
+    <w:p>
+      <w:pPr>
+        <w:pStyle w:val="Heading1"/>
+        <w:bidi w:val="false"/>
+        <w:spacing w:after="140" w:before="280"/>
+        <w:jc w:val="left"/>
+      </w:pPr>
+      <w:r>
+        <w:rPr>
+          <w:rFonts w:ascii="Calibri" w:cs="Calibri" w:eastAsia="Calibri" w:hAnsi="Calibri"/>
+          <w:rtl w:val="false"/>
+        </w:rPr>
+        <w:t xml:space="preserve">9. Apps</w:t>
+      </w:r>
+    </w:p>
+    <w:p>
+      <w:pPr>
+        <w:pStyle w:val="ListParagraph"/>
+        <w:numPr>
+          <w:ilvl w:val="0"/>
+          <w:numId w:val="2"/>
+        </w:numPr>
+        <w:bidi w:val="false"/>
+        <w:spacing w:after="60"/>
+        <w:jc w:val="left"/>
+      </w:pPr>
+      <w:r>
+        <w:rPr>
+          <w:rFonts w:ascii="Calibri" w:cs="Calibri" w:eastAsia="Calibri" w:hAnsi="Calibri"/>
+          <w:rtl w:val="false"/>
+        </w:rPr>
+        <w:t xml:space="preserve">Client app (built, Expo; also runs in the browser): join, home, schedule and appointments, bookings and plans, buying with promo codes, receipts, ratings, updates, profile, health declaration.</w:t>
+      </w:r>
+    </w:p>
+    <w:p>
+      <w:pPr>
+        <w:pStyle w:val="ListParagraph"/>
+        <w:numPr>
+          <w:ilvl w:val="0"/>
+          <w:numId w:val="2"/>
+        </w:numPr>
+        <w:bidi w:val="false"/>
+        <w:spacing w:after="60"/>
+        <w:jc w:val="left"/>
+      </w:pPr>
+      <w:r>
+        <w:rPr>
+          <w:rFonts w:ascii="Calibri" w:cs="Calibri" w:eastAsia="Calibri" w:hAnsi="Calibri"/>
+          <w:rtl w:val="false"/>
+        </w:rPr>
+        <w:t xml:space="preserve">Business app (built in phase 4): the owner's and staff's day on the go. Today — the day's sessions with check-in of every booked client; Clients — search and a client card with plan, visits and contact; Numbers — the key figures of the last 30 days; Me — profile, language, theme and switching between businesses. Each person sees only what their permissions allow.</w:t>
+      </w:r>
+    </w:p>
+    <w:p>
+      <w:pPr>
+        <w:pStyle w:val="ListParagraph"/>
+        <w:numPr>
+          <w:ilvl w:val="0"/>
+          <w:numId w:val="2"/>
+        </w:numPr>
+        <w:bidi w:val="false"/>
+        <w:spacing w:after="60"/>
+        <w:jc w:val="left"/>
+      </w:pPr>
+      <w:r>
+        <w:rPr>
+          <w:rFonts w:ascii="Calibri" w:cs="Calibri" w:eastAsia="Calibri" w:hAnsi="Calibri"/>
+          <w:rtl w:val="false"/>
+        </w:rPr>
+        <w:t xml:space="preserve">MyBiz staff app (built in phase 4): Home — what needs attention (open requests, new businesses); Businesses — search and a business card; Inbox — handle requests (take, status, notes); Me. Each staff member sees only what their level and permissions allow.</w:t>
+      </w:r>
+    </w:p>
+    <w:p>
+      <w:pPr>
+        <w:pStyle w:val="ListParagraph"/>
+        <w:numPr>
+          <w:ilvl w:val="0"/>
+          <w:numId w:val="2"/>
+        </w:numPr>
+        <w:bidi w:val="false"/>
+        <w:spacing w:after="60"/>
+        <w:jc w:val="left"/>
+      </w:pPr>
+      <w:r>
+        <w:rPr>
+          <w:rFonts w:ascii="Calibri" w:cs="Calibri" w:eastAsia="Calibri" w:hAnsi="Calibri"/>
+          <w:rtl w:val="false"/>
+        </w:rPr>
+        <w:t xml:space="preserve">All three apps share one kit (sign-in, theme, language, right-to-left, accessible components), so a fix in one place reaches all of them.</w:t>
+      </w:r>
+    </w:p>
+    <w:p>
+      <w:pPr>
+        <w:pStyle w:val="ListParagraph"/>
+        <w:numPr>
+          <w:ilvl w:val="0"/>
+          <w:numId w:val="2"/>
+        </w:numPr>
+        <w:bidi w:val="false"/>
+        <w:spacing w:after="60"/>
+        <w:jc w:val="left"/>
+      </w:pPr>
+      <w:r>
+        <w:rPr>
+          <w:rFonts w:ascii="Calibri" w:cs="Calibri" w:eastAsia="Calibri" w:hAnsi="Calibri"/>
+          <w:rtl w:val="false"/>
+        </w:rPr>
+        <w:t xml:space="preserve">Still to do: final polish of the client app and builds for the app stores (at go-live).</w:t>
       </w:r>
     </w:p>
     <w:p>
@@ -6094,7 +6189,7 @@
                 <w:szCs w:val="20"/>
                 <w:rtl w:val="false"/>
               </w:rPr>
-              <w:t xml:space="preserve">In progress</w:t>
+              <w:t xml:space="preserve">Done</w:t>
             </w:r>
           </w:p>
         </w:tc>
@@ -6169,7 +6264,7 @@
                 <w:szCs w:val="20"/>
                 <w:rtl w:val="false"/>
               </w:rPr>
-              <w:t xml:space="preserve">Client app polish, business app, MyBiz staff app</w:t>
+              <w:t xml:space="preserve">Business app and MyBiz staff app built, shared app kit; remaining: client app polish and store builds</w:t>
             </w:r>
           </w:p>
         </w:tc>
@@ -6204,7 +6299,7 @@
                 <w:szCs w:val="20"/>
                 <w:rtl w:val="false"/>
               </w:rPr>
-              <w:t xml:space="preserve">After the websites</w:t>
+              <w:t xml:space="preserve">Mostly done</w:t>
             </w:r>
           </w:p>
         </w:tc>

--- a/docs/spec/MyBiz-Spec-en.docx
+++ b/docs/spec/MyBiz-Spec-en.docx
@@ -57,7 +57,7 @@
           <w:rFonts w:ascii="Calibri" w:cs="Calibri" w:eastAsia="Calibri" w:hAnsi="Calibri"/>
           <w:rtl w:val="false"/>
         </w:rPr>
-        <w:t xml:space="preserve">MyBiz is an operating system for small and medium service businesses: studios and gyms, hair and beauty salons, clinics, garages and more. One platform runs the business day to day — schedule and appointments, clients, plans and payments, leads, messages, reports and an AI assistant — and gives every business its own branded app for its clients.</w:t>
+        <w:t xml:space="preserve">MyBiz is an operating system for small and medium service businesses: fitness and training, beauty and spa, clinics and health, classes and lessons, automotive services and more, each on equal footing. One platform runs the business day to day — schedule and appointments, clients, plans and payments, leads, messages, reports and an AI assistant — and gives every business its own branded app for its clients.</w:t>
       </w:r>
     </w:p>
     <w:p>
@@ -1918,7 +1918,120 @@
           <w:rFonts w:ascii="Calibri" w:cs="Calibri" w:eastAsia="Calibri" w:hAnsi="Calibri"/>
           <w:rtl w:val="false"/>
         </w:rPr>
-        <w:t xml:space="preserve">4. Industries (vertical packs)</w:t>
+        <w:t xml:space="preserve">4. Industries: categories and sub-categories</w:t>
+      </w:r>
+    </w:p>
+    <w:p>
+      <w:pPr>
+        <w:bidi w:val="false"/>
+        <w:spacing w:after="120"/>
+        <w:jc w:val="left"/>
+      </w:pPr>
+      <w:r>
+        <w:rPr>
+          <w:rFonts w:ascii="Calibri" w:cs="Calibri" w:eastAsia="Calibri" w:hAnsi="Calibri"/>
+          <w:rtl w:val="false"/>
+        </w:rPr>
+        <w:t xml:space="preserve">The fitness studio was the prototype. Every industry now stands on equal footing: no industry is "the main one", and the core never asks which industry a business belongs to. Industries are organized in two levels:</w:t>
+      </w:r>
+    </w:p>
+    <w:p>
+      <w:pPr>
+        <w:pStyle w:val="ListParagraph"/>
+        <w:numPr>
+          <w:ilvl w:val="0"/>
+          <w:numId w:val="2"/>
+        </w:numPr>
+        <w:bidi w:val="false"/>
+        <w:spacing w:after="60"/>
+        <w:jc w:val="left"/>
+      </w:pPr>
+      <w:r>
+        <w:rPr>
+          <w:rFonts w:ascii="Calibri" w:cs="Calibri" w:eastAsia="Calibri" w:hAnsi="Calibri"/>
+          <w:b/>
+          <w:bCs/>
+          <w:rtl w:val="false"/>
+        </w:rPr>
+        <w:t xml:space="preserve">Category</w:t>
+      </w:r>
+      <w:r>
+        <w:rPr>
+          <w:rFonts w:ascii="Calibri" w:cs="Calibri" w:eastAsia="Calibri" w:hAnsi="Calibri"/>
+          <w:rtl w:val="false"/>
+        </w:rPr>
+        <w:t xml:space="preserve">: a family of businesses that work the same way, for example "Beauty &amp; Spa". It defines the shared defaults: what clients are called, how they book (group classes, one-to-one appointments or both), cancellation policy, whether a plan is needed to book, a health declaration, the client details the business keeps, and the starter services and plans.</w:t>
+      </w:r>
+    </w:p>
+    <w:p>
+      <w:pPr>
+        <w:pStyle w:val="ListParagraph"/>
+        <w:numPr>
+          <w:ilvl w:val="0"/>
+          <w:numId w:val="2"/>
+        </w:numPr>
+        <w:bidi w:val="false"/>
+        <w:spacing w:after="60"/>
+        <w:jc w:val="left"/>
+      </w:pPr>
+      <w:r>
+        <w:rPr>
+          <w:rFonts w:ascii="Calibri" w:cs="Calibri" w:eastAsia="Calibri" w:hAnsi="Calibri"/>
+          <w:b/>
+          <w:bCs/>
+          <w:rtl w:val="false"/>
+        </w:rPr>
+        <w:t xml:space="preserve">Sub-category</w:t>
+      </w:r>
+      <w:r>
+        <w:rPr>
+          <w:rFonts w:ascii="Calibri" w:cs="Calibri" w:eastAsia="Calibri" w:hAnsi="Calibri"/>
+          <w:rtl w:val="false"/>
+        </w:rPr>
+        <w:t xml:space="preserve">: a specific kind of business inside the family, for example "Barbershop" or "Nail studio". It inherits everything from its category and overrides only what differs, usually its name, its starter services and sometimes an extra client detail. A sub-category can have sub-categories of its own when needed.</w:t>
+      </w:r>
+    </w:p>
+    <w:p>
+      <w:pPr>
+        <w:bidi w:val="false"/>
+        <w:spacing w:after="120"/>
+        <w:jc w:val="left"/>
+      </w:pPr>
+      <w:r>
+        <w:rPr>
+          <w:rFonts w:ascii="Calibri" w:cs="Calibri" w:eastAsia="Calibri" w:hAnsi="Calibri"/>
+          <w:rtl w:val="false"/>
+        </w:rPr>
+        <w:t xml:space="preserve">A business picks its sub-category (or only the category) when it signs up. The choice sets its starting point, and everything stays editable afterwards.</w:t>
+      </w:r>
+    </w:p>
+    <w:p>
+      <w:pPr>
+        <w:pStyle w:val="Heading2"/>
+        <w:bidi w:val="false"/>
+        <w:spacing w:after="140" w:before="280"/>
+        <w:jc w:val="left"/>
+      </w:pPr>
+      <w:r>
+        <w:rPr>
+          <w:rFonts w:ascii="Calibri" w:cs="Calibri" w:eastAsia="Calibri" w:hAnsi="Calibri"/>
+          <w:rtl w:val="false"/>
+        </w:rPr>
+        <w:t xml:space="preserve">4.1 The five main categories</w:t>
+      </w:r>
+    </w:p>
+    <w:p>
+      <w:pPr>
+        <w:bidi w:val="false"/>
+        <w:spacing w:after="120"/>
+        <w:jc w:val="left"/>
+      </w:pPr>
+      <w:r>
+        <w:rPr>
+          <w:rFonts w:ascii="Calibri" w:cs="Calibri" w:eastAsia="Calibri" w:hAnsi="Calibri"/>
+          <w:rtl w:val="false"/>
+        </w:rPr>
+        <w:t xml:space="preserve">Chosen because the current core already serves them fully (schedule, appointments, plans, client app) and together they cover most service businesses in Israel.</w:t>
       </w:r>
     </w:p>
     <w:tbl>
@@ -1977,7 +2090,7 @@
                 <w:szCs w:val="20"/>
                 <w:rtl w:val="false"/>
               </w:rPr>
-              <w:t xml:space="preserve">Pack</w:t>
+              <w:t xml:space="preserve">Category</w:t>
             </w:r>
           </w:p>
         </w:tc>
@@ -2013,7 +2126,7 @@
                 <w:szCs w:val="20"/>
                 <w:rtl w:val="false"/>
               </w:rPr>
-              <w:t xml:space="preserve">Clients are</w:t>
+              <w:t xml:space="preserve">Sub-categories</w:t>
             </w:r>
           </w:p>
         </w:tc>
@@ -2049,7 +2162,7 @@
                 <w:szCs w:val="20"/>
                 <w:rtl w:val="false"/>
               </w:rPr>
-              <w:t xml:space="preserve">Booking</w:t>
+              <w:t xml:space="preserve">Clients are</w:t>
             </w:r>
           </w:p>
         </w:tc>
@@ -2085,7 +2198,7 @@
                 <w:szCs w:val="20"/>
                 <w:rtl w:val="false"/>
               </w:rPr>
-              <w:t xml:space="preserve">Starter content</w:t>
+              <w:t xml:space="preserve">Booking</w:t>
             </w:r>
           </w:p>
         </w:tc>
@@ -2121,7 +2234,7 @@
                 <w:szCs w:val="20"/>
                 <w:rtl w:val="false"/>
               </w:rPr>
-              <w:t xml:space="preserve">Extra client details</w:t>
+              <w:t xml:space="preserve">Typical client details</w:t>
             </w:r>
           </w:p>
         </w:tc>
@@ -2161,7 +2274,7 @@
                 <w:szCs w:val="20"/>
                 <w:rtl w:val="false"/>
               </w:rPr>
-              <w:t xml:space="preserve">Fitness</w:t>
+              <w:t xml:space="preserve">Fitness &amp; Training</w:t>
             </w:r>
           </w:p>
         </w:tc>
@@ -2196,6 +2309,41 @@
                 <w:szCs w:val="20"/>
                 <w:rtl w:val="false"/>
               </w:rPr>
+              <w:t xml:space="preserve">gym, pilates studio, yoga studio, CrossFit box, functional training, personal trainer</w:t>
+            </w:r>
+          </w:p>
+        </w:tc>
+        <w:tc>
+          <w:tcPr>
+            <w:tcW w:type="dxa" w:w="1927"/>
+            <w:tcBorders>
+              <w:top w:val="single" w:color="D4D4DC" w:sz="4"/>
+              <w:left w:val="single" w:color="D4D4DC" w:sz="4"/>
+              <w:bottom w:val="single" w:color="D4D4DC" w:sz="4"/>
+              <w:right w:val="single" w:color="D4D4DC" w:sz="4"/>
+            </w:tcBorders>
+            <w:tcMar>
+              <w:top w:type="dxa" w:w="60"/>
+              <w:left w:type="dxa" w:w="100"/>
+              <w:bottom w:type="dxa" w:w="60"/>
+              <w:right w:type="dxa" w:w="100"/>
+            </w:tcMar>
+          </w:tcPr>
+          <w:p>
+            <w:pPr>
+              <w:bidi w:val="false"/>
+              <w:spacing w:after="0"/>
+              <w:jc w:val="left"/>
+            </w:pPr>
+            <w:r>
+              <w:rPr>
+                <w:rFonts w:ascii="Calibri" w:cs="Calibri" w:eastAsia="Calibri" w:hAnsi="Calibri"/>
+                <w:b w:val="false"/>
+                <w:bCs w:val="false"/>
+                <w:sz w:val="20"/>
+                <w:szCs w:val="20"/>
+                <w:rtl w:val="false"/>
+              </w:rPr>
               <w:t xml:space="preserve">members</w:t>
             </w:r>
           </w:p>
@@ -2231,42 +2379,7 @@
                 <w:szCs w:val="20"/>
                 <w:rtl w:val="false"/>
               </w:rPr>
-              <w:t xml:space="preserve">group classes (+ personal sessions)</w:t>
-            </w:r>
-          </w:p>
-        </w:tc>
-        <w:tc>
-          <w:tcPr>
-            <w:tcW w:type="dxa" w:w="1927"/>
-            <w:tcBorders>
-              <w:top w:val="single" w:color="D4D4DC" w:sz="4"/>
-              <w:left w:val="single" w:color="D4D4DC" w:sz="4"/>
-              <w:bottom w:val="single" w:color="D4D4DC" w:sz="4"/>
-              <w:right w:val="single" w:color="D4D4DC" w:sz="4"/>
-            </w:tcBorders>
-            <w:tcMar>
-              <w:top w:type="dxa" w:w="60"/>
-              <w:left w:type="dxa" w:w="100"/>
-              <w:bottom w:type="dxa" w:w="60"/>
-              <w:right w:type="dxa" w:w="100"/>
-            </w:tcMar>
-          </w:tcPr>
-          <w:p>
-            <w:pPr>
-              <w:bidi w:val="false"/>
-              <w:spacing w:after="0"/>
-              <w:jc w:val="left"/>
-            </w:pPr>
-            <w:r>
-              <w:rPr>
-                <w:rFonts w:ascii="Calibri" w:cs="Calibri" w:eastAsia="Calibri" w:hAnsi="Calibri"/>
-                <w:b w:val="false"/>
-                <w:bCs w:val="false"/>
-                <w:sz w:val="20"/>
-                <w:szCs w:val="20"/>
-                <w:rtl w:val="false"/>
-              </w:rPr>
-              <w:t xml:space="preserve">memberships, punch cards</w:t>
+              <w:t xml:space="preserve">group classes, personal sessions; memberships and punch cards</w:t>
             </w:r>
           </w:p>
         </w:tc>
@@ -2341,7 +2454,7 @@
                 <w:szCs w:val="20"/>
                 <w:rtl w:val="false"/>
               </w:rPr>
-              <w:t xml:space="preserve">Beauty</w:t>
+              <w:t xml:space="preserve">Beauty &amp; Spa</w:t>
             </w:r>
           </w:p>
         </w:tc>
@@ -2376,6 +2489,41 @@
                 <w:szCs w:val="20"/>
                 <w:rtl w:val="false"/>
               </w:rPr>
+              <w:t xml:space="preserve">hair salon, barbershop, cosmetics and facials, nails, laser hair removal, spa and massage</w:t>
+            </w:r>
+          </w:p>
+        </w:tc>
+        <w:tc>
+          <w:tcPr>
+            <w:tcW w:type="dxa" w:w="1927"/>
+            <w:tcBorders>
+              <w:top w:val="single" w:color="D4D4DC" w:sz="4"/>
+              <w:left w:val="single" w:color="D4D4DC" w:sz="4"/>
+              <w:bottom w:val="single" w:color="D4D4DC" w:sz="4"/>
+              <w:right w:val="single" w:color="D4D4DC" w:sz="4"/>
+            </w:tcBorders>
+            <w:tcMar>
+              <w:top w:type="dxa" w:w="60"/>
+              <w:left w:type="dxa" w:w="100"/>
+              <w:bottom w:type="dxa" w:w="60"/>
+              <w:right w:type="dxa" w:w="100"/>
+            </w:tcMar>
+          </w:tcPr>
+          <w:p>
+            <w:pPr>
+              <w:bidi w:val="false"/>
+              <w:spacing w:after="0"/>
+              <w:jc w:val="left"/>
+            </w:pPr>
+            <w:r>
+              <w:rPr>
+                <w:rFonts w:ascii="Calibri" w:cs="Calibri" w:eastAsia="Calibri" w:hAnsi="Calibri"/>
+                <w:b w:val="false"/>
+                <w:bCs w:val="false"/>
+                <w:sz w:val="20"/>
+                <w:szCs w:val="20"/>
+                <w:rtl w:val="false"/>
+              </w:rPr>
               <w:t xml:space="preserve">clients</w:t>
             </w:r>
           </w:p>
@@ -2417,41 +2565,6 @@
         </w:tc>
         <w:tc>
           <w:tcPr>
-            <w:tcW w:type="dxa" w:w="1927"/>
-            <w:tcBorders>
-              <w:top w:val="single" w:color="D4D4DC" w:sz="4"/>
-              <w:left w:val="single" w:color="D4D4DC" w:sz="4"/>
-              <w:bottom w:val="single" w:color="D4D4DC" w:sz="4"/>
-              <w:right w:val="single" w:color="D4D4DC" w:sz="4"/>
-            </w:tcBorders>
-            <w:tcMar>
-              <w:top w:type="dxa" w:w="60"/>
-              <w:left w:type="dxa" w:w="100"/>
-              <w:bottom w:type="dxa" w:w="60"/>
-              <w:right w:type="dxa" w:w="100"/>
-            </w:tcMar>
-          </w:tcPr>
-          <w:p>
-            <w:pPr>
-              <w:bidi w:val="false"/>
-              <w:spacing w:after="0"/>
-              <w:jc w:val="left"/>
-            </w:pPr>
-            <w:r>
-              <w:rPr>
-                <w:rFonts w:ascii="Calibri" w:cs="Calibri" w:eastAsia="Calibri" w:hAnsi="Calibri"/>
-                <w:b w:val="false"/>
-                <w:bCs w:val="false"/>
-                <w:sz w:val="20"/>
-                <w:szCs w:val="20"/>
-                <w:rtl w:val="false"/>
-              </w:rPr>
-              <w:t xml:space="preserve">haircuts, color, beard</w:t>
-            </w:r>
-          </w:p>
-        </w:tc>
-        <w:tc>
-          <w:tcPr>
             <w:tcW w:type="dxa" w:w="1930"/>
             <w:tcBorders>
               <w:top w:val="single" w:color="D4D4DC" w:sz="4"/>
@@ -2481,7 +2594,7 @@
                 <w:szCs w:val="20"/>
                 <w:rtl w:val="false"/>
               </w:rPr>
-              <w:t xml:space="preserve">hair type, color formula, allergies</w:t>
+              <w:t xml:space="preserve">hair type, color formula, skin type, allergies</w:t>
             </w:r>
           </w:p>
         </w:tc>
@@ -2521,7 +2634,7 @@
                 <w:szCs w:val="20"/>
                 <w:rtl w:val="false"/>
               </w:rPr>
-              <w:t xml:space="preserve">Clinic</w:t>
+              <w:t xml:space="preserve">Clinics &amp; Health</w:t>
             </w:r>
           </w:p>
         </w:tc>
@@ -2556,6 +2669,41 @@
                 <w:szCs w:val="20"/>
                 <w:rtl w:val="false"/>
               </w:rPr>
+              <w:t xml:space="preserve">physiotherapy and rehabilitation, dental clinic, nutrition, aesthetic clinic, therapy and coaching</w:t>
+            </w:r>
+          </w:p>
+        </w:tc>
+        <w:tc>
+          <w:tcPr>
+            <w:tcW w:type="dxa" w:w="1927"/>
+            <w:tcBorders>
+              <w:top w:val="single" w:color="D4D4DC" w:sz="4"/>
+              <w:left w:val="single" w:color="D4D4DC" w:sz="4"/>
+              <w:bottom w:val="single" w:color="D4D4DC" w:sz="4"/>
+              <w:right w:val="single" w:color="D4D4DC" w:sz="4"/>
+            </w:tcBorders>
+            <w:tcMar>
+              <w:top w:type="dxa" w:w="60"/>
+              <w:left w:type="dxa" w:w="100"/>
+              <w:bottom w:type="dxa" w:w="60"/>
+              <w:right w:type="dxa" w:w="100"/>
+            </w:tcMar>
+          </w:tcPr>
+          <w:p>
+            <w:pPr>
+              <w:bidi w:val="false"/>
+              <w:spacing w:after="0"/>
+              <w:jc w:val="left"/>
+            </w:pPr>
+            <w:r>
+              <w:rPr>
+                <w:rFonts w:ascii="Calibri" w:cs="Calibri" w:eastAsia="Calibri" w:hAnsi="Calibri"/>
+                <w:b w:val="false"/>
+                <w:bCs w:val="false"/>
+                <w:sz w:val="20"/>
+                <w:szCs w:val="20"/>
+                <w:rtl w:val="false"/>
+              </w:rPr>
               <w:t xml:space="preserve">patients</w:t>
             </w:r>
           </w:p>
@@ -2591,42 +2739,7 @@
                 <w:szCs w:val="20"/>
                 <w:rtl w:val="false"/>
               </w:rPr>
-              <w:t xml:space="preserve">appointments</w:t>
-            </w:r>
-          </w:p>
-        </w:tc>
-        <w:tc>
-          <w:tcPr>
-            <w:tcW w:type="dxa" w:w="1927"/>
-            <w:tcBorders>
-              <w:top w:val="single" w:color="D4D4DC" w:sz="4"/>
-              <w:left w:val="single" w:color="D4D4DC" w:sz="4"/>
-              <w:bottom w:val="single" w:color="D4D4DC" w:sz="4"/>
-              <w:right w:val="single" w:color="D4D4DC" w:sz="4"/>
-            </w:tcBorders>
-            <w:tcMar>
-              <w:top w:type="dxa" w:w="60"/>
-              <w:left w:type="dxa" w:w="100"/>
-              <w:bottom w:type="dxa" w:w="60"/>
-              <w:right w:type="dxa" w:w="100"/>
-            </w:tcMar>
-          </w:tcPr>
-          <w:p>
-            <w:pPr>
-              <w:bidi w:val="false"/>
-              <w:spacing w:after="0"/>
-              <w:jc w:val="left"/>
-            </w:pPr>
-            <w:r>
-              <w:rPr>
-                <w:rFonts w:ascii="Calibri" w:cs="Calibri" w:eastAsia="Calibri" w:hAnsi="Calibri"/>
-                <w:b w:val="false"/>
-                <w:bCs w:val="false"/>
-                <w:sz w:val="20"/>
-                <w:szCs w:val="20"/>
-                <w:rtl w:val="false"/>
-              </w:rPr>
-              <w:t xml:space="preserve">first visit, treatment, follow-up</w:t>
+              <w:t xml:space="preserve">appointments, treatment series</w:t>
             </w:r>
           </w:p>
         </w:tc>
@@ -2701,7 +2814,7 @@
                 <w:szCs w:val="20"/>
                 <w:rtl w:val="false"/>
               </w:rPr>
-              <w:t xml:space="preserve">Garage</w:t>
+              <w:t xml:space="preserve">Classes &amp; Lessons</w:t>
             </w:r>
           </w:p>
         </w:tc>
@@ -2736,6 +2849,221 @@
                 <w:szCs w:val="20"/>
                 <w:rtl w:val="false"/>
               </w:rPr>
+              <w:t xml:space="preserve">dance, martial arts, music lessons, private tutoring, kids' activities</w:t>
+            </w:r>
+          </w:p>
+        </w:tc>
+        <w:tc>
+          <w:tcPr>
+            <w:tcW w:type="dxa" w:w="1927"/>
+            <w:tcBorders>
+              <w:top w:val="single" w:color="D4D4DC" w:sz="4"/>
+              <w:left w:val="single" w:color="D4D4DC" w:sz="4"/>
+              <w:bottom w:val="single" w:color="D4D4DC" w:sz="4"/>
+              <w:right w:val="single" w:color="D4D4DC" w:sz="4"/>
+            </w:tcBorders>
+            <w:tcMar>
+              <w:top w:type="dxa" w:w="60"/>
+              <w:left w:type="dxa" w:w="100"/>
+              <w:bottom w:type="dxa" w:w="60"/>
+              <w:right w:type="dxa" w:w="100"/>
+            </w:tcMar>
+          </w:tcPr>
+          <w:p>
+            <w:pPr>
+              <w:bidi w:val="false"/>
+              <w:spacing w:after="0"/>
+              <w:jc w:val="left"/>
+            </w:pPr>
+            <w:r>
+              <w:rPr>
+                <w:rFonts w:ascii="Calibri" w:cs="Calibri" w:eastAsia="Calibri" w:hAnsi="Calibri"/>
+                <w:b w:val="false"/>
+                <w:bCs w:val="false"/>
+                <w:sz w:val="20"/>
+                <w:szCs w:val="20"/>
+                <w:rtl w:val="false"/>
+              </w:rPr>
+              <w:t xml:space="preserve">students</w:t>
+            </w:r>
+          </w:p>
+        </w:tc>
+        <w:tc>
+          <w:tcPr>
+            <w:tcW w:type="dxa" w:w="1927"/>
+            <w:tcBorders>
+              <w:top w:val="single" w:color="D4D4DC" w:sz="4"/>
+              <w:left w:val="single" w:color="D4D4DC" w:sz="4"/>
+              <w:bottom w:val="single" w:color="D4D4DC" w:sz="4"/>
+              <w:right w:val="single" w:color="D4D4DC" w:sz="4"/>
+            </w:tcBorders>
+            <w:tcMar>
+              <w:top w:type="dxa" w:w="60"/>
+              <w:left w:type="dxa" w:w="100"/>
+              <w:bottom w:type="dxa" w:w="60"/>
+              <w:right w:type="dxa" w:w="100"/>
+            </w:tcMar>
+          </w:tcPr>
+          <w:p>
+            <w:pPr>
+              <w:bidi w:val="false"/>
+              <w:spacing w:after="0"/>
+              <w:jc w:val="left"/>
+            </w:pPr>
+            <w:r>
+              <w:rPr>
+                <w:rFonts w:ascii="Calibri" w:cs="Calibri" w:eastAsia="Calibri" w:hAnsi="Calibri"/>
+                <w:b w:val="false"/>
+                <w:bCs w:val="false"/>
+                <w:sz w:val="20"/>
+                <w:szCs w:val="20"/>
+                <w:rtl w:val="false"/>
+              </w:rPr>
+              <w:t xml:space="preserve">weekly classes and private lessons; term and monthly plans</w:t>
+            </w:r>
+          </w:p>
+        </w:tc>
+        <w:tc>
+          <w:tcPr>
+            <w:tcW w:type="dxa" w:w="1930"/>
+            <w:tcBorders>
+              <w:top w:val="single" w:color="D4D4DC" w:sz="4"/>
+              <w:left w:val="single" w:color="D4D4DC" w:sz="4"/>
+              <w:bottom w:val="single" w:color="D4D4DC" w:sz="4"/>
+              <w:right w:val="single" w:color="D4D4DC" w:sz="4"/>
+            </w:tcBorders>
+            <w:tcMar>
+              <w:top w:type="dxa" w:w="60"/>
+              <w:left w:type="dxa" w:w="100"/>
+              <w:bottom w:type="dxa" w:w="60"/>
+              <w:right w:type="dxa" w:w="100"/>
+            </w:tcMar>
+          </w:tcPr>
+          <w:p>
+            <w:pPr>
+              <w:bidi w:val="false"/>
+              <w:spacing w:after="0"/>
+              <w:jc w:val="left"/>
+            </w:pPr>
+            <w:r>
+              <w:rPr>
+                <w:rFonts w:ascii="Calibri" w:cs="Calibri" w:eastAsia="Calibri" w:hAnsi="Calibri"/>
+                <w:b w:val="false"/>
+                <w:bCs w:val="false"/>
+                <w:sz w:val="20"/>
+                <w:szCs w:val="20"/>
+                <w:rtl w:val="false"/>
+              </w:rPr>
+              <w:t xml:space="preserve">level, parent's contact (for children)</w:t>
+            </w:r>
+          </w:p>
+        </w:tc>
+      </w:tr>
+      <w:tr>
+        <w:trPr>
+          <w:tblHeader w:val="false"/>
+        </w:trPr>
+        <w:tc>
+          <w:tcPr>
+            <w:tcW w:type="dxa" w:w="1927"/>
+            <w:tcBorders>
+              <w:top w:val="single" w:color="D4D4DC" w:sz="4"/>
+              <w:left w:val="single" w:color="D4D4DC" w:sz="4"/>
+              <w:bottom w:val="single" w:color="D4D4DC" w:sz="4"/>
+              <w:right w:val="single" w:color="D4D4DC" w:sz="4"/>
+            </w:tcBorders>
+            <w:tcMar>
+              <w:top w:type="dxa" w:w="60"/>
+              <w:left w:type="dxa" w:w="100"/>
+              <w:bottom w:type="dxa" w:w="60"/>
+              <w:right w:type="dxa" w:w="100"/>
+            </w:tcMar>
+          </w:tcPr>
+          <w:p>
+            <w:pPr>
+              <w:bidi w:val="false"/>
+              <w:spacing w:after="0"/>
+              <w:jc w:val="left"/>
+            </w:pPr>
+            <w:r>
+              <w:rPr>
+                <w:rFonts w:ascii="Calibri" w:cs="Calibri" w:eastAsia="Calibri" w:hAnsi="Calibri"/>
+                <w:b w:val="false"/>
+                <w:bCs w:val="false"/>
+                <w:sz w:val="20"/>
+                <w:szCs w:val="20"/>
+                <w:rtl w:val="false"/>
+              </w:rPr>
+              <w:t xml:space="preserve">Automotive</w:t>
+            </w:r>
+          </w:p>
+        </w:tc>
+        <w:tc>
+          <w:tcPr>
+            <w:tcW w:type="dxa" w:w="1927"/>
+            <w:tcBorders>
+              <w:top w:val="single" w:color="D4D4DC" w:sz="4"/>
+              <w:left w:val="single" w:color="D4D4DC" w:sz="4"/>
+              <w:bottom w:val="single" w:color="D4D4DC" w:sz="4"/>
+              <w:right w:val="single" w:color="D4D4DC" w:sz="4"/>
+            </w:tcBorders>
+            <w:tcMar>
+              <w:top w:type="dxa" w:w="60"/>
+              <w:left w:type="dxa" w:w="100"/>
+              <w:bottom w:type="dxa" w:w="60"/>
+              <w:right w:type="dxa" w:w="100"/>
+            </w:tcMar>
+          </w:tcPr>
+          <w:p>
+            <w:pPr>
+              <w:bidi w:val="false"/>
+              <w:spacing w:after="0"/>
+              <w:jc w:val="left"/>
+            </w:pPr>
+            <w:r>
+              <w:rPr>
+                <w:rFonts w:ascii="Calibri" w:cs="Calibri" w:eastAsia="Calibri" w:hAnsi="Calibri"/>
+                <w:b w:val="false"/>
+                <w:bCs w:val="false"/>
+                <w:sz w:val="20"/>
+                <w:szCs w:val="20"/>
+                <w:rtl w:val="false"/>
+              </w:rPr>
+              <w:t xml:space="preserve">garage, detailing and car wash, tires</w:t>
+            </w:r>
+          </w:p>
+        </w:tc>
+        <w:tc>
+          <w:tcPr>
+            <w:tcW w:type="dxa" w:w="1927"/>
+            <w:tcBorders>
+              <w:top w:val="single" w:color="D4D4DC" w:sz="4"/>
+              <w:left w:val="single" w:color="D4D4DC" w:sz="4"/>
+              <w:bottom w:val="single" w:color="D4D4DC" w:sz="4"/>
+              <w:right w:val="single" w:color="D4D4DC" w:sz="4"/>
+            </w:tcBorders>
+            <w:tcMar>
+              <w:top w:type="dxa" w:w="60"/>
+              <w:left w:type="dxa" w:w="100"/>
+              <w:bottom w:type="dxa" w:w="60"/>
+              <w:right w:type="dxa" w:w="100"/>
+            </w:tcMar>
+          </w:tcPr>
+          <w:p>
+            <w:pPr>
+              <w:bidi w:val="false"/>
+              <w:spacing w:after="0"/>
+              <w:jc w:val="left"/>
+            </w:pPr>
+            <w:r>
+              <w:rPr>
+                <w:rFonts w:ascii="Calibri" w:cs="Calibri" w:eastAsia="Calibri" w:hAnsi="Calibri"/>
+                <w:b w:val="false"/>
+                <w:bCs w:val="false"/>
+                <w:sz w:val="20"/>
+                <w:szCs w:val="20"/>
+                <w:rtl w:val="false"/>
+              </w:rPr>
               <w:t xml:space="preserve">customers</w:t>
             </w:r>
           </w:p>
@@ -2772,41 +3100,6 @@
                 <w:rtl w:val="false"/>
               </w:rPr>
               <w:t xml:space="preserve">appointments</w:t>
-            </w:r>
-          </w:p>
-        </w:tc>
-        <w:tc>
-          <w:tcPr>
-            <w:tcW w:type="dxa" w:w="1927"/>
-            <w:tcBorders>
-              <w:top w:val="single" w:color="D4D4DC" w:sz="4"/>
-              <w:left w:val="single" w:color="D4D4DC" w:sz="4"/>
-              <w:bottom w:val="single" w:color="D4D4DC" w:sz="4"/>
-              <w:right w:val="single" w:color="D4D4DC" w:sz="4"/>
-            </w:tcBorders>
-            <w:tcMar>
-              <w:top w:type="dxa" w:w="60"/>
-              <w:left w:type="dxa" w:w="100"/>
-              <w:bottom w:type="dxa" w:w="60"/>
-              <w:right w:type="dxa" w:w="100"/>
-            </w:tcMar>
-          </w:tcPr>
-          <w:p>
-            <w:pPr>
-              <w:bidi w:val="false"/>
-              <w:spacing w:after="0"/>
-              <w:jc w:val="left"/>
-            </w:pPr>
-            <w:r>
-              <w:rPr>
-                <w:rFonts w:ascii="Calibri" w:cs="Calibri" w:eastAsia="Calibri" w:hAnsi="Calibri"/>
-                <w:b w:val="false"/>
-                <w:bCs w:val="false"/>
-                <w:sz w:val="20"/>
-                <w:szCs w:val="20"/>
-                <w:rtl w:val="false"/>
-              </w:rPr>
-              <w:t xml:space="preserve">periodic service, oil change, diagnostics</w:t>
             </w:r>
           </w:p>
         </w:tc>
@@ -2863,12 +3156,12 @@
           <w:rFonts w:ascii="Calibri" w:cs="Calibri" w:eastAsia="Calibri" w:hAnsi="Calibri"/>
           <w:rtl w:val="false"/>
         </w:rPr>
-        <w:t xml:space="preserve">Adding an industry means adding a pack: words, default services and plans, client fields, policies.</w:t>
-      </w:r>
-    </w:p>
-    <w:p>
-      <w:pPr>
-        <w:pStyle w:val="Heading1"/>
+        <w:t xml:space="preserve">Several industries in the original list live inside these as sub-categories: wellness and spa (Beauty &amp; Spa); rehabilitation, nutrition, therapy and coaching (Clinics &amp; Health); education, dance, music and kids' activities (Classes &amp; Lessons).</w:t>
+      </w:r>
+    </w:p>
+    <w:p>
+      <w:pPr>
+        <w:pStyle w:val="Heading2"/>
         <w:bidi w:val="false"/>
         <w:spacing w:after="140" w:before="280"/>
         <w:jc w:val="left"/>
@@ -2878,7 +3171,7 @@
           <w:rFonts w:ascii="Calibri" w:cs="Calibri" w:eastAsia="Calibri" w:hAnsi="Calibri"/>
           <w:rtl w:val="false"/>
         </w:rPr>
-        <w:t xml:space="preserve">5. Modules and pricing</w:t>
+        <w:t xml:space="preserve">4.2 The category template</w:t>
       </w:r>
     </w:p>
     <w:p>
@@ -2892,7 +3185,675 @@
           <w:rFonts w:ascii="Calibri" w:cs="Calibri" w:eastAsia="Calibri" w:hAnsi="Calibri"/>
           <w:rtl w:val="false"/>
         </w:rPr>
-        <w:t xml:space="preserve">A subscription is the core plus modules. Prices are placeholders until pricing is finalized.</w:t>
+        <w:t xml:space="preserve">Every category and sub-category is one entry in a shared catalog that the API, the website and the apps all read, so adding one never means changing code across the system. An entry holds:</w:t>
+      </w:r>
+    </w:p>
+    <w:tbl>
+      <w:tblPr>
+        <w:bidiVisual w:val="false"/>
+        <w:tblW w:type="dxa" w:w="9638"/>
+        <w:tblBorders>
+          <w:top w:val="single" w:color="auto" w:sz="4"/>
+          <w:left w:val="single" w:color="auto" w:sz="4"/>
+          <w:bottom w:val="single" w:color="auto" w:sz="4"/>
+          <w:right w:val="single" w:color="auto" w:sz="4"/>
+          <w:insideH w:val="single" w:color="auto" w:sz="4"/>
+          <w:insideV w:val="single" w:color="auto" w:sz="4"/>
+        </w:tblBorders>
+      </w:tblPr>
+      <w:tblGrid>
+        <w:gridCol w:w="4819"/>
+        <w:gridCol w:w="4819"/>
+      </w:tblGrid>
+      <w:tr>
+        <w:trPr>
+          <w:tblHeader/>
+        </w:trPr>
+        <w:tc>
+          <w:tcPr>
+            <w:tcW w:type="dxa" w:w="4819"/>
+            <w:tcBorders>
+              <w:top w:val="single" w:color="D4D4DC" w:sz="4"/>
+              <w:left w:val="single" w:color="D4D4DC" w:sz="4"/>
+              <w:bottom w:val="single" w:color="D4D4DC" w:sz="4"/>
+              <w:right w:val="single" w:color="D4D4DC" w:sz="4"/>
+            </w:tcBorders>
+            <w:shd w:fill="EEF0FF" w:color="auto" w:val="clear"/>
+            <w:tcMar>
+              <w:top w:type="dxa" w:w="60"/>
+              <w:left w:type="dxa" w:w="100"/>
+              <w:bottom w:type="dxa" w:w="60"/>
+              <w:right w:type="dxa" w:w="100"/>
+            </w:tcMar>
+          </w:tcPr>
+          <w:p>
+            <w:pPr>
+              <w:bidi w:val="false"/>
+              <w:spacing w:after="0"/>
+              <w:jc w:val="left"/>
+            </w:pPr>
+            <w:r>
+              <w:rPr>
+                <w:rFonts w:ascii="Calibri" w:cs="Calibri" w:eastAsia="Calibri" w:hAnsi="Calibri"/>
+                <w:b/>
+                <w:bCs/>
+                <w:sz w:val="20"/>
+                <w:szCs w:val="20"/>
+                <w:rtl w:val="false"/>
+              </w:rPr>
+              <w:t xml:space="preserve">Part</w:t>
+            </w:r>
+          </w:p>
+        </w:tc>
+        <w:tc>
+          <w:tcPr>
+            <w:tcW w:type="dxa" w:w="4819"/>
+            <w:tcBorders>
+              <w:top w:val="single" w:color="D4D4DC" w:sz="4"/>
+              <w:left w:val="single" w:color="D4D4DC" w:sz="4"/>
+              <w:bottom w:val="single" w:color="D4D4DC" w:sz="4"/>
+              <w:right w:val="single" w:color="D4D4DC" w:sz="4"/>
+            </w:tcBorders>
+            <w:shd w:fill="EEF0FF" w:color="auto" w:val="clear"/>
+            <w:tcMar>
+              <w:top w:type="dxa" w:w="60"/>
+              <w:left w:type="dxa" w:w="100"/>
+              <w:bottom w:type="dxa" w:w="60"/>
+              <w:right w:type="dxa" w:w="100"/>
+            </w:tcMar>
+          </w:tcPr>
+          <w:p>
+            <w:pPr>
+              <w:bidi w:val="false"/>
+              <w:spacing w:after="0"/>
+              <w:jc w:val="left"/>
+            </w:pPr>
+            <w:r>
+              <w:rPr>
+                <w:rFonts w:ascii="Calibri" w:cs="Calibri" w:eastAsia="Calibri" w:hAnsi="Calibri"/>
+                <w:b/>
+                <w:bCs/>
+                <w:sz w:val="20"/>
+                <w:szCs w:val="20"/>
+                <w:rtl w:val="false"/>
+              </w:rPr>
+              <w:t xml:space="preserve">What it sets</w:t>
+            </w:r>
+          </w:p>
+        </w:tc>
+      </w:tr>
+      <w:tr>
+        <w:trPr>
+          <w:tblHeader w:val="false"/>
+        </w:trPr>
+        <w:tc>
+          <w:tcPr>
+            <w:tcW w:type="dxa" w:w="4819"/>
+            <w:tcBorders>
+              <w:top w:val="single" w:color="D4D4DC" w:sz="4"/>
+              <w:left w:val="single" w:color="D4D4DC" w:sz="4"/>
+              <w:bottom w:val="single" w:color="D4D4DC" w:sz="4"/>
+              <w:right w:val="single" w:color="D4D4DC" w:sz="4"/>
+            </w:tcBorders>
+            <w:tcMar>
+              <w:top w:type="dxa" w:w="60"/>
+              <w:left w:type="dxa" w:w="100"/>
+              <w:bottom w:type="dxa" w:w="60"/>
+              <w:right w:type="dxa" w:w="100"/>
+            </w:tcMar>
+          </w:tcPr>
+          <w:p>
+            <w:pPr>
+              <w:bidi w:val="false"/>
+              <w:spacing w:after="0"/>
+              <w:jc w:val="left"/>
+            </w:pPr>
+            <w:r>
+              <w:rPr>
+                <w:rFonts w:ascii="Calibri" w:cs="Calibri" w:eastAsia="Calibri" w:hAnsi="Calibri"/>
+                <w:b w:val="false"/>
+                <w:bCs w:val="false"/>
+                <w:sz w:val="20"/>
+                <w:szCs w:val="20"/>
+                <w:rtl w:val="false"/>
+              </w:rPr>
+              <w:t xml:space="preserve">Identity</w:t>
+            </w:r>
+          </w:p>
+        </w:tc>
+        <w:tc>
+          <w:tcPr>
+            <w:tcW w:type="dxa" w:w="4819"/>
+            <w:tcBorders>
+              <w:top w:val="single" w:color="D4D4DC" w:sz="4"/>
+              <w:left w:val="single" w:color="D4D4DC" w:sz="4"/>
+              <w:bottom w:val="single" w:color="D4D4DC" w:sz="4"/>
+              <w:right w:val="single" w:color="D4D4DC" w:sz="4"/>
+            </w:tcBorders>
+            <w:tcMar>
+              <w:top w:type="dxa" w:w="60"/>
+              <w:left w:type="dxa" w:w="100"/>
+              <w:bottom w:type="dxa" w:w="60"/>
+              <w:right w:type="dxa" w:w="100"/>
+            </w:tcMar>
+          </w:tcPr>
+          <w:p>
+            <w:pPr>
+              <w:bidi w:val="false"/>
+              <w:spacing w:after="0"/>
+              <w:jc w:val="left"/>
+            </w:pPr>
+            <w:r>
+              <w:rPr>
+                <w:rFonts w:ascii="Calibri" w:cs="Calibri" w:eastAsia="Calibri" w:hAnsi="Calibri"/>
+                <w:b w:val="false"/>
+                <w:bCs w:val="false"/>
+                <w:sz w:val="20"/>
+                <w:szCs w:val="20"/>
+                <w:rtl w:val="false"/>
+              </w:rPr>
+              <w:t xml:space="preserve">key, parent (for a sub-category), icon and color, status (live, beta, planned)</w:t>
+            </w:r>
+          </w:p>
+        </w:tc>
+      </w:tr>
+      <w:tr>
+        <w:trPr>
+          <w:tblHeader w:val="false"/>
+        </w:trPr>
+        <w:tc>
+          <w:tcPr>
+            <w:tcW w:type="dxa" w:w="4819"/>
+            <w:tcBorders>
+              <w:top w:val="single" w:color="D4D4DC" w:sz="4"/>
+              <w:left w:val="single" w:color="D4D4DC" w:sz="4"/>
+              <w:bottom w:val="single" w:color="D4D4DC" w:sz="4"/>
+              <w:right w:val="single" w:color="D4D4DC" w:sz="4"/>
+            </w:tcBorders>
+            <w:tcMar>
+              <w:top w:type="dxa" w:w="60"/>
+              <w:left w:type="dxa" w:w="100"/>
+              <w:bottom w:type="dxa" w:w="60"/>
+              <w:right w:type="dxa" w:w="100"/>
+            </w:tcMar>
+          </w:tcPr>
+          <w:p>
+            <w:pPr>
+              <w:bidi w:val="false"/>
+              <w:spacing w:after="0"/>
+              <w:jc w:val="left"/>
+            </w:pPr>
+            <w:r>
+              <w:rPr>
+                <w:rFonts w:ascii="Calibri" w:cs="Calibri" w:eastAsia="Calibri" w:hAnsi="Calibri"/>
+                <w:b w:val="false"/>
+                <w:bCs w:val="false"/>
+                <w:sz w:val="20"/>
+                <w:szCs w:val="20"/>
+                <w:rtl w:val="false"/>
+              </w:rPr>
+              <w:t xml:space="preserve">Words</w:t>
+            </w:r>
+          </w:p>
+        </w:tc>
+        <w:tc>
+          <w:tcPr>
+            <w:tcW w:type="dxa" w:w="4819"/>
+            <w:tcBorders>
+              <w:top w:val="single" w:color="D4D4DC" w:sz="4"/>
+              <w:left w:val="single" w:color="D4D4DC" w:sz="4"/>
+              <w:bottom w:val="single" w:color="D4D4DC" w:sz="4"/>
+              <w:right w:val="single" w:color="D4D4DC" w:sz="4"/>
+            </w:tcBorders>
+            <w:tcMar>
+              <w:top w:type="dxa" w:w="60"/>
+              <w:left w:type="dxa" w:w="100"/>
+              <w:bottom w:type="dxa" w:w="60"/>
+              <w:right w:type="dxa" w:w="100"/>
+            </w:tcMar>
+          </w:tcPr>
+          <w:p>
+            <w:pPr>
+              <w:bidi w:val="false"/>
+              <w:spacing w:after="0"/>
+              <w:jc w:val="left"/>
+            </w:pPr>
+            <w:r>
+              <w:rPr>
+                <w:rFonts w:ascii="Calibri" w:cs="Calibri" w:eastAsia="Calibri" w:hAnsi="Calibri"/>
+                <w:b w:val="false"/>
+                <w:bCs w:val="false"/>
+                <w:sz w:val="20"/>
+                <w:szCs w:val="20"/>
+                <w:rtl w:val="false"/>
+              </w:rPr>
+              <w:t xml:space="preserve">what clients are called and every industry word in the interface, in Hebrew and English</w:t>
+            </w:r>
+          </w:p>
+        </w:tc>
+      </w:tr>
+      <w:tr>
+        <w:trPr>
+          <w:tblHeader w:val="false"/>
+        </w:trPr>
+        <w:tc>
+          <w:tcPr>
+            <w:tcW w:type="dxa" w:w="4819"/>
+            <w:tcBorders>
+              <w:top w:val="single" w:color="D4D4DC" w:sz="4"/>
+              <w:left w:val="single" w:color="D4D4DC" w:sz="4"/>
+              <w:bottom w:val="single" w:color="D4D4DC" w:sz="4"/>
+              <w:right w:val="single" w:color="D4D4DC" w:sz="4"/>
+            </w:tcBorders>
+            <w:tcMar>
+              <w:top w:type="dxa" w:w="60"/>
+              <w:left w:type="dxa" w:w="100"/>
+              <w:bottom w:type="dxa" w:w="60"/>
+              <w:right w:type="dxa" w:w="100"/>
+            </w:tcMar>
+          </w:tcPr>
+          <w:p>
+            <w:pPr>
+              <w:bidi w:val="false"/>
+              <w:spacing w:after="0"/>
+              <w:jc w:val="left"/>
+            </w:pPr>
+            <w:r>
+              <w:rPr>
+                <w:rFonts w:ascii="Calibri" w:cs="Calibri" w:eastAsia="Calibri" w:hAnsi="Calibri"/>
+                <w:b w:val="false"/>
+                <w:bCs w:val="false"/>
+                <w:sz w:val="20"/>
+                <w:szCs w:val="20"/>
+                <w:rtl w:val="false"/>
+              </w:rPr>
+              <w:t xml:space="preserve">Booking</w:t>
+            </w:r>
+          </w:p>
+        </w:tc>
+        <w:tc>
+          <w:tcPr>
+            <w:tcW w:type="dxa" w:w="4819"/>
+            <w:tcBorders>
+              <w:top w:val="single" w:color="D4D4DC" w:sz="4"/>
+              <w:left w:val="single" w:color="D4D4DC" w:sz="4"/>
+              <w:bottom w:val="single" w:color="D4D4DC" w:sz="4"/>
+              <w:right w:val="single" w:color="D4D4DC" w:sz="4"/>
+            </w:tcBorders>
+            <w:tcMar>
+              <w:top w:type="dxa" w:w="60"/>
+              <w:left w:type="dxa" w:w="100"/>
+              <w:bottom w:type="dxa" w:w="60"/>
+              <w:right w:type="dxa" w:w="100"/>
+            </w:tcMar>
+          </w:tcPr>
+          <w:p>
+            <w:pPr>
+              <w:bidi w:val="false"/>
+              <w:spacing w:after="0"/>
+              <w:jc w:val="left"/>
+            </w:pPr>
+            <w:r>
+              <w:rPr>
+                <w:rFonts w:ascii="Calibri" w:cs="Calibri" w:eastAsia="Calibri" w:hAnsi="Calibri"/>
+                <w:b w:val="false"/>
+                <w:bCs w:val="false"/>
+                <w:sz w:val="20"/>
+                <w:szCs w:val="20"/>
+                <w:rtl w:val="false"/>
+              </w:rPr>
+              <w:t xml:space="preserve">booking modes, cancellation window, plan required to book, health declaration</w:t>
+            </w:r>
+          </w:p>
+        </w:tc>
+      </w:tr>
+      <w:tr>
+        <w:trPr>
+          <w:tblHeader w:val="false"/>
+        </w:trPr>
+        <w:tc>
+          <w:tcPr>
+            <w:tcW w:type="dxa" w:w="4819"/>
+            <w:tcBorders>
+              <w:top w:val="single" w:color="D4D4DC" w:sz="4"/>
+              <w:left w:val="single" w:color="D4D4DC" w:sz="4"/>
+              <w:bottom w:val="single" w:color="D4D4DC" w:sz="4"/>
+              <w:right w:val="single" w:color="D4D4DC" w:sz="4"/>
+            </w:tcBorders>
+            <w:tcMar>
+              <w:top w:type="dxa" w:w="60"/>
+              <w:left w:type="dxa" w:w="100"/>
+              <w:bottom w:type="dxa" w:w="60"/>
+              <w:right w:type="dxa" w:w="100"/>
+            </w:tcMar>
+          </w:tcPr>
+          <w:p>
+            <w:pPr>
+              <w:bidi w:val="false"/>
+              <w:spacing w:after="0"/>
+              <w:jc w:val="left"/>
+            </w:pPr>
+            <w:r>
+              <w:rPr>
+                <w:rFonts w:ascii="Calibri" w:cs="Calibri" w:eastAsia="Calibri" w:hAnsi="Calibri"/>
+                <w:b w:val="false"/>
+                <w:bCs w:val="false"/>
+                <w:sz w:val="20"/>
+                <w:szCs w:val="20"/>
+                <w:rtl w:val="false"/>
+              </w:rPr>
+              <w:t xml:space="preserve">Starter content</w:t>
+            </w:r>
+          </w:p>
+        </w:tc>
+        <w:tc>
+          <w:tcPr>
+            <w:tcW w:type="dxa" w:w="4819"/>
+            <w:tcBorders>
+              <w:top w:val="single" w:color="D4D4DC" w:sz="4"/>
+              <w:left w:val="single" w:color="D4D4DC" w:sz="4"/>
+              <w:bottom w:val="single" w:color="D4D4DC" w:sz="4"/>
+              <w:right w:val="single" w:color="D4D4DC" w:sz="4"/>
+            </w:tcBorders>
+            <w:tcMar>
+              <w:top w:type="dxa" w:w="60"/>
+              <w:left w:type="dxa" w:w="100"/>
+              <w:bottom w:type="dxa" w:w="60"/>
+              <w:right w:type="dxa" w:w="100"/>
+            </w:tcMar>
+          </w:tcPr>
+          <w:p>
+            <w:pPr>
+              <w:bidi w:val="false"/>
+              <w:spacing w:after="0"/>
+              <w:jc w:val="left"/>
+            </w:pPr>
+            <w:r>
+              <w:rPr>
+                <w:rFonts w:ascii="Calibri" w:cs="Calibri" w:eastAsia="Calibri" w:hAnsi="Calibri"/>
+                <w:b w:val="false"/>
+                <w:bCs w:val="false"/>
+                <w:sz w:val="20"/>
+                <w:szCs w:val="20"/>
+                <w:rtl w:val="false"/>
+              </w:rPr>
+              <w:t xml:space="preserve">services (name, duration, price per currency, color) and plans (membership or punch card)</w:t>
+            </w:r>
+          </w:p>
+        </w:tc>
+      </w:tr>
+      <w:tr>
+        <w:trPr>
+          <w:tblHeader w:val="false"/>
+        </w:trPr>
+        <w:tc>
+          <w:tcPr>
+            <w:tcW w:type="dxa" w:w="4819"/>
+            <w:tcBorders>
+              <w:top w:val="single" w:color="D4D4DC" w:sz="4"/>
+              <w:left w:val="single" w:color="D4D4DC" w:sz="4"/>
+              <w:bottom w:val="single" w:color="D4D4DC" w:sz="4"/>
+              <w:right w:val="single" w:color="D4D4DC" w:sz="4"/>
+            </w:tcBorders>
+            <w:tcMar>
+              <w:top w:type="dxa" w:w="60"/>
+              <w:left w:type="dxa" w:w="100"/>
+              <w:bottom w:type="dxa" w:w="60"/>
+              <w:right w:type="dxa" w:w="100"/>
+            </w:tcMar>
+          </w:tcPr>
+          <w:p>
+            <w:pPr>
+              <w:bidi w:val="false"/>
+              <w:spacing w:after="0"/>
+              <w:jc w:val="left"/>
+            </w:pPr>
+            <w:r>
+              <w:rPr>
+                <w:rFonts w:ascii="Calibri" w:cs="Calibri" w:eastAsia="Calibri" w:hAnsi="Calibri"/>
+                <w:b w:val="false"/>
+                <w:bCs w:val="false"/>
+                <w:sz w:val="20"/>
+                <w:szCs w:val="20"/>
+                <w:rtl w:val="false"/>
+              </w:rPr>
+              <w:t xml:space="preserve">Client details</w:t>
+            </w:r>
+          </w:p>
+        </w:tc>
+        <w:tc>
+          <w:tcPr>
+            <w:tcW w:type="dxa" w:w="4819"/>
+            <w:tcBorders>
+              <w:top w:val="single" w:color="D4D4DC" w:sz="4"/>
+              <w:left w:val="single" w:color="D4D4DC" w:sz="4"/>
+              <w:bottom w:val="single" w:color="D4D4DC" w:sz="4"/>
+              <w:right w:val="single" w:color="D4D4DC" w:sz="4"/>
+            </w:tcBorders>
+            <w:tcMar>
+              <w:top w:type="dxa" w:w="60"/>
+              <w:left w:type="dxa" w:w="100"/>
+              <w:bottom w:type="dxa" w:w="60"/>
+              <w:right w:type="dxa" w:w="100"/>
+            </w:tcMar>
+          </w:tcPr>
+          <w:p>
+            <w:pPr>
+              <w:bidi w:val="false"/>
+              <w:spacing w:after="0"/>
+              <w:jc w:val="left"/>
+            </w:pPr>
+            <w:r>
+              <w:rPr>
+                <w:rFonts w:ascii="Calibri" w:cs="Calibri" w:eastAsia="Calibri" w:hAnsi="Calibri"/>
+                <w:b w:val="false"/>
+                <w:bCs w:val="false"/>
+                <w:sz w:val="20"/>
+                <w:szCs w:val="20"/>
+                <w:rtl w:val="false"/>
+              </w:rPr>
+              <w:t xml:space="preserve">extra fields the business keeps (text, number, date, choice)</w:t>
+            </w:r>
+          </w:p>
+        </w:tc>
+      </w:tr>
+      <w:tr>
+        <w:trPr>
+          <w:tblHeader w:val="false"/>
+        </w:trPr>
+        <w:tc>
+          <w:tcPr>
+            <w:tcW w:type="dxa" w:w="4819"/>
+            <w:tcBorders>
+              <w:top w:val="single" w:color="D4D4DC" w:sz="4"/>
+              <w:left w:val="single" w:color="D4D4DC" w:sz="4"/>
+              <w:bottom w:val="single" w:color="D4D4DC" w:sz="4"/>
+              <w:right w:val="single" w:color="D4D4DC" w:sz="4"/>
+            </w:tcBorders>
+            <w:tcMar>
+              <w:top w:type="dxa" w:w="60"/>
+              <w:left w:type="dxa" w:w="100"/>
+              <w:bottom w:type="dxa" w:w="60"/>
+              <w:right w:type="dxa" w:w="100"/>
+            </w:tcMar>
+          </w:tcPr>
+          <w:p>
+            <w:pPr>
+              <w:bidi w:val="false"/>
+              <w:spacing w:after="0"/>
+              <w:jc w:val="left"/>
+            </w:pPr>
+            <w:r>
+              <w:rPr>
+                <w:rFonts w:ascii="Calibri" w:cs="Calibri" w:eastAsia="Calibri" w:hAnsi="Calibri"/>
+                <w:b w:val="false"/>
+                <w:bCs w:val="false"/>
+                <w:sz w:val="20"/>
+                <w:szCs w:val="20"/>
+                <w:rtl w:val="false"/>
+              </w:rPr>
+              <w:t xml:space="preserve">Modules</w:t>
+            </w:r>
+          </w:p>
+        </w:tc>
+        <w:tc>
+          <w:tcPr>
+            <w:tcW w:type="dxa" w:w="4819"/>
+            <w:tcBorders>
+              <w:top w:val="single" w:color="D4D4DC" w:sz="4"/>
+              <w:left w:val="single" w:color="D4D4DC" w:sz="4"/>
+              <w:bottom w:val="single" w:color="D4D4DC" w:sz="4"/>
+              <w:right w:val="single" w:color="D4D4DC" w:sz="4"/>
+            </w:tcBorders>
+            <w:tcMar>
+              <w:top w:type="dxa" w:w="60"/>
+              <w:left w:type="dxa" w:w="100"/>
+              <w:bottom w:type="dxa" w:w="60"/>
+              <w:right w:type="dxa" w:w="100"/>
+            </w:tcMar>
+          </w:tcPr>
+          <w:p>
+            <w:pPr>
+              <w:bidi w:val="false"/>
+              <w:spacing w:after="0"/>
+              <w:jc w:val="left"/>
+            </w:pPr>
+            <w:r>
+              <w:rPr>
+                <w:rFonts w:ascii="Calibri" w:cs="Calibri" w:eastAsia="Calibri" w:hAnsi="Calibri"/>
+                <w:b w:val="false"/>
+                <w:bCs w:val="false"/>
+                <w:sz w:val="20"/>
+                <w:szCs w:val="20"/>
+                <w:rtl w:val="false"/>
+              </w:rPr>
+              <w:t xml:space="preserve">the recommended starting set of modules</w:t>
+            </w:r>
+          </w:p>
+        </w:tc>
+      </w:tr>
+      <w:tr>
+        <w:trPr>
+          <w:tblHeader w:val="false"/>
+        </w:trPr>
+        <w:tc>
+          <w:tcPr>
+            <w:tcW w:type="dxa" w:w="4819"/>
+            <w:tcBorders>
+              <w:top w:val="single" w:color="D4D4DC" w:sz="4"/>
+              <w:left w:val="single" w:color="D4D4DC" w:sz="4"/>
+              <w:bottom w:val="single" w:color="D4D4DC" w:sz="4"/>
+              <w:right w:val="single" w:color="D4D4DC" w:sz="4"/>
+            </w:tcBorders>
+            <w:tcMar>
+              <w:top w:type="dxa" w:w="60"/>
+              <w:left w:type="dxa" w:w="100"/>
+              <w:bottom w:type="dxa" w:w="60"/>
+              <w:right w:type="dxa" w:w="100"/>
+            </w:tcMar>
+          </w:tcPr>
+          <w:p>
+            <w:pPr>
+              <w:bidi w:val="false"/>
+              <w:spacing w:after="0"/>
+              <w:jc w:val="left"/>
+            </w:pPr>
+            <w:r>
+              <w:rPr>
+                <w:rFonts w:ascii="Calibri" w:cs="Calibri" w:eastAsia="Calibri" w:hAnsi="Calibri"/>
+                <w:b w:val="false"/>
+                <w:bCs w:val="false"/>
+                <w:sz w:val="20"/>
+                <w:szCs w:val="20"/>
+                <w:rtl w:val="false"/>
+              </w:rPr>
+              <w:t xml:space="preserve">Marketing</w:t>
+            </w:r>
+          </w:p>
+        </w:tc>
+        <w:tc>
+          <w:tcPr>
+            <w:tcW w:type="dxa" w:w="4819"/>
+            <w:tcBorders>
+              <w:top w:val="single" w:color="D4D4DC" w:sz="4"/>
+              <w:left w:val="single" w:color="D4D4DC" w:sz="4"/>
+              <w:bottom w:val="single" w:color="D4D4DC" w:sz="4"/>
+              <w:right w:val="single" w:color="D4D4DC" w:sz="4"/>
+            </w:tcBorders>
+            <w:tcMar>
+              <w:top w:type="dxa" w:w="60"/>
+              <w:left w:type="dxa" w:w="100"/>
+              <w:bottom w:type="dxa" w:w="60"/>
+              <w:right w:type="dxa" w:w="100"/>
+            </w:tcMar>
+          </w:tcPr>
+          <w:p>
+            <w:pPr>
+              <w:bidi w:val="false"/>
+              <w:spacing w:after="0"/>
+              <w:jc w:val="left"/>
+            </w:pPr>
+            <w:r>
+              <w:rPr>
+                <w:rFonts w:ascii="Calibri" w:cs="Calibri" w:eastAsia="Calibri" w:hAnsi="Calibri"/>
+                <w:b w:val="false"/>
+                <w:bCs w:val="false"/>
+                <w:sz w:val="20"/>
+                <w:szCs w:val="20"/>
+                <w:rtl w:val="false"/>
+              </w:rPr>
+              <w:t xml:space="preserve">name, short line, three benefits and the industry page text, in both languages</w:t>
+            </w:r>
+          </w:p>
+        </w:tc>
+      </w:tr>
+    </w:tbl>
+    <w:p>
+      <w:pPr>
+        <w:spacing w:after="120"/>
+      </w:pPr>
+    </w:p>
+    <w:p>
+      <w:pPr>
+        <w:bidi w:val="false"/>
+        <w:spacing w:after="120"/>
+        <w:jc w:val="left"/>
+      </w:pPr>
+      <w:r>
+        <w:rPr>
+          <w:rFonts w:ascii="Calibri" w:cs="Calibri" w:eastAsia="Calibri" w:hAnsi="Calibri"/>
+          <w:rtl w:val="false"/>
+        </w:rPr>
+        <w:t xml:space="preserve">To open a new category or sub-category: run the generator (`pnpm vertical:new &lt;key&gt; --parent &lt;category&gt;`), fill in the entry and its texts, and the checks confirm it is complete (both languages, valid prices, a known parent and module set). It then appears on the marketing site, in the sign-up journey, in onboarding, in the contact form and in the apps by itself. A category marked "planned" shows on the site as "coming soon" with a "tell me when" option, before it is open for sign-up.</w:t>
+      </w:r>
+    </w:p>
+    <w:p>
+      <w:pPr>
+        <w:pStyle w:val="Heading2"/>
+        <w:bidi w:val="false"/>
+        <w:spacing w:after="140" w:before="280"/>
+        <w:jc w:val="left"/>
+      </w:pPr>
+      <w:r>
+        <w:rPr>
+          <w:rFonts w:ascii="Calibri" w:cs="Calibri" w:eastAsia="Calibri" w:hAnsi="Calibri"/>
+          <w:rtl w:val="false"/>
+        </w:rPr>
+        <w:t xml:space="preserve">4.3 Future categories (catalog)</w:t>
+      </w:r>
+    </w:p>
+    <w:p>
+      <w:pPr>
+        <w:bidi w:val="false"/>
+        <w:spacing w:after="120"/>
+        <w:jc w:val="left"/>
+      </w:pPr>
+      <w:r>
+        <w:rPr>
+          <w:rFonts w:ascii="Calibri" w:cs="Calibri" w:eastAsia="Calibri" w:hAnsi="Calibri"/>
+          <w:rtl w:val="false"/>
+        </w:rPr>
+        <w:t xml:space="preserve">These need one new capability in the core first. Each capability is built once for the core and then serves every category that needs it.</w:t>
       </w:r>
     </w:p>
     <w:tbl>
@@ -2949,7 +3910,7 @@
                 <w:szCs w:val="20"/>
                 <w:rtl w:val="false"/>
               </w:rPr>
-              <w:t xml:space="preserve">Item</w:t>
+              <w:t xml:space="preserve">Category</w:t>
             </w:r>
           </w:p>
         </w:tc>
@@ -2985,7 +3946,7 @@
                 <w:szCs w:val="20"/>
                 <w:rtl w:val="false"/>
               </w:rPr>
-              <w:t xml:space="preserve">What it adds</w:t>
+              <w:t xml:space="preserve">Examples</w:t>
             </w:r>
           </w:p>
         </w:tc>
@@ -3021,7 +3982,7 @@
                 <w:szCs w:val="20"/>
                 <w:rtl w:val="false"/>
               </w:rPr>
-              <w:t xml:space="preserve">Monthly (ILS, placeholder)</w:t>
+              <w:t xml:space="preserve">New capability it needs</w:t>
             </w:r>
           </w:p>
         </w:tc>
@@ -3061,7 +4022,7 @@
                 <w:szCs w:val="20"/>
                 <w:rtl w:val="false"/>
               </w:rPr>
-              <w:t xml:space="preserve">Core (required)</w:t>
+              <w:t xml:space="preserve">Sports &amp; facility booking</w:t>
             </w:r>
           </w:p>
         </w:tc>
@@ -3096,7 +4057,7 @@
                 <w:szCs w:val="20"/>
                 <w:rtl w:val="false"/>
               </w:rPr>
-              <w:t xml:space="preserve">Schedule, appointments, clients, plans, sales, receipts, reports, team, closed days, reviews</w:t>
+              <w:t xml:space="preserve">football, tennis and padel academies; courts, rehearsal and studio rooms, meeting rooms by the hour</w:t>
             </w:r>
           </w:p>
         </w:tc>
@@ -3131,7 +4092,7 @@
                 <w:szCs w:val="20"/>
                 <w:rtl w:val="false"/>
               </w:rPr>
-              <w:t xml:space="preserve">99 / 149 / 249 by active clients (up to 100 / 300 / 1,000)</w:t>
+              <w:t xml:space="preserve">Resources: booking a court, room or space by the hour, alongside or without a staff member</w:t>
             </w:r>
           </w:p>
         </w:tc>
@@ -3171,7 +4132,7 @@
                 <w:szCs w:val="20"/>
                 <w:rtl w:val="false"/>
               </w:rPr>
-              <w:t xml:space="preserve">Client app</w:t>
+              <w:t xml:space="preserve">Home &amp; field services</w:t>
             </w:r>
           </w:p>
         </w:tc>
@@ -3206,7 +4167,7 @@
                 <w:szCs w:val="20"/>
                 <w:rtl w:val="false"/>
               </w:rPr>
-              <w:t xml:space="preserve">The branded client app: booking, buying, updates</w:t>
+              <w:t xml:space="preserve">cleaning, air conditioning, electricians, plumbers, pest control</w:t>
             </w:r>
           </w:p>
         </w:tc>
@@ -3241,7 +4202,7 @@
                 <w:szCs w:val="20"/>
                 <w:rtl w:val="false"/>
               </w:rPr>
-              <w:t xml:space="preserve">49</w:t>
+              <w:t xml:space="preserve">On-site jobs: the client's address, travel time, assigning a technician, quotes</w:t>
             </w:r>
           </w:p>
         </w:tc>
@@ -3281,7 +4242,7 @@
                 <w:szCs w:val="20"/>
                 <w:rtl w:val="false"/>
               </w:rPr>
-              <w:t xml:space="preserve">AI Basic / AI Pro</w:t>
+              <w:t xml:space="preserve">Pet services</w:t>
             </w:r>
           </w:p>
         </w:tc>
@@ -3316,7 +4277,7 @@
                 <w:szCs w:val="20"/>
                 <w:rtl w:val="false"/>
               </w:rPr>
-              <w:t xml:space="preserve">Assistant answers questions; Pro also prepares actions for approval</w:t>
+              <w:t xml:space="preserve">dog grooming, training, boarding, dog day care</w:t>
             </w:r>
           </w:p>
         </w:tc>
@@ -3351,7 +4312,7 @@
                 <w:szCs w:val="20"/>
                 <w:rtl w:val="false"/>
               </w:rPr>
-              <w:t xml:space="preserve">49 / 119</w:t>
+              <w:t xml:space="preserve">Dependents: several profiles under one client (pets; also children for Kids &amp; Youth)</w:t>
             </w:r>
           </w:p>
         </w:tc>
@@ -3391,7 +4352,7 @@
                 <w:szCs w:val="20"/>
                 <w:rtl w:val="false"/>
               </w:rPr>
-              <w:t xml:space="preserve">CRM and leads</w:t>
+              <w:t xml:space="preserve">Kids &amp; Youth (full)</w:t>
             </w:r>
           </w:p>
         </w:tc>
@@ -3426,7 +4387,7 @@
                 <w:szCs w:val="20"/>
                 <w:rtl w:val="false"/>
               </w:rPr>
-              <w:t xml:space="preserve">Lead pipeline, inquiry form, follow-ups, conversion</w:t>
+              <w:t xml:space="preserve">enrichment centers, camps, toddler gyms</w:t>
             </w:r>
           </w:p>
         </w:tc>
@@ -3461,7 +4422,7 @@
                 <w:szCs w:val="20"/>
                 <w:rtl w:val="false"/>
               </w:rPr>
-              <w:t xml:space="preserve">39</w:t>
+              <w:t xml:space="preserve">Dependents and parent accounts</w:t>
             </w:r>
           </w:p>
         </w:tc>
@@ -3501,7 +4462,7 @@
                 <w:szCs w:val="20"/>
                 <w:rtl w:val="false"/>
               </w:rPr>
-              <w:t xml:space="preserve">WhatsApp &amp; SMS</w:t>
+              <w:t xml:space="preserve">Creative &amp; events</w:t>
             </w:r>
           </w:p>
         </w:tc>
@@ -3536,7 +4497,7 @@
                 <w:szCs w:val="20"/>
                 <w:rtl w:val="false"/>
               </w:rPr>
-              <w:t xml:space="preserve">Broadcasts, templates, automatic reminders</w:t>
+              <w:t xml:space="preserve">photographers and studios, DJs, event suppliers, small venues</w:t>
             </w:r>
           </w:p>
         </w:tc>
@@ -3571,7 +4532,7 @@
                 <w:szCs w:val="20"/>
                 <w:rtl w:val="false"/>
               </w:rPr>
-              <w:t xml:space="preserve">29 (+ usage)</w:t>
+              <w:t xml:space="preserve">Quotes, deposits and event projects</w:t>
             </w:r>
           </w:p>
         </w:tc>
@@ -3611,7 +4572,7 @@
                 <w:szCs w:val="20"/>
                 <w:rtl w:val="false"/>
               </w:rPr>
-              <w:t xml:space="preserve">Extra location</w:t>
+              <w:t xml:space="preserve">Professional services</w:t>
             </w:r>
           </w:p>
         </w:tc>
@@ -3646,7 +4607,7 @@
                 <w:szCs w:val="20"/>
                 <w:rtl w:val="false"/>
               </w:rPr>
-              <w:t xml:space="preserve">Each location after the first</w:t>
+              <w:t xml:space="preserve">consultants, accountants, lawyers, agencies</w:t>
             </w:r>
           </w:p>
         </w:tc>
@@ -3681,117 +4642,7 @@
                 <w:szCs w:val="20"/>
                 <w:rtl w:val="false"/>
               </w:rPr>
-              <w:t xml:space="preserve">29 each</w:t>
-            </w:r>
-          </w:p>
-        </w:tc>
-      </w:tr>
-      <w:tr>
-        <w:trPr>
-          <w:tblHeader w:val="false"/>
-        </w:trPr>
-        <w:tc>
-          <w:tcPr>
-            <w:tcW w:type="dxa" w:w="3212"/>
-            <w:tcBorders>
-              <w:top w:val="single" w:color="D4D4DC" w:sz="4"/>
-              <w:left w:val="single" w:color="D4D4DC" w:sz="4"/>
-              <w:bottom w:val="single" w:color="D4D4DC" w:sz="4"/>
-              <w:right w:val="single" w:color="D4D4DC" w:sz="4"/>
-            </w:tcBorders>
-            <w:tcMar>
-              <w:top w:type="dxa" w:w="60"/>
-              <w:left w:type="dxa" w:w="100"/>
-              <w:bottom w:type="dxa" w:w="60"/>
-              <w:right w:type="dxa" w:w="100"/>
-            </w:tcMar>
-          </w:tcPr>
-          <w:p>
-            <w:pPr>
-              <w:bidi w:val="false"/>
-              <w:spacing w:after="0"/>
-              <w:jc w:val="left"/>
-            </w:pPr>
-            <w:r>
-              <w:rPr>
-                <w:rFonts w:ascii="Calibri" w:cs="Calibri" w:eastAsia="Calibri" w:hAnsi="Calibri"/>
-                <w:b w:val="false"/>
-                <w:bCs w:val="false"/>
-                <w:sz w:val="20"/>
-                <w:szCs w:val="20"/>
-                <w:rtl w:val="false"/>
-              </w:rPr>
-              <w:t xml:space="preserve">Coming soon</w:t>
-            </w:r>
-          </w:p>
-        </w:tc>
-        <w:tc>
-          <w:tcPr>
-            <w:tcW w:type="dxa" w:w="3212"/>
-            <w:tcBorders>
-              <w:top w:val="single" w:color="D4D4DC" w:sz="4"/>
-              <w:left w:val="single" w:color="D4D4DC" w:sz="4"/>
-              <w:bottom w:val="single" w:color="D4D4DC" w:sz="4"/>
-              <w:right w:val="single" w:color="D4D4DC" w:sz="4"/>
-            </w:tcBorders>
-            <w:tcMar>
-              <w:top w:type="dxa" w:w="60"/>
-              <w:left w:type="dxa" w:w="100"/>
-              <w:bottom w:type="dxa" w:w="60"/>
-              <w:right w:type="dxa" w:w="100"/>
-            </w:tcMar>
-          </w:tcPr>
-          <w:p>
-            <w:pPr>
-              <w:bidi w:val="false"/>
-              <w:spacing w:after="0"/>
-              <w:jc w:val="left"/>
-            </w:pPr>
-            <w:r>
-              <w:rPr>
-                <w:rFonts w:ascii="Calibri" w:cs="Calibri" w:eastAsia="Calibri" w:hAnsi="Calibri"/>
-                <w:b w:val="false"/>
-                <w:bCs w:val="false"/>
-                <w:sz w:val="20"/>
-                <w:szCs w:val="20"/>
-                <w:rtl w:val="false"/>
-              </w:rPr>
-              <w:t xml:space="preserve">Advanced analytics, finance agent, marketing agent</w:t>
-            </w:r>
-          </w:p>
-        </w:tc>
-        <w:tc>
-          <w:tcPr>
-            <w:tcW w:type="dxa" w:w="3214"/>
-            <w:tcBorders>
-              <w:top w:val="single" w:color="D4D4DC" w:sz="4"/>
-              <w:left w:val="single" w:color="D4D4DC" w:sz="4"/>
-              <w:bottom w:val="single" w:color="D4D4DC" w:sz="4"/>
-              <w:right w:val="single" w:color="D4D4DC" w:sz="4"/>
-            </w:tcBorders>
-            <w:tcMar>
-              <w:top w:type="dxa" w:w="60"/>
-              <w:left w:type="dxa" w:w="100"/>
-              <w:bottom w:type="dxa" w:w="60"/>
-              <w:right w:type="dxa" w:w="100"/>
-            </w:tcMar>
-          </w:tcPr>
-          <w:p>
-            <w:pPr>
-              <w:bidi w:val="false"/>
-              <w:spacing w:after="0"/>
-              <w:jc w:val="left"/>
-            </w:pPr>
-            <w:r>
-              <w:rPr>
-                <w:rFonts w:ascii="Calibri" w:cs="Calibri" w:eastAsia="Calibri" w:hAnsi="Calibri"/>
-                <w:b w:val="false"/>
-                <w:bCs w:val="false"/>
-                <w:sz w:val="20"/>
-                <w:szCs w:val="20"/>
-                <w:rtl w:val="false"/>
-              </w:rPr>
-              <w:t xml:space="preserve">—</w:t>
+              <w:t xml:space="preserve">Documents and retainers, time-based billing</w:t>
             </w:r>
           </w:p>
         </w:tc>
@@ -3813,64 +4664,7 @@
           <w:rFonts w:ascii="Calibri" w:cs="Calibri" w:eastAsia="Calibri" w:hAnsi="Calibri"/>
           <w:rtl w:val="false"/>
         </w:rPr>
-        <w:t xml:space="preserve">Rules:</w:t>
-      </w:r>
-    </w:p>
-    <w:p>
-      <w:pPr>
-        <w:pStyle w:val="ListParagraph"/>
-        <w:numPr>
-          <w:ilvl w:val="0"/>
-          <w:numId w:val="2"/>
-        </w:numPr>
-        <w:bidi w:val="false"/>
-        <w:spacing w:after="60"/>
-        <w:jc w:val="left"/>
-      </w:pPr>
-      <w:r>
-        <w:rPr>
-          <w:rFonts w:ascii="Calibri" w:cs="Calibri" w:eastAsia="Calibri" w:hAnsi="Calibri"/>
-          <w:rtl w:val="false"/>
-        </w:rPr>
-        <w:t xml:space="preserve">14-day free trial, then a monthly invoice in arrears, charged to the card on file.</w:t>
-      </w:r>
-    </w:p>
-    <w:p>
-      <w:pPr>
-        <w:pStyle w:val="ListParagraph"/>
-        <w:numPr>
-          <w:ilvl w:val="0"/>
-          <w:numId w:val="2"/>
-        </w:numPr>
-        <w:bidi w:val="false"/>
-        <w:spacing w:after="60"/>
-        <w:jc w:val="left"/>
-      </w:pPr>
-      <w:r>
-        <w:rPr>
-          <w:rFonts w:ascii="Calibri" w:cs="Calibri" w:eastAsia="Calibri" w:hAnsi="Calibri"/>
-          <w:rtl w:val="false"/>
-        </w:rPr>
-        <w:t xml:space="preserve">Modules a business doesn't have still appear in its menu, locked, with a short preview of what they do and a button to add them; adding one updates the next invoice.</w:t>
-      </w:r>
-    </w:p>
-    <w:p>
-      <w:pPr>
-        <w:pStyle w:val="ListParagraph"/>
-        <w:numPr>
-          <w:ilvl w:val="0"/>
-          <w:numId w:val="2"/>
-        </w:numPr>
-        <w:bidi w:val="false"/>
-        <w:spacing w:after="60"/>
-        <w:jc w:val="left"/>
-      </w:pPr>
-      <w:r>
-        <w:rPr>
-          <w:rFonts w:ascii="Calibri" w:cs="Calibri" w:eastAsia="Calibri" w:hAnsi="Calibri"/>
-          <w:rtl w:val="false"/>
-        </w:rPr>
-        <w:t xml:space="preserve">Usage (AI credits, messages, storage) is measured per business.</w:t>
+        <w:t xml:space="preserve">Until a category opens, interested businesses can leave their details through the contact form, which records the industry.</w:t>
       </w:r>
     </w:p>
     <w:p>
@@ -3885,7 +4679,7 @@
           <w:rFonts w:ascii="Calibri" w:cs="Calibri" w:eastAsia="Calibri" w:hAnsi="Calibri"/>
           <w:rtl w:val="false"/>
         </w:rPr>
-        <w:t xml:space="preserve">6. The sign-up journey (marketing website)</w:t>
+        <w:t xml:space="preserve">5. Modules and pricing</w:t>
       </w:r>
     </w:p>
     <w:p>
@@ -3899,864 +4693,7 @@
           <w:rFonts w:ascii="Calibri" w:cs="Calibri" w:eastAsia="Calibri" w:hAnsi="Calibri"/>
           <w:rtl w:val="false"/>
         </w:rPr>
-        <w:t xml:space="preserve">The goal: a business owner who found MyBiz on Google (phone, tablet or computer) understands the product, gets convinced, and subscribes in a few enjoyable minutes.</w:t>
-      </w:r>
-    </w:p>
-    <w:p>
-      <w:pPr>
-        <w:pStyle w:val="ListParagraph"/>
-        <w:numPr>
-          <w:ilvl w:val="0"/>
-          <w:numId w:val="3"/>
-        </w:numPr>
-        <w:bidi w:val="false"/>
-        <w:spacing w:after="60"/>
-        <w:jc w:val="left"/>
-      </w:pPr>
-      <w:r>
-        <w:rPr>
-          <w:rFonts w:ascii="Calibri" w:cs="Calibri" w:eastAsia="Calibri" w:hAnsi="Calibri"/>
-          <w:rtl w:val="false"/>
-        </w:rPr>
-        <w:t xml:space="preserve">Landing on the website: home, features, industries, pricing, about, contact, legal pages — Hebrew and English, light and dark, fast on phones.</w:t>
-      </w:r>
-    </w:p>
-    <w:p>
-      <w:pPr>
-        <w:pStyle w:val="ListParagraph"/>
-        <w:numPr>
-          <w:ilvl w:val="0"/>
-          <w:numId w:val="3"/>
-        </w:numPr>
-        <w:bidi w:val="false"/>
-        <w:spacing w:after="60"/>
-        <w:jc w:val="left"/>
-      </w:pPr>
-      <w:r>
-        <w:rPr>
-          <w:rFonts w:ascii="Calibri" w:cs="Calibri" w:eastAsia="Calibri" w:hAnsi="Calibri"/>
-          <w:rtl w:val="false"/>
-        </w:rPr>
-        <w:t xml:space="preserve">"Start free": a step-by-step builder in the style of booking a low-cost flight:</w:t>
-      </w:r>
-    </w:p>
-    <w:p>
-      <w:pPr>
-        <w:pStyle w:val="ListParagraph"/>
-        <w:numPr>
-          <w:ilvl w:val="1"/>
-          <w:numId w:val="3"/>
-        </w:numPr>
-        <w:bidi w:val="false"/>
-        <w:spacing w:after="60"/>
-        <w:jc w:val="left"/>
-      </w:pPr>
-      <w:r>
-        <w:rPr>
-          <w:rFonts w:ascii="Calibri" w:cs="Calibri" w:eastAsia="Calibri" w:hAnsi="Calibri"/>
-          <w:rtl w:val="false"/>
-        </w:rPr>
-        <w:t xml:space="preserve">About the business: industry, name, size (active clients, staff, locations).</w:t>
-      </w:r>
-    </w:p>
-    <w:p>
-      <w:pPr>
-        <w:pStyle w:val="ListParagraph"/>
-        <w:numPr>
-          <w:ilvl w:val="1"/>
-          <w:numId w:val="3"/>
-        </w:numPr>
-        <w:bidi w:val="false"/>
-        <w:spacing w:after="60"/>
-        <w:jc w:val="left"/>
-      </w:pPr>
-      <w:r>
-        <w:rPr>
-          <w:rFonts w:ascii="Calibri" w:cs="Calibri" w:eastAsia="Calibri" w:hAnsi="Calibri"/>
-          <w:rtl w:val="false"/>
-        </w:rPr>
-        <w:t xml:space="preserve">The base: the core plan matched to the size, with what's included.</w:t>
-      </w:r>
-    </w:p>
-    <w:p>
-      <w:pPr>
-        <w:pStyle w:val="ListParagraph"/>
-        <w:numPr>
-          <w:ilvl w:val="1"/>
-          <w:numId w:val="3"/>
-        </w:numPr>
-        <w:bidi w:val="false"/>
-        <w:spacing w:after="60"/>
-        <w:jc w:val="left"/>
-      </w:pPr>
-      <w:r>
-        <w:rPr>
-          <w:rFonts w:ascii="Calibri" w:cs="Calibri" w:eastAsia="Calibri" w:hAnsi="Calibri"/>
-          <w:rtl w:val="false"/>
-        </w:rPr>
-        <w:t xml:space="preserve">Add-ons, one per screen, each with a clear benefit, a picture of the feature and the price ("Add the client app?", "Want an AI assistant that answers in seconds?", "Turn inquiries into clients with CRM?", "Remind clients on WhatsApp automatically?").</w:t>
-      </w:r>
-    </w:p>
-    <w:p>
-      <w:pPr>
-        <w:pStyle w:val="ListParagraph"/>
-        <w:numPr>
-          <w:ilvl w:val="1"/>
-          <w:numId w:val="3"/>
-        </w:numPr>
-        <w:bidi w:val="false"/>
-        <w:spacing w:after="60"/>
-        <w:jc w:val="left"/>
-      </w:pPr>
-      <w:r>
-        <w:rPr>
-          <w:rFonts w:ascii="Calibri" w:cs="Calibri" w:eastAsia="Calibri" w:hAnsi="Calibri"/>
-          <w:rtl w:val="false"/>
-        </w:rPr>
-        <w:t xml:space="preserve">A live cart that follows the user, with the monthly total and what they saved by the trial.</w:t>
-      </w:r>
-    </w:p>
-    <w:p>
-      <w:pPr>
-        <w:pStyle w:val="ListParagraph"/>
-        <w:numPr>
-          <w:ilvl w:val="1"/>
-          <w:numId w:val="3"/>
-        </w:numPr>
-        <w:bidi w:val="false"/>
-        <w:spacing w:after="60"/>
-        <w:jc w:val="left"/>
-      </w:pPr>
-      <w:r>
-        <w:rPr>
-          <w:rFonts w:ascii="Calibri" w:cs="Calibri" w:eastAsia="Calibri" w:hAnsi="Calibri"/>
-          <w:rtl w:val="false"/>
-        </w:rPr>
-        <w:t xml:space="preserve">Summary: every line, the total after the trial, the trial end date, terms.</w:t>
-      </w:r>
-    </w:p>
-    <w:p>
-      <w:pPr>
-        <w:pStyle w:val="ListParagraph"/>
-        <w:numPr>
-          <w:ilvl w:val="1"/>
-          <w:numId w:val="3"/>
-        </w:numPr>
-        <w:bidi w:val="false"/>
-        <w:spacing w:after="60"/>
-        <w:jc w:val="left"/>
-      </w:pPr>
-      <w:r>
-        <w:rPr>
-          <w:rFonts w:ascii="Calibri" w:cs="Calibri" w:eastAsia="Calibri" w:hAnsi="Calibri"/>
-          <w:rtl w:val="false"/>
-        </w:rPr>
-        <w:t xml:space="preserve">Account: email and password (or continue if signed in).</w:t>
-      </w:r>
-    </w:p>
-    <w:p>
-      <w:pPr>
-        <w:pStyle w:val="ListParagraph"/>
-        <w:numPr>
-          <w:ilvl w:val="1"/>
-          <w:numId w:val="3"/>
-        </w:numPr>
-        <w:bidi w:val="false"/>
-        <w:spacing w:after="60"/>
-        <w:jc w:val="left"/>
-      </w:pPr>
-      <w:r>
-        <w:rPr>
-          <w:rFonts w:ascii="Calibri" w:cs="Calibri" w:eastAsia="Calibri" w:hAnsi="Calibri"/>
-          <w:rtl w:val="false"/>
-        </w:rPr>
-        <w:t xml:space="preserve">Payment: card on file for after the trial (simulated until a payment provider is chosen).</w:t>
-      </w:r>
-    </w:p>
-    <w:p>
-      <w:pPr>
-        <w:pStyle w:val="ListParagraph"/>
-        <w:numPr>
-          <w:ilvl w:val="1"/>
-          <w:numId w:val="3"/>
-        </w:numPr>
-        <w:bidi w:val="false"/>
-        <w:spacing w:after="60"/>
-        <w:jc w:val="left"/>
-      </w:pPr>
-      <w:r>
-        <w:rPr>
-          <w:rFonts w:ascii="Calibri" w:cs="Calibri" w:eastAsia="Calibri" w:hAnsi="Calibri"/>
-          <w:rtl w:val="false"/>
-        </w:rPr>
-        <w:t xml:space="preserve">Done: the business is created with the chosen modules, and the owner lands in the business web app with a getting-started checklist.</w:t>
-      </w:r>
-    </w:p>
-    <w:p>
-      <w:pPr>
-        <w:pStyle w:val="ListParagraph"/>
-        <w:numPr>
-          <w:ilvl w:val="0"/>
-          <w:numId w:val="3"/>
-        </w:numPr>
-        <w:bidi w:val="false"/>
-        <w:spacing w:after="60"/>
-        <w:jc w:val="left"/>
-      </w:pPr>
-      <w:r>
-        <w:rPr>
-          <w:rFonts w:ascii="Calibri" w:cs="Calibri" w:eastAsia="Calibri" w:hAnsi="Calibri"/>
-          <w:rtl w:val="false"/>
-        </w:rPr>
-        <w:t xml:space="preserve">Welcome email: sent right after sign-up with the plan, trial dates, the business's join code, links to the web app, the client app and the getting-started guide, and how to get help.</w:t>
-      </w:r>
-    </w:p>
-    <w:p>
-      <w:pPr>
-        <w:pStyle w:val="ListParagraph"/>
-        <w:numPr>
-          <w:ilvl w:val="0"/>
-          <w:numId w:val="3"/>
-        </w:numPr>
-        <w:bidi w:val="false"/>
-        <w:spacing w:after="60"/>
-        <w:jc w:val="left"/>
-      </w:pPr>
-      <w:r>
-        <w:rPr>
-          <w:rFonts w:ascii="Calibri" w:cs="Calibri" w:eastAsia="Calibri" w:hAnsi="Calibri"/>
-          <w:rtl w:val="false"/>
-        </w:rPr>
-        <w:t xml:space="preserve">Getting-started guide: a public page that explains the first steps (branding, services, hours, team, inviting clients) with links.</w:t>
-      </w:r>
-    </w:p>
-    <w:p>
-      <w:pPr>
-        <w:pStyle w:val="Heading1"/>
-        <w:bidi w:val="false"/>
-        <w:spacing w:after="140" w:before="280"/>
-        <w:jc w:val="left"/>
-      </w:pPr>
-      <w:r>
-        <w:rPr>
-          <w:rFonts w:ascii="Calibri" w:cs="Calibri" w:eastAsia="Calibri" w:hAnsi="Calibri"/>
-          <w:rtl w:val="false"/>
-        </w:rPr>
-        <w:t xml:space="preserve">7. The business web app (CRM)</w:t>
-      </w:r>
-    </w:p>
-    <w:p>
-      <w:pPr>
-        <w:bidi w:val="false"/>
-        <w:spacing w:after="120"/>
-        <w:jc w:val="left"/>
-      </w:pPr>
-      <w:r>
-        <w:rPr>
-          <w:rFonts w:ascii="Calibri" w:cs="Calibri" w:eastAsia="Calibri" w:hAnsi="Calibri"/>
-          <w:rtl w:val="false"/>
-        </w:rPr>
-        <w:t xml:space="preserve">Built (all in Hebrew and English, light and dark, accessible, phone-friendly):</w:t>
-      </w:r>
-    </w:p>
-    <w:p>
-      <w:pPr>
-        <w:pStyle w:val="ListParagraph"/>
-        <w:numPr>
-          <w:ilvl w:val="0"/>
-          <w:numId w:val="2"/>
-        </w:numPr>
-        <w:bidi w:val="false"/>
-        <w:spacing w:after="60"/>
-        <w:jc w:val="left"/>
-      </w:pPr>
-      <w:r>
-        <w:rPr>
-          <w:rFonts w:ascii="Calibri" w:cs="Calibri" w:eastAsia="Calibri" w:hAnsi="Calibri"/>
-          <w:rtl w:val="false"/>
-        </w:rPr>
-        <w:t xml:space="preserve">Dashboard: today's sessions, KPIs with comparison, weekly charts, trial and billing reminders.</w:t>
-      </w:r>
-    </w:p>
-    <w:p>
-      <w:pPr>
-        <w:pStyle w:val="ListParagraph"/>
-        <w:numPr>
-          <w:ilvl w:val="0"/>
-          <w:numId w:val="2"/>
-        </w:numPr>
-        <w:bidi w:val="false"/>
-        <w:spacing w:after="60"/>
-        <w:jc w:val="left"/>
-      </w:pPr>
-      <w:r>
-        <w:rPr>
-          <w:rFonts w:ascii="Calibri" w:cs="Calibri" w:eastAsia="Calibri" w:hAnsi="Calibri"/>
-          <w:rtl w:val="false"/>
-        </w:rPr>
-        <w:t xml:space="preserve">Schedule: week view, one-off and weekly sessions, series editing, copy week, closed days, appointments (1:1) with staff working hours and time off, walk-in booking.</w:t>
-      </w:r>
-    </w:p>
-    <w:p>
-      <w:pPr>
-        <w:pStyle w:val="ListParagraph"/>
-        <w:numPr>
-          <w:ilvl w:val="0"/>
-          <w:numId w:val="2"/>
-        </w:numPr>
-        <w:bidi w:val="false"/>
-        <w:spacing w:after="60"/>
-        <w:jc w:val="left"/>
-      </w:pPr>
-      <w:r>
-        <w:rPr>
-          <w:rFonts w:ascii="Calibri" w:cs="Calibri" w:eastAsia="Calibri" w:hAnsi="Calibri"/>
-          <w:rtl w:val="false"/>
-        </w:rPr>
-        <w:t xml:space="preserve">Session page: roster, waitlist, check-in, booking for clients.</w:t>
-      </w:r>
-    </w:p>
-    <w:p>
-      <w:pPr>
-        <w:pStyle w:val="ListParagraph"/>
-        <w:numPr>
-          <w:ilvl w:val="0"/>
-          <w:numId w:val="2"/>
-        </w:numPr>
-        <w:bidi w:val="false"/>
-        <w:spacing w:after="60"/>
-        <w:jc w:val="left"/>
-      </w:pPr>
-      <w:r>
-        <w:rPr>
-          <w:rFonts w:ascii="Calibri" w:cs="Calibri" w:eastAsia="Calibri" w:hAnsi="Calibri"/>
-          <w:rtl w:val="false"/>
-        </w:rPr>
-        <w:t xml:space="preserve">Clients: search and filters, profile, industry details, visit notes, plans, bookings, health declaration, ratings, messages, privacy (export / erase), import from CSV / Excel.</w:t>
-      </w:r>
-    </w:p>
-    <w:p>
-      <w:pPr>
-        <w:pStyle w:val="ListParagraph"/>
-        <w:numPr>
-          <w:ilvl w:val="0"/>
-          <w:numId w:val="2"/>
-        </w:numPr>
-        <w:bidi w:val="false"/>
-        <w:spacing w:after="60"/>
-        <w:jc w:val="left"/>
-      </w:pPr>
-      <w:r>
-        <w:rPr>
-          <w:rFonts w:ascii="Calibri" w:cs="Calibri" w:eastAsia="Calibri" w:hAnsi="Calibri"/>
-          <w:rtl w:val="false"/>
-        </w:rPr>
-        <w:t xml:space="preserve">Plans: memberships and punch cards, selling, freezing, receipts; promo codes.</w:t>
-      </w:r>
-    </w:p>
-    <w:p>
-      <w:pPr>
-        <w:pStyle w:val="ListParagraph"/>
-        <w:numPr>
-          <w:ilvl w:val="0"/>
-          <w:numId w:val="2"/>
-        </w:numPr>
-        <w:bidi w:val="false"/>
-        <w:spacing w:after="60"/>
-        <w:jc w:val="left"/>
-      </w:pPr>
-      <w:r>
-        <w:rPr>
-          <w:rFonts w:ascii="Calibri" w:cs="Calibri" w:eastAsia="Calibri" w:hAnsi="Calibri"/>
-          <w:rtl w:val="false"/>
-        </w:rPr>
-        <w:t xml:space="preserve">Leads (CRM module): pipeline board, activity log, conversion, public inquiry form.</w:t>
-      </w:r>
-    </w:p>
-    <w:p>
-      <w:pPr>
-        <w:pStyle w:val="ListParagraph"/>
-        <w:numPr>
-          <w:ilvl w:val="0"/>
-          <w:numId w:val="2"/>
-        </w:numPr>
-        <w:bidi w:val="false"/>
-        <w:spacing w:after="60"/>
-        <w:jc w:val="left"/>
-      </w:pPr>
-      <w:r>
-        <w:rPr>
-          <w:rFonts w:ascii="Calibri" w:cs="Calibri" w:eastAsia="Calibri" w:hAnsi="Calibri"/>
-          <w:rtl w:val="false"/>
-        </w:rPr>
-        <w:t xml:space="preserve">Messages (WhatsApp &amp; SMS module): broadcasts to segments, templates, direct messages, wa.me links, automatic reminders.</w:t>
-      </w:r>
-    </w:p>
-    <w:p>
-      <w:pPr>
-        <w:pStyle w:val="ListParagraph"/>
-        <w:numPr>
-          <w:ilvl w:val="0"/>
-          <w:numId w:val="2"/>
-        </w:numPr>
-        <w:bidi w:val="false"/>
-        <w:spacing w:after="60"/>
-        <w:jc w:val="left"/>
-      </w:pPr>
-      <w:r>
-        <w:rPr>
-          <w:rFonts w:ascii="Calibri" w:cs="Calibri" w:eastAsia="Calibri" w:hAnsi="Calibri"/>
-          <w:rtl w:val="false"/>
-        </w:rPr>
-        <w:t xml:space="preserve">Reports: by service, staff member and hour; clients to reach out to; satisfaction.</w:t>
-      </w:r>
-    </w:p>
-    <w:p>
-      <w:pPr>
-        <w:pStyle w:val="ListParagraph"/>
-        <w:numPr>
-          <w:ilvl w:val="0"/>
-          <w:numId w:val="2"/>
-        </w:numPr>
-        <w:bidi w:val="false"/>
-        <w:spacing w:after="60"/>
-        <w:jc w:val="left"/>
-      </w:pPr>
-      <w:r>
-        <w:rPr>
-          <w:rFonts w:ascii="Calibri" w:cs="Calibri" w:eastAsia="Calibri" w:hAnsi="Calibri"/>
-          <w:rtl w:val="false"/>
-        </w:rPr>
-        <w:t xml:space="preserve">Assistant (AI module): questions in plain words, actions for approval.</w:t>
-      </w:r>
-    </w:p>
-    <w:p>
-      <w:pPr>
-        <w:pStyle w:val="ListParagraph"/>
-        <w:numPr>
-          <w:ilvl w:val="0"/>
-          <w:numId w:val="2"/>
-        </w:numPr>
-        <w:bidi w:val="false"/>
-        <w:spacing w:after="60"/>
-        <w:jc w:val="left"/>
-      </w:pPr>
-      <w:r>
-        <w:rPr>
-          <w:rFonts w:ascii="Calibri" w:cs="Calibri" w:eastAsia="Calibri" w:hAnsi="Calibri"/>
-          <w:rtl w:val="false"/>
-        </w:rPr>
-        <w:t xml:space="preserve">Team: invitations, roles, custom roles, working hours, time off.</w:t>
-      </w:r>
-    </w:p>
-    <w:p>
-      <w:pPr>
-        <w:pStyle w:val="ListParagraph"/>
-        <w:numPr>
-          <w:ilvl w:val="0"/>
-          <w:numId w:val="2"/>
-        </w:numPr>
-        <w:bidi w:val="false"/>
-        <w:spacing w:after="60"/>
-        <w:jc w:val="left"/>
-      </w:pPr>
-      <w:r>
-        <w:rPr>
-          <w:rFonts w:ascii="Calibri" w:cs="Calibri" w:eastAsia="Calibri" w:hAnsi="Calibri"/>
-          <w:rtl w:val="false"/>
-        </w:rPr>
-        <w:t xml:space="preserve">Settings: business details, branding, booking rules, modules, billing (trial, card, invoices), support access.</w:t>
-      </w:r>
-    </w:p>
-    <w:p>
-      <w:pPr>
-        <w:pStyle w:val="ListParagraph"/>
-        <w:numPr>
-          <w:ilvl w:val="0"/>
-          <w:numId w:val="2"/>
-        </w:numPr>
-        <w:bidi w:val="false"/>
-        <w:spacing w:after="60"/>
-        <w:jc w:val="left"/>
-      </w:pPr>
-      <w:r>
-        <w:rPr>
-          <w:rFonts w:ascii="Calibri" w:cs="Calibri" w:eastAsia="Calibri" w:hAnsi="Calibri"/>
-          <w:rtl w:val="false"/>
-        </w:rPr>
-        <w:t xml:space="preserve">Sales: a month of receipts, totals by payment method, CSV export for the accountant.</w:t>
-      </w:r>
-    </w:p>
-    <w:p>
-      <w:pPr>
-        <w:pStyle w:val="ListParagraph"/>
-        <w:numPr>
-          <w:ilvl w:val="0"/>
-          <w:numId w:val="2"/>
-        </w:numPr>
-        <w:bidi w:val="false"/>
-        <w:spacing w:after="60"/>
-        <w:jc w:val="left"/>
-      </w:pPr>
-      <w:r>
-        <w:rPr>
-          <w:rFonts w:ascii="Calibri" w:cs="Calibri" w:eastAsia="Calibri" w:hAnsi="Calibri"/>
-          <w:rtl w:val="false"/>
-        </w:rPr>
-        <w:t xml:space="preserve">My profile: everyone sets the name the team, clients and reports see.</w:t>
-      </w:r>
-    </w:p>
-    <w:p>
-      <w:pPr>
-        <w:pStyle w:val="ListParagraph"/>
-        <w:numPr>
-          <w:ilvl w:val="0"/>
-          <w:numId w:val="2"/>
-        </w:numPr>
-        <w:bidi w:val="false"/>
-        <w:spacing w:after="60"/>
-        <w:jc w:val="left"/>
-      </w:pPr>
-      <w:r>
-        <w:rPr>
-          <w:rFonts w:ascii="Calibri" w:cs="Calibri" w:eastAsia="Calibri" w:hAnsi="Calibri"/>
-          <w:rtl w:val="false"/>
-        </w:rPr>
-        <w:t xml:space="preserve">Locked modules: modules the business doesn't have stay in the menu with a lock and open a preview — what it does, a picture, what changes on the invoice — with one-click "add to plan".</w:t>
-      </w:r>
-    </w:p>
-    <w:p>
-      <w:pPr>
-        <w:pStyle w:val="ListParagraph"/>
-        <w:numPr>
-          <w:ilvl w:val="0"/>
-          <w:numId w:val="2"/>
-        </w:numPr>
-        <w:bidi w:val="false"/>
-        <w:spacing w:after="60"/>
-        <w:jc w:val="left"/>
-      </w:pPr>
-      <w:r>
-        <w:rPr>
-          <w:rFonts w:ascii="Calibri" w:cs="Calibri" w:eastAsia="Calibri" w:hAnsi="Calibri"/>
-          <w:rtl w:val="false"/>
-        </w:rPr>
-        <w:t xml:space="preserve">Getting started: a first-steps checklist on the dashboard for a new business.</w:t>
-      </w:r>
-    </w:p>
-    <w:p>
-      <w:pPr>
-        <w:bidi w:val="false"/>
-        <w:spacing w:after="120"/>
-        <w:jc w:val="left"/>
-      </w:pPr>
-      <w:r>
-        <w:rPr>
-          <w:rFonts w:ascii="Calibri" w:cs="Calibri" w:eastAsia="Calibri" w:hAnsi="Calibri"/>
-          <w:rtl w:val="false"/>
-        </w:rPr>
-        <w:t xml:space="preserve">Phase 2 review: every screen checked on phone and computer, Hebrew/light and English/dark, for accessibility, errors and layout (automated crawl plus a visual pass).</w:t>
-      </w:r>
-    </w:p>
-    <w:p>
-      <w:pPr>
-        <w:pStyle w:val="Heading1"/>
-        <w:bidi w:val="false"/>
-        <w:spacing w:after="140" w:before="280"/>
-        <w:jc w:val="left"/>
-      </w:pPr>
-      <w:r>
-        <w:rPr>
-          <w:rFonts w:ascii="Calibri" w:cs="Calibri" w:eastAsia="Calibri" w:hAnsi="Calibri"/>
-          <w:rtl w:val="false"/>
-        </w:rPr>
-        <w:t xml:space="preserve">8. The MyBiz console</w:t>
-      </w:r>
-    </w:p>
-    <w:p>
-      <w:pPr>
-        <w:bidi w:val="false"/>
-        <w:spacing w:after="120"/>
-        <w:jc w:val="left"/>
-      </w:pPr>
-      <w:r>
-        <w:rPr>
-          <w:rFonts w:ascii="Calibri" w:cs="Calibri" w:eastAsia="Calibri" w:hAnsi="Calibri"/>
-          <w:rtl w:val="false"/>
-        </w:rPr>
-        <w:t xml:space="preserve">Built: businesses list, business detail, AI usage, contact requests, billing revenue, audited support access granted by owners.</w:t>
-      </w:r>
-    </w:p>
-    <w:p>
-      <w:pPr>
-        <w:bidi w:val="false"/>
-        <w:spacing w:after="120"/>
-        <w:jc w:val="left"/>
-      </w:pPr>
-      <w:r>
-        <w:rPr>
-          <w:rFonts w:ascii="Calibri" w:cs="Calibri" w:eastAsia="Calibri" w:hAnsi="Calibri"/>
-          <w:rtl w:val="false"/>
-        </w:rPr>
-        <w:t xml:space="preserve">Built in phase 3:</w:t>
-      </w:r>
-    </w:p>
-    <w:p>
-      <w:pPr>
-        <w:pStyle w:val="ListParagraph"/>
-        <w:numPr>
-          <w:ilvl w:val="0"/>
-          <w:numId w:val="2"/>
-        </w:numPr>
-        <w:bidi w:val="false"/>
-        <w:spacing w:after="60"/>
-        <w:jc w:val="left"/>
-      </w:pPr>
-      <w:r>
-        <w:rPr>
-          <w:rFonts w:ascii="Calibri" w:cs="Calibri" w:eastAsia="Calibri" w:hAnsi="Calibri"/>
-          <w:rtl w:val="false"/>
-        </w:rPr>
-        <w:t xml:space="preserve">Its own menu — overview, businesses, inbox, billing, team, audit — where each item appears only for someone who may open it.</w:t>
-      </w:r>
-    </w:p>
-    <w:p>
-      <w:pPr>
-        <w:pStyle w:val="ListParagraph"/>
-        <w:numPr>
-          <w:ilvl w:val="0"/>
-          <w:numId w:val="2"/>
-        </w:numPr>
-        <w:bidi w:val="false"/>
-        <w:spacing w:after="60"/>
-        <w:jc w:val="left"/>
-      </w:pPr>
-      <w:r>
-        <w:rPr>
-          <w:rFonts w:ascii="Calibri" w:cs="Calibri" w:eastAsia="Calibri" w:hAnsi="Calibri"/>
-          <w:rtl w:val="false"/>
-        </w:rPr>
-        <w:t xml:space="preserve">The MyBiz team: a primary owner nobody can remove, change or disable (even through direct database access), owners (partners), managers (who handle employees with the permissions they hold themselves) and employees. People are added by email before they ever sign in, and access can be paused instead of removed.</w:t>
-      </w:r>
-    </w:p>
-    <w:p>
-      <w:pPr>
-        <w:pStyle w:val="ListParagraph"/>
-        <w:numPr>
-          <w:ilvl w:val="0"/>
-          <w:numId w:val="2"/>
-        </w:numPr>
-        <w:bidi w:val="false"/>
-        <w:spacing w:after="60"/>
-        <w:jc w:val="left"/>
-      </w:pPr>
-      <w:r>
-        <w:rPr>
-          <w:rFonts w:ascii="Calibri" w:cs="Calibri" w:eastAsia="Calibri" w:hAnsi="Calibri"/>
-          <w:rtl w:val="false"/>
-        </w:rPr>
-        <w:t xml:space="preserve">Permissions: see businesses, work inside businesses, billing, inbox, usage, manage employees. Every level gives only what it holds, and only owners handle owners and managers.</w:t>
-      </w:r>
-    </w:p>
-    <w:p>
-      <w:pPr>
-        <w:pStyle w:val="ListParagraph"/>
-        <w:numPr>
-          <w:ilvl w:val="0"/>
-          <w:numId w:val="2"/>
-        </w:numPr>
-        <w:bidi w:val="false"/>
-        <w:spacing w:after="60"/>
-        <w:jc w:val="left"/>
-      </w:pPr>
-      <w:r>
-        <w:rPr>
-          <w:rFonts w:ascii="Calibri" w:cs="Calibri" w:eastAsia="Calibri" w:hAnsi="Calibri"/>
-          <w:rtl w:val="false"/>
-        </w:rPr>
-        <w:t xml:space="preserve">Working inside a business: staff who may do it enter any business and work there like a manager, to handle a complaint or fix a mistake — never privacy requests. Every request appears in the business's own log, which its owner reads, with changes marked. Others still need the owner's read-only support grant.</w:t>
-      </w:r>
-    </w:p>
-    <w:p>
-      <w:pPr>
-        <w:pStyle w:val="ListParagraph"/>
-        <w:numPr>
-          <w:ilvl w:val="0"/>
-          <w:numId w:val="2"/>
-        </w:numPr>
-        <w:bidi w:val="false"/>
-        <w:spacing w:after="60"/>
-        <w:jc w:val="left"/>
-      </w:pPr>
-      <w:r>
-        <w:rPr>
-          <w:rFonts w:ascii="Calibri" w:cs="Calibri" w:eastAsia="Calibri" w:hAnsi="Calibri"/>
-          <w:rtl w:val="false"/>
-        </w:rPr>
-        <w:t xml:space="preserve">Actions for the owner: extend the trial, change the plan, credit an invoice — each written to both logs.</w:t>
-      </w:r>
-    </w:p>
-    <w:p>
-      <w:pPr>
-        <w:pStyle w:val="ListParagraph"/>
-        <w:numPr>
-          <w:ilvl w:val="0"/>
-          <w:numId w:val="2"/>
-        </w:numPr>
-        <w:bidi w:val="false"/>
-        <w:spacing w:after="60"/>
-        <w:jc w:val="left"/>
-      </w:pPr>
-      <w:r>
-        <w:rPr>
-          <w:rFonts w:ascii="Calibri" w:cs="Calibri" w:eastAsia="Calibri" w:hAnsi="Calibri"/>
-          <w:rtl w:val="false"/>
-        </w:rPr>
-        <w:t xml:space="preserve">Inbox: requests from the website and messages businesses send from Settings, with status (new, in progress, done), someone handling them and internal notes.</w:t>
-      </w:r>
-    </w:p>
-    <w:p>
-      <w:pPr>
-        <w:pStyle w:val="ListParagraph"/>
-        <w:numPr>
-          <w:ilvl w:val="0"/>
-          <w:numId w:val="2"/>
-        </w:numPr>
-        <w:bidi w:val="false"/>
-        <w:spacing w:after="60"/>
-        <w:jc w:val="left"/>
-      </w:pPr>
-      <w:r>
-        <w:rPr>
-          <w:rFonts w:ascii="Calibri" w:cs="Calibri" w:eastAsia="Calibri" w:hAnsi="Calibri"/>
-          <w:rtl w:val="false"/>
-        </w:rPr>
-        <w:t xml:space="preserve">Audit log (owners only): everything the MyBiz team did.</w:t>
-      </w:r>
-    </w:p>
-    <w:p>
-      <w:pPr>
-        <w:pStyle w:val="Heading1"/>
-        <w:bidi w:val="false"/>
-        <w:spacing w:after="140" w:before="280"/>
-        <w:jc w:val="left"/>
-      </w:pPr>
-      <w:r>
-        <w:rPr>
-          <w:rFonts w:ascii="Calibri" w:cs="Calibri" w:eastAsia="Calibri" w:hAnsi="Calibri"/>
-          <w:rtl w:val="false"/>
-        </w:rPr>
-        <w:t xml:space="preserve">9. Apps</w:t>
-      </w:r>
-    </w:p>
-    <w:p>
-      <w:pPr>
-        <w:pStyle w:val="ListParagraph"/>
-        <w:numPr>
-          <w:ilvl w:val="0"/>
-          <w:numId w:val="2"/>
-        </w:numPr>
-        <w:bidi w:val="false"/>
-        <w:spacing w:after="60"/>
-        <w:jc w:val="left"/>
-      </w:pPr>
-      <w:r>
-        <w:rPr>
-          <w:rFonts w:ascii="Calibri" w:cs="Calibri" w:eastAsia="Calibri" w:hAnsi="Calibri"/>
-          <w:rtl w:val="false"/>
-        </w:rPr>
-        <w:t xml:space="preserve">Client app (built, Expo; also runs in the browser): join, home, schedule and appointments, bookings and plans, buying with promo codes, receipts, ratings, updates, profile, health declaration.</w:t>
-      </w:r>
-    </w:p>
-    <w:p>
-      <w:pPr>
-        <w:pStyle w:val="ListParagraph"/>
-        <w:numPr>
-          <w:ilvl w:val="0"/>
-          <w:numId w:val="2"/>
-        </w:numPr>
-        <w:bidi w:val="false"/>
-        <w:spacing w:after="60"/>
-        <w:jc w:val="left"/>
-      </w:pPr>
-      <w:r>
-        <w:rPr>
-          <w:rFonts w:ascii="Calibri" w:cs="Calibri" w:eastAsia="Calibri" w:hAnsi="Calibri"/>
-          <w:rtl w:val="false"/>
-        </w:rPr>
-        <w:t xml:space="preserve">Business app (built in phase 4): the owner's and staff's day on the go. Today — the day's sessions with check-in of every booked client; Clients — search and a client card with plan, visits and contact; Numbers — the key figures of the last 30 days; Me — profile, language, theme and switching between businesses. Each person sees only what their permissions allow.</w:t>
-      </w:r>
-    </w:p>
-    <w:p>
-      <w:pPr>
-        <w:pStyle w:val="ListParagraph"/>
-        <w:numPr>
-          <w:ilvl w:val="0"/>
-          <w:numId w:val="2"/>
-        </w:numPr>
-        <w:bidi w:val="false"/>
-        <w:spacing w:after="60"/>
-        <w:jc w:val="left"/>
-      </w:pPr>
-      <w:r>
-        <w:rPr>
-          <w:rFonts w:ascii="Calibri" w:cs="Calibri" w:eastAsia="Calibri" w:hAnsi="Calibri"/>
-          <w:rtl w:val="false"/>
-        </w:rPr>
-        <w:t xml:space="preserve">MyBiz staff app (built in phase 4): Home — what needs attention (open requests, new businesses); Businesses — search and a business card; Inbox — handle requests (take, status, notes); Me. Each staff member sees only what their level and permissions allow.</w:t>
-      </w:r>
-    </w:p>
-    <w:p>
-      <w:pPr>
-        <w:pStyle w:val="ListParagraph"/>
-        <w:numPr>
-          <w:ilvl w:val="0"/>
-          <w:numId w:val="2"/>
-        </w:numPr>
-        <w:bidi w:val="false"/>
-        <w:spacing w:after="60"/>
-        <w:jc w:val="left"/>
-      </w:pPr>
-      <w:r>
-        <w:rPr>
-          <w:rFonts w:ascii="Calibri" w:cs="Calibri" w:eastAsia="Calibri" w:hAnsi="Calibri"/>
-          <w:rtl w:val="false"/>
-        </w:rPr>
-        <w:t xml:space="preserve">All three apps share one kit (sign-in, theme, language, right-to-left, accessible components), so a fix in one place reaches all of them.</w:t>
-      </w:r>
-    </w:p>
-    <w:p>
-      <w:pPr>
-        <w:pStyle w:val="ListParagraph"/>
-        <w:numPr>
-          <w:ilvl w:val="0"/>
-          <w:numId w:val="2"/>
-        </w:numPr>
-        <w:bidi w:val="false"/>
-        <w:spacing w:after="60"/>
-        <w:jc w:val="left"/>
-      </w:pPr>
-      <w:r>
-        <w:rPr>
-          <w:rFonts w:ascii="Calibri" w:cs="Calibri" w:eastAsia="Calibri" w:hAnsi="Calibri"/>
-          <w:rtl w:val="false"/>
-        </w:rPr>
-        <w:t xml:space="preserve">Still to do: final polish of the client app and builds for the app stores (at go-live).</w:t>
-      </w:r>
-    </w:p>
-    <w:p>
-      <w:pPr>
-        <w:pStyle w:val="Heading1"/>
-        <w:bidi w:val="false"/>
-        <w:spacing w:after="140" w:before="280"/>
-        <w:jc w:val="left"/>
-      </w:pPr>
-      <w:r>
-        <w:rPr>
-          <w:rFonts w:ascii="Calibri" w:cs="Calibri" w:eastAsia="Calibri" w:hAnsi="Calibri"/>
-          <w:rtl w:val="false"/>
-        </w:rPr>
-        <w:t xml:space="preserve">10. Simulated services (until go-live)</w:t>
+        <w:t xml:space="preserve">A subscription is the core plus modules. Prices are placeholders until pricing is finalized.</w:t>
       </w:r>
     </w:p>
     <w:tbl>
@@ -4813,7 +4750,7 @@
                 <w:szCs w:val="20"/>
                 <w:rtl w:val="false"/>
               </w:rPr>
-              <w:t xml:space="preserve">Service</w:t>
+              <w:t xml:space="preserve">Item</w:t>
             </w:r>
           </w:p>
         </w:tc>
@@ -4849,7 +4786,7 @@
                 <w:szCs w:val="20"/>
                 <w:rtl w:val="false"/>
               </w:rPr>
-              <w:t xml:space="preserve">Now</w:t>
+              <w:t xml:space="preserve">What it adds</w:t>
             </w:r>
           </w:p>
         </w:tc>
@@ -4885,7 +4822,7 @@
                 <w:szCs w:val="20"/>
                 <w:rtl w:val="false"/>
               </w:rPr>
-              <w:t xml:space="preserve">At go-live</w:t>
+              <w:t xml:space="preserve">Monthly (ILS, placeholder)</w:t>
             </w:r>
           </w:p>
         </w:tc>
@@ -4925,7 +4862,7 @@
                 <w:szCs w:val="20"/>
                 <w:rtl w:val="false"/>
               </w:rPr>
-              <w:t xml:space="preserve">Card payments (clients and subscriptions)</w:t>
+              <w:t xml:space="preserve">Core (required)</w:t>
             </w:r>
           </w:p>
         </w:tc>
@@ -4960,7 +4897,7 @@
                 <w:szCs w:val="20"/>
                 <w:rtl w:val="false"/>
               </w:rPr>
-              <w:t xml:space="preserve">Simulated test card, real screens and flows</w:t>
+              <w:t xml:space="preserve">Schedule, appointments, clients, plans, sales, receipts, reports, team, closed days, reviews</w:t>
             </w:r>
           </w:p>
         </w:tc>
@@ -4995,7 +4932,7 @@
                 <w:szCs w:val="20"/>
                 <w:rtl w:val="false"/>
               </w:rPr>
-              <w:t xml:space="preserve">Israeli payment provider (Cardcom / Grow / PayPlus / Tranzila)</w:t>
+              <w:t xml:space="preserve">99 / 149 / 249 by active clients (up to 100 / 300 / 1,000)</w:t>
             </w:r>
           </w:p>
         </w:tc>
@@ -5035,7 +4972,7 @@
                 <w:szCs w:val="20"/>
                 <w:rtl w:val="false"/>
               </w:rPr>
-              <w:t xml:space="preserve">Invoices and receipts</w:t>
+              <w:t xml:space="preserve">Client app</w:t>
             </w:r>
           </w:p>
         </w:tc>
@@ -5070,7 +5007,7 @@
                 <w:szCs w:val="20"/>
                 <w:rtl w:val="false"/>
               </w:rPr>
-              <w:t xml:space="preserve">Numbered sample documents</w:t>
+              <w:t xml:space="preserve">The branded client app: booking, buying, updates</w:t>
             </w:r>
           </w:p>
         </w:tc>
@@ -5105,7 +5042,7 @@
                 <w:szCs w:val="20"/>
                 <w:rtl w:val="false"/>
               </w:rPr>
-              <w:t xml:space="preserve">Invoicing provider (Morning / iCount / EZcount)</w:t>
+              <w:t xml:space="preserve">49</w:t>
             </w:r>
           </w:p>
         </w:tc>
@@ -5145,7 +5082,7 @@
                 <w:szCs w:val="20"/>
                 <w:rtl w:val="false"/>
               </w:rPr>
-              <w:t xml:space="preserve">AI assistant</w:t>
+              <w:t xml:space="preserve">AI Basic / AI Pro</w:t>
             </w:r>
           </w:p>
         </w:tc>
@@ -5180,7 +5117,7 @@
                 <w:szCs w:val="20"/>
                 <w:rtl w:val="false"/>
               </w:rPr>
-              <w:t xml:space="preserve">Demo mode with scripted answers from real data</w:t>
+              <w:t xml:space="preserve">Assistant answers questions; Pro also prepares actions for approval</w:t>
             </w:r>
           </w:p>
         </w:tc>
@@ -5215,7 +5152,7 @@
                 <w:szCs w:val="20"/>
                 <w:rtl w:val="false"/>
               </w:rPr>
-              <w:t xml:space="preserve">Claude API key</w:t>
+              <w:t xml:space="preserve">49 / 119</w:t>
             </w:r>
           </w:p>
         </w:tc>
@@ -5255,7 +5192,7 @@
                 <w:szCs w:val="20"/>
                 <w:rtl w:val="false"/>
               </w:rPr>
-              <w:t xml:space="preserve">Email</w:t>
+              <w:t xml:space="preserve">CRM and leads</w:t>
             </w:r>
           </w:p>
         </w:tc>
@@ -5290,7 +5227,7 @@
                 <w:szCs w:val="20"/>
                 <w:rtl w:val="false"/>
               </w:rPr>
-              <w:t xml:space="preserve">Gmail SMTP (prototype)</w:t>
+              <w:t xml:space="preserve">Lead pipeline, inquiry form, follow-ups, conversion</w:t>
             </w:r>
           </w:p>
         </w:tc>
@@ -5325,7 +5262,7 @@
                 <w:szCs w:val="20"/>
                 <w:rtl w:val="false"/>
               </w:rPr>
-              <w:t xml:space="preserve">Transactional email provider and a domain</w:t>
+              <w:t xml:space="preserve">39</w:t>
             </w:r>
           </w:p>
         </w:tc>
@@ -5365,7 +5302,7 @@
                 <w:szCs w:val="20"/>
                 <w:rtl w:val="false"/>
               </w:rPr>
-              <w:t xml:space="preserve">WhatsApp / SMS</w:t>
+              <w:t xml:space="preserve">WhatsApp &amp; SMS</w:t>
             </w:r>
           </w:p>
         </w:tc>
@@ -5400,7 +5337,7 @@
                 <w:szCs w:val="20"/>
                 <w:rtl w:val="false"/>
               </w:rPr>
-              <w:t xml:space="preserve">Logged, not sent; free wa.me links</w:t>
+              <w:t xml:space="preserve">Broadcasts, templates, automatic reminders</w:t>
             </w:r>
           </w:p>
         </w:tc>
@@ -5435,7 +5372,227 @@
                 <w:szCs w:val="20"/>
                 <w:rtl w:val="false"/>
               </w:rPr>
-              <w:t xml:space="preserve">WhatsApp Business API / SMS gateway</w:t>
+              <w:t xml:space="preserve">29 (+ usage)</w:t>
+            </w:r>
+          </w:p>
+        </w:tc>
+      </w:tr>
+      <w:tr>
+        <w:trPr>
+          <w:tblHeader w:val="false"/>
+        </w:trPr>
+        <w:tc>
+          <w:tcPr>
+            <w:tcW w:type="dxa" w:w="3212"/>
+            <w:tcBorders>
+              <w:top w:val="single" w:color="D4D4DC" w:sz="4"/>
+              <w:left w:val="single" w:color="D4D4DC" w:sz="4"/>
+              <w:bottom w:val="single" w:color="D4D4DC" w:sz="4"/>
+              <w:right w:val="single" w:color="D4D4DC" w:sz="4"/>
+            </w:tcBorders>
+            <w:tcMar>
+              <w:top w:type="dxa" w:w="60"/>
+              <w:left w:type="dxa" w:w="100"/>
+              <w:bottom w:type="dxa" w:w="60"/>
+              <w:right w:type="dxa" w:w="100"/>
+            </w:tcMar>
+          </w:tcPr>
+          <w:p>
+            <w:pPr>
+              <w:bidi w:val="false"/>
+              <w:spacing w:after="0"/>
+              <w:jc w:val="left"/>
+            </w:pPr>
+            <w:r>
+              <w:rPr>
+                <w:rFonts w:ascii="Calibri" w:cs="Calibri" w:eastAsia="Calibri" w:hAnsi="Calibri"/>
+                <w:b w:val="false"/>
+                <w:bCs w:val="false"/>
+                <w:sz w:val="20"/>
+                <w:szCs w:val="20"/>
+                <w:rtl w:val="false"/>
+              </w:rPr>
+              <w:t xml:space="preserve">Extra location</w:t>
+            </w:r>
+          </w:p>
+        </w:tc>
+        <w:tc>
+          <w:tcPr>
+            <w:tcW w:type="dxa" w:w="3212"/>
+            <w:tcBorders>
+              <w:top w:val="single" w:color="D4D4DC" w:sz="4"/>
+              <w:left w:val="single" w:color="D4D4DC" w:sz="4"/>
+              <w:bottom w:val="single" w:color="D4D4DC" w:sz="4"/>
+              <w:right w:val="single" w:color="D4D4DC" w:sz="4"/>
+            </w:tcBorders>
+            <w:tcMar>
+              <w:top w:type="dxa" w:w="60"/>
+              <w:left w:type="dxa" w:w="100"/>
+              <w:bottom w:type="dxa" w:w="60"/>
+              <w:right w:type="dxa" w:w="100"/>
+            </w:tcMar>
+          </w:tcPr>
+          <w:p>
+            <w:pPr>
+              <w:bidi w:val="false"/>
+              <w:spacing w:after="0"/>
+              <w:jc w:val="left"/>
+            </w:pPr>
+            <w:r>
+              <w:rPr>
+                <w:rFonts w:ascii="Calibri" w:cs="Calibri" w:eastAsia="Calibri" w:hAnsi="Calibri"/>
+                <w:b w:val="false"/>
+                <w:bCs w:val="false"/>
+                <w:sz w:val="20"/>
+                <w:szCs w:val="20"/>
+                <w:rtl w:val="false"/>
+              </w:rPr>
+              <w:t xml:space="preserve">Each location after the first</w:t>
+            </w:r>
+          </w:p>
+        </w:tc>
+        <w:tc>
+          <w:tcPr>
+            <w:tcW w:type="dxa" w:w="3214"/>
+            <w:tcBorders>
+              <w:top w:val="single" w:color="D4D4DC" w:sz="4"/>
+              <w:left w:val="single" w:color="D4D4DC" w:sz="4"/>
+              <w:bottom w:val="single" w:color="D4D4DC" w:sz="4"/>
+              <w:right w:val="single" w:color="D4D4DC" w:sz="4"/>
+            </w:tcBorders>
+            <w:tcMar>
+              <w:top w:type="dxa" w:w="60"/>
+              <w:left w:type="dxa" w:w="100"/>
+              <w:bottom w:type="dxa" w:w="60"/>
+              <w:right w:type="dxa" w:w="100"/>
+            </w:tcMar>
+          </w:tcPr>
+          <w:p>
+            <w:pPr>
+              <w:bidi w:val="false"/>
+              <w:spacing w:after="0"/>
+              <w:jc w:val="left"/>
+            </w:pPr>
+            <w:r>
+              <w:rPr>
+                <w:rFonts w:ascii="Calibri" w:cs="Calibri" w:eastAsia="Calibri" w:hAnsi="Calibri"/>
+                <w:b w:val="false"/>
+                <w:bCs w:val="false"/>
+                <w:sz w:val="20"/>
+                <w:szCs w:val="20"/>
+                <w:rtl w:val="false"/>
+              </w:rPr>
+              <w:t xml:space="preserve">29 each</w:t>
+            </w:r>
+          </w:p>
+        </w:tc>
+      </w:tr>
+      <w:tr>
+        <w:trPr>
+          <w:tblHeader w:val="false"/>
+        </w:trPr>
+        <w:tc>
+          <w:tcPr>
+            <w:tcW w:type="dxa" w:w="3212"/>
+            <w:tcBorders>
+              <w:top w:val="single" w:color="D4D4DC" w:sz="4"/>
+              <w:left w:val="single" w:color="D4D4DC" w:sz="4"/>
+              <w:bottom w:val="single" w:color="D4D4DC" w:sz="4"/>
+              <w:right w:val="single" w:color="D4D4DC" w:sz="4"/>
+            </w:tcBorders>
+            <w:tcMar>
+              <w:top w:type="dxa" w:w="60"/>
+              <w:left w:type="dxa" w:w="100"/>
+              <w:bottom w:type="dxa" w:w="60"/>
+              <w:right w:type="dxa" w:w="100"/>
+            </w:tcMar>
+          </w:tcPr>
+          <w:p>
+            <w:pPr>
+              <w:bidi w:val="false"/>
+              <w:spacing w:after="0"/>
+              <w:jc w:val="left"/>
+            </w:pPr>
+            <w:r>
+              <w:rPr>
+                <w:rFonts w:ascii="Calibri" w:cs="Calibri" w:eastAsia="Calibri" w:hAnsi="Calibri"/>
+                <w:b w:val="false"/>
+                <w:bCs w:val="false"/>
+                <w:sz w:val="20"/>
+                <w:szCs w:val="20"/>
+                <w:rtl w:val="false"/>
+              </w:rPr>
+              <w:t xml:space="preserve">Coming soon</w:t>
+            </w:r>
+          </w:p>
+        </w:tc>
+        <w:tc>
+          <w:tcPr>
+            <w:tcW w:type="dxa" w:w="3212"/>
+            <w:tcBorders>
+              <w:top w:val="single" w:color="D4D4DC" w:sz="4"/>
+              <w:left w:val="single" w:color="D4D4DC" w:sz="4"/>
+              <w:bottom w:val="single" w:color="D4D4DC" w:sz="4"/>
+              <w:right w:val="single" w:color="D4D4DC" w:sz="4"/>
+            </w:tcBorders>
+            <w:tcMar>
+              <w:top w:type="dxa" w:w="60"/>
+              <w:left w:type="dxa" w:w="100"/>
+              <w:bottom w:type="dxa" w:w="60"/>
+              <w:right w:type="dxa" w:w="100"/>
+            </w:tcMar>
+          </w:tcPr>
+          <w:p>
+            <w:pPr>
+              <w:bidi w:val="false"/>
+              <w:spacing w:after="0"/>
+              <w:jc w:val="left"/>
+            </w:pPr>
+            <w:r>
+              <w:rPr>
+                <w:rFonts w:ascii="Calibri" w:cs="Calibri" w:eastAsia="Calibri" w:hAnsi="Calibri"/>
+                <w:b w:val="false"/>
+                <w:bCs w:val="false"/>
+                <w:sz w:val="20"/>
+                <w:szCs w:val="20"/>
+                <w:rtl w:val="false"/>
+              </w:rPr>
+              <w:t xml:space="preserve">Advanced analytics, finance agent, marketing agent</w:t>
+            </w:r>
+          </w:p>
+        </w:tc>
+        <w:tc>
+          <w:tcPr>
+            <w:tcW w:type="dxa" w:w="3214"/>
+            <w:tcBorders>
+              <w:top w:val="single" w:color="D4D4DC" w:sz="4"/>
+              <w:left w:val="single" w:color="D4D4DC" w:sz="4"/>
+              <w:bottom w:val="single" w:color="D4D4DC" w:sz="4"/>
+              <w:right w:val="single" w:color="D4D4DC" w:sz="4"/>
+            </w:tcBorders>
+            <w:tcMar>
+              <w:top w:type="dxa" w:w="60"/>
+              <w:left w:type="dxa" w:w="100"/>
+              <w:bottom w:type="dxa" w:w="60"/>
+              <w:right w:type="dxa" w:w="100"/>
+            </w:tcMar>
+          </w:tcPr>
+          <w:p>
+            <w:pPr>
+              <w:bidi w:val="false"/>
+              <w:spacing w:after="0"/>
+              <w:jc w:val="left"/>
+            </w:pPr>
+            <w:r>
+              <w:rPr>
+                <w:rFonts w:ascii="Calibri" w:cs="Calibri" w:eastAsia="Calibri" w:hAnsi="Calibri"/>
+                <w:b w:val="false"/>
+                <w:bCs w:val="false"/>
+                <w:sz w:val="20"/>
+                <w:szCs w:val="20"/>
+                <w:rtl w:val="false"/>
+              </w:rPr>
+              <w:t xml:space="preserve">—</w:t>
             </w:r>
           </w:p>
         </w:tc>
@@ -5457,22 +5614,7 @@
           <w:rFonts w:ascii="Calibri" w:cs="Calibri" w:eastAsia="Calibri" w:hAnsi="Calibri"/>
           <w:rtl w:val="false"/>
         </w:rPr>
-        <w:t xml:space="preserve">Swapping a simulated service for a real one changes only its adapter; screens and data stay.</w:t>
-      </w:r>
-    </w:p>
-    <w:p>
-      <w:pPr>
-        <w:pStyle w:val="Heading1"/>
-        <w:bidi w:val="false"/>
-        <w:spacing w:after="140" w:before="280"/>
-        <w:jc w:val="left"/>
-      </w:pPr>
-      <w:r>
-        <w:rPr>
-          <w:rFonts w:ascii="Calibri" w:cs="Calibri" w:eastAsia="Calibri" w:hAnsi="Calibri"/>
-          <w:rtl w:val="false"/>
-        </w:rPr>
-        <w:t xml:space="preserve">11. Architecture and quality</w:t>
+        <w:t xml:space="preserve">Rules:</w:t>
       </w:r>
     </w:p>
     <w:p>
@@ -5491,7 +5633,7 @@
           <w:rFonts w:ascii="Calibri" w:cs="Calibri" w:eastAsia="Calibri" w:hAnsi="Calibri"/>
           <w:rtl w:val="false"/>
         </w:rPr>
-        <w:t xml:space="preserve">Web: Next.js (TypeScript), Tailwind. Apps: Expo (React Native). API: FastAPI (Python). Database, sign-in and storage: Supabase (Postgres).</w:t>
+        <w:t xml:space="preserve">14-day free trial, then a monthly invoice in arrears, charged to the card on file.</w:t>
       </w:r>
     </w:p>
     <w:p>
@@ -5510,7 +5652,7 @@
           <w:rFonts w:ascii="Calibri" w:cs="Calibri" w:eastAsia="Calibri" w:hAnsi="Calibri"/>
           <w:rtl w:val="false"/>
         </w:rPr>
-        <w:t xml:space="preserve">Tenant isolation: every business row carries its business id and is protected by database row-level security as well as by the API.</w:t>
+        <w:t xml:space="preserve">Modules a business doesn't have still appear in its menu, locked, with a short preview of what they do and a button to add them; adding one updates the next invoice.</w:t>
       </w:r>
     </w:p>
     <w:p>
@@ -5529,7 +5671,293 @@
           <w:rFonts w:ascii="Calibri" w:cs="Calibri" w:eastAsia="Calibri" w:hAnsi="Calibri"/>
           <w:rtl w:val="false"/>
         </w:rPr>
-        <w:t xml:space="preserve">The backend is the authority; the AI acts only through approved tools, and sensitive actions wait for a person's approval.</w:t>
+        <w:t xml:space="preserve">Usage (AI credits, messages, storage) is measured per business.</w:t>
+      </w:r>
+    </w:p>
+    <w:p>
+      <w:pPr>
+        <w:pStyle w:val="Heading1"/>
+        <w:bidi w:val="false"/>
+        <w:spacing w:after="140" w:before="280"/>
+        <w:jc w:val="left"/>
+      </w:pPr>
+      <w:r>
+        <w:rPr>
+          <w:rFonts w:ascii="Calibri" w:cs="Calibri" w:eastAsia="Calibri" w:hAnsi="Calibri"/>
+          <w:rtl w:val="false"/>
+        </w:rPr>
+        <w:t xml:space="preserve">6. The sign-up journey (marketing website)</w:t>
+      </w:r>
+    </w:p>
+    <w:p>
+      <w:pPr>
+        <w:bidi w:val="false"/>
+        <w:spacing w:after="120"/>
+        <w:jc w:val="left"/>
+      </w:pPr>
+      <w:r>
+        <w:rPr>
+          <w:rFonts w:ascii="Calibri" w:cs="Calibri" w:eastAsia="Calibri" w:hAnsi="Calibri"/>
+          <w:rtl w:val="false"/>
+        </w:rPr>
+        <w:t xml:space="preserve">The goal: a business owner who found MyBiz on Google (phone, tablet or computer) understands the product, gets convinced, and subscribes in a few enjoyable minutes.</w:t>
+      </w:r>
+    </w:p>
+    <w:p>
+      <w:pPr>
+        <w:pStyle w:val="ListParagraph"/>
+        <w:numPr>
+          <w:ilvl w:val="0"/>
+          <w:numId w:val="3"/>
+        </w:numPr>
+        <w:bidi w:val="false"/>
+        <w:spacing w:after="60"/>
+        <w:jc w:val="left"/>
+      </w:pPr>
+      <w:r>
+        <w:rPr>
+          <w:rFonts w:ascii="Calibri" w:cs="Calibri" w:eastAsia="Calibri" w:hAnsi="Calibri"/>
+          <w:rtl w:val="false"/>
+        </w:rPr>
+        <w:t xml:space="preserve">Landing on the website: home, features, industries, pricing, about, contact, legal pages — Hebrew and English, light and dark, fast on phones.</w:t>
+      </w:r>
+    </w:p>
+    <w:p>
+      <w:pPr>
+        <w:pStyle w:val="ListParagraph"/>
+        <w:numPr>
+          <w:ilvl w:val="0"/>
+          <w:numId w:val="3"/>
+        </w:numPr>
+        <w:bidi w:val="false"/>
+        <w:spacing w:after="60"/>
+        <w:jc w:val="left"/>
+      </w:pPr>
+      <w:r>
+        <w:rPr>
+          <w:rFonts w:ascii="Calibri" w:cs="Calibri" w:eastAsia="Calibri" w:hAnsi="Calibri"/>
+          <w:rtl w:val="false"/>
+        </w:rPr>
+        <w:t xml:space="preserve">"Start free": a step-by-step builder in the style of booking a low-cost flight:</w:t>
+      </w:r>
+    </w:p>
+    <w:p>
+      <w:pPr>
+        <w:pStyle w:val="ListParagraph"/>
+        <w:numPr>
+          <w:ilvl w:val="1"/>
+          <w:numId w:val="3"/>
+        </w:numPr>
+        <w:bidi w:val="false"/>
+        <w:spacing w:after="60"/>
+        <w:jc w:val="left"/>
+      </w:pPr>
+      <w:r>
+        <w:rPr>
+          <w:rFonts w:ascii="Calibri" w:cs="Calibri" w:eastAsia="Calibri" w:hAnsi="Calibri"/>
+          <w:rtl w:val="false"/>
+        </w:rPr>
+        <w:t xml:space="preserve">About the business: industry, name, size (active clients, staff, locations).</w:t>
+      </w:r>
+    </w:p>
+    <w:p>
+      <w:pPr>
+        <w:pStyle w:val="ListParagraph"/>
+        <w:numPr>
+          <w:ilvl w:val="1"/>
+          <w:numId w:val="3"/>
+        </w:numPr>
+        <w:bidi w:val="false"/>
+        <w:spacing w:after="60"/>
+        <w:jc w:val="left"/>
+      </w:pPr>
+      <w:r>
+        <w:rPr>
+          <w:rFonts w:ascii="Calibri" w:cs="Calibri" w:eastAsia="Calibri" w:hAnsi="Calibri"/>
+          <w:rtl w:val="false"/>
+        </w:rPr>
+        <w:t xml:space="preserve">The base: the core plan matched to the size, with what's included.</w:t>
+      </w:r>
+    </w:p>
+    <w:p>
+      <w:pPr>
+        <w:pStyle w:val="ListParagraph"/>
+        <w:numPr>
+          <w:ilvl w:val="1"/>
+          <w:numId w:val="3"/>
+        </w:numPr>
+        <w:bidi w:val="false"/>
+        <w:spacing w:after="60"/>
+        <w:jc w:val="left"/>
+      </w:pPr>
+      <w:r>
+        <w:rPr>
+          <w:rFonts w:ascii="Calibri" w:cs="Calibri" w:eastAsia="Calibri" w:hAnsi="Calibri"/>
+          <w:rtl w:val="false"/>
+        </w:rPr>
+        <w:t xml:space="preserve">Add-ons, one per screen, each with a clear benefit, a picture of the feature and the price ("Add the client app?", "Want an AI assistant that answers in seconds?", "Turn inquiries into clients with CRM?", "Remind clients on WhatsApp automatically?").</w:t>
+      </w:r>
+    </w:p>
+    <w:p>
+      <w:pPr>
+        <w:pStyle w:val="ListParagraph"/>
+        <w:numPr>
+          <w:ilvl w:val="1"/>
+          <w:numId w:val="3"/>
+        </w:numPr>
+        <w:bidi w:val="false"/>
+        <w:spacing w:after="60"/>
+        <w:jc w:val="left"/>
+      </w:pPr>
+      <w:r>
+        <w:rPr>
+          <w:rFonts w:ascii="Calibri" w:cs="Calibri" w:eastAsia="Calibri" w:hAnsi="Calibri"/>
+          <w:rtl w:val="false"/>
+        </w:rPr>
+        <w:t xml:space="preserve">A live cart that follows the user, with the monthly total and what they saved by the trial.</w:t>
+      </w:r>
+    </w:p>
+    <w:p>
+      <w:pPr>
+        <w:pStyle w:val="ListParagraph"/>
+        <w:numPr>
+          <w:ilvl w:val="1"/>
+          <w:numId w:val="3"/>
+        </w:numPr>
+        <w:bidi w:val="false"/>
+        <w:spacing w:after="60"/>
+        <w:jc w:val="left"/>
+      </w:pPr>
+      <w:r>
+        <w:rPr>
+          <w:rFonts w:ascii="Calibri" w:cs="Calibri" w:eastAsia="Calibri" w:hAnsi="Calibri"/>
+          <w:rtl w:val="false"/>
+        </w:rPr>
+        <w:t xml:space="preserve">Summary: every line, the total after the trial, the trial end date, terms.</w:t>
+      </w:r>
+    </w:p>
+    <w:p>
+      <w:pPr>
+        <w:pStyle w:val="ListParagraph"/>
+        <w:numPr>
+          <w:ilvl w:val="1"/>
+          <w:numId w:val="3"/>
+        </w:numPr>
+        <w:bidi w:val="false"/>
+        <w:spacing w:after="60"/>
+        <w:jc w:val="left"/>
+      </w:pPr>
+      <w:r>
+        <w:rPr>
+          <w:rFonts w:ascii="Calibri" w:cs="Calibri" w:eastAsia="Calibri" w:hAnsi="Calibri"/>
+          <w:rtl w:val="false"/>
+        </w:rPr>
+        <w:t xml:space="preserve">Account: email and password (or continue if signed in).</w:t>
+      </w:r>
+    </w:p>
+    <w:p>
+      <w:pPr>
+        <w:pStyle w:val="ListParagraph"/>
+        <w:numPr>
+          <w:ilvl w:val="1"/>
+          <w:numId w:val="3"/>
+        </w:numPr>
+        <w:bidi w:val="false"/>
+        <w:spacing w:after="60"/>
+        <w:jc w:val="left"/>
+      </w:pPr>
+      <w:r>
+        <w:rPr>
+          <w:rFonts w:ascii="Calibri" w:cs="Calibri" w:eastAsia="Calibri" w:hAnsi="Calibri"/>
+          <w:rtl w:val="false"/>
+        </w:rPr>
+        <w:t xml:space="preserve">Payment: card on file for after the trial (simulated until a payment provider is chosen).</w:t>
+      </w:r>
+    </w:p>
+    <w:p>
+      <w:pPr>
+        <w:pStyle w:val="ListParagraph"/>
+        <w:numPr>
+          <w:ilvl w:val="1"/>
+          <w:numId w:val="3"/>
+        </w:numPr>
+        <w:bidi w:val="false"/>
+        <w:spacing w:after="60"/>
+        <w:jc w:val="left"/>
+      </w:pPr>
+      <w:r>
+        <w:rPr>
+          <w:rFonts w:ascii="Calibri" w:cs="Calibri" w:eastAsia="Calibri" w:hAnsi="Calibri"/>
+          <w:rtl w:val="false"/>
+        </w:rPr>
+        <w:t xml:space="preserve">Done: the business is created with the chosen modules, and the owner lands in the business web app with a getting-started checklist.</w:t>
+      </w:r>
+    </w:p>
+    <w:p>
+      <w:pPr>
+        <w:pStyle w:val="ListParagraph"/>
+        <w:numPr>
+          <w:ilvl w:val="0"/>
+          <w:numId w:val="3"/>
+        </w:numPr>
+        <w:bidi w:val="false"/>
+        <w:spacing w:after="60"/>
+        <w:jc w:val="left"/>
+      </w:pPr>
+      <w:r>
+        <w:rPr>
+          <w:rFonts w:ascii="Calibri" w:cs="Calibri" w:eastAsia="Calibri" w:hAnsi="Calibri"/>
+          <w:rtl w:val="false"/>
+        </w:rPr>
+        <w:t xml:space="preserve">Welcome email: sent right after sign-up with the plan, trial dates, the business's join code, links to the web app, the client app and the getting-started guide, and how to get help.</w:t>
+      </w:r>
+    </w:p>
+    <w:p>
+      <w:pPr>
+        <w:pStyle w:val="ListParagraph"/>
+        <w:numPr>
+          <w:ilvl w:val="0"/>
+          <w:numId w:val="3"/>
+        </w:numPr>
+        <w:bidi w:val="false"/>
+        <w:spacing w:after="60"/>
+        <w:jc w:val="left"/>
+      </w:pPr>
+      <w:r>
+        <w:rPr>
+          <w:rFonts w:ascii="Calibri" w:cs="Calibri" w:eastAsia="Calibri" w:hAnsi="Calibri"/>
+          <w:rtl w:val="false"/>
+        </w:rPr>
+        <w:t xml:space="preserve">Getting-started guide: a public page that explains the first steps (branding, services, hours, team, inviting clients) with links.</w:t>
+      </w:r>
+    </w:p>
+    <w:p>
+      <w:pPr>
+        <w:pStyle w:val="Heading1"/>
+        <w:bidi w:val="false"/>
+        <w:spacing w:after="140" w:before="280"/>
+        <w:jc w:val="left"/>
+      </w:pPr>
+      <w:r>
+        <w:rPr>
+          <w:rFonts w:ascii="Calibri" w:cs="Calibri" w:eastAsia="Calibri" w:hAnsi="Calibri"/>
+          <w:rtl w:val="false"/>
+        </w:rPr>
+        <w:t xml:space="preserve">7. The business web app (CRM)</w:t>
+      </w:r>
+    </w:p>
+    <w:p>
+      <w:pPr>
+        <w:bidi w:val="false"/>
+        <w:spacing w:after="120"/>
+        <w:jc w:val="left"/>
+      </w:pPr>
+      <w:r>
+        <w:rPr>
+          <w:rFonts w:ascii="Calibri" w:cs="Calibri" w:eastAsia="Calibri" w:hAnsi="Calibri"/>
+          <w:rtl w:val="false"/>
+        </w:rPr>
+        <w:t xml:space="preserve">Built (all in Hebrew and English, light and dark, accessible, phone-friendly):</w:t>
       </w:r>
     </w:p>
     <w:p>
@@ -5548,7 +5976,7 @@
           <w:rFonts w:ascii="Calibri" w:cs="Calibri" w:eastAsia="Calibri" w:hAnsi="Calibri"/>
           <w:rtl w:val="false"/>
         </w:rPr>
-        <w:t xml:space="preserve">Money in minor units with a currency; times stored in UTC and shown in the business's time zone.</w:t>
+        <w:t xml:space="preserve">Dashboard: today's sessions, KPIs with comparison, weekly charts, trial and billing reminders.</w:t>
       </w:r>
     </w:p>
     <w:p>
@@ -5567,7 +5995,7 @@
           <w:rFonts w:ascii="Calibri" w:cs="Calibri" w:eastAsia="Calibri" w:hAnsi="Calibri"/>
           <w:rtl w:val="false"/>
         </w:rPr>
-        <w:t xml:space="preserve">Hebrew and English with right-to-left layout; dark mode; accessibility (WCAG AA, IS 5568) checked automatically.</w:t>
+        <w:t xml:space="preserve">Schedule: week view, one-off and weekly sessions, series editing, copy week, closed days, appointments (1:1) with staff working hours and time off, walk-in booking.</w:t>
       </w:r>
     </w:p>
     <w:p>
@@ -5586,7 +6014,7 @@
           <w:rFonts w:ascii="Calibri" w:cs="Calibri" w:eastAsia="Calibri" w:hAnsi="Calibri"/>
           <w:rtl w:val="false"/>
         </w:rPr>
-        <w:t xml:space="preserve">Tests: API tests for every feature, end-to-end browser tests for every flow, CI on every change.</w:t>
+        <w:t xml:space="preserve">Session page: roster, waitlist, check-in, booking for clients.</w:t>
       </w:r>
     </w:p>
     <w:p>
@@ -5605,7 +6033,230 @@
           <w:rFonts w:ascii="Calibri" w:cs="Calibri" w:eastAsia="Calibri" w:hAnsi="Calibri"/>
           <w:rtl w:val="false"/>
         </w:rPr>
-        <w:t xml:space="preserve">Privacy: Israeli Privacy Protection Law (Amendment 13): export and erase on request, minimal data, audit log.</w:t>
+        <w:t xml:space="preserve">Clients: search and filters, profile, industry details, visit notes, plans, bookings, health declaration, ratings, messages, privacy (export / erase), import from CSV / Excel.</w:t>
+      </w:r>
+    </w:p>
+    <w:p>
+      <w:pPr>
+        <w:pStyle w:val="ListParagraph"/>
+        <w:numPr>
+          <w:ilvl w:val="0"/>
+          <w:numId w:val="2"/>
+        </w:numPr>
+        <w:bidi w:val="false"/>
+        <w:spacing w:after="60"/>
+        <w:jc w:val="left"/>
+      </w:pPr>
+      <w:r>
+        <w:rPr>
+          <w:rFonts w:ascii="Calibri" w:cs="Calibri" w:eastAsia="Calibri" w:hAnsi="Calibri"/>
+          <w:rtl w:val="false"/>
+        </w:rPr>
+        <w:t xml:space="preserve">Plans: memberships and punch cards, selling, freezing, receipts; promo codes.</w:t>
+      </w:r>
+    </w:p>
+    <w:p>
+      <w:pPr>
+        <w:pStyle w:val="ListParagraph"/>
+        <w:numPr>
+          <w:ilvl w:val="0"/>
+          <w:numId w:val="2"/>
+        </w:numPr>
+        <w:bidi w:val="false"/>
+        <w:spacing w:after="60"/>
+        <w:jc w:val="left"/>
+      </w:pPr>
+      <w:r>
+        <w:rPr>
+          <w:rFonts w:ascii="Calibri" w:cs="Calibri" w:eastAsia="Calibri" w:hAnsi="Calibri"/>
+          <w:rtl w:val="false"/>
+        </w:rPr>
+        <w:t xml:space="preserve">Leads (CRM module): pipeline board, activity log, conversion, public inquiry form.</w:t>
+      </w:r>
+    </w:p>
+    <w:p>
+      <w:pPr>
+        <w:pStyle w:val="ListParagraph"/>
+        <w:numPr>
+          <w:ilvl w:val="0"/>
+          <w:numId w:val="2"/>
+        </w:numPr>
+        <w:bidi w:val="false"/>
+        <w:spacing w:after="60"/>
+        <w:jc w:val="left"/>
+      </w:pPr>
+      <w:r>
+        <w:rPr>
+          <w:rFonts w:ascii="Calibri" w:cs="Calibri" w:eastAsia="Calibri" w:hAnsi="Calibri"/>
+          <w:rtl w:val="false"/>
+        </w:rPr>
+        <w:t xml:space="preserve">Messages (WhatsApp &amp; SMS module): broadcasts to segments, templates, direct messages, wa.me links, automatic reminders.</w:t>
+      </w:r>
+    </w:p>
+    <w:p>
+      <w:pPr>
+        <w:pStyle w:val="ListParagraph"/>
+        <w:numPr>
+          <w:ilvl w:val="0"/>
+          <w:numId w:val="2"/>
+        </w:numPr>
+        <w:bidi w:val="false"/>
+        <w:spacing w:after="60"/>
+        <w:jc w:val="left"/>
+      </w:pPr>
+      <w:r>
+        <w:rPr>
+          <w:rFonts w:ascii="Calibri" w:cs="Calibri" w:eastAsia="Calibri" w:hAnsi="Calibri"/>
+          <w:rtl w:val="false"/>
+        </w:rPr>
+        <w:t xml:space="preserve">Reports: by service, staff member and hour; clients to reach out to; satisfaction.</w:t>
+      </w:r>
+    </w:p>
+    <w:p>
+      <w:pPr>
+        <w:pStyle w:val="ListParagraph"/>
+        <w:numPr>
+          <w:ilvl w:val="0"/>
+          <w:numId w:val="2"/>
+        </w:numPr>
+        <w:bidi w:val="false"/>
+        <w:spacing w:after="60"/>
+        <w:jc w:val="left"/>
+      </w:pPr>
+      <w:r>
+        <w:rPr>
+          <w:rFonts w:ascii="Calibri" w:cs="Calibri" w:eastAsia="Calibri" w:hAnsi="Calibri"/>
+          <w:rtl w:val="false"/>
+        </w:rPr>
+        <w:t xml:space="preserve">Assistant (AI module): questions in plain words, actions for approval.</w:t>
+      </w:r>
+    </w:p>
+    <w:p>
+      <w:pPr>
+        <w:pStyle w:val="ListParagraph"/>
+        <w:numPr>
+          <w:ilvl w:val="0"/>
+          <w:numId w:val="2"/>
+        </w:numPr>
+        <w:bidi w:val="false"/>
+        <w:spacing w:after="60"/>
+        <w:jc w:val="left"/>
+      </w:pPr>
+      <w:r>
+        <w:rPr>
+          <w:rFonts w:ascii="Calibri" w:cs="Calibri" w:eastAsia="Calibri" w:hAnsi="Calibri"/>
+          <w:rtl w:val="false"/>
+        </w:rPr>
+        <w:t xml:space="preserve">Team: invitations, roles, custom roles, working hours, time off.</w:t>
+      </w:r>
+    </w:p>
+    <w:p>
+      <w:pPr>
+        <w:pStyle w:val="ListParagraph"/>
+        <w:numPr>
+          <w:ilvl w:val="0"/>
+          <w:numId w:val="2"/>
+        </w:numPr>
+        <w:bidi w:val="false"/>
+        <w:spacing w:after="60"/>
+        <w:jc w:val="left"/>
+      </w:pPr>
+      <w:r>
+        <w:rPr>
+          <w:rFonts w:ascii="Calibri" w:cs="Calibri" w:eastAsia="Calibri" w:hAnsi="Calibri"/>
+          <w:rtl w:val="false"/>
+        </w:rPr>
+        <w:t xml:space="preserve">Settings: business details, branding, booking rules, modules, billing (trial, card, invoices), support access.</w:t>
+      </w:r>
+    </w:p>
+    <w:p>
+      <w:pPr>
+        <w:pStyle w:val="ListParagraph"/>
+        <w:numPr>
+          <w:ilvl w:val="0"/>
+          <w:numId w:val="2"/>
+        </w:numPr>
+        <w:bidi w:val="false"/>
+        <w:spacing w:after="60"/>
+        <w:jc w:val="left"/>
+      </w:pPr>
+      <w:r>
+        <w:rPr>
+          <w:rFonts w:ascii="Calibri" w:cs="Calibri" w:eastAsia="Calibri" w:hAnsi="Calibri"/>
+          <w:rtl w:val="false"/>
+        </w:rPr>
+        <w:t xml:space="preserve">Sales: a month of receipts, totals by payment method, CSV export for the accountant.</w:t>
+      </w:r>
+    </w:p>
+    <w:p>
+      <w:pPr>
+        <w:pStyle w:val="ListParagraph"/>
+        <w:numPr>
+          <w:ilvl w:val="0"/>
+          <w:numId w:val="2"/>
+        </w:numPr>
+        <w:bidi w:val="false"/>
+        <w:spacing w:after="60"/>
+        <w:jc w:val="left"/>
+      </w:pPr>
+      <w:r>
+        <w:rPr>
+          <w:rFonts w:ascii="Calibri" w:cs="Calibri" w:eastAsia="Calibri" w:hAnsi="Calibri"/>
+          <w:rtl w:val="false"/>
+        </w:rPr>
+        <w:t xml:space="preserve">My profile: everyone sets the name the team, clients and reports see.</w:t>
+      </w:r>
+    </w:p>
+    <w:p>
+      <w:pPr>
+        <w:pStyle w:val="ListParagraph"/>
+        <w:numPr>
+          <w:ilvl w:val="0"/>
+          <w:numId w:val="2"/>
+        </w:numPr>
+        <w:bidi w:val="false"/>
+        <w:spacing w:after="60"/>
+        <w:jc w:val="left"/>
+      </w:pPr>
+      <w:r>
+        <w:rPr>
+          <w:rFonts w:ascii="Calibri" w:cs="Calibri" w:eastAsia="Calibri" w:hAnsi="Calibri"/>
+          <w:rtl w:val="false"/>
+        </w:rPr>
+        <w:t xml:space="preserve">Locked modules: modules the business doesn't have stay in the menu with a lock and open a preview — what it does, a picture, what changes on the invoice — with one-click "add to plan".</w:t>
+      </w:r>
+    </w:p>
+    <w:p>
+      <w:pPr>
+        <w:pStyle w:val="ListParagraph"/>
+        <w:numPr>
+          <w:ilvl w:val="0"/>
+          <w:numId w:val="2"/>
+        </w:numPr>
+        <w:bidi w:val="false"/>
+        <w:spacing w:after="60"/>
+        <w:jc w:val="left"/>
+      </w:pPr>
+      <w:r>
+        <w:rPr>
+          <w:rFonts w:ascii="Calibri" w:cs="Calibri" w:eastAsia="Calibri" w:hAnsi="Calibri"/>
+          <w:rtl w:val="false"/>
+        </w:rPr>
+        <w:t xml:space="preserve">Getting started: a first-steps checklist on the dashboard for a new business.</w:t>
+      </w:r>
+    </w:p>
+    <w:p>
+      <w:pPr>
+        <w:bidi w:val="false"/>
+        <w:spacing w:after="120"/>
+        <w:jc w:val="left"/>
+      </w:pPr>
+      <w:r>
+        <w:rPr>
+          <w:rFonts w:ascii="Calibri" w:cs="Calibri" w:eastAsia="Calibri" w:hAnsi="Calibri"/>
+          <w:rtl w:val="false"/>
+        </w:rPr>
+        <w:t xml:space="preserve">Phase 2 review: every screen checked on phone and computer, Hebrew/light and English/dark, for accessibility, errors and layout (automated crawl plus a visual pass).</w:t>
       </w:r>
     </w:p>
     <w:p>
@@ -5620,7 +6271,293 @@
           <w:rFonts w:ascii="Calibri" w:cs="Calibri" w:eastAsia="Calibri" w:hAnsi="Calibri"/>
           <w:rtl w:val="false"/>
         </w:rPr>
-        <w:t xml:space="preserve">12. Roadmap</w:t>
+        <w:t xml:space="preserve">8. The MyBiz console</w:t>
+      </w:r>
+    </w:p>
+    <w:p>
+      <w:pPr>
+        <w:bidi w:val="false"/>
+        <w:spacing w:after="120"/>
+        <w:jc w:val="left"/>
+      </w:pPr>
+      <w:r>
+        <w:rPr>
+          <w:rFonts w:ascii="Calibri" w:cs="Calibri" w:eastAsia="Calibri" w:hAnsi="Calibri"/>
+          <w:rtl w:val="false"/>
+        </w:rPr>
+        <w:t xml:space="preserve">Built: businesses list, business detail, AI usage, contact requests, billing revenue, audited support access granted by owners.</w:t>
+      </w:r>
+    </w:p>
+    <w:p>
+      <w:pPr>
+        <w:bidi w:val="false"/>
+        <w:spacing w:after="120"/>
+        <w:jc w:val="left"/>
+      </w:pPr>
+      <w:r>
+        <w:rPr>
+          <w:rFonts w:ascii="Calibri" w:cs="Calibri" w:eastAsia="Calibri" w:hAnsi="Calibri"/>
+          <w:rtl w:val="false"/>
+        </w:rPr>
+        <w:t xml:space="preserve">Built in phase 3:</w:t>
+      </w:r>
+    </w:p>
+    <w:p>
+      <w:pPr>
+        <w:pStyle w:val="ListParagraph"/>
+        <w:numPr>
+          <w:ilvl w:val="0"/>
+          <w:numId w:val="2"/>
+        </w:numPr>
+        <w:bidi w:val="false"/>
+        <w:spacing w:after="60"/>
+        <w:jc w:val="left"/>
+      </w:pPr>
+      <w:r>
+        <w:rPr>
+          <w:rFonts w:ascii="Calibri" w:cs="Calibri" w:eastAsia="Calibri" w:hAnsi="Calibri"/>
+          <w:rtl w:val="false"/>
+        </w:rPr>
+        <w:t xml:space="preserve">Its own menu — overview, businesses, inbox, billing, team, audit — where each item appears only for someone who may open it.</w:t>
+      </w:r>
+    </w:p>
+    <w:p>
+      <w:pPr>
+        <w:pStyle w:val="ListParagraph"/>
+        <w:numPr>
+          <w:ilvl w:val="0"/>
+          <w:numId w:val="2"/>
+        </w:numPr>
+        <w:bidi w:val="false"/>
+        <w:spacing w:after="60"/>
+        <w:jc w:val="left"/>
+      </w:pPr>
+      <w:r>
+        <w:rPr>
+          <w:rFonts w:ascii="Calibri" w:cs="Calibri" w:eastAsia="Calibri" w:hAnsi="Calibri"/>
+          <w:rtl w:val="false"/>
+        </w:rPr>
+        <w:t xml:space="preserve">The MyBiz team: a primary owner nobody can remove, change or disable (even through direct database access), owners (partners), managers (who handle employees with the permissions they hold themselves) and employees. People are added by email before they ever sign in, and access can be paused instead of removed.</w:t>
+      </w:r>
+    </w:p>
+    <w:p>
+      <w:pPr>
+        <w:pStyle w:val="ListParagraph"/>
+        <w:numPr>
+          <w:ilvl w:val="0"/>
+          <w:numId w:val="2"/>
+        </w:numPr>
+        <w:bidi w:val="false"/>
+        <w:spacing w:after="60"/>
+        <w:jc w:val="left"/>
+      </w:pPr>
+      <w:r>
+        <w:rPr>
+          <w:rFonts w:ascii="Calibri" w:cs="Calibri" w:eastAsia="Calibri" w:hAnsi="Calibri"/>
+          <w:rtl w:val="false"/>
+        </w:rPr>
+        <w:t xml:space="preserve">Permissions: see businesses, work inside businesses, billing, inbox, usage, manage employees. Every level gives only what it holds, and only owners handle owners and managers.</w:t>
+      </w:r>
+    </w:p>
+    <w:p>
+      <w:pPr>
+        <w:pStyle w:val="ListParagraph"/>
+        <w:numPr>
+          <w:ilvl w:val="0"/>
+          <w:numId w:val="2"/>
+        </w:numPr>
+        <w:bidi w:val="false"/>
+        <w:spacing w:after="60"/>
+        <w:jc w:val="left"/>
+      </w:pPr>
+      <w:r>
+        <w:rPr>
+          <w:rFonts w:ascii="Calibri" w:cs="Calibri" w:eastAsia="Calibri" w:hAnsi="Calibri"/>
+          <w:rtl w:val="false"/>
+        </w:rPr>
+        <w:t xml:space="preserve">Working inside a business: staff who may do it enter any business and work there like a manager, to handle a complaint or fix a mistake — never privacy requests. Every request appears in the business's own log, which its owner reads, with changes marked. Others still need the owner's read-only support grant.</w:t>
+      </w:r>
+    </w:p>
+    <w:p>
+      <w:pPr>
+        <w:pStyle w:val="ListParagraph"/>
+        <w:numPr>
+          <w:ilvl w:val="0"/>
+          <w:numId w:val="2"/>
+        </w:numPr>
+        <w:bidi w:val="false"/>
+        <w:spacing w:after="60"/>
+        <w:jc w:val="left"/>
+      </w:pPr>
+      <w:r>
+        <w:rPr>
+          <w:rFonts w:ascii="Calibri" w:cs="Calibri" w:eastAsia="Calibri" w:hAnsi="Calibri"/>
+          <w:rtl w:val="false"/>
+        </w:rPr>
+        <w:t xml:space="preserve">Actions for the owner: extend the trial, change the plan, credit an invoice — each written to both logs.</w:t>
+      </w:r>
+    </w:p>
+    <w:p>
+      <w:pPr>
+        <w:pStyle w:val="ListParagraph"/>
+        <w:numPr>
+          <w:ilvl w:val="0"/>
+          <w:numId w:val="2"/>
+        </w:numPr>
+        <w:bidi w:val="false"/>
+        <w:spacing w:after="60"/>
+        <w:jc w:val="left"/>
+      </w:pPr>
+      <w:r>
+        <w:rPr>
+          <w:rFonts w:ascii="Calibri" w:cs="Calibri" w:eastAsia="Calibri" w:hAnsi="Calibri"/>
+          <w:rtl w:val="false"/>
+        </w:rPr>
+        <w:t xml:space="preserve">Inbox: requests from the website and messages businesses send from Settings, with status (new, in progress, done), someone handling them and internal notes.</w:t>
+      </w:r>
+    </w:p>
+    <w:p>
+      <w:pPr>
+        <w:pStyle w:val="ListParagraph"/>
+        <w:numPr>
+          <w:ilvl w:val="0"/>
+          <w:numId w:val="2"/>
+        </w:numPr>
+        <w:bidi w:val="false"/>
+        <w:spacing w:after="60"/>
+        <w:jc w:val="left"/>
+      </w:pPr>
+      <w:r>
+        <w:rPr>
+          <w:rFonts w:ascii="Calibri" w:cs="Calibri" w:eastAsia="Calibri" w:hAnsi="Calibri"/>
+          <w:rtl w:val="false"/>
+        </w:rPr>
+        <w:t xml:space="preserve">Audit log (owners only): everything the MyBiz team did.</w:t>
+      </w:r>
+    </w:p>
+    <w:p>
+      <w:pPr>
+        <w:pStyle w:val="Heading1"/>
+        <w:bidi w:val="false"/>
+        <w:spacing w:after="140" w:before="280"/>
+        <w:jc w:val="left"/>
+      </w:pPr>
+      <w:r>
+        <w:rPr>
+          <w:rFonts w:ascii="Calibri" w:cs="Calibri" w:eastAsia="Calibri" w:hAnsi="Calibri"/>
+          <w:rtl w:val="false"/>
+        </w:rPr>
+        <w:t xml:space="preserve">9. Apps</w:t>
+      </w:r>
+    </w:p>
+    <w:p>
+      <w:pPr>
+        <w:pStyle w:val="ListParagraph"/>
+        <w:numPr>
+          <w:ilvl w:val="0"/>
+          <w:numId w:val="2"/>
+        </w:numPr>
+        <w:bidi w:val="false"/>
+        <w:spacing w:after="60"/>
+        <w:jc w:val="left"/>
+      </w:pPr>
+      <w:r>
+        <w:rPr>
+          <w:rFonts w:ascii="Calibri" w:cs="Calibri" w:eastAsia="Calibri" w:hAnsi="Calibri"/>
+          <w:rtl w:val="false"/>
+        </w:rPr>
+        <w:t xml:space="preserve">Client app (built, Expo; also runs in the browser): join, home, schedule and appointments, bookings and plans, buying with promo codes, receipts, ratings, updates, profile, health declaration.</w:t>
+      </w:r>
+    </w:p>
+    <w:p>
+      <w:pPr>
+        <w:pStyle w:val="ListParagraph"/>
+        <w:numPr>
+          <w:ilvl w:val="0"/>
+          <w:numId w:val="2"/>
+        </w:numPr>
+        <w:bidi w:val="false"/>
+        <w:spacing w:after="60"/>
+        <w:jc w:val="left"/>
+      </w:pPr>
+      <w:r>
+        <w:rPr>
+          <w:rFonts w:ascii="Calibri" w:cs="Calibri" w:eastAsia="Calibri" w:hAnsi="Calibri"/>
+          <w:rtl w:val="false"/>
+        </w:rPr>
+        <w:t xml:space="preserve">Business app (built in phase 4): the owner's and staff's day on the go. Today — the day's sessions with check-in of every booked client; Clients — search and a client card with plan, visits and contact; Numbers — the key figures of the last 30 days; Me — profile, language, theme and switching between businesses. Each person sees only what their permissions allow.</w:t>
+      </w:r>
+    </w:p>
+    <w:p>
+      <w:pPr>
+        <w:pStyle w:val="ListParagraph"/>
+        <w:numPr>
+          <w:ilvl w:val="0"/>
+          <w:numId w:val="2"/>
+        </w:numPr>
+        <w:bidi w:val="false"/>
+        <w:spacing w:after="60"/>
+        <w:jc w:val="left"/>
+      </w:pPr>
+      <w:r>
+        <w:rPr>
+          <w:rFonts w:ascii="Calibri" w:cs="Calibri" w:eastAsia="Calibri" w:hAnsi="Calibri"/>
+          <w:rtl w:val="false"/>
+        </w:rPr>
+        <w:t xml:space="preserve">MyBiz staff app (built in phase 4): Home — what needs attention (open requests, new businesses); Businesses — search and a business card; Inbox — handle requests (take, status, notes); Me. Each staff member sees only what their level and permissions allow.</w:t>
+      </w:r>
+    </w:p>
+    <w:p>
+      <w:pPr>
+        <w:pStyle w:val="ListParagraph"/>
+        <w:numPr>
+          <w:ilvl w:val="0"/>
+          <w:numId w:val="2"/>
+        </w:numPr>
+        <w:bidi w:val="false"/>
+        <w:spacing w:after="60"/>
+        <w:jc w:val="left"/>
+      </w:pPr>
+      <w:r>
+        <w:rPr>
+          <w:rFonts w:ascii="Calibri" w:cs="Calibri" w:eastAsia="Calibri" w:hAnsi="Calibri"/>
+          <w:rtl w:val="false"/>
+        </w:rPr>
+        <w:t xml:space="preserve">All three apps share one kit (sign-in, theme, language, right-to-left, accessible components), so a fix in one place reaches all of them.</w:t>
+      </w:r>
+    </w:p>
+    <w:p>
+      <w:pPr>
+        <w:pStyle w:val="ListParagraph"/>
+        <w:numPr>
+          <w:ilvl w:val="0"/>
+          <w:numId w:val="2"/>
+        </w:numPr>
+        <w:bidi w:val="false"/>
+        <w:spacing w:after="60"/>
+        <w:jc w:val="left"/>
+      </w:pPr>
+      <w:r>
+        <w:rPr>
+          <w:rFonts w:ascii="Calibri" w:cs="Calibri" w:eastAsia="Calibri" w:hAnsi="Calibri"/>
+          <w:rtl w:val="false"/>
+        </w:rPr>
+        <w:t xml:space="preserve">Still to do: final polish of the client app and builds for the app stores (at go-live).</w:t>
+      </w:r>
+    </w:p>
+    <w:p>
+      <w:pPr>
+        <w:pStyle w:val="Heading1"/>
+        <w:bidi w:val="false"/>
+        <w:spacing w:after="140" w:before="280"/>
+        <w:jc w:val="left"/>
+      </w:pPr>
+      <w:r>
+        <w:rPr>
+          <w:rFonts w:ascii="Calibri" w:cs="Calibri" w:eastAsia="Calibri" w:hAnsi="Calibri"/>
+          <w:rtl w:val="false"/>
+        </w:rPr>
+        <w:t xml:space="preserve">10. Simulated services (until go-live)</w:t>
       </w:r>
     </w:p>
     <w:tbl>
@@ -5677,7 +6614,7 @@
                 <w:szCs w:val="20"/>
                 <w:rtl w:val="false"/>
               </w:rPr>
-              <w:t xml:space="preserve">Phase</w:t>
+              <w:t xml:space="preserve">Service</w:t>
             </w:r>
           </w:p>
         </w:tc>
@@ -5713,7 +6650,7 @@
                 <w:szCs w:val="20"/>
                 <w:rtl w:val="false"/>
               </w:rPr>
-              <w:t xml:space="preserve">Content</w:t>
+              <w:t xml:space="preserve">Now</w:t>
             </w:r>
           </w:p>
         </w:tc>
@@ -5749,7 +6686,7 @@
                 <w:szCs w:val="20"/>
                 <w:rtl w:val="false"/>
               </w:rPr>
-              <w:t xml:space="preserve">Status</w:t>
+              <w:t xml:space="preserve">At go-live</w:t>
             </w:r>
           </w:p>
         </w:tc>
@@ -5789,7 +6726,7 @@
                 <w:szCs w:val="20"/>
                 <w:rtl w:val="false"/>
               </w:rPr>
-              <w:t xml:space="preserve">Foundation</w:t>
+              <w:t xml:space="preserve">Card payments (clients and subscriptions)</w:t>
             </w:r>
           </w:p>
         </w:tc>
@@ -5824,7 +6761,7 @@
                 <w:szCs w:val="20"/>
                 <w:rtl w:val="false"/>
               </w:rPr>
-              <w:t xml:space="preserve">Core, verticals, schedule, clients, plans, client app, AI, reports, modules, billing, CRM, messaging, reviews, promo codes</w:t>
+              <w:t xml:space="preserve">Simulated test card, real screens and flows</w:t>
             </w:r>
           </w:p>
         </w:tc>
@@ -5859,7 +6796,7 @@
                 <w:szCs w:val="20"/>
                 <w:rtl w:val="false"/>
               </w:rPr>
-              <w:t xml:space="preserve">Done</w:t>
+              <w:t xml:space="preserve">Israeli payment provider (Cardcom / Grow / PayPlus / Tranzila)</w:t>
             </w:r>
           </w:p>
         </w:tc>
@@ -5899,7 +6836,7 @@
                 <w:szCs w:val="20"/>
                 <w:rtl w:val="false"/>
               </w:rPr>
-              <w:t xml:space="preserve">1 — Marketing website</w:t>
+              <w:t xml:space="preserve">Invoices and receipts</w:t>
             </w:r>
           </w:p>
         </w:tc>
@@ -5934,7 +6871,7 @@
                 <w:szCs w:val="20"/>
                 <w:rtl w:val="false"/>
               </w:rPr>
-              <w:t xml:space="preserve">Complete site and the sign-up journey with cart, summary, payment, welcome email, guide</w:t>
+              <w:t xml:space="preserve">Numbered sample documents</w:t>
             </w:r>
           </w:p>
         </w:tc>
@@ -5969,7 +6906,7 @@
                 <w:szCs w:val="20"/>
                 <w:rtl w:val="false"/>
               </w:rPr>
-              <w:t xml:space="preserve">Done</w:t>
+              <w:t xml:space="preserve">Invoicing provider (Morning / iCount / EZcount)</w:t>
             </w:r>
           </w:p>
         </w:tc>
@@ -6009,7 +6946,7 @@
                 <w:szCs w:val="20"/>
                 <w:rtl w:val="false"/>
               </w:rPr>
-              <w:t xml:space="preserve">2 — Business web app</w:t>
+              <w:t xml:space="preserve">AI assistant</w:t>
             </w:r>
           </w:p>
         </w:tc>
@@ -6044,7 +6981,7 @@
                 <w:szCs w:val="20"/>
                 <w:rtl w:val="false"/>
               </w:rPr>
-              <w:t xml:space="preserve">Locked modules with previews and upsell; full review and polish; sales; profiles</w:t>
+              <w:t xml:space="preserve">Demo mode with scripted answers from real data</w:t>
             </w:r>
           </w:p>
         </w:tc>
@@ -6079,7 +7016,7 @@
                 <w:szCs w:val="20"/>
                 <w:rtl w:val="false"/>
               </w:rPr>
-              <w:t xml:space="preserve">Done</w:t>
+              <w:t xml:space="preserve">Claude API key</w:t>
             </w:r>
           </w:p>
         </w:tc>
@@ -6119,7 +7056,7 @@
                 <w:szCs w:val="20"/>
                 <w:rtl w:val="false"/>
               </w:rPr>
-              <w:t xml:space="preserve">3 — MyBiz console</w:t>
+              <w:t xml:space="preserve">Email</w:t>
             </w:r>
           </w:p>
         </w:tc>
@@ -6154,7 +7091,7 @@
                 <w:szCs w:val="20"/>
                 <w:rtl w:val="false"/>
               </w:rPr>
-              <w:t xml:space="preserve">Team levels and permissions, full visibility and actions, support inbox</w:t>
+              <w:t xml:space="preserve">Gmail SMTP (prototype)</w:t>
             </w:r>
           </w:p>
         </w:tc>
@@ -6189,7 +7126,7 @@
                 <w:szCs w:val="20"/>
                 <w:rtl w:val="false"/>
               </w:rPr>
-              <w:t xml:space="preserve">Done</w:t>
+              <w:t xml:space="preserve">Transactional email provider and a domain</w:t>
             </w:r>
           </w:p>
         </w:tc>
@@ -6229,7 +7166,7 @@
                 <w:szCs w:val="20"/>
                 <w:rtl w:val="false"/>
               </w:rPr>
-              <w:t xml:space="preserve">4 — Apps</w:t>
+              <w:t xml:space="preserve">WhatsApp / SMS</w:t>
             </w:r>
           </w:p>
         </w:tc>
@@ -6264,7 +7201,7 @@
                 <w:szCs w:val="20"/>
                 <w:rtl w:val="false"/>
               </w:rPr>
-              <w:t xml:space="preserve">Business app and MyBiz staff app built, shared app kit; remaining: client app polish and store builds</w:t>
+              <w:t xml:space="preserve">Logged, not sent; free wa.me links</w:t>
             </w:r>
           </w:p>
         </w:tc>
@@ -6299,7 +7236,321 @@
                 <w:szCs w:val="20"/>
                 <w:rtl w:val="false"/>
               </w:rPr>
-              <w:t xml:space="preserve">Mostly done</w:t>
+              <w:t xml:space="preserve">WhatsApp Business API / SMS gateway</w:t>
+            </w:r>
+          </w:p>
+        </w:tc>
+      </w:tr>
+    </w:tbl>
+    <w:p>
+      <w:pPr>
+        <w:spacing w:after="120"/>
+      </w:pPr>
+    </w:p>
+    <w:p>
+      <w:pPr>
+        <w:bidi w:val="false"/>
+        <w:spacing w:after="120"/>
+        <w:jc w:val="left"/>
+      </w:pPr>
+      <w:r>
+        <w:rPr>
+          <w:rFonts w:ascii="Calibri" w:cs="Calibri" w:eastAsia="Calibri" w:hAnsi="Calibri"/>
+          <w:rtl w:val="false"/>
+        </w:rPr>
+        <w:t xml:space="preserve">Swapping a simulated service for a real one changes only its adapter; screens and data stay.</w:t>
+      </w:r>
+    </w:p>
+    <w:p>
+      <w:pPr>
+        <w:pStyle w:val="Heading1"/>
+        <w:bidi w:val="false"/>
+        <w:spacing w:after="140" w:before="280"/>
+        <w:jc w:val="left"/>
+      </w:pPr>
+      <w:r>
+        <w:rPr>
+          <w:rFonts w:ascii="Calibri" w:cs="Calibri" w:eastAsia="Calibri" w:hAnsi="Calibri"/>
+          <w:rtl w:val="false"/>
+        </w:rPr>
+        <w:t xml:space="preserve">11. Architecture and quality</w:t>
+      </w:r>
+    </w:p>
+    <w:p>
+      <w:pPr>
+        <w:pStyle w:val="ListParagraph"/>
+        <w:numPr>
+          <w:ilvl w:val="0"/>
+          <w:numId w:val="2"/>
+        </w:numPr>
+        <w:bidi w:val="false"/>
+        <w:spacing w:after="60"/>
+        <w:jc w:val="left"/>
+      </w:pPr>
+      <w:r>
+        <w:rPr>
+          <w:rFonts w:ascii="Calibri" w:cs="Calibri" w:eastAsia="Calibri" w:hAnsi="Calibri"/>
+          <w:rtl w:val="false"/>
+        </w:rPr>
+        <w:t xml:space="preserve">Web: Next.js (TypeScript), Tailwind. Apps: Expo (React Native). API: FastAPI (Python). Database, sign-in and storage: Supabase (Postgres).</w:t>
+      </w:r>
+    </w:p>
+    <w:p>
+      <w:pPr>
+        <w:pStyle w:val="ListParagraph"/>
+        <w:numPr>
+          <w:ilvl w:val="0"/>
+          <w:numId w:val="2"/>
+        </w:numPr>
+        <w:bidi w:val="false"/>
+        <w:spacing w:after="60"/>
+        <w:jc w:val="left"/>
+      </w:pPr>
+      <w:r>
+        <w:rPr>
+          <w:rFonts w:ascii="Calibri" w:cs="Calibri" w:eastAsia="Calibri" w:hAnsi="Calibri"/>
+          <w:rtl w:val="false"/>
+        </w:rPr>
+        <w:t xml:space="preserve">Tenant isolation: every business row carries its business id and is protected by database row-level security as well as by the API.</w:t>
+      </w:r>
+    </w:p>
+    <w:p>
+      <w:pPr>
+        <w:pStyle w:val="ListParagraph"/>
+        <w:numPr>
+          <w:ilvl w:val="0"/>
+          <w:numId w:val="2"/>
+        </w:numPr>
+        <w:bidi w:val="false"/>
+        <w:spacing w:after="60"/>
+        <w:jc w:val="left"/>
+      </w:pPr>
+      <w:r>
+        <w:rPr>
+          <w:rFonts w:ascii="Calibri" w:cs="Calibri" w:eastAsia="Calibri" w:hAnsi="Calibri"/>
+          <w:rtl w:val="false"/>
+        </w:rPr>
+        <w:t xml:space="preserve">The backend is the authority; the AI acts only through approved tools, and sensitive actions wait for a person's approval.</w:t>
+      </w:r>
+    </w:p>
+    <w:p>
+      <w:pPr>
+        <w:pStyle w:val="ListParagraph"/>
+        <w:numPr>
+          <w:ilvl w:val="0"/>
+          <w:numId w:val="2"/>
+        </w:numPr>
+        <w:bidi w:val="false"/>
+        <w:spacing w:after="60"/>
+        <w:jc w:val="left"/>
+      </w:pPr>
+      <w:r>
+        <w:rPr>
+          <w:rFonts w:ascii="Calibri" w:cs="Calibri" w:eastAsia="Calibri" w:hAnsi="Calibri"/>
+          <w:rtl w:val="false"/>
+        </w:rPr>
+        <w:t xml:space="preserve">Money in minor units with a currency; times stored in UTC and shown in the business's time zone.</w:t>
+      </w:r>
+    </w:p>
+    <w:p>
+      <w:pPr>
+        <w:pStyle w:val="ListParagraph"/>
+        <w:numPr>
+          <w:ilvl w:val="0"/>
+          <w:numId w:val="2"/>
+        </w:numPr>
+        <w:bidi w:val="false"/>
+        <w:spacing w:after="60"/>
+        <w:jc w:val="left"/>
+      </w:pPr>
+      <w:r>
+        <w:rPr>
+          <w:rFonts w:ascii="Calibri" w:cs="Calibri" w:eastAsia="Calibri" w:hAnsi="Calibri"/>
+          <w:rtl w:val="false"/>
+        </w:rPr>
+        <w:t xml:space="preserve">Hebrew and English with right-to-left layout; dark mode; accessibility (WCAG AA, IS 5568) checked automatically.</w:t>
+      </w:r>
+    </w:p>
+    <w:p>
+      <w:pPr>
+        <w:pStyle w:val="ListParagraph"/>
+        <w:numPr>
+          <w:ilvl w:val="0"/>
+          <w:numId w:val="2"/>
+        </w:numPr>
+        <w:bidi w:val="false"/>
+        <w:spacing w:after="60"/>
+        <w:jc w:val="left"/>
+      </w:pPr>
+      <w:r>
+        <w:rPr>
+          <w:rFonts w:ascii="Calibri" w:cs="Calibri" w:eastAsia="Calibri" w:hAnsi="Calibri"/>
+          <w:rtl w:val="false"/>
+        </w:rPr>
+        <w:t xml:space="preserve">Tests: API tests for every feature, end-to-end browser tests for every flow, CI on every change.</w:t>
+      </w:r>
+    </w:p>
+    <w:p>
+      <w:pPr>
+        <w:pStyle w:val="ListParagraph"/>
+        <w:numPr>
+          <w:ilvl w:val="0"/>
+          <w:numId w:val="2"/>
+        </w:numPr>
+        <w:bidi w:val="false"/>
+        <w:spacing w:after="60"/>
+        <w:jc w:val="left"/>
+      </w:pPr>
+      <w:r>
+        <w:rPr>
+          <w:rFonts w:ascii="Calibri" w:cs="Calibri" w:eastAsia="Calibri" w:hAnsi="Calibri"/>
+          <w:rtl w:val="false"/>
+        </w:rPr>
+        <w:t xml:space="preserve">Privacy: Israeli Privacy Protection Law (Amendment 13): export and erase on request, minimal data, audit log.</w:t>
+      </w:r>
+    </w:p>
+    <w:p>
+      <w:pPr>
+        <w:pStyle w:val="Heading1"/>
+        <w:bidi w:val="false"/>
+        <w:spacing w:after="140" w:before="280"/>
+        <w:jc w:val="left"/>
+      </w:pPr>
+      <w:r>
+        <w:rPr>
+          <w:rFonts w:ascii="Calibri" w:cs="Calibri" w:eastAsia="Calibri" w:hAnsi="Calibri"/>
+          <w:rtl w:val="false"/>
+        </w:rPr>
+        <w:t xml:space="preserve">12. Roadmap</w:t>
+      </w:r>
+    </w:p>
+    <w:tbl>
+      <w:tblPr>
+        <w:bidiVisual w:val="false"/>
+        <w:tblW w:type="dxa" w:w="9638"/>
+        <w:tblBorders>
+          <w:top w:val="single" w:color="auto" w:sz="4"/>
+          <w:left w:val="single" w:color="auto" w:sz="4"/>
+          <w:bottom w:val="single" w:color="auto" w:sz="4"/>
+          <w:right w:val="single" w:color="auto" w:sz="4"/>
+          <w:insideH w:val="single" w:color="auto" w:sz="4"/>
+          <w:insideV w:val="single" w:color="auto" w:sz="4"/>
+        </w:tblBorders>
+      </w:tblPr>
+      <w:tblGrid>
+        <w:gridCol w:w="3212"/>
+        <w:gridCol w:w="3212"/>
+        <w:gridCol w:w="3214"/>
+      </w:tblGrid>
+      <w:tr>
+        <w:trPr>
+          <w:tblHeader/>
+        </w:trPr>
+        <w:tc>
+          <w:tcPr>
+            <w:tcW w:type="dxa" w:w="3212"/>
+            <w:tcBorders>
+              <w:top w:val="single" w:color="D4D4DC" w:sz="4"/>
+              <w:left w:val="single" w:color="D4D4DC" w:sz="4"/>
+              <w:bottom w:val="single" w:color="D4D4DC" w:sz="4"/>
+              <w:right w:val="single" w:color="D4D4DC" w:sz="4"/>
+            </w:tcBorders>
+            <w:shd w:fill="EEF0FF" w:color="auto" w:val="clear"/>
+            <w:tcMar>
+              <w:top w:type="dxa" w:w="60"/>
+              <w:left w:type="dxa" w:w="100"/>
+              <w:bottom w:type="dxa" w:w="60"/>
+              <w:right w:type="dxa" w:w="100"/>
+            </w:tcMar>
+          </w:tcPr>
+          <w:p>
+            <w:pPr>
+              <w:bidi w:val="false"/>
+              <w:spacing w:after="0"/>
+              <w:jc w:val="left"/>
+            </w:pPr>
+            <w:r>
+              <w:rPr>
+                <w:rFonts w:ascii="Calibri" w:cs="Calibri" w:eastAsia="Calibri" w:hAnsi="Calibri"/>
+                <w:b/>
+                <w:bCs/>
+                <w:sz w:val="20"/>
+                <w:szCs w:val="20"/>
+                <w:rtl w:val="false"/>
+              </w:rPr>
+              <w:t xml:space="preserve">Phase</w:t>
+            </w:r>
+          </w:p>
+        </w:tc>
+        <w:tc>
+          <w:tcPr>
+            <w:tcW w:type="dxa" w:w="3212"/>
+            <w:tcBorders>
+              <w:top w:val="single" w:color="D4D4DC" w:sz="4"/>
+              <w:left w:val="single" w:color="D4D4DC" w:sz="4"/>
+              <w:bottom w:val="single" w:color="D4D4DC" w:sz="4"/>
+              <w:right w:val="single" w:color="D4D4DC" w:sz="4"/>
+            </w:tcBorders>
+            <w:shd w:fill="EEF0FF" w:color="auto" w:val="clear"/>
+            <w:tcMar>
+              <w:top w:type="dxa" w:w="60"/>
+              <w:left w:type="dxa" w:w="100"/>
+              <w:bottom w:type="dxa" w:w="60"/>
+              <w:right w:type="dxa" w:w="100"/>
+            </w:tcMar>
+          </w:tcPr>
+          <w:p>
+            <w:pPr>
+              <w:bidi w:val="false"/>
+              <w:spacing w:after="0"/>
+              <w:jc w:val="left"/>
+            </w:pPr>
+            <w:r>
+              <w:rPr>
+                <w:rFonts w:ascii="Calibri" w:cs="Calibri" w:eastAsia="Calibri" w:hAnsi="Calibri"/>
+                <w:b/>
+                <w:bCs/>
+                <w:sz w:val="20"/>
+                <w:szCs w:val="20"/>
+                <w:rtl w:val="false"/>
+              </w:rPr>
+              <w:t xml:space="preserve">Content</w:t>
+            </w:r>
+          </w:p>
+        </w:tc>
+        <w:tc>
+          <w:tcPr>
+            <w:tcW w:type="dxa" w:w="3214"/>
+            <w:tcBorders>
+              <w:top w:val="single" w:color="D4D4DC" w:sz="4"/>
+              <w:left w:val="single" w:color="D4D4DC" w:sz="4"/>
+              <w:bottom w:val="single" w:color="D4D4DC" w:sz="4"/>
+              <w:right w:val="single" w:color="D4D4DC" w:sz="4"/>
+            </w:tcBorders>
+            <w:shd w:fill="EEF0FF" w:color="auto" w:val="clear"/>
+            <w:tcMar>
+              <w:top w:type="dxa" w:w="60"/>
+              <w:left w:type="dxa" w:w="100"/>
+              <w:bottom w:type="dxa" w:w="60"/>
+              <w:right w:type="dxa" w:w="100"/>
+            </w:tcMar>
+          </w:tcPr>
+          <w:p>
+            <w:pPr>
+              <w:bidi w:val="false"/>
+              <w:spacing w:after="0"/>
+              <w:jc w:val="left"/>
+            </w:pPr>
+            <w:r>
+              <w:rPr>
+                <w:rFonts w:ascii="Calibri" w:cs="Calibri" w:eastAsia="Calibri" w:hAnsi="Calibri"/>
+                <w:b/>
+                <w:bCs/>
+                <w:sz w:val="20"/>
+                <w:szCs w:val="20"/>
+                <w:rtl w:val="false"/>
+              </w:rPr>
+              <w:t xml:space="preserve">Status</w:t>
             </w:r>
           </w:p>
         </w:tc>
@@ -6339,6 +7590,776 @@
                 <w:szCs w:val="20"/>
                 <w:rtl w:val="false"/>
               </w:rPr>
+              <w:t xml:space="preserve">Foundation</w:t>
+            </w:r>
+          </w:p>
+        </w:tc>
+        <w:tc>
+          <w:tcPr>
+            <w:tcW w:type="dxa" w:w="3212"/>
+            <w:tcBorders>
+              <w:top w:val="single" w:color="D4D4DC" w:sz="4"/>
+              <w:left w:val="single" w:color="D4D4DC" w:sz="4"/>
+              <w:bottom w:val="single" w:color="D4D4DC" w:sz="4"/>
+              <w:right w:val="single" w:color="D4D4DC" w:sz="4"/>
+            </w:tcBorders>
+            <w:tcMar>
+              <w:top w:type="dxa" w:w="60"/>
+              <w:left w:type="dxa" w:w="100"/>
+              <w:bottom w:type="dxa" w:w="60"/>
+              <w:right w:type="dxa" w:w="100"/>
+            </w:tcMar>
+          </w:tcPr>
+          <w:p>
+            <w:pPr>
+              <w:bidi w:val="false"/>
+              <w:spacing w:after="0"/>
+              <w:jc w:val="left"/>
+            </w:pPr>
+            <w:r>
+              <w:rPr>
+                <w:rFonts w:ascii="Calibri" w:cs="Calibri" w:eastAsia="Calibri" w:hAnsi="Calibri"/>
+                <w:b w:val="false"/>
+                <w:bCs w:val="false"/>
+                <w:sz w:val="20"/>
+                <w:szCs w:val="20"/>
+                <w:rtl w:val="false"/>
+              </w:rPr>
+              <w:t xml:space="preserve">Core, verticals, schedule, clients, plans, client app, AI, reports, modules, billing, CRM, messaging, reviews, promo codes</w:t>
+            </w:r>
+          </w:p>
+        </w:tc>
+        <w:tc>
+          <w:tcPr>
+            <w:tcW w:type="dxa" w:w="3214"/>
+            <w:tcBorders>
+              <w:top w:val="single" w:color="D4D4DC" w:sz="4"/>
+              <w:left w:val="single" w:color="D4D4DC" w:sz="4"/>
+              <w:bottom w:val="single" w:color="D4D4DC" w:sz="4"/>
+              <w:right w:val="single" w:color="D4D4DC" w:sz="4"/>
+            </w:tcBorders>
+            <w:tcMar>
+              <w:top w:type="dxa" w:w="60"/>
+              <w:left w:type="dxa" w:w="100"/>
+              <w:bottom w:type="dxa" w:w="60"/>
+              <w:right w:type="dxa" w:w="100"/>
+            </w:tcMar>
+          </w:tcPr>
+          <w:p>
+            <w:pPr>
+              <w:bidi w:val="false"/>
+              <w:spacing w:after="0"/>
+              <w:jc w:val="left"/>
+            </w:pPr>
+            <w:r>
+              <w:rPr>
+                <w:rFonts w:ascii="Calibri" w:cs="Calibri" w:eastAsia="Calibri" w:hAnsi="Calibri"/>
+                <w:b w:val="false"/>
+                <w:bCs w:val="false"/>
+                <w:sz w:val="20"/>
+                <w:szCs w:val="20"/>
+                <w:rtl w:val="false"/>
+              </w:rPr>
+              <w:t xml:space="preserve">Done</w:t>
+            </w:r>
+          </w:p>
+        </w:tc>
+      </w:tr>
+      <w:tr>
+        <w:trPr>
+          <w:tblHeader w:val="false"/>
+        </w:trPr>
+        <w:tc>
+          <w:tcPr>
+            <w:tcW w:type="dxa" w:w="3212"/>
+            <w:tcBorders>
+              <w:top w:val="single" w:color="D4D4DC" w:sz="4"/>
+              <w:left w:val="single" w:color="D4D4DC" w:sz="4"/>
+              <w:bottom w:val="single" w:color="D4D4DC" w:sz="4"/>
+              <w:right w:val="single" w:color="D4D4DC" w:sz="4"/>
+            </w:tcBorders>
+            <w:tcMar>
+              <w:top w:type="dxa" w:w="60"/>
+              <w:left w:type="dxa" w:w="100"/>
+              <w:bottom w:type="dxa" w:w="60"/>
+              <w:right w:type="dxa" w:w="100"/>
+            </w:tcMar>
+          </w:tcPr>
+          <w:p>
+            <w:pPr>
+              <w:bidi w:val="false"/>
+              <w:spacing w:after="0"/>
+              <w:jc w:val="left"/>
+            </w:pPr>
+            <w:r>
+              <w:rPr>
+                <w:rFonts w:ascii="Calibri" w:cs="Calibri" w:eastAsia="Calibri" w:hAnsi="Calibri"/>
+                <w:b w:val="false"/>
+                <w:bCs w:val="false"/>
+                <w:sz w:val="20"/>
+                <w:szCs w:val="20"/>
+                <w:rtl w:val="false"/>
+              </w:rPr>
+              <w:t xml:space="preserve">1 — Marketing website</w:t>
+            </w:r>
+          </w:p>
+        </w:tc>
+        <w:tc>
+          <w:tcPr>
+            <w:tcW w:type="dxa" w:w="3212"/>
+            <w:tcBorders>
+              <w:top w:val="single" w:color="D4D4DC" w:sz="4"/>
+              <w:left w:val="single" w:color="D4D4DC" w:sz="4"/>
+              <w:bottom w:val="single" w:color="D4D4DC" w:sz="4"/>
+              <w:right w:val="single" w:color="D4D4DC" w:sz="4"/>
+            </w:tcBorders>
+            <w:tcMar>
+              <w:top w:type="dxa" w:w="60"/>
+              <w:left w:type="dxa" w:w="100"/>
+              <w:bottom w:type="dxa" w:w="60"/>
+              <w:right w:type="dxa" w:w="100"/>
+            </w:tcMar>
+          </w:tcPr>
+          <w:p>
+            <w:pPr>
+              <w:bidi w:val="false"/>
+              <w:spacing w:after="0"/>
+              <w:jc w:val="left"/>
+            </w:pPr>
+            <w:r>
+              <w:rPr>
+                <w:rFonts w:ascii="Calibri" w:cs="Calibri" w:eastAsia="Calibri" w:hAnsi="Calibri"/>
+                <w:b w:val="false"/>
+                <w:bCs w:val="false"/>
+                <w:sz w:val="20"/>
+                <w:szCs w:val="20"/>
+                <w:rtl w:val="false"/>
+              </w:rPr>
+              <w:t xml:space="preserve">Complete site and the sign-up journey with cart, summary, payment, welcome email, guide</w:t>
+            </w:r>
+          </w:p>
+        </w:tc>
+        <w:tc>
+          <w:tcPr>
+            <w:tcW w:type="dxa" w:w="3214"/>
+            <w:tcBorders>
+              <w:top w:val="single" w:color="D4D4DC" w:sz="4"/>
+              <w:left w:val="single" w:color="D4D4DC" w:sz="4"/>
+              <w:bottom w:val="single" w:color="D4D4DC" w:sz="4"/>
+              <w:right w:val="single" w:color="D4D4DC" w:sz="4"/>
+            </w:tcBorders>
+            <w:tcMar>
+              <w:top w:type="dxa" w:w="60"/>
+              <w:left w:type="dxa" w:w="100"/>
+              <w:bottom w:type="dxa" w:w="60"/>
+              <w:right w:type="dxa" w:w="100"/>
+            </w:tcMar>
+          </w:tcPr>
+          <w:p>
+            <w:pPr>
+              <w:bidi w:val="false"/>
+              <w:spacing w:after="0"/>
+              <w:jc w:val="left"/>
+            </w:pPr>
+            <w:r>
+              <w:rPr>
+                <w:rFonts w:ascii="Calibri" w:cs="Calibri" w:eastAsia="Calibri" w:hAnsi="Calibri"/>
+                <w:b w:val="false"/>
+                <w:bCs w:val="false"/>
+                <w:sz w:val="20"/>
+                <w:szCs w:val="20"/>
+                <w:rtl w:val="false"/>
+              </w:rPr>
+              <w:t xml:space="preserve">Done</w:t>
+            </w:r>
+          </w:p>
+        </w:tc>
+      </w:tr>
+      <w:tr>
+        <w:trPr>
+          <w:tblHeader w:val="false"/>
+        </w:trPr>
+        <w:tc>
+          <w:tcPr>
+            <w:tcW w:type="dxa" w:w="3212"/>
+            <w:tcBorders>
+              <w:top w:val="single" w:color="D4D4DC" w:sz="4"/>
+              <w:left w:val="single" w:color="D4D4DC" w:sz="4"/>
+              <w:bottom w:val="single" w:color="D4D4DC" w:sz="4"/>
+              <w:right w:val="single" w:color="D4D4DC" w:sz="4"/>
+            </w:tcBorders>
+            <w:tcMar>
+              <w:top w:type="dxa" w:w="60"/>
+              <w:left w:type="dxa" w:w="100"/>
+              <w:bottom w:type="dxa" w:w="60"/>
+              <w:right w:type="dxa" w:w="100"/>
+            </w:tcMar>
+          </w:tcPr>
+          <w:p>
+            <w:pPr>
+              <w:bidi w:val="false"/>
+              <w:spacing w:after="0"/>
+              <w:jc w:val="left"/>
+            </w:pPr>
+            <w:r>
+              <w:rPr>
+                <w:rFonts w:ascii="Calibri" w:cs="Calibri" w:eastAsia="Calibri" w:hAnsi="Calibri"/>
+                <w:b w:val="false"/>
+                <w:bCs w:val="false"/>
+                <w:sz w:val="20"/>
+                <w:szCs w:val="20"/>
+                <w:rtl w:val="false"/>
+              </w:rPr>
+              <w:t xml:space="preserve">2 — Business web app</w:t>
+            </w:r>
+          </w:p>
+        </w:tc>
+        <w:tc>
+          <w:tcPr>
+            <w:tcW w:type="dxa" w:w="3212"/>
+            <w:tcBorders>
+              <w:top w:val="single" w:color="D4D4DC" w:sz="4"/>
+              <w:left w:val="single" w:color="D4D4DC" w:sz="4"/>
+              <w:bottom w:val="single" w:color="D4D4DC" w:sz="4"/>
+              <w:right w:val="single" w:color="D4D4DC" w:sz="4"/>
+            </w:tcBorders>
+            <w:tcMar>
+              <w:top w:type="dxa" w:w="60"/>
+              <w:left w:type="dxa" w:w="100"/>
+              <w:bottom w:type="dxa" w:w="60"/>
+              <w:right w:type="dxa" w:w="100"/>
+            </w:tcMar>
+          </w:tcPr>
+          <w:p>
+            <w:pPr>
+              <w:bidi w:val="false"/>
+              <w:spacing w:after="0"/>
+              <w:jc w:val="left"/>
+            </w:pPr>
+            <w:r>
+              <w:rPr>
+                <w:rFonts w:ascii="Calibri" w:cs="Calibri" w:eastAsia="Calibri" w:hAnsi="Calibri"/>
+                <w:b w:val="false"/>
+                <w:bCs w:val="false"/>
+                <w:sz w:val="20"/>
+                <w:szCs w:val="20"/>
+                <w:rtl w:val="false"/>
+              </w:rPr>
+              <w:t xml:space="preserve">Locked modules with previews and upsell; full review and polish; sales; profiles</w:t>
+            </w:r>
+          </w:p>
+        </w:tc>
+        <w:tc>
+          <w:tcPr>
+            <w:tcW w:type="dxa" w:w="3214"/>
+            <w:tcBorders>
+              <w:top w:val="single" w:color="D4D4DC" w:sz="4"/>
+              <w:left w:val="single" w:color="D4D4DC" w:sz="4"/>
+              <w:bottom w:val="single" w:color="D4D4DC" w:sz="4"/>
+              <w:right w:val="single" w:color="D4D4DC" w:sz="4"/>
+            </w:tcBorders>
+            <w:tcMar>
+              <w:top w:type="dxa" w:w="60"/>
+              <w:left w:type="dxa" w:w="100"/>
+              <w:bottom w:type="dxa" w:w="60"/>
+              <w:right w:type="dxa" w:w="100"/>
+            </w:tcMar>
+          </w:tcPr>
+          <w:p>
+            <w:pPr>
+              <w:bidi w:val="false"/>
+              <w:spacing w:after="0"/>
+              <w:jc w:val="left"/>
+            </w:pPr>
+            <w:r>
+              <w:rPr>
+                <w:rFonts w:ascii="Calibri" w:cs="Calibri" w:eastAsia="Calibri" w:hAnsi="Calibri"/>
+                <w:b w:val="false"/>
+                <w:bCs w:val="false"/>
+                <w:sz w:val="20"/>
+                <w:szCs w:val="20"/>
+                <w:rtl w:val="false"/>
+              </w:rPr>
+              <w:t xml:space="preserve">Done</w:t>
+            </w:r>
+          </w:p>
+        </w:tc>
+      </w:tr>
+      <w:tr>
+        <w:trPr>
+          <w:tblHeader w:val="false"/>
+        </w:trPr>
+        <w:tc>
+          <w:tcPr>
+            <w:tcW w:type="dxa" w:w="3212"/>
+            <w:tcBorders>
+              <w:top w:val="single" w:color="D4D4DC" w:sz="4"/>
+              <w:left w:val="single" w:color="D4D4DC" w:sz="4"/>
+              <w:bottom w:val="single" w:color="D4D4DC" w:sz="4"/>
+              <w:right w:val="single" w:color="D4D4DC" w:sz="4"/>
+            </w:tcBorders>
+            <w:tcMar>
+              <w:top w:type="dxa" w:w="60"/>
+              <w:left w:type="dxa" w:w="100"/>
+              <w:bottom w:type="dxa" w:w="60"/>
+              <w:right w:type="dxa" w:w="100"/>
+            </w:tcMar>
+          </w:tcPr>
+          <w:p>
+            <w:pPr>
+              <w:bidi w:val="false"/>
+              <w:spacing w:after="0"/>
+              <w:jc w:val="left"/>
+            </w:pPr>
+            <w:r>
+              <w:rPr>
+                <w:rFonts w:ascii="Calibri" w:cs="Calibri" w:eastAsia="Calibri" w:hAnsi="Calibri"/>
+                <w:b w:val="false"/>
+                <w:bCs w:val="false"/>
+                <w:sz w:val="20"/>
+                <w:szCs w:val="20"/>
+                <w:rtl w:val="false"/>
+              </w:rPr>
+              <w:t xml:space="preserve">3 — MyBiz console</w:t>
+            </w:r>
+          </w:p>
+        </w:tc>
+        <w:tc>
+          <w:tcPr>
+            <w:tcW w:type="dxa" w:w="3212"/>
+            <w:tcBorders>
+              <w:top w:val="single" w:color="D4D4DC" w:sz="4"/>
+              <w:left w:val="single" w:color="D4D4DC" w:sz="4"/>
+              <w:bottom w:val="single" w:color="D4D4DC" w:sz="4"/>
+              <w:right w:val="single" w:color="D4D4DC" w:sz="4"/>
+            </w:tcBorders>
+            <w:tcMar>
+              <w:top w:type="dxa" w:w="60"/>
+              <w:left w:type="dxa" w:w="100"/>
+              <w:bottom w:type="dxa" w:w="60"/>
+              <w:right w:type="dxa" w:w="100"/>
+            </w:tcMar>
+          </w:tcPr>
+          <w:p>
+            <w:pPr>
+              <w:bidi w:val="false"/>
+              <w:spacing w:after="0"/>
+              <w:jc w:val="left"/>
+            </w:pPr>
+            <w:r>
+              <w:rPr>
+                <w:rFonts w:ascii="Calibri" w:cs="Calibri" w:eastAsia="Calibri" w:hAnsi="Calibri"/>
+                <w:b w:val="false"/>
+                <w:bCs w:val="false"/>
+                <w:sz w:val="20"/>
+                <w:szCs w:val="20"/>
+                <w:rtl w:val="false"/>
+              </w:rPr>
+              <w:t xml:space="preserve">Team levels and permissions, full visibility and actions, support inbox</w:t>
+            </w:r>
+          </w:p>
+        </w:tc>
+        <w:tc>
+          <w:tcPr>
+            <w:tcW w:type="dxa" w:w="3214"/>
+            <w:tcBorders>
+              <w:top w:val="single" w:color="D4D4DC" w:sz="4"/>
+              <w:left w:val="single" w:color="D4D4DC" w:sz="4"/>
+              <w:bottom w:val="single" w:color="D4D4DC" w:sz="4"/>
+              <w:right w:val="single" w:color="D4D4DC" w:sz="4"/>
+            </w:tcBorders>
+            <w:tcMar>
+              <w:top w:type="dxa" w:w="60"/>
+              <w:left w:type="dxa" w:w="100"/>
+              <w:bottom w:type="dxa" w:w="60"/>
+              <w:right w:type="dxa" w:w="100"/>
+            </w:tcMar>
+          </w:tcPr>
+          <w:p>
+            <w:pPr>
+              <w:bidi w:val="false"/>
+              <w:spacing w:after="0"/>
+              <w:jc w:val="left"/>
+            </w:pPr>
+            <w:r>
+              <w:rPr>
+                <w:rFonts w:ascii="Calibri" w:cs="Calibri" w:eastAsia="Calibri" w:hAnsi="Calibri"/>
+                <w:b w:val="false"/>
+                <w:bCs w:val="false"/>
+                <w:sz w:val="20"/>
+                <w:szCs w:val="20"/>
+                <w:rtl w:val="false"/>
+              </w:rPr>
+              <w:t xml:space="preserve">Done</w:t>
+            </w:r>
+          </w:p>
+        </w:tc>
+      </w:tr>
+      <w:tr>
+        <w:trPr>
+          <w:tblHeader w:val="false"/>
+        </w:trPr>
+        <w:tc>
+          <w:tcPr>
+            <w:tcW w:type="dxa" w:w="3212"/>
+            <w:tcBorders>
+              <w:top w:val="single" w:color="D4D4DC" w:sz="4"/>
+              <w:left w:val="single" w:color="D4D4DC" w:sz="4"/>
+              <w:bottom w:val="single" w:color="D4D4DC" w:sz="4"/>
+              <w:right w:val="single" w:color="D4D4DC" w:sz="4"/>
+            </w:tcBorders>
+            <w:tcMar>
+              <w:top w:type="dxa" w:w="60"/>
+              <w:left w:type="dxa" w:w="100"/>
+              <w:bottom w:type="dxa" w:w="60"/>
+              <w:right w:type="dxa" w:w="100"/>
+            </w:tcMar>
+          </w:tcPr>
+          <w:p>
+            <w:pPr>
+              <w:bidi w:val="false"/>
+              <w:spacing w:after="0"/>
+              <w:jc w:val="left"/>
+            </w:pPr>
+            <w:r>
+              <w:rPr>
+                <w:rFonts w:ascii="Calibri" w:cs="Calibri" w:eastAsia="Calibri" w:hAnsi="Calibri"/>
+                <w:b w:val="false"/>
+                <w:bCs w:val="false"/>
+                <w:sz w:val="20"/>
+                <w:szCs w:val="20"/>
+                <w:rtl w:val="false"/>
+              </w:rPr>
+              <w:t xml:space="preserve">4 — Apps</w:t>
+            </w:r>
+          </w:p>
+        </w:tc>
+        <w:tc>
+          <w:tcPr>
+            <w:tcW w:type="dxa" w:w="3212"/>
+            <w:tcBorders>
+              <w:top w:val="single" w:color="D4D4DC" w:sz="4"/>
+              <w:left w:val="single" w:color="D4D4DC" w:sz="4"/>
+              <w:bottom w:val="single" w:color="D4D4DC" w:sz="4"/>
+              <w:right w:val="single" w:color="D4D4DC" w:sz="4"/>
+            </w:tcBorders>
+            <w:tcMar>
+              <w:top w:type="dxa" w:w="60"/>
+              <w:left w:type="dxa" w:w="100"/>
+              <w:bottom w:type="dxa" w:w="60"/>
+              <w:right w:type="dxa" w:w="100"/>
+            </w:tcMar>
+          </w:tcPr>
+          <w:p>
+            <w:pPr>
+              <w:bidi w:val="false"/>
+              <w:spacing w:after="0"/>
+              <w:jc w:val="left"/>
+            </w:pPr>
+            <w:r>
+              <w:rPr>
+                <w:rFonts w:ascii="Calibri" w:cs="Calibri" w:eastAsia="Calibri" w:hAnsi="Calibri"/>
+                <w:b w:val="false"/>
+                <w:bCs w:val="false"/>
+                <w:sz w:val="20"/>
+                <w:szCs w:val="20"/>
+                <w:rtl w:val="false"/>
+              </w:rPr>
+              <w:t xml:space="preserve">Business app and MyBiz staff app built, shared app kit; remaining: client app polish and store builds</w:t>
+            </w:r>
+          </w:p>
+        </w:tc>
+        <w:tc>
+          <w:tcPr>
+            <w:tcW w:type="dxa" w:w="3214"/>
+            <w:tcBorders>
+              <w:top w:val="single" w:color="D4D4DC" w:sz="4"/>
+              <w:left w:val="single" w:color="D4D4DC" w:sz="4"/>
+              <w:bottom w:val="single" w:color="D4D4DC" w:sz="4"/>
+              <w:right w:val="single" w:color="D4D4DC" w:sz="4"/>
+            </w:tcBorders>
+            <w:tcMar>
+              <w:top w:type="dxa" w:w="60"/>
+              <w:left w:type="dxa" w:w="100"/>
+              <w:bottom w:type="dxa" w:w="60"/>
+              <w:right w:type="dxa" w:w="100"/>
+            </w:tcMar>
+          </w:tcPr>
+          <w:p>
+            <w:pPr>
+              <w:bidi w:val="false"/>
+              <w:spacing w:after="0"/>
+              <w:jc w:val="left"/>
+            </w:pPr>
+            <w:r>
+              <w:rPr>
+                <w:rFonts w:ascii="Calibri" w:cs="Calibri" w:eastAsia="Calibri" w:hAnsi="Calibri"/>
+                <w:b w:val="false"/>
+                <w:bCs w:val="false"/>
+                <w:sz w:val="20"/>
+                <w:szCs w:val="20"/>
+                <w:rtl w:val="false"/>
+              </w:rPr>
+              <w:t xml:space="preserve">Mostly done</w:t>
+            </w:r>
+          </w:p>
+        </w:tc>
+      </w:tr>
+      <w:tr>
+        <w:trPr>
+          <w:tblHeader w:val="false"/>
+        </w:trPr>
+        <w:tc>
+          <w:tcPr>
+            <w:tcW w:type="dxa" w:w="3212"/>
+            <w:tcBorders>
+              <w:top w:val="single" w:color="D4D4DC" w:sz="4"/>
+              <w:left w:val="single" w:color="D4D4DC" w:sz="4"/>
+              <w:bottom w:val="single" w:color="D4D4DC" w:sz="4"/>
+              <w:right w:val="single" w:color="D4D4DC" w:sz="4"/>
+            </w:tcBorders>
+            <w:tcMar>
+              <w:top w:type="dxa" w:w="60"/>
+              <w:left w:type="dxa" w:w="100"/>
+              <w:bottom w:type="dxa" w:w="60"/>
+              <w:right w:type="dxa" w:w="100"/>
+            </w:tcMar>
+          </w:tcPr>
+          <w:p>
+            <w:pPr>
+              <w:bidi w:val="false"/>
+              <w:spacing w:after="0"/>
+              <w:jc w:val="left"/>
+            </w:pPr>
+            <w:r>
+              <w:rPr>
+                <w:rFonts w:ascii="Calibri" w:cs="Calibri" w:eastAsia="Calibri" w:hAnsi="Calibri"/>
+                <w:b w:val="false"/>
+                <w:bCs w:val="false"/>
+                <w:sz w:val="20"/>
+                <w:szCs w:val="20"/>
+                <w:rtl w:val="false"/>
+              </w:rPr>
+              <w:t xml:space="preserve">5 — Industries</w:t>
+            </w:r>
+          </w:p>
+        </w:tc>
+        <w:tc>
+          <w:tcPr>
+            <w:tcW w:type="dxa" w:w="3212"/>
+            <w:tcBorders>
+              <w:top w:val="single" w:color="D4D4DC" w:sz="4"/>
+              <w:left w:val="single" w:color="D4D4DC" w:sz="4"/>
+              <w:bottom w:val="single" w:color="D4D4DC" w:sz="4"/>
+              <w:right w:val="single" w:color="D4D4DC" w:sz="4"/>
+            </w:tcBorders>
+            <w:tcMar>
+              <w:top w:type="dxa" w:w="60"/>
+              <w:left w:type="dxa" w:w="100"/>
+              <w:bottom w:type="dxa" w:w="60"/>
+              <w:right w:type="dxa" w:w="100"/>
+            </w:tcMar>
+          </w:tcPr>
+          <w:p>
+            <w:pPr>
+              <w:bidi w:val="false"/>
+              <w:spacing w:after="0"/>
+              <w:jc w:val="left"/>
+            </w:pPr>
+            <w:r>
+              <w:rPr>
+                <w:rFonts w:ascii="Calibri" w:cs="Calibri" w:eastAsia="Calibri" w:hAnsi="Calibri"/>
+                <w:b w:val="false"/>
+                <w:bCs w:val="false"/>
+                <w:sz w:val="20"/>
+                <w:szCs w:val="20"/>
+                <w:rtl w:val="false"/>
+              </w:rPr>
+              <w:t xml:space="preserve">The category template (category → sub-category) in one shared catalog; the five main categories with their sub-categories</w:t>
+            </w:r>
+          </w:p>
+        </w:tc>
+        <w:tc>
+          <w:tcPr>
+            <w:tcW w:type="dxa" w:w="3214"/>
+            <w:tcBorders>
+              <w:top w:val="single" w:color="D4D4DC" w:sz="4"/>
+              <w:left w:val="single" w:color="D4D4DC" w:sz="4"/>
+              <w:bottom w:val="single" w:color="D4D4DC" w:sz="4"/>
+              <w:right w:val="single" w:color="D4D4DC" w:sz="4"/>
+            </w:tcBorders>
+            <w:tcMar>
+              <w:top w:type="dxa" w:w="60"/>
+              <w:left w:type="dxa" w:w="100"/>
+              <w:bottom w:type="dxa" w:w="60"/>
+              <w:right w:type="dxa" w:w="100"/>
+            </w:tcMar>
+          </w:tcPr>
+          <w:p>
+            <w:pPr>
+              <w:bidi w:val="false"/>
+              <w:spacing w:after="0"/>
+              <w:jc w:val="left"/>
+            </w:pPr>
+            <w:r>
+              <w:rPr>
+                <w:rFonts w:ascii="Calibri" w:cs="Calibri" w:eastAsia="Calibri" w:hAnsi="Calibri"/>
+                <w:b w:val="false"/>
+                <w:bCs w:val="false"/>
+                <w:sz w:val="20"/>
+                <w:szCs w:val="20"/>
+                <w:rtl w:val="false"/>
+              </w:rPr>
+              <w:t xml:space="preserve">In progress</w:t>
+            </w:r>
+          </w:p>
+        </w:tc>
+      </w:tr>
+      <w:tr>
+        <w:trPr>
+          <w:tblHeader w:val="false"/>
+        </w:trPr>
+        <w:tc>
+          <w:tcPr>
+            <w:tcW w:type="dxa" w:w="3212"/>
+            <w:tcBorders>
+              <w:top w:val="single" w:color="D4D4DC" w:sz="4"/>
+              <w:left w:val="single" w:color="D4D4DC" w:sz="4"/>
+              <w:bottom w:val="single" w:color="D4D4DC" w:sz="4"/>
+              <w:right w:val="single" w:color="D4D4DC" w:sz="4"/>
+            </w:tcBorders>
+            <w:tcMar>
+              <w:top w:type="dxa" w:w="60"/>
+              <w:left w:type="dxa" w:w="100"/>
+              <w:bottom w:type="dxa" w:w="60"/>
+              <w:right w:type="dxa" w:w="100"/>
+            </w:tcMar>
+          </w:tcPr>
+          <w:p>
+            <w:pPr>
+              <w:bidi w:val="false"/>
+              <w:spacing w:after="0"/>
+              <w:jc w:val="left"/>
+            </w:pPr>
+            <w:r>
+              <w:rPr>
+                <w:rFonts w:ascii="Calibri" w:cs="Calibri" w:eastAsia="Calibri" w:hAnsi="Calibri"/>
+                <w:b w:val="false"/>
+                <w:bCs w:val="false"/>
+                <w:sz w:val="20"/>
+                <w:szCs w:val="20"/>
+                <w:rtl w:val="false"/>
+              </w:rPr>
+              <w:t xml:space="preserve">6 — More categories</w:t>
+            </w:r>
+          </w:p>
+        </w:tc>
+        <w:tc>
+          <w:tcPr>
+            <w:tcW w:type="dxa" w:w="3212"/>
+            <w:tcBorders>
+              <w:top w:val="single" w:color="D4D4DC" w:sz="4"/>
+              <w:left w:val="single" w:color="D4D4DC" w:sz="4"/>
+              <w:bottom w:val="single" w:color="D4D4DC" w:sz="4"/>
+              <w:right w:val="single" w:color="D4D4DC" w:sz="4"/>
+            </w:tcBorders>
+            <w:tcMar>
+              <w:top w:type="dxa" w:w="60"/>
+              <w:left w:type="dxa" w:w="100"/>
+              <w:bottom w:type="dxa" w:w="60"/>
+              <w:right w:type="dxa" w:w="100"/>
+            </w:tcMar>
+          </w:tcPr>
+          <w:p>
+            <w:pPr>
+              <w:bidi w:val="false"/>
+              <w:spacing w:after="0"/>
+              <w:jc w:val="left"/>
+            </w:pPr>
+            <w:r>
+              <w:rPr>
+                <w:rFonts w:ascii="Calibri" w:cs="Calibri" w:eastAsia="Calibri" w:hAnsi="Calibri"/>
+                <w:b w:val="false"/>
+                <w:bCs w:val="false"/>
+                <w:sz w:val="20"/>
+                <w:szCs w:val="20"/>
+                <w:rtl w:val="false"/>
+              </w:rPr>
+              <w:t xml:space="preserve">Core capabilities for the future categories (resources, on-site jobs, dependents, quotes and deposits), each opening its categories</w:t>
+            </w:r>
+          </w:p>
+        </w:tc>
+        <w:tc>
+          <w:tcPr>
+            <w:tcW w:type="dxa" w:w="3214"/>
+            <w:tcBorders>
+              <w:top w:val="single" w:color="D4D4DC" w:sz="4"/>
+              <w:left w:val="single" w:color="D4D4DC" w:sz="4"/>
+              <w:bottom w:val="single" w:color="D4D4DC" w:sz="4"/>
+              <w:right w:val="single" w:color="D4D4DC" w:sz="4"/>
+            </w:tcBorders>
+            <w:tcMar>
+              <w:top w:type="dxa" w:w="60"/>
+              <w:left w:type="dxa" w:w="100"/>
+              <w:bottom w:type="dxa" w:w="60"/>
+              <w:right w:type="dxa" w:w="100"/>
+            </w:tcMar>
+          </w:tcPr>
+          <w:p>
+            <w:pPr>
+              <w:bidi w:val="false"/>
+              <w:spacing w:after="0"/>
+              <w:jc w:val="left"/>
+            </w:pPr>
+            <w:r>
+              <w:rPr>
+                <w:rFonts w:ascii="Calibri" w:cs="Calibri" w:eastAsia="Calibri" w:hAnsi="Calibri"/>
+                <w:b w:val="false"/>
+                <w:bCs w:val="false"/>
+                <w:sz w:val="20"/>
+                <w:szCs w:val="20"/>
+                <w:rtl w:val="false"/>
+              </w:rPr>
+              <w:t xml:space="preserve">Planned</w:t>
+            </w:r>
+          </w:p>
+        </w:tc>
+      </w:tr>
+      <w:tr>
+        <w:trPr>
+          <w:tblHeader w:val="false"/>
+        </w:trPr>
+        <w:tc>
+          <w:tcPr>
+            <w:tcW w:type="dxa" w:w="3212"/>
+            <w:tcBorders>
+              <w:top w:val="single" w:color="D4D4DC" w:sz="4"/>
+              <w:left w:val="single" w:color="D4D4DC" w:sz="4"/>
+              <w:bottom w:val="single" w:color="D4D4DC" w:sz="4"/>
+              <w:right w:val="single" w:color="D4D4DC" w:sz="4"/>
+            </w:tcBorders>
+            <w:tcMar>
+              <w:top w:type="dxa" w:w="60"/>
+              <w:left w:type="dxa" w:w="100"/>
+              <w:bottom w:type="dxa" w:w="60"/>
+              <w:right w:type="dxa" w:w="100"/>
+            </w:tcMar>
+          </w:tcPr>
+          <w:p>
+            <w:pPr>
+              <w:bidi w:val="false"/>
+              <w:spacing w:after="0"/>
+              <w:jc w:val="left"/>
+            </w:pPr>
+            <w:r>
+              <w:rPr>
+                <w:rFonts w:ascii="Calibri" w:cs="Calibri" w:eastAsia="Calibri" w:hAnsi="Calibri"/>
+                <w:b w:val="false"/>
+                <w:bCs w:val="false"/>
+                <w:sz w:val="20"/>
+                <w:szCs w:val="20"/>
+                <w:rtl w:val="false"/>
+              </w:rPr>
               <w:t xml:space="preserve">Go-live</w:t>
             </w:r>
           </w:p>
@@ -6419,6 +8440,20 @@
       <w:pPr>
         <w:spacing w:after="120"/>
       </w:pPr>
+    </w:p>
+    <w:p>
+      <w:pPr>
+        <w:bidi w:val="false"/>
+        <w:spacing w:after="120"/>
+        <w:jc w:val="left"/>
+      </w:pPr>
+      <w:r>
+        <w:rPr>
+          <w:rFonts w:ascii="Calibri" w:cs="Calibri" w:eastAsia="Calibri" w:hAnsi="Calibri"/>
+          <w:rtl w:val="false"/>
+        </w:rPr>
+        <w:t xml:space="preserve">The live status of the work — done, in progress and next — is kept in `docs/STATUS.md` and in the repository's GitHub issues, updated with every merged change.</w:t>
+      </w:r>
     </w:p>
     <w:p>
       <w:pPr>

--- a/docs/spec/MyBiz-Spec-en.docx
+++ b/docs/spec/MyBiz-Spec-en.docx
@@ -8210,7 +8210,7 @@
                 <w:szCs w:val="20"/>
                 <w:rtl w:val="false"/>
               </w:rPr>
-              <w:t xml:space="preserve">In progress</w:t>
+              <w:t xml:space="preserve">Done</w:t>
             </w:r>
           </w:p>
         </w:tc>

--- a/docs/spec/MyBiz-Spec-en.docx
+++ b/docs/spec/MyBiz-Spec-en.docx
@@ -57,7 +57,7 @@
           <w:rFonts w:ascii="Calibri" w:cs="Calibri" w:eastAsia="Calibri" w:hAnsi="Calibri"/>
           <w:rtl w:val="false"/>
         </w:rPr>
-        <w:t xml:space="preserve">MyBiz is an operating system for small and medium service businesses: studios and gyms, hair and beauty salons, clinics, garages and more. One platform runs the business day to day — schedule and appointments, clients, plans and payments, leads, messages, reports and an AI assistant — and gives every business its own branded app for its clients.</w:t>
+        <w:t xml:space="preserve">MyBiz is an operating system for small and medium service businesses: fitness and training, beauty and spa, clinics and health, classes and lessons, automotive services and more, each on equal footing. One platform runs the business day to day — schedule and appointments, clients, plans and payments, leads, messages, reports and an AI assistant — and gives every business its own branded app for its clients.</w:t>
       </w:r>
     </w:p>
     <w:p>
@@ -1918,7 +1918,120 @@
           <w:rFonts w:ascii="Calibri" w:cs="Calibri" w:eastAsia="Calibri" w:hAnsi="Calibri"/>
           <w:rtl w:val="false"/>
         </w:rPr>
-        <w:t xml:space="preserve">4. Industries (vertical packs)</w:t>
+        <w:t xml:space="preserve">4. Industries: categories and sub-categories</w:t>
+      </w:r>
+    </w:p>
+    <w:p>
+      <w:pPr>
+        <w:bidi w:val="false"/>
+        <w:spacing w:after="120"/>
+        <w:jc w:val="left"/>
+      </w:pPr>
+      <w:r>
+        <w:rPr>
+          <w:rFonts w:ascii="Calibri" w:cs="Calibri" w:eastAsia="Calibri" w:hAnsi="Calibri"/>
+          <w:rtl w:val="false"/>
+        </w:rPr>
+        <w:t xml:space="preserve">The fitness studio was the prototype. Every industry now stands on equal footing: no industry is "the main one", and the core never asks which industry a business belongs to. Industries are organized in two levels:</w:t>
+      </w:r>
+    </w:p>
+    <w:p>
+      <w:pPr>
+        <w:pStyle w:val="ListParagraph"/>
+        <w:numPr>
+          <w:ilvl w:val="0"/>
+          <w:numId w:val="2"/>
+        </w:numPr>
+        <w:bidi w:val="false"/>
+        <w:spacing w:after="60"/>
+        <w:jc w:val="left"/>
+      </w:pPr>
+      <w:r>
+        <w:rPr>
+          <w:rFonts w:ascii="Calibri" w:cs="Calibri" w:eastAsia="Calibri" w:hAnsi="Calibri"/>
+          <w:b/>
+          <w:bCs/>
+          <w:rtl w:val="false"/>
+        </w:rPr>
+        <w:t xml:space="preserve">Category</w:t>
+      </w:r>
+      <w:r>
+        <w:rPr>
+          <w:rFonts w:ascii="Calibri" w:cs="Calibri" w:eastAsia="Calibri" w:hAnsi="Calibri"/>
+          <w:rtl w:val="false"/>
+        </w:rPr>
+        <w:t xml:space="preserve">: a family of businesses that work the same way, for example "Beauty &amp; Spa". It defines the shared defaults: what clients are called, how they book (group classes, one-to-one appointments or both), cancellation policy, whether a plan is needed to book, a health declaration, the client details the business keeps, and the starter services and plans.</w:t>
+      </w:r>
+    </w:p>
+    <w:p>
+      <w:pPr>
+        <w:pStyle w:val="ListParagraph"/>
+        <w:numPr>
+          <w:ilvl w:val="0"/>
+          <w:numId w:val="2"/>
+        </w:numPr>
+        <w:bidi w:val="false"/>
+        <w:spacing w:after="60"/>
+        <w:jc w:val="left"/>
+      </w:pPr>
+      <w:r>
+        <w:rPr>
+          <w:rFonts w:ascii="Calibri" w:cs="Calibri" w:eastAsia="Calibri" w:hAnsi="Calibri"/>
+          <w:b/>
+          <w:bCs/>
+          <w:rtl w:val="false"/>
+        </w:rPr>
+        <w:t xml:space="preserve">Sub-category</w:t>
+      </w:r>
+      <w:r>
+        <w:rPr>
+          <w:rFonts w:ascii="Calibri" w:cs="Calibri" w:eastAsia="Calibri" w:hAnsi="Calibri"/>
+          <w:rtl w:val="false"/>
+        </w:rPr>
+        <w:t xml:space="preserve">: a specific kind of business inside the family, for example "Barbershop" or "Nail studio". It inherits everything from its category and overrides only what differs, usually its name, its starter services and sometimes an extra client detail. A sub-category can have sub-categories of its own when needed.</w:t>
+      </w:r>
+    </w:p>
+    <w:p>
+      <w:pPr>
+        <w:bidi w:val="false"/>
+        <w:spacing w:after="120"/>
+        <w:jc w:val="left"/>
+      </w:pPr>
+      <w:r>
+        <w:rPr>
+          <w:rFonts w:ascii="Calibri" w:cs="Calibri" w:eastAsia="Calibri" w:hAnsi="Calibri"/>
+          <w:rtl w:val="false"/>
+        </w:rPr>
+        <w:t xml:space="preserve">A business picks its sub-category (or only the category) when it signs up. The choice sets its starting point, and everything stays editable afterwards.</w:t>
+      </w:r>
+    </w:p>
+    <w:p>
+      <w:pPr>
+        <w:pStyle w:val="Heading2"/>
+        <w:bidi w:val="false"/>
+        <w:spacing w:after="140" w:before="280"/>
+        <w:jc w:val="left"/>
+      </w:pPr>
+      <w:r>
+        <w:rPr>
+          <w:rFonts w:ascii="Calibri" w:cs="Calibri" w:eastAsia="Calibri" w:hAnsi="Calibri"/>
+          <w:rtl w:val="false"/>
+        </w:rPr>
+        <w:t xml:space="preserve">4.1 The five main categories</w:t>
+      </w:r>
+    </w:p>
+    <w:p>
+      <w:pPr>
+        <w:bidi w:val="false"/>
+        <w:spacing w:after="120"/>
+        <w:jc w:val="left"/>
+      </w:pPr>
+      <w:r>
+        <w:rPr>
+          <w:rFonts w:ascii="Calibri" w:cs="Calibri" w:eastAsia="Calibri" w:hAnsi="Calibri"/>
+          <w:rtl w:val="false"/>
+        </w:rPr>
+        <w:t xml:space="preserve">Chosen because the current core already serves them fully (schedule, appointments, plans, client app) and together they cover most service businesses in Israel.</w:t>
       </w:r>
     </w:p>
     <w:tbl>
@@ -1977,7 +2090,7 @@
                 <w:szCs w:val="20"/>
                 <w:rtl w:val="false"/>
               </w:rPr>
-              <w:t xml:space="preserve">Pack</w:t>
+              <w:t xml:space="preserve">Category</w:t>
             </w:r>
           </w:p>
         </w:tc>
@@ -2013,7 +2126,7 @@
                 <w:szCs w:val="20"/>
                 <w:rtl w:val="false"/>
               </w:rPr>
-              <w:t xml:space="preserve">Clients are</w:t>
+              <w:t xml:space="preserve">Sub-categories</w:t>
             </w:r>
           </w:p>
         </w:tc>
@@ -2049,7 +2162,7 @@
                 <w:szCs w:val="20"/>
                 <w:rtl w:val="false"/>
               </w:rPr>
-              <w:t xml:space="preserve">Booking</w:t>
+              <w:t xml:space="preserve">Clients are</w:t>
             </w:r>
           </w:p>
         </w:tc>
@@ -2085,7 +2198,7 @@
                 <w:szCs w:val="20"/>
                 <w:rtl w:val="false"/>
               </w:rPr>
-              <w:t xml:space="preserve">Starter content</w:t>
+              <w:t xml:space="preserve">Booking</w:t>
             </w:r>
           </w:p>
         </w:tc>
@@ -2121,7 +2234,7 @@
                 <w:szCs w:val="20"/>
                 <w:rtl w:val="false"/>
               </w:rPr>
-              <w:t xml:space="preserve">Extra client details</w:t>
+              <w:t xml:space="preserve">Typical client details</w:t>
             </w:r>
           </w:p>
         </w:tc>
@@ -2161,7 +2274,7 @@
                 <w:szCs w:val="20"/>
                 <w:rtl w:val="false"/>
               </w:rPr>
-              <w:t xml:space="preserve">Fitness</w:t>
+              <w:t xml:space="preserve">Fitness &amp; Training</w:t>
             </w:r>
           </w:p>
         </w:tc>
@@ -2196,6 +2309,41 @@
                 <w:szCs w:val="20"/>
                 <w:rtl w:val="false"/>
               </w:rPr>
+              <w:t xml:space="preserve">gym, pilates studio, yoga studio, CrossFit box, functional training, personal trainer</w:t>
+            </w:r>
+          </w:p>
+        </w:tc>
+        <w:tc>
+          <w:tcPr>
+            <w:tcW w:type="dxa" w:w="1927"/>
+            <w:tcBorders>
+              <w:top w:val="single" w:color="D4D4DC" w:sz="4"/>
+              <w:left w:val="single" w:color="D4D4DC" w:sz="4"/>
+              <w:bottom w:val="single" w:color="D4D4DC" w:sz="4"/>
+              <w:right w:val="single" w:color="D4D4DC" w:sz="4"/>
+            </w:tcBorders>
+            <w:tcMar>
+              <w:top w:type="dxa" w:w="60"/>
+              <w:left w:type="dxa" w:w="100"/>
+              <w:bottom w:type="dxa" w:w="60"/>
+              <w:right w:type="dxa" w:w="100"/>
+            </w:tcMar>
+          </w:tcPr>
+          <w:p>
+            <w:pPr>
+              <w:bidi w:val="false"/>
+              <w:spacing w:after="0"/>
+              <w:jc w:val="left"/>
+            </w:pPr>
+            <w:r>
+              <w:rPr>
+                <w:rFonts w:ascii="Calibri" w:cs="Calibri" w:eastAsia="Calibri" w:hAnsi="Calibri"/>
+                <w:b w:val="false"/>
+                <w:bCs w:val="false"/>
+                <w:sz w:val="20"/>
+                <w:szCs w:val="20"/>
+                <w:rtl w:val="false"/>
+              </w:rPr>
               <w:t xml:space="preserve">members</w:t>
             </w:r>
           </w:p>
@@ -2231,42 +2379,7 @@
                 <w:szCs w:val="20"/>
                 <w:rtl w:val="false"/>
               </w:rPr>
-              <w:t xml:space="preserve">group classes (+ personal sessions)</w:t>
-            </w:r>
-          </w:p>
-        </w:tc>
-        <w:tc>
-          <w:tcPr>
-            <w:tcW w:type="dxa" w:w="1927"/>
-            <w:tcBorders>
-              <w:top w:val="single" w:color="D4D4DC" w:sz="4"/>
-              <w:left w:val="single" w:color="D4D4DC" w:sz="4"/>
-              <w:bottom w:val="single" w:color="D4D4DC" w:sz="4"/>
-              <w:right w:val="single" w:color="D4D4DC" w:sz="4"/>
-            </w:tcBorders>
-            <w:tcMar>
-              <w:top w:type="dxa" w:w="60"/>
-              <w:left w:type="dxa" w:w="100"/>
-              <w:bottom w:type="dxa" w:w="60"/>
-              <w:right w:type="dxa" w:w="100"/>
-            </w:tcMar>
-          </w:tcPr>
-          <w:p>
-            <w:pPr>
-              <w:bidi w:val="false"/>
-              <w:spacing w:after="0"/>
-              <w:jc w:val="left"/>
-            </w:pPr>
-            <w:r>
-              <w:rPr>
-                <w:rFonts w:ascii="Calibri" w:cs="Calibri" w:eastAsia="Calibri" w:hAnsi="Calibri"/>
-                <w:b w:val="false"/>
-                <w:bCs w:val="false"/>
-                <w:sz w:val="20"/>
-                <w:szCs w:val="20"/>
-                <w:rtl w:val="false"/>
-              </w:rPr>
-              <w:t xml:space="preserve">memberships, punch cards</w:t>
+              <w:t xml:space="preserve">group classes, personal sessions; memberships and punch cards</w:t>
             </w:r>
           </w:p>
         </w:tc>
@@ -2341,7 +2454,7 @@
                 <w:szCs w:val="20"/>
                 <w:rtl w:val="false"/>
               </w:rPr>
-              <w:t xml:space="preserve">Beauty</w:t>
+              <w:t xml:space="preserve">Beauty &amp; Spa</w:t>
             </w:r>
           </w:p>
         </w:tc>
@@ -2376,6 +2489,41 @@
                 <w:szCs w:val="20"/>
                 <w:rtl w:val="false"/>
               </w:rPr>
+              <w:t xml:space="preserve">hair salon, barbershop, cosmetics and facials, nails, laser hair removal, spa and massage</w:t>
+            </w:r>
+          </w:p>
+        </w:tc>
+        <w:tc>
+          <w:tcPr>
+            <w:tcW w:type="dxa" w:w="1927"/>
+            <w:tcBorders>
+              <w:top w:val="single" w:color="D4D4DC" w:sz="4"/>
+              <w:left w:val="single" w:color="D4D4DC" w:sz="4"/>
+              <w:bottom w:val="single" w:color="D4D4DC" w:sz="4"/>
+              <w:right w:val="single" w:color="D4D4DC" w:sz="4"/>
+            </w:tcBorders>
+            <w:tcMar>
+              <w:top w:type="dxa" w:w="60"/>
+              <w:left w:type="dxa" w:w="100"/>
+              <w:bottom w:type="dxa" w:w="60"/>
+              <w:right w:type="dxa" w:w="100"/>
+            </w:tcMar>
+          </w:tcPr>
+          <w:p>
+            <w:pPr>
+              <w:bidi w:val="false"/>
+              <w:spacing w:after="0"/>
+              <w:jc w:val="left"/>
+            </w:pPr>
+            <w:r>
+              <w:rPr>
+                <w:rFonts w:ascii="Calibri" w:cs="Calibri" w:eastAsia="Calibri" w:hAnsi="Calibri"/>
+                <w:b w:val="false"/>
+                <w:bCs w:val="false"/>
+                <w:sz w:val="20"/>
+                <w:szCs w:val="20"/>
+                <w:rtl w:val="false"/>
+              </w:rPr>
               <w:t xml:space="preserve">clients</w:t>
             </w:r>
           </w:p>
@@ -2417,41 +2565,6 @@
         </w:tc>
         <w:tc>
           <w:tcPr>
-            <w:tcW w:type="dxa" w:w="1927"/>
-            <w:tcBorders>
-              <w:top w:val="single" w:color="D4D4DC" w:sz="4"/>
-              <w:left w:val="single" w:color="D4D4DC" w:sz="4"/>
-              <w:bottom w:val="single" w:color="D4D4DC" w:sz="4"/>
-              <w:right w:val="single" w:color="D4D4DC" w:sz="4"/>
-            </w:tcBorders>
-            <w:tcMar>
-              <w:top w:type="dxa" w:w="60"/>
-              <w:left w:type="dxa" w:w="100"/>
-              <w:bottom w:type="dxa" w:w="60"/>
-              <w:right w:type="dxa" w:w="100"/>
-            </w:tcMar>
-          </w:tcPr>
-          <w:p>
-            <w:pPr>
-              <w:bidi w:val="false"/>
-              <w:spacing w:after="0"/>
-              <w:jc w:val="left"/>
-            </w:pPr>
-            <w:r>
-              <w:rPr>
-                <w:rFonts w:ascii="Calibri" w:cs="Calibri" w:eastAsia="Calibri" w:hAnsi="Calibri"/>
-                <w:b w:val="false"/>
-                <w:bCs w:val="false"/>
-                <w:sz w:val="20"/>
-                <w:szCs w:val="20"/>
-                <w:rtl w:val="false"/>
-              </w:rPr>
-              <w:t xml:space="preserve">haircuts, color, beard</w:t>
-            </w:r>
-          </w:p>
-        </w:tc>
-        <w:tc>
-          <w:tcPr>
             <w:tcW w:type="dxa" w:w="1930"/>
             <w:tcBorders>
               <w:top w:val="single" w:color="D4D4DC" w:sz="4"/>
@@ -2481,7 +2594,7 @@
                 <w:szCs w:val="20"/>
                 <w:rtl w:val="false"/>
               </w:rPr>
-              <w:t xml:space="preserve">hair type, color formula, allergies</w:t>
+              <w:t xml:space="preserve">hair type, color formula, skin type, allergies</w:t>
             </w:r>
           </w:p>
         </w:tc>
@@ -2521,7 +2634,7 @@
                 <w:szCs w:val="20"/>
                 <w:rtl w:val="false"/>
               </w:rPr>
-              <w:t xml:space="preserve">Clinic</w:t>
+              <w:t xml:space="preserve">Clinics &amp; Health</w:t>
             </w:r>
           </w:p>
         </w:tc>
@@ -2556,6 +2669,41 @@
                 <w:szCs w:val="20"/>
                 <w:rtl w:val="false"/>
               </w:rPr>
+              <w:t xml:space="preserve">physiotherapy and rehabilitation, dental clinic, nutrition, aesthetic clinic, therapy and coaching</w:t>
+            </w:r>
+          </w:p>
+        </w:tc>
+        <w:tc>
+          <w:tcPr>
+            <w:tcW w:type="dxa" w:w="1927"/>
+            <w:tcBorders>
+              <w:top w:val="single" w:color="D4D4DC" w:sz="4"/>
+              <w:left w:val="single" w:color="D4D4DC" w:sz="4"/>
+              <w:bottom w:val="single" w:color="D4D4DC" w:sz="4"/>
+              <w:right w:val="single" w:color="D4D4DC" w:sz="4"/>
+            </w:tcBorders>
+            <w:tcMar>
+              <w:top w:type="dxa" w:w="60"/>
+              <w:left w:type="dxa" w:w="100"/>
+              <w:bottom w:type="dxa" w:w="60"/>
+              <w:right w:type="dxa" w:w="100"/>
+            </w:tcMar>
+          </w:tcPr>
+          <w:p>
+            <w:pPr>
+              <w:bidi w:val="false"/>
+              <w:spacing w:after="0"/>
+              <w:jc w:val="left"/>
+            </w:pPr>
+            <w:r>
+              <w:rPr>
+                <w:rFonts w:ascii="Calibri" w:cs="Calibri" w:eastAsia="Calibri" w:hAnsi="Calibri"/>
+                <w:b w:val="false"/>
+                <w:bCs w:val="false"/>
+                <w:sz w:val="20"/>
+                <w:szCs w:val="20"/>
+                <w:rtl w:val="false"/>
+              </w:rPr>
               <w:t xml:space="preserve">patients</w:t>
             </w:r>
           </w:p>
@@ -2591,42 +2739,7 @@
                 <w:szCs w:val="20"/>
                 <w:rtl w:val="false"/>
               </w:rPr>
-              <w:t xml:space="preserve">appointments</w:t>
-            </w:r>
-          </w:p>
-        </w:tc>
-        <w:tc>
-          <w:tcPr>
-            <w:tcW w:type="dxa" w:w="1927"/>
-            <w:tcBorders>
-              <w:top w:val="single" w:color="D4D4DC" w:sz="4"/>
-              <w:left w:val="single" w:color="D4D4DC" w:sz="4"/>
-              <w:bottom w:val="single" w:color="D4D4DC" w:sz="4"/>
-              <w:right w:val="single" w:color="D4D4DC" w:sz="4"/>
-            </w:tcBorders>
-            <w:tcMar>
-              <w:top w:type="dxa" w:w="60"/>
-              <w:left w:type="dxa" w:w="100"/>
-              <w:bottom w:type="dxa" w:w="60"/>
-              <w:right w:type="dxa" w:w="100"/>
-            </w:tcMar>
-          </w:tcPr>
-          <w:p>
-            <w:pPr>
-              <w:bidi w:val="false"/>
-              <w:spacing w:after="0"/>
-              <w:jc w:val="left"/>
-            </w:pPr>
-            <w:r>
-              <w:rPr>
-                <w:rFonts w:ascii="Calibri" w:cs="Calibri" w:eastAsia="Calibri" w:hAnsi="Calibri"/>
-                <w:b w:val="false"/>
-                <w:bCs w:val="false"/>
-                <w:sz w:val="20"/>
-                <w:szCs w:val="20"/>
-                <w:rtl w:val="false"/>
-              </w:rPr>
-              <w:t xml:space="preserve">first visit, treatment, follow-up</w:t>
+              <w:t xml:space="preserve">appointments, treatment series</w:t>
             </w:r>
           </w:p>
         </w:tc>
@@ -2701,7 +2814,7 @@
                 <w:szCs w:val="20"/>
                 <w:rtl w:val="false"/>
               </w:rPr>
-              <w:t xml:space="preserve">Garage</w:t>
+              <w:t xml:space="preserve">Classes &amp; Lessons</w:t>
             </w:r>
           </w:p>
         </w:tc>
@@ -2736,6 +2849,221 @@
                 <w:szCs w:val="20"/>
                 <w:rtl w:val="false"/>
               </w:rPr>
+              <w:t xml:space="preserve">dance, martial arts, music lessons, private tutoring, kids' activities</w:t>
+            </w:r>
+          </w:p>
+        </w:tc>
+        <w:tc>
+          <w:tcPr>
+            <w:tcW w:type="dxa" w:w="1927"/>
+            <w:tcBorders>
+              <w:top w:val="single" w:color="D4D4DC" w:sz="4"/>
+              <w:left w:val="single" w:color="D4D4DC" w:sz="4"/>
+              <w:bottom w:val="single" w:color="D4D4DC" w:sz="4"/>
+              <w:right w:val="single" w:color="D4D4DC" w:sz="4"/>
+            </w:tcBorders>
+            <w:tcMar>
+              <w:top w:type="dxa" w:w="60"/>
+              <w:left w:type="dxa" w:w="100"/>
+              <w:bottom w:type="dxa" w:w="60"/>
+              <w:right w:type="dxa" w:w="100"/>
+            </w:tcMar>
+          </w:tcPr>
+          <w:p>
+            <w:pPr>
+              <w:bidi w:val="false"/>
+              <w:spacing w:after="0"/>
+              <w:jc w:val="left"/>
+            </w:pPr>
+            <w:r>
+              <w:rPr>
+                <w:rFonts w:ascii="Calibri" w:cs="Calibri" w:eastAsia="Calibri" w:hAnsi="Calibri"/>
+                <w:b w:val="false"/>
+                <w:bCs w:val="false"/>
+                <w:sz w:val="20"/>
+                <w:szCs w:val="20"/>
+                <w:rtl w:val="false"/>
+              </w:rPr>
+              <w:t xml:space="preserve">students</w:t>
+            </w:r>
+          </w:p>
+        </w:tc>
+        <w:tc>
+          <w:tcPr>
+            <w:tcW w:type="dxa" w:w="1927"/>
+            <w:tcBorders>
+              <w:top w:val="single" w:color="D4D4DC" w:sz="4"/>
+              <w:left w:val="single" w:color="D4D4DC" w:sz="4"/>
+              <w:bottom w:val="single" w:color="D4D4DC" w:sz="4"/>
+              <w:right w:val="single" w:color="D4D4DC" w:sz="4"/>
+            </w:tcBorders>
+            <w:tcMar>
+              <w:top w:type="dxa" w:w="60"/>
+              <w:left w:type="dxa" w:w="100"/>
+              <w:bottom w:type="dxa" w:w="60"/>
+              <w:right w:type="dxa" w:w="100"/>
+            </w:tcMar>
+          </w:tcPr>
+          <w:p>
+            <w:pPr>
+              <w:bidi w:val="false"/>
+              <w:spacing w:after="0"/>
+              <w:jc w:val="left"/>
+            </w:pPr>
+            <w:r>
+              <w:rPr>
+                <w:rFonts w:ascii="Calibri" w:cs="Calibri" w:eastAsia="Calibri" w:hAnsi="Calibri"/>
+                <w:b w:val="false"/>
+                <w:bCs w:val="false"/>
+                <w:sz w:val="20"/>
+                <w:szCs w:val="20"/>
+                <w:rtl w:val="false"/>
+              </w:rPr>
+              <w:t xml:space="preserve">weekly classes and private lessons; term and monthly plans</w:t>
+            </w:r>
+          </w:p>
+        </w:tc>
+        <w:tc>
+          <w:tcPr>
+            <w:tcW w:type="dxa" w:w="1930"/>
+            <w:tcBorders>
+              <w:top w:val="single" w:color="D4D4DC" w:sz="4"/>
+              <w:left w:val="single" w:color="D4D4DC" w:sz="4"/>
+              <w:bottom w:val="single" w:color="D4D4DC" w:sz="4"/>
+              <w:right w:val="single" w:color="D4D4DC" w:sz="4"/>
+            </w:tcBorders>
+            <w:tcMar>
+              <w:top w:type="dxa" w:w="60"/>
+              <w:left w:type="dxa" w:w="100"/>
+              <w:bottom w:type="dxa" w:w="60"/>
+              <w:right w:type="dxa" w:w="100"/>
+            </w:tcMar>
+          </w:tcPr>
+          <w:p>
+            <w:pPr>
+              <w:bidi w:val="false"/>
+              <w:spacing w:after="0"/>
+              <w:jc w:val="left"/>
+            </w:pPr>
+            <w:r>
+              <w:rPr>
+                <w:rFonts w:ascii="Calibri" w:cs="Calibri" w:eastAsia="Calibri" w:hAnsi="Calibri"/>
+                <w:b w:val="false"/>
+                <w:bCs w:val="false"/>
+                <w:sz w:val="20"/>
+                <w:szCs w:val="20"/>
+                <w:rtl w:val="false"/>
+              </w:rPr>
+              <w:t xml:space="preserve">level, parent's contact (for children)</w:t>
+            </w:r>
+          </w:p>
+        </w:tc>
+      </w:tr>
+      <w:tr>
+        <w:trPr>
+          <w:tblHeader w:val="false"/>
+        </w:trPr>
+        <w:tc>
+          <w:tcPr>
+            <w:tcW w:type="dxa" w:w="1927"/>
+            <w:tcBorders>
+              <w:top w:val="single" w:color="D4D4DC" w:sz="4"/>
+              <w:left w:val="single" w:color="D4D4DC" w:sz="4"/>
+              <w:bottom w:val="single" w:color="D4D4DC" w:sz="4"/>
+              <w:right w:val="single" w:color="D4D4DC" w:sz="4"/>
+            </w:tcBorders>
+            <w:tcMar>
+              <w:top w:type="dxa" w:w="60"/>
+              <w:left w:type="dxa" w:w="100"/>
+              <w:bottom w:type="dxa" w:w="60"/>
+              <w:right w:type="dxa" w:w="100"/>
+            </w:tcMar>
+          </w:tcPr>
+          <w:p>
+            <w:pPr>
+              <w:bidi w:val="false"/>
+              <w:spacing w:after="0"/>
+              <w:jc w:val="left"/>
+            </w:pPr>
+            <w:r>
+              <w:rPr>
+                <w:rFonts w:ascii="Calibri" w:cs="Calibri" w:eastAsia="Calibri" w:hAnsi="Calibri"/>
+                <w:b w:val="false"/>
+                <w:bCs w:val="false"/>
+                <w:sz w:val="20"/>
+                <w:szCs w:val="20"/>
+                <w:rtl w:val="false"/>
+              </w:rPr>
+              <w:t xml:space="preserve">Automotive</w:t>
+            </w:r>
+          </w:p>
+        </w:tc>
+        <w:tc>
+          <w:tcPr>
+            <w:tcW w:type="dxa" w:w="1927"/>
+            <w:tcBorders>
+              <w:top w:val="single" w:color="D4D4DC" w:sz="4"/>
+              <w:left w:val="single" w:color="D4D4DC" w:sz="4"/>
+              <w:bottom w:val="single" w:color="D4D4DC" w:sz="4"/>
+              <w:right w:val="single" w:color="D4D4DC" w:sz="4"/>
+            </w:tcBorders>
+            <w:tcMar>
+              <w:top w:type="dxa" w:w="60"/>
+              <w:left w:type="dxa" w:w="100"/>
+              <w:bottom w:type="dxa" w:w="60"/>
+              <w:right w:type="dxa" w:w="100"/>
+            </w:tcMar>
+          </w:tcPr>
+          <w:p>
+            <w:pPr>
+              <w:bidi w:val="false"/>
+              <w:spacing w:after="0"/>
+              <w:jc w:val="left"/>
+            </w:pPr>
+            <w:r>
+              <w:rPr>
+                <w:rFonts w:ascii="Calibri" w:cs="Calibri" w:eastAsia="Calibri" w:hAnsi="Calibri"/>
+                <w:b w:val="false"/>
+                <w:bCs w:val="false"/>
+                <w:sz w:val="20"/>
+                <w:szCs w:val="20"/>
+                <w:rtl w:val="false"/>
+              </w:rPr>
+              <w:t xml:space="preserve">garage, detailing and car wash, tires</w:t>
+            </w:r>
+          </w:p>
+        </w:tc>
+        <w:tc>
+          <w:tcPr>
+            <w:tcW w:type="dxa" w:w="1927"/>
+            <w:tcBorders>
+              <w:top w:val="single" w:color="D4D4DC" w:sz="4"/>
+              <w:left w:val="single" w:color="D4D4DC" w:sz="4"/>
+              <w:bottom w:val="single" w:color="D4D4DC" w:sz="4"/>
+              <w:right w:val="single" w:color="D4D4DC" w:sz="4"/>
+            </w:tcBorders>
+            <w:tcMar>
+              <w:top w:type="dxa" w:w="60"/>
+              <w:left w:type="dxa" w:w="100"/>
+              <w:bottom w:type="dxa" w:w="60"/>
+              <w:right w:type="dxa" w:w="100"/>
+            </w:tcMar>
+          </w:tcPr>
+          <w:p>
+            <w:pPr>
+              <w:bidi w:val="false"/>
+              <w:spacing w:after="0"/>
+              <w:jc w:val="left"/>
+            </w:pPr>
+            <w:r>
+              <w:rPr>
+                <w:rFonts w:ascii="Calibri" w:cs="Calibri" w:eastAsia="Calibri" w:hAnsi="Calibri"/>
+                <w:b w:val="false"/>
+                <w:bCs w:val="false"/>
+                <w:sz w:val="20"/>
+                <w:szCs w:val="20"/>
+                <w:rtl w:val="false"/>
+              </w:rPr>
               <w:t xml:space="preserve">customers</w:t>
             </w:r>
           </w:p>
@@ -2772,41 +3100,6 @@
                 <w:rtl w:val="false"/>
               </w:rPr>
               <w:t xml:space="preserve">appointments</w:t>
-            </w:r>
-          </w:p>
-        </w:tc>
-        <w:tc>
-          <w:tcPr>
-            <w:tcW w:type="dxa" w:w="1927"/>
-            <w:tcBorders>
-              <w:top w:val="single" w:color="D4D4DC" w:sz="4"/>
-              <w:left w:val="single" w:color="D4D4DC" w:sz="4"/>
-              <w:bottom w:val="single" w:color="D4D4DC" w:sz="4"/>
-              <w:right w:val="single" w:color="D4D4DC" w:sz="4"/>
-            </w:tcBorders>
-            <w:tcMar>
-              <w:top w:type="dxa" w:w="60"/>
-              <w:left w:type="dxa" w:w="100"/>
-              <w:bottom w:type="dxa" w:w="60"/>
-              <w:right w:type="dxa" w:w="100"/>
-            </w:tcMar>
-          </w:tcPr>
-          <w:p>
-            <w:pPr>
-              <w:bidi w:val="false"/>
-              <w:spacing w:after="0"/>
-              <w:jc w:val="left"/>
-            </w:pPr>
-            <w:r>
-              <w:rPr>
-                <w:rFonts w:ascii="Calibri" w:cs="Calibri" w:eastAsia="Calibri" w:hAnsi="Calibri"/>
-                <w:b w:val="false"/>
-                <w:bCs w:val="false"/>
-                <w:sz w:val="20"/>
-                <w:szCs w:val="20"/>
-                <w:rtl w:val="false"/>
-              </w:rPr>
-              <w:t xml:space="preserve">periodic service, oil change, diagnostics</w:t>
             </w:r>
           </w:p>
         </w:tc>
@@ -2863,12 +3156,12 @@
           <w:rFonts w:ascii="Calibri" w:cs="Calibri" w:eastAsia="Calibri" w:hAnsi="Calibri"/>
           <w:rtl w:val="false"/>
         </w:rPr>
-        <w:t xml:space="preserve">Adding an industry means adding a pack: words, default services and plans, client fields, policies.</w:t>
-      </w:r>
-    </w:p>
-    <w:p>
-      <w:pPr>
-        <w:pStyle w:val="Heading1"/>
+        <w:t xml:space="preserve">Several industries in the original list live inside these as sub-categories: wellness and spa (Beauty &amp; Spa); rehabilitation, nutrition, therapy and coaching (Clinics &amp; Health); education, dance, music and kids' activities (Classes &amp; Lessons).</w:t>
+      </w:r>
+    </w:p>
+    <w:p>
+      <w:pPr>
+        <w:pStyle w:val="Heading2"/>
         <w:bidi w:val="false"/>
         <w:spacing w:after="140" w:before="280"/>
         <w:jc w:val="left"/>
@@ -2878,7 +3171,7 @@
           <w:rFonts w:ascii="Calibri" w:cs="Calibri" w:eastAsia="Calibri" w:hAnsi="Calibri"/>
           <w:rtl w:val="false"/>
         </w:rPr>
-        <w:t xml:space="preserve">5. Modules and pricing</w:t>
+        <w:t xml:space="preserve">4.2 The category template</w:t>
       </w:r>
     </w:p>
     <w:p>
@@ -2892,7 +3185,675 @@
           <w:rFonts w:ascii="Calibri" w:cs="Calibri" w:eastAsia="Calibri" w:hAnsi="Calibri"/>
           <w:rtl w:val="false"/>
         </w:rPr>
-        <w:t xml:space="preserve">A subscription is the core plus modules. Prices are placeholders until pricing is finalized.</w:t>
+        <w:t xml:space="preserve">Every category and sub-category is one entry in a shared catalog that the API, the website and the apps all read, so adding one never means changing code across the system. An entry holds:</w:t>
+      </w:r>
+    </w:p>
+    <w:tbl>
+      <w:tblPr>
+        <w:bidiVisual w:val="false"/>
+        <w:tblW w:type="dxa" w:w="9638"/>
+        <w:tblBorders>
+          <w:top w:val="single" w:color="auto" w:sz="4"/>
+          <w:left w:val="single" w:color="auto" w:sz="4"/>
+          <w:bottom w:val="single" w:color="auto" w:sz="4"/>
+          <w:right w:val="single" w:color="auto" w:sz="4"/>
+          <w:insideH w:val="single" w:color="auto" w:sz="4"/>
+          <w:insideV w:val="single" w:color="auto" w:sz="4"/>
+        </w:tblBorders>
+      </w:tblPr>
+      <w:tblGrid>
+        <w:gridCol w:w="4819"/>
+        <w:gridCol w:w="4819"/>
+      </w:tblGrid>
+      <w:tr>
+        <w:trPr>
+          <w:tblHeader/>
+        </w:trPr>
+        <w:tc>
+          <w:tcPr>
+            <w:tcW w:type="dxa" w:w="4819"/>
+            <w:tcBorders>
+              <w:top w:val="single" w:color="D4D4DC" w:sz="4"/>
+              <w:left w:val="single" w:color="D4D4DC" w:sz="4"/>
+              <w:bottom w:val="single" w:color="D4D4DC" w:sz="4"/>
+              <w:right w:val="single" w:color="D4D4DC" w:sz="4"/>
+            </w:tcBorders>
+            <w:shd w:fill="EEF0FF" w:color="auto" w:val="clear"/>
+            <w:tcMar>
+              <w:top w:type="dxa" w:w="60"/>
+              <w:left w:type="dxa" w:w="100"/>
+              <w:bottom w:type="dxa" w:w="60"/>
+              <w:right w:type="dxa" w:w="100"/>
+            </w:tcMar>
+          </w:tcPr>
+          <w:p>
+            <w:pPr>
+              <w:bidi w:val="false"/>
+              <w:spacing w:after="0"/>
+              <w:jc w:val="left"/>
+            </w:pPr>
+            <w:r>
+              <w:rPr>
+                <w:rFonts w:ascii="Calibri" w:cs="Calibri" w:eastAsia="Calibri" w:hAnsi="Calibri"/>
+                <w:b/>
+                <w:bCs/>
+                <w:sz w:val="20"/>
+                <w:szCs w:val="20"/>
+                <w:rtl w:val="false"/>
+              </w:rPr>
+              <w:t xml:space="preserve">Part</w:t>
+            </w:r>
+          </w:p>
+        </w:tc>
+        <w:tc>
+          <w:tcPr>
+            <w:tcW w:type="dxa" w:w="4819"/>
+            <w:tcBorders>
+              <w:top w:val="single" w:color="D4D4DC" w:sz="4"/>
+              <w:left w:val="single" w:color="D4D4DC" w:sz="4"/>
+              <w:bottom w:val="single" w:color="D4D4DC" w:sz="4"/>
+              <w:right w:val="single" w:color="D4D4DC" w:sz="4"/>
+            </w:tcBorders>
+            <w:shd w:fill="EEF0FF" w:color="auto" w:val="clear"/>
+            <w:tcMar>
+              <w:top w:type="dxa" w:w="60"/>
+              <w:left w:type="dxa" w:w="100"/>
+              <w:bottom w:type="dxa" w:w="60"/>
+              <w:right w:type="dxa" w:w="100"/>
+            </w:tcMar>
+          </w:tcPr>
+          <w:p>
+            <w:pPr>
+              <w:bidi w:val="false"/>
+              <w:spacing w:after="0"/>
+              <w:jc w:val="left"/>
+            </w:pPr>
+            <w:r>
+              <w:rPr>
+                <w:rFonts w:ascii="Calibri" w:cs="Calibri" w:eastAsia="Calibri" w:hAnsi="Calibri"/>
+                <w:b/>
+                <w:bCs/>
+                <w:sz w:val="20"/>
+                <w:szCs w:val="20"/>
+                <w:rtl w:val="false"/>
+              </w:rPr>
+              <w:t xml:space="preserve">What it sets</w:t>
+            </w:r>
+          </w:p>
+        </w:tc>
+      </w:tr>
+      <w:tr>
+        <w:trPr>
+          <w:tblHeader w:val="false"/>
+        </w:trPr>
+        <w:tc>
+          <w:tcPr>
+            <w:tcW w:type="dxa" w:w="4819"/>
+            <w:tcBorders>
+              <w:top w:val="single" w:color="D4D4DC" w:sz="4"/>
+              <w:left w:val="single" w:color="D4D4DC" w:sz="4"/>
+              <w:bottom w:val="single" w:color="D4D4DC" w:sz="4"/>
+              <w:right w:val="single" w:color="D4D4DC" w:sz="4"/>
+            </w:tcBorders>
+            <w:tcMar>
+              <w:top w:type="dxa" w:w="60"/>
+              <w:left w:type="dxa" w:w="100"/>
+              <w:bottom w:type="dxa" w:w="60"/>
+              <w:right w:type="dxa" w:w="100"/>
+            </w:tcMar>
+          </w:tcPr>
+          <w:p>
+            <w:pPr>
+              <w:bidi w:val="false"/>
+              <w:spacing w:after="0"/>
+              <w:jc w:val="left"/>
+            </w:pPr>
+            <w:r>
+              <w:rPr>
+                <w:rFonts w:ascii="Calibri" w:cs="Calibri" w:eastAsia="Calibri" w:hAnsi="Calibri"/>
+                <w:b w:val="false"/>
+                <w:bCs w:val="false"/>
+                <w:sz w:val="20"/>
+                <w:szCs w:val="20"/>
+                <w:rtl w:val="false"/>
+              </w:rPr>
+              <w:t xml:space="preserve">Identity</w:t>
+            </w:r>
+          </w:p>
+        </w:tc>
+        <w:tc>
+          <w:tcPr>
+            <w:tcW w:type="dxa" w:w="4819"/>
+            <w:tcBorders>
+              <w:top w:val="single" w:color="D4D4DC" w:sz="4"/>
+              <w:left w:val="single" w:color="D4D4DC" w:sz="4"/>
+              <w:bottom w:val="single" w:color="D4D4DC" w:sz="4"/>
+              <w:right w:val="single" w:color="D4D4DC" w:sz="4"/>
+            </w:tcBorders>
+            <w:tcMar>
+              <w:top w:type="dxa" w:w="60"/>
+              <w:left w:type="dxa" w:w="100"/>
+              <w:bottom w:type="dxa" w:w="60"/>
+              <w:right w:type="dxa" w:w="100"/>
+            </w:tcMar>
+          </w:tcPr>
+          <w:p>
+            <w:pPr>
+              <w:bidi w:val="false"/>
+              <w:spacing w:after="0"/>
+              <w:jc w:val="left"/>
+            </w:pPr>
+            <w:r>
+              <w:rPr>
+                <w:rFonts w:ascii="Calibri" w:cs="Calibri" w:eastAsia="Calibri" w:hAnsi="Calibri"/>
+                <w:b w:val="false"/>
+                <w:bCs w:val="false"/>
+                <w:sz w:val="20"/>
+                <w:szCs w:val="20"/>
+                <w:rtl w:val="false"/>
+              </w:rPr>
+              <w:t xml:space="preserve">key, parent (for a sub-category), icon and color, status (live, beta, planned)</w:t>
+            </w:r>
+          </w:p>
+        </w:tc>
+      </w:tr>
+      <w:tr>
+        <w:trPr>
+          <w:tblHeader w:val="false"/>
+        </w:trPr>
+        <w:tc>
+          <w:tcPr>
+            <w:tcW w:type="dxa" w:w="4819"/>
+            <w:tcBorders>
+              <w:top w:val="single" w:color="D4D4DC" w:sz="4"/>
+              <w:left w:val="single" w:color="D4D4DC" w:sz="4"/>
+              <w:bottom w:val="single" w:color="D4D4DC" w:sz="4"/>
+              <w:right w:val="single" w:color="D4D4DC" w:sz="4"/>
+            </w:tcBorders>
+            <w:tcMar>
+              <w:top w:type="dxa" w:w="60"/>
+              <w:left w:type="dxa" w:w="100"/>
+              <w:bottom w:type="dxa" w:w="60"/>
+              <w:right w:type="dxa" w:w="100"/>
+            </w:tcMar>
+          </w:tcPr>
+          <w:p>
+            <w:pPr>
+              <w:bidi w:val="false"/>
+              <w:spacing w:after="0"/>
+              <w:jc w:val="left"/>
+            </w:pPr>
+            <w:r>
+              <w:rPr>
+                <w:rFonts w:ascii="Calibri" w:cs="Calibri" w:eastAsia="Calibri" w:hAnsi="Calibri"/>
+                <w:b w:val="false"/>
+                <w:bCs w:val="false"/>
+                <w:sz w:val="20"/>
+                <w:szCs w:val="20"/>
+                <w:rtl w:val="false"/>
+              </w:rPr>
+              <w:t xml:space="preserve">Words</w:t>
+            </w:r>
+          </w:p>
+        </w:tc>
+        <w:tc>
+          <w:tcPr>
+            <w:tcW w:type="dxa" w:w="4819"/>
+            <w:tcBorders>
+              <w:top w:val="single" w:color="D4D4DC" w:sz="4"/>
+              <w:left w:val="single" w:color="D4D4DC" w:sz="4"/>
+              <w:bottom w:val="single" w:color="D4D4DC" w:sz="4"/>
+              <w:right w:val="single" w:color="D4D4DC" w:sz="4"/>
+            </w:tcBorders>
+            <w:tcMar>
+              <w:top w:type="dxa" w:w="60"/>
+              <w:left w:type="dxa" w:w="100"/>
+              <w:bottom w:type="dxa" w:w="60"/>
+              <w:right w:type="dxa" w:w="100"/>
+            </w:tcMar>
+          </w:tcPr>
+          <w:p>
+            <w:pPr>
+              <w:bidi w:val="false"/>
+              <w:spacing w:after="0"/>
+              <w:jc w:val="left"/>
+            </w:pPr>
+            <w:r>
+              <w:rPr>
+                <w:rFonts w:ascii="Calibri" w:cs="Calibri" w:eastAsia="Calibri" w:hAnsi="Calibri"/>
+                <w:b w:val="false"/>
+                <w:bCs w:val="false"/>
+                <w:sz w:val="20"/>
+                <w:szCs w:val="20"/>
+                <w:rtl w:val="false"/>
+              </w:rPr>
+              <w:t xml:space="preserve">what clients are called and every industry word in the interface, in Hebrew and English</w:t>
+            </w:r>
+          </w:p>
+        </w:tc>
+      </w:tr>
+      <w:tr>
+        <w:trPr>
+          <w:tblHeader w:val="false"/>
+        </w:trPr>
+        <w:tc>
+          <w:tcPr>
+            <w:tcW w:type="dxa" w:w="4819"/>
+            <w:tcBorders>
+              <w:top w:val="single" w:color="D4D4DC" w:sz="4"/>
+              <w:left w:val="single" w:color="D4D4DC" w:sz="4"/>
+              <w:bottom w:val="single" w:color="D4D4DC" w:sz="4"/>
+              <w:right w:val="single" w:color="D4D4DC" w:sz="4"/>
+            </w:tcBorders>
+            <w:tcMar>
+              <w:top w:type="dxa" w:w="60"/>
+              <w:left w:type="dxa" w:w="100"/>
+              <w:bottom w:type="dxa" w:w="60"/>
+              <w:right w:type="dxa" w:w="100"/>
+            </w:tcMar>
+          </w:tcPr>
+          <w:p>
+            <w:pPr>
+              <w:bidi w:val="false"/>
+              <w:spacing w:after="0"/>
+              <w:jc w:val="left"/>
+            </w:pPr>
+            <w:r>
+              <w:rPr>
+                <w:rFonts w:ascii="Calibri" w:cs="Calibri" w:eastAsia="Calibri" w:hAnsi="Calibri"/>
+                <w:b w:val="false"/>
+                <w:bCs w:val="false"/>
+                <w:sz w:val="20"/>
+                <w:szCs w:val="20"/>
+                <w:rtl w:val="false"/>
+              </w:rPr>
+              <w:t xml:space="preserve">Booking</w:t>
+            </w:r>
+          </w:p>
+        </w:tc>
+        <w:tc>
+          <w:tcPr>
+            <w:tcW w:type="dxa" w:w="4819"/>
+            <w:tcBorders>
+              <w:top w:val="single" w:color="D4D4DC" w:sz="4"/>
+              <w:left w:val="single" w:color="D4D4DC" w:sz="4"/>
+              <w:bottom w:val="single" w:color="D4D4DC" w:sz="4"/>
+              <w:right w:val="single" w:color="D4D4DC" w:sz="4"/>
+            </w:tcBorders>
+            <w:tcMar>
+              <w:top w:type="dxa" w:w="60"/>
+              <w:left w:type="dxa" w:w="100"/>
+              <w:bottom w:type="dxa" w:w="60"/>
+              <w:right w:type="dxa" w:w="100"/>
+            </w:tcMar>
+          </w:tcPr>
+          <w:p>
+            <w:pPr>
+              <w:bidi w:val="false"/>
+              <w:spacing w:after="0"/>
+              <w:jc w:val="left"/>
+            </w:pPr>
+            <w:r>
+              <w:rPr>
+                <w:rFonts w:ascii="Calibri" w:cs="Calibri" w:eastAsia="Calibri" w:hAnsi="Calibri"/>
+                <w:b w:val="false"/>
+                <w:bCs w:val="false"/>
+                <w:sz w:val="20"/>
+                <w:szCs w:val="20"/>
+                <w:rtl w:val="false"/>
+              </w:rPr>
+              <w:t xml:space="preserve">booking modes, cancellation window, plan required to book, health declaration</w:t>
+            </w:r>
+          </w:p>
+        </w:tc>
+      </w:tr>
+      <w:tr>
+        <w:trPr>
+          <w:tblHeader w:val="false"/>
+        </w:trPr>
+        <w:tc>
+          <w:tcPr>
+            <w:tcW w:type="dxa" w:w="4819"/>
+            <w:tcBorders>
+              <w:top w:val="single" w:color="D4D4DC" w:sz="4"/>
+              <w:left w:val="single" w:color="D4D4DC" w:sz="4"/>
+              <w:bottom w:val="single" w:color="D4D4DC" w:sz="4"/>
+              <w:right w:val="single" w:color="D4D4DC" w:sz="4"/>
+            </w:tcBorders>
+            <w:tcMar>
+              <w:top w:type="dxa" w:w="60"/>
+              <w:left w:type="dxa" w:w="100"/>
+              <w:bottom w:type="dxa" w:w="60"/>
+              <w:right w:type="dxa" w:w="100"/>
+            </w:tcMar>
+          </w:tcPr>
+          <w:p>
+            <w:pPr>
+              <w:bidi w:val="false"/>
+              <w:spacing w:after="0"/>
+              <w:jc w:val="left"/>
+            </w:pPr>
+            <w:r>
+              <w:rPr>
+                <w:rFonts w:ascii="Calibri" w:cs="Calibri" w:eastAsia="Calibri" w:hAnsi="Calibri"/>
+                <w:b w:val="false"/>
+                <w:bCs w:val="false"/>
+                <w:sz w:val="20"/>
+                <w:szCs w:val="20"/>
+                <w:rtl w:val="false"/>
+              </w:rPr>
+              <w:t xml:space="preserve">Starter content</w:t>
+            </w:r>
+          </w:p>
+        </w:tc>
+        <w:tc>
+          <w:tcPr>
+            <w:tcW w:type="dxa" w:w="4819"/>
+            <w:tcBorders>
+              <w:top w:val="single" w:color="D4D4DC" w:sz="4"/>
+              <w:left w:val="single" w:color="D4D4DC" w:sz="4"/>
+              <w:bottom w:val="single" w:color="D4D4DC" w:sz="4"/>
+              <w:right w:val="single" w:color="D4D4DC" w:sz="4"/>
+            </w:tcBorders>
+            <w:tcMar>
+              <w:top w:type="dxa" w:w="60"/>
+              <w:left w:type="dxa" w:w="100"/>
+              <w:bottom w:type="dxa" w:w="60"/>
+              <w:right w:type="dxa" w:w="100"/>
+            </w:tcMar>
+          </w:tcPr>
+          <w:p>
+            <w:pPr>
+              <w:bidi w:val="false"/>
+              <w:spacing w:after="0"/>
+              <w:jc w:val="left"/>
+            </w:pPr>
+            <w:r>
+              <w:rPr>
+                <w:rFonts w:ascii="Calibri" w:cs="Calibri" w:eastAsia="Calibri" w:hAnsi="Calibri"/>
+                <w:b w:val="false"/>
+                <w:bCs w:val="false"/>
+                <w:sz w:val="20"/>
+                <w:szCs w:val="20"/>
+                <w:rtl w:val="false"/>
+              </w:rPr>
+              <w:t xml:space="preserve">services (name, duration, price per currency, color) and plans (membership or punch card)</w:t>
+            </w:r>
+          </w:p>
+        </w:tc>
+      </w:tr>
+      <w:tr>
+        <w:trPr>
+          <w:tblHeader w:val="false"/>
+        </w:trPr>
+        <w:tc>
+          <w:tcPr>
+            <w:tcW w:type="dxa" w:w="4819"/>
+            <w:tcBorders>
+              <w:top w:val="single" w:color="D4D4DC" w:sz="4"/>
+              <w:left w:val="single" w:color="D4D4DC" w:sz="4"/>
+              <w:bottom w:val="single" w:color="D4D4DC" w:sz="4"/>
+              <w:right w:val="single" w:color="D4D4DC" w:sz="4"/>
+            </w:tcBorders>
+            <w:tcMar>
+              <w:top w:type="dxa" w:w="60"/>
+              <w:left w:type="dxa" w:w="100"/>
+              <w:bottom w:type="dxa" w:w="60"/>
+              <w:right w:type="dxa" w:w="100"/>
+            </w:tcMar>
+          </w:tcPr>
+          <w:p>
+            <w:pPr>
+              <w:bidi w:val="false"/>
+              <w:spacing w:after="0"/>
+              <w:jc w:val="left"/>
+            </w:pPr>
+            <w:r>
+              <w:rPr>
+                <w:rFonts w:ascii="Calibri" w:cs="Calibri" w:eastAsia="Calibri" w:hAnsi="Calibri"/>
+                <w:b w:val="false"/>
+                <w:bCs w:val="false"/>
+                <w:sz w:val="20"/>
+                <w:szCs w:val="20"/>
+                <w:rtl w:val="false"/>
+              </w:rPr>
+              <w:t xml:space="preserve">Client details</w:t>
+            </w:r>
+          </w:p>
+        </w:tc>
+        <w:tc>
+          <w:tcPr>
+            <w:tcW w:type="dxa" w:w="4819"/>
+            <w:tcBorders>
+              <w:top w:val="single" w:color="D4D4DC" w:sz="4"/>
+              <w:left w:val="single" w:color="D4D4DC" w:sz="4"/>
+              <w:bottom w:val="single" w:color="D4D4DC" w:sz="4"/>
+              <w:right w:val="single" w:color="D4D4DC" w:sz="4"/>
+            </w:tcBorders>
+            <w:tcMar>
+              <w:top w:type="dxa" w:w="60"/>
+              <w:left w:type="dxa" w:w="100"/>
+              <w:bottom w:type="dxa" w:w="60"/>
+              <w:right w:type="dxa" w:w="100"/>
+            </w:tcMar>
+          </w:tcPr>
+          <w:p>
+            <w:pPr>
+              <w:bidi w:val="false"/>
+              <w:spacing w:after="0"/>
+              <w:jc w:val="left"/>
+            </w:pPr>
+            <w:r>
+              <w:rPr>
+                <w:rFonts w:ascii="Calibri" w:cs="Calibri" w:eastAsia="Calibri" w:hAnsi="Calibri"/>
+                <w:b w:val="false"/>
+                <w:bCs w:val="false"/>
+                <w:sz w:val="20"/>
+                <w:szCs w:val="20"/>
+                <w:rtl w:val="false"/>
+              </w:rPr>
+              <w:t xml:space="preserve">extra fields the business keeps (text, number, date, choice)</w:t>
+            </w:r>
+          </w:p>
+        </w:tc>
+      </w:tr>
+      <w:tr>
+        <w:trPr>
+          <w:tblHeader w:val="false"/>
+        </w:trPr>
+        <w:tc>
+          <w:tcPr>
+            <w:tcW w:type="dxa" w:w="4819"/>
+            <w:tcBorders>
+              <w:top w:val="single" w:color="D4D4DC" w:sz="4"/>
+              <w:left w:val="single" w:color="D4D4DC" w:sz="4"/>
+              <w:bottom w:val="single" w:color="D4D4DC" w:sz="4"/>
+              <w:right w:val="single" w:color="D4D4DC" w:sz="4"/>
+            </w:tcBorders>
+            <w:tcMar>
+              <w:top w:type="dxa" w:w="60"/>
+              <w:left w:type="dxa" w:w="100"/>
+              <w:bottom w:type="dxa" w:w="60"/>
+              <w:right w:type="dxa" w:w="100"/>
+            </w:tcMar>
+          </w:tcPr>
+          <w:p>
+            <w:pPr>
+              <w:bidi w:val="false"/>
+              <w:spacing w:after="0"/>
+              <w:jc w:val="left"/>
+            </w:pPr>
+            <w:r>
+              <w:rPr>
+                <w:rFonts w:ascii="Calibri" w:cs="Calibri" w:eastAsia="Calibri" w:hAnsi="Calibri"/>
+                <w:b w:val="false"/>
+                <w:bCs w:val="false"/>
+                <w:sz w:val="20"/>
+                <w:szCs w:val="20"/>
+                <w:rtl w:val="false"/>
+              </w:rPr>
+              <w:t xml:space="preserve">Modules</w:t>
+            </w:r>
+          </w:p>
+        </w:tc>
+        <w:tc>
+          <w:tcPr>
+            <w:tcW w:type="dxa" w:w="4819"/>
+            <w:tcBorders>
+              <w:top w:val="single" w:color="D4D4DC" w:sz="4"/>
+              <w:left w:val="single" w:color="D4D4DC" w:sz="4"/>
+              <w:bottom w:val="single" w:color="D4D4DC" w:sz="4"/>
+              <w:right w:val="single" w:color="D4D4DC" w:sz="4"/>
+            </w:tcBorders>
+            <w:tcMar>
+              <w:top w:type="dxa" w:w="60"/>
+              <w:left w:type="dxa" w:w="100"/>
+              <w:bottom w:type="dxa" w:w="60"/>
+              <w:right w:type="dxa" w:w="100"/>
+            </w:tcMar>
+          </w:tcPr>
+          <w:p>
+            <w:pPr>
+              <w:bidi w:val="false"/>
+              <w:spacing w:after="0"/>
+              <w:jc w:val="left"/>
+            </w:pPr>
+            <w:r>
+              <w:rPr>
+                <w:rFonts w:ascii="Calibri" w:cs="Calibri" w:eastAsia="Calibri" w:hAnsi="Calibri"/>
+                <w:b w:val="false"/>
+                <w:bCs w:val="false"/>
+                <w:sz w:val="20"/>
+                <w:szCs w:val="20"/>
+                <w:rtl w:val="false"/>
+              </w:rPr>
+              <w:t xml:space="preserve">the recommended starting set of modules</w:t>
+            </w:r>
+          </w:p>
+        </w:tc>
+      </w:tr>
+      <w:tr>
+        <w:trPr>
+          <w:tblHeader w:val="false"/>
+        </w:trPr>
+        <w:tc>
+          <w:tcPr>
+            <w:tcW w:type="dxa" w:w="4819"/>
+            <w:tcBorders>
+              <w:top w:val="single" w:color="D4D4DC" w:sz="4"/>
+              <w:left w:val="single" w:color="D4D4DC" w:sz="4"/>
+              <w:bottom w:val="single" w:color="D4D4DC" w:sz="4"/>
+              <w:right w:val="single" w:color="D4D4DC" w:sz="4"/>
+            </w:tcBorders>
+            <w:tcMar>
+              <w:top w:type="dxa" w:w="60"/>
+              <w:left w:type="dxa" w:w="100"/>
+              <w:bottom w:type="dxa" w:w="60"/>
+              <w:right w:type="dxa" w:w="100"/>
+            </w:tcMar>
+          </w:tcPr>
+          <w:p>
+            <w:pPr>
+              <w:bidi w:val="false"/>
+              <w:spacing w:after="0"/>
+              <w:jc w:val="left"/>
+            </w:pPr>
+            <w:r>
+              <w:rPr>
+                <w:rFonts w:ascii="Calibri" w:cs="Calibri" w:eastAsia="Calibri" w:hAnsi="Calibri"/>
+                <w:b w:val="false"/>
+                <w:bCs w:val="false"/>
+                <w:sz w:val="20"/>
+                <w:szCs w:val="20"/>
+                <w:rtl w:val="false"/>
+              </w:rPr>
+              <w:t xml:space="preserve">Marketing</w:t>
+            </w:r>
+          </w:p>
+        </w:tc>
+        <w:tc>
+          <w:tcPr>
+            <w:tcW w:type="dxa" w:w="4819"/>
+            <w:tcBorders>
+              <w:top w:val="single" w:color="D4D4DC" w:sz="4"/>
+              <w:left w:val="single" w:color="D4D4DC" w:sz="4"/>
+              <w:bottom w:val="single" w:color="D4D4DC" w:sz="4"/>
+              <w:right w:val="single" w:color="D4D4DC" w:sz="4"/>
+            </w:tcBorders>
+            <w:tcMar>
+              <w:top w:type="dxa" w:w="60"/>
+              <w:left w:type="dxa" w:w="100"/>
+              <w:bottom w:type="dxa" w:w="60"/>
+              <w:right w:type="dxa" w:w="100"/>
+            </w:tcMar>
+          </w:tcPr>
+          <w:p>
+            <w:pPr>
+              <w:bidi w:val="false"/>
+              <w:spacing w:after="0"/>
+              <w:jc w:val="left"/>
+            </w:pPr>
+            <w:r>
+              <w:rPr>
+                <w:rFonts w:ascii="Calibri" w:cs="Calibri" w:eastAsia="Calibri" w:hAnsi="Calibri"/>
+                <w:b w:val="false"/>
+                <w:bCs w:val="false"/>
+                <w:sz w:val="20"/>
+                <w:szCs w:val="20"/>
+                <w:rtl w:val="false"/>
+              </w:rPr>
+              <w:t xml:space="preserve">name, short line, three benefits and the industry page text, in both languages</w:t>
+            </w:r>
+          </w:p>
+        </w:tc>
+      </w:tr>
+    </w:tbl>
+    <w:p>
+      <w:pPr>
+        <w:spacing w:after="120"/>
+      </w:pPr>
+    </w:p>
+    <w:p>
+      <w:pPr>
+        <w:bidi w:val="false"/>
+        <w:spacing w:after="120"/>
+        <w:jc w:val="left"/>
+      </w:pPr>
+      <w:r>
+        <w:rPr>
+          <w:rFonts w:ascii="Calibri" w:cs="Calibri" w:eastAsia="Calibri" w:hAnsi="Calibri"/>
+          <w:rtl w:val="false"/>
+        </w:rPr>
+        <w:t xml:space="preserve">To open a new category or sub-category: run the generator (`pnpm vertical:new &lt;key&gt; --parent &lt;category&gt;`), fill in the entry and its texts, and the checks confirm it is complete (both languages, valid prices, a known parent and module set). It then appears on the marketing site, in the sign-up journey, in onboarding, in the contact form and in the apps by itself. A category marked "planned" shows on the site as "coming soon" with a "tell me when" option, before it is open for sign-up.</w:t>
+      </w:r>
+    </w:p>
+    <w:p>
+      <w:pPr>
+        <w:pStyle w:val="Heading2"/>
+        <w:bidi w:val="false"/>
+        <w:spacing w:after="140" w:before="280"/>
+        <w:jc w:val="left"/>
+      </w:pPr>
+      <w:r>
+        <w:rPr>
+          <w:rFonts w:ascii="Calibri" w:cs="Calibri" w:eastAsia="Calibri" w:hAnsi="Calibri"/>
+          <w:rtl w:val="false"/>
+        </w:rPr>
+        <w:t xml:space="preserve">4.3 Future categories (catalog)</w:t>
+      </w:r>
+    </w:p>
+    <w:p>
+      <w:pPr>
+        <w:bidi w:val="false"/>
+        <w:spacing w:after="120"/>
+        <w:jc w:val="left"/>
+      </w:pPr>
+      <w:r>
+        <w:rPr>
+          <w:rFonts w:ascii="Calibri" w:cs="Calibri" w:eastAsia="Calibri" w:hAnsi="Calibri"/>
+          <w:rtl w:val="false"/>
+        </w:rPr>
+        <w:t xml:space="preserve">These need one new capability in the core first. Each capability is built once for the core and then serves every category that needs it.</w:t>
       </w:r>
     </w:p>
     <w:tbl>
@@ -2949,7 +3910,7 @@
                 <w:szCs w:val="20"/>
                 <w:rtl w:val="false"/>
               </w:rPr>
-              <w:t xml:space="preserve">Item</w:t>
+              <w:t xml:space="preserve">Category</w:t>
             </w:r>
           </w:p>
         </w:tc>
@@ -2985,7 +3946,7 @@
                 <w:szCs w:val="20"/>
                 <w:rtl w:val="false"/>
               </w:rPr>
-              <w:t xml:space="preserve">What it adds</w:t>
+              <w:t xml:space="preserve">Examples</w:t>
             </w:r>
           </w:p>
         </w:tc>
@@ -3021,7 +3982,7 @@
                 <w:szCs w:val="20"/>
                 <w:rtl w:val="false"/>
               </w:rPr>
-              <w:t xml:space="preserve">Monthly (ILS, placeholder)</w:t>
+              <w:t xml:space="preserve">New capability it needs</w:t>
             </w:r>
           </w:p>
         </w:tc>
@@ -3061,7 +4022,7 @@
                 <w:szCs w:val="20"/>
                 <w:rtl w:val="false"/>
               </w:rPr>
-              <w:t xml:space="preserve">Core (required)</w:t>
+              <w:t xml:space="preserve">Sports &amp; facility booking</w:t>
             </w:r>
           </w:p>
         </w:tc>
@@ -3096,7 +4057,7 @@
                 <w:szCs w:val="20"/>
                 <w:rtl w:val="false"/>
               </w:rPr>
-              <w:t xml:space="preserve">Schedule, appointments, clients, plans, sales, receipts, reports, team, closed days, reviews</w:t>
+              <w:t xml:space="preserve">football, tennis and padel academies; courts, rehearsal and studio rooms, meeting rooms by the hour</w:t>
             </w:r>
           </w:p>
         </w:tc>
@@ -3131,7 +4092,7 @@
                 <w:szCs w:val="20"/>
                 <w:rtl w:val="false"/>
               </w:rPr>
-              <w:t xml:space="preserve">99 / 149 / 249 by active clients (up to 100 / 300 / 1,000)</w:t>
+              <w:t xml:space="preserve">Resources: booking a court, room or space by the hour, alongside or without a staff member</w:t>
             </w:r>
           </w:p>
         </w:tc>
@@ -3171,7 +4132,7 @@
                 <w:szCs w:val="20"/>
                 <w:rtl w:val="false"/>
               </w:rPr>
-              <w:t xml:space="preserve">Client app</w:t>
+              <w:t xml:space="preserve">Home &amp; field services</w:t>
             </w:r>
           </w:p>
         </w:tc>
@@ -3206,7 +4167,7 @@
                 <w:szCs w:val="20"/>
                 <w:rtl w:val="false"/>
               </w:rPr>
-              <w:t xml:space="preserve">The branded client app: booking, buying, updates</w:t>
+              <w:t xml:space="preserve">cleaning, air conditioning, electricians, plumbers, pest control</w:t>
             </w:r>
           </w:p>
         </w:tc>
@@ -3241,7 +4202,7 @@
                 <w:szCs w:val="20"/>
                 <w:rtl w:val="false"/>
               </w:rPr>
-              <w:t xml:space="preserve">49</w:t>
+              <w:t xml:space="preserve">On-site jobs: the client's address, travel time, assigning a technician, quotes</w:t>
             </w:r>
           </w:p>
         </w:tc>
@@ -3281,7 +4242,7 @@
                 <w:szCs w:val="20"/>
                 <w:rtl w:val="false"/>
               </w:rPr>
-              <w:t xml:space="preserve">AI Basic / AI Pro</w:t>
+              <w:t xml:space="preserve">Pet services</w:t>
             </w:r>
           </w:p>
         </w:tc>
@@ -3316,7 +4277,7 @@
                 <w:szCs w:val="20"/>
                 <w:rtl w:val="false"/>
               </w:rPr>
-              <w:t xml:space="preserve">Assistant answers questions; Pro also prepares actions for approval</w:t>
+              <w:t xml:space="preserve">dog grooming, training, boarding, dog day care</w:t>
             </w:r>
           </w:p>
         </w:tc>
@@ -3351,7 +4312,7 @@
                 <w:szCs w:val="20"/>
                 <w:rtl w:val="false"/>
               </w:rPr>
-              <w:t xml:space="preserve">49 / 119</w:t>
+              <w:t xml:space="preserve">Dependents: several profiles under one client (pets; also children for Kids &amp; Youth)</w:t>
             </w:r>
           </w:p>
         </w:tc>
@@ -3391,7 +4352,7 @@
                 <w:szCs w:val="20"/>
                 <w:rtl w:val="false"/>
               </w:rPr>
-              <w:t xml:space="preserve">CRM and leads</w:t>
+              <w:t xml:space="preserve">Kids &amp; Youth (full)</w:t>
             </w:r>
           </w:p>
         </w:tc>
@@ -3426,7 +4387,7 @@
                 <w:szCs w:val="20"/>
                 <w:rtl w:val="false"/>
               </w:rPr>
-              <w:t xml:space="preserve">Lead pipeline, inquiry form, follow-ups, conversion</w:t>
+              <w:t xml:space="preserve">enrichment centers, camps, toddler gyms</w:t>
             </w:r>
           </w:p>
         </w:tc>
@@ -3461,7 +4422,7 @@
                 <w:szCs w:val="20"/>
                 <w:rtl w:val="false"/>
               </w:rPr>
-              <w:t xml:space="preserve">39</w:t>
+              <w:t xml:space="preserve">Dependents and parent accounts</w:t>
             </w:r>
           </w:p>
         </w:tc>
@@ -3501,7 +4462,7 @@
                 <w:szCs w:val="20"/>
                 <w:rtl w:val="false"/>
               </w:rPr>
-              <w:t xml:space="preserve">WhatsApp &amp; SMS</w:t>
+              <w:t xml:space="preserve">Creative &amp; events</w:t>
             </w:r>
           </w:p>
         </w:tc>
@@ -3536,7 +4497,7 @@
                 <w:szCs w:val="20"/>
                 <w:rtl w:val="false"/>
               </w:rPr>
-              <w:t xml:space="preserve">Broadcasts, templates, automatic reminders</w:t>
+              <w:t xml:space="preserve">photographers and studios, DJs, event suppliers, small venues</w:t>
             </w:r>
           </w:p>
         </w:tc>
@@ -3571,7 +4532,7 @@
                 <w:szCs w:val="20"/>
                 <w:rtl w:val="false"/>
               </w:rPr>
-              <w:t xml:space="preserve">29 (+ usage)</w:t>
+              <w:t xml:space="preserve">Quotes, deposits and event projects</w:t>
             </w:r>
           </w:p>
         </w:tc>
@@ -3611,7 +4572,7 @@
                 <w:szCs w:val="20"/>
                 <w:rtl w:val="false"/>
               </w:rPr>
-              <w:t xml:space="preserve">Extra location</w:t>
+              <w:t xml:space="preserve">Professional services</w:t>
             </w:r>
           </w:p>
         </w:tc>
@@ -3646,7 +4607,7 @@
                 <w:szCs w:val="20"/>
                 <w:rtl w:val="false"/>
               </w:rPr>
-              <w:t xml:space="preserve">Each location after the first</w:t>
+              <w:t xml:space="preserve">consultants, accountants, lawyers, agencies</w:t>
             </w:r>
           </w:p>
         </w:tc>
@@ -3681,117 +4642,7 @@
                 <w:szCs w:val="20"/>
                 <w:rtl w:val="false"/>
               </w:rPr>
-              <w:t xml:space="preserve">29 each</w:t>
-            </w:r>
-          </w:p>
-        </w:tc>
-      </w:tr>
-      <w:tr>
-        <w:trPr>
-          <w:tblHeader w:val="false"/>
-        </w:trPr>
-        <w:tc>
-          <w:tcPr>
-            <w:tcW w:type="dxa" w:w="3212"/>
-            <w:tcBorders>
-              <w:top w:val="single" w:color="D4D4DC" w:sz="4"/>
-              <w:left w:val="single" w:color="D4D4DC" w:sz="4"/>
-              <w:bottom w:val="single" w:color="D4D4DC" w:sz="4"/>
-              <w:right w:val="single" w:color="D4D4DC" w:sz="4"/>
-            </w:tcBorders>
-            <w:tcMar>
-              <w:top w:type="dxa" w:w="60"/>
-              <w:left w:type="dxa" w:w="100"/>
-              <w:bottom w:type="dxa" w:w="60"/>
-              <w:right w:type="dxa" w:w="100"/>
-            </w:tcMar>
-          </w:tcPr>
-          <w:p>
-            <w:pPr>
-              <w:bidi w:val="false"/>
-              <w:spacing w:after="0"/>
-              <w:jc w:val="left"/>
-            </w:pPr>
-            <w:r>
-              <w:rPr>
-                <w:rFonts w:ascii="Calibri" w:cs="Calibri" w:eastAsia="Calibri" w:hAnsi="Calibri"/>
-                <w:b w:val="false"/>
-                <w:bCs w:val="false"/>
-                <w:sz w:val="20"/>
-                <w:szCs w:val="20"/>
-                <w:rtl w:val="false"/>
-              </w:rPr>
-              <w:t xml:space="preserve">Coming soon</w:t>
-            </w:r>
-          </w:p>
-        </w:tc>
-        <w:tc>
-          <w:tcPr>
-            <w:tcW w:type="dxa" w:w="3212"/>
-            <w:tcBorders>
-              <w:top w:val="single" w:color="D4D4DC" w:sz="4"/>
-              <w:left w:val="single" w:color="D4D4DC" w:sz="4"/>
-              <w:bottom w:val="single" w:color="D4D4DC" w:sz="4"/>
-              <w:right w:val="single" w:color="D4D4DC" w:sz="4"/>
-            </w:tcBorders>
-            <w:tcMar>
-              <w:top w:type="dxa" w:w="60"/>
-              <w:left w:type="dxa" w:w="100"/>
-              <w:bottom w:type="dxa" w:w="60"/>
-              <w:right w:type="dxa" w:w="100"/>
-            </w:tcMar>
-          </w:tcPr>
-          <w:p>
-            <w:pPr>
-              <w:bidi w:val="false"/>
-              <w:spacing w:after="0"/>
-              <w:jc w:val="left"/>
-            </w:pPr>
-            <w:r>
-              <w:rPr>
-                <w:rFonts w:ascii="Calibri" w:cs="Calibri" w:eastAsia="Calibri" w:hAnsi="Calibri"/>
-                <w:b w:val="false"/>
-                <w:bCs w:val="false"/>
-                <w:sz w:val="20"/>
-                <w:szCs w:val="20"/>
-                <w:rtl w:val="false"/>
-              </w:rPr>
-              <w:t xml:space="preserve">Advanced analytics, finance agent, marketing agent</w:t>
-            </w:r>
-          </w:p>
-        </w:tc>
-        <w:tc>
-          <w:tcPr>
-            <w:tcW w:type="dxa" w:w="3214"/>
-            <w:tcBorders>
-              <w:top w:val="single" w:color="D4D4DC" w:sz="4"/>
-              <w:left w:val="single" w:color="D4D4DC" w:sz="4"/>
-              <w:bottom w:val="single" w:color="D4D4DC" w:sz="4"/>
-              <w:right w:val="single" w:color="D4D4DC" w:sz="4"/>
-            </w:tcBorders>
-            <w:tcMar>
-              <w:top w:type="dxa" w:w="60"/>
-              <w:left w:type="dxa" w:w="100"/>
-              <w:bottom w:type="dxa" w:w="60"/>
-              <w:right w:type="dxa" w:w="100"/>
-            </w:tcMar>
-          </w:tcPr>
-          <w:p>
-            <w:pPr>
-              <w:bidi w:val="false"/>
-              <w:spacing w:after="0"/>
-              <w:jc w:val="left"/>
-            </w:pPr>
-            <w:r>
-              <w:rPr>
-                <w:rFonts w:ascii="Calibri" w:cs="Calibri" w:eastAsia="Calibri" w:hAnsi="Calibri"/>
-                <w:b w:val="false"/>
-                <w:bCs w:val="false"/>
-                <w:sz w:val="20"/>
-                <w:szCs w:val="20"/>
-                <w:rtl w:val="false"/>
-              </w:rPr>
-              <w:t xml:space="preserve">—</w:t>
+              <w:t xml:space="preserve">Documents and retainers, time-based billing</w:t>
             </w:r>
           </w:p>
         </w:tc>
@@ -3813,64 +4664,7 @@
           <w:rFonts w:ascii="Calibri" w:cs="Calibri" w:eastAsia="Calibri" w:hAnsi="Calibri"/>
           <w:rtl w:val="false"/>
         </w:rPr>
-        <w:t xml:space="preserve">Rules:</w:t>
-      </w:r>
-    </w:p>
-    <w:p>
-      <w:pPr>
-        <w:pStyle w:val="ListParagraph"/>
-        <w:numPr>
-          <w:ilvl w:val="0"/>
-          <w:numId w:val="2"/>
-        </w:numPr>
-        <w:bidi w:val="false"/>
-        <w:spacing w:after="60"/>
-        <w:jc w:val="left"/>
-      </w:pPr>
-      <w:r>
-        <w:rPr>
-          <w:rFonts w:ascii="Calibri" w:cs="Calibri" w:eastAsia="Calibri" w:hAnsi="Calibri"/>
-          <w:rtl w:val="false"/>
-        </w:rPr>
-        <w:t xml:space="preserve">14-day free trial, then a monthly invoice in arrears, charged to the card on file.</w:t>
-      </w:r>
-    </w:p>
-    <w:p>
-      <w:pPr>
-        <w:pStyle w:val="ListParagraph"/>
-        <w:numPr>
-          <w:ilvl w:val="0"/>
-          <w:numId w:val="2"/>
-        </w:numPr>
-        <w:bidi w:val="false"/>
-        <w:spacing w:after="60"/>
-        <w:jc w:val="left"/>
-      </w:pPr>
-      <w:r>
-        <w:rPr>
-          <w:rFonts w:ascii="Calibri" w:cs="Calibri" w:eastAsia="Calibri" w:hAnsi="Calibri"/>
-          <w:rtl w:val="false"/>
-        </w:rPr>
-        <w:t xml:space="preserve">Modules a business doesn't have still appear in its menu, locked, with a short preview of what they do and a button to add them; adding one updates the next invoice.</w:t>
-      </w:r>
-    </w:p>
-    <w:p>
-      <w:pPr>
-        <w:pStyle w:val="ListParagraph"/>
-        <w:numPr>
-          <w:ilvl w:val="0"/>
-          <w:numId w:val="2"/>
-        </w:numPr>
-        <w:bidi w:val="false"/>
-        <w:spacing w:after="60"/>
-        <w:jc w:val="left"/>
-      </w:pPr>
-      <w:r>
-        <w:rPr>
-          <w:rFonts w:ascii="Calibri" w:cs="Calibri" w:eastAsia="Calibri" w:hAnsi="Calibri"/>
-          <w:rtl w:val="false"/>
-        </w:rPr>
-        <w:t xml:space="preserve">Usage (AI credits, messages, storage) is measured per business.</w:t>
+        <w:t xml:space="preserve">Until a category opens, interested businesses can leave their details through the contact form, which records the industry.</w:t>
       </w:r>
     </w:p>
     <w:p>
@@ -3885,7 +4679,7 @@
           <w:rFonts w:ascii="Calibri" w:cs="Calibri" w:eastAsia="Calibri" w:hAnsi="Calibri"/>
           <w:rtl w:val="false"/>
         </w:rPr>
-        <w:t xml:space="preserve">6. The sign-up journey (marketing website)</w:t>
+        <w:t xml:space="preserve">5. Modules and pricing</w:t>
       </w:r>
     </w:p>
     <w:p>
@@ -3899,864 +4693,7 @@
           <w:rFonts w:ascii="Calibri" w:cs="Calibri" w:eastAsia="Calibri" w:hAnsi="Calibri"/>
           <w:rtl w:val="false"/>
         </w:rPr>
-        <w:t xml:space="preserve">The goal: a business owner who found MyBiz on Google (phone, tablet or computer) understands the product, gets convinced, and subscribes in a few enjoyable minutes.</w:t>
-      </w:r>
-    </w:p>
-    <w:p>
-      <w:pPr>
-        <w:pStyle w:val="ListParagraph"/>
-        <w:numPr>
-          <w:ilvl w:val="0"/>
-          <w:numId w:val="3"/>
-        </w:numPr>
-        <w:bidi w:val="false"/>
-        <w:spacing w:after="60"/>
-        <w:jc w:val="left"/>
-      </w:pPr>
-      <w:r>
-        <w:rPr>
-          <w:rFonts w:ascii="Calibri" w:cs="Calibri" w:eastAsia="Calibri" w:hAnsi="Calibri"/>
-          <w:rtl w:val="false"/>
-        </w:rPr>
-        <w:t xml:space="preserve">Landing on the website: home, features, industries, pricing, about, contact, legal pages — Hebrew and English, light and dark, fast on phones.</w:t>
-      </w:r>
-    </w:p>
-    <w:p>
-      <w:pPr>
-        <w:pStyle w:val="ListParagraph"/>
-        <w:numPr>
-          <w:ilvl w:val="0"/>
-          <w:numId w:val="3"/>
-        </w:numPr>
-        <w:bidi w:val="false"/>
-        <w:spacing w:after="60"/>
-        <w:jc w:val="left"/>
-      </w:pPr>
-      <w:r>
-        <w:rPr>
-          <w:rFonts w:ascii="Calibri" w:cs="Calibri" w:eastAsia="Calibri" w:hAnsi="Calibri"/>
-          <w:rtl w:val="false"/>
-        </w:rPr>
-        <w:t xml:space="preserve">"Start free": a step-by-step builder in the style of booking a low-cost flight:</w:t>
-      </w:r>
-    </w:p>
-    <w:p>
-      <w:pPr>
-        <w:pStyle w:val="ListParagraph"/>
-        <w:numPr>
-          <w:ilvl w:val="1"/>
-          <w:numId w:val="3"/>
-        </w:numPr>
-        <w:bidi w:val="false"/>
-        <w:spacing w:after="60"/>
-        <w:jc w:val="left"/>
-      </w:pPr>
-      <w:r>
-        <w:rPr>
-          <w:rFonts w:ascii="Calibri" w:cs="Calibri" w:eastAsia="Calibri" w:hAnsi="Calibri"/>
-          <w:rtl w:val="false"/>
-        </w:rPr>
-        <w:t xml:space="preserve">About the business: industry, name, size (active clients, staff, locations).</w:t>
-      </w:r>
-    </w:p>
-    <w:p>
-      <w:pPr>
-        <w:pStyle w:val="ListParagraph"/>
-        <w:numPr>
-          <w:ilvl w:val="1"/>
-          <w:numId w:val="3"/>
-        </w:numPr>
-        <w:bidi w:val="false"/>
-        <w:spacing w:after="60"/>
-        <w:jc w:val="left"/>
-      </w:pPr>
-      <w:r>
-        <w:rPr>
-          <w:rFonts w:ascii="Calibri" w:cs="Calibri" w:eastAsia="Calibri" w:hAnsi="Calibri"/>
-          <w:rtl w:val="false"/>
-        </w:rPr>
-        <w:t xml:space="preserve">The base: the core plan matched to the size, with what's included.</w:t>
-      </w:r>
-    </w:p>
-    <w:p>
-      <w:pPr>
-        <w:pStyle w:val="ListParagraph"/>
-        <w:numPr>
-          <w:ilvl w:val="1"/>
-          <w:numId w:val="3"/>
-        </w:numPr>
-        <w:bidi w:val="false"/>
-        <w:spacing w:after="60"/>
-        <w:jc w:val="left"/>
-      </w:pPr>
-      <w:r>
-        <w:rPr>
-          <w:rFonts w:ascii="Calibri" w:cs="Calibri" w:eastAsia="Calibri" w:hAnsi="Calibri"/>
-          <w:rtl w:val="false"/>
-        </w:rPr>
-        <w:t xml:space="preserve">Add-ons, one per screen, each with a clear benefit, a picture of the feature and the price ("Add the client app?", "Want an AI assistant that answers in seconds?", "Turn inquiries into clients with CRM?", "Remind clients on WhatsApp automatically?").</w:t>
-      </w:r>
-    </w:p>
-    <w:p>
-      <w:pPr>
-        <w:pStyle w:val="ListParagraph"/>
-        <w:numPr>
-          <w:ilvl w:val="1"/>
-          <w:numId w:val="3"/>
-        </w:numPr>
-        <w:bidi w:val="false"/>
-        <w:spacing w:after="60"/>
-        <w:jc w:val="left"/>
-      </w:pPr>
-      <w:r>
-        <w:rPr>
-          <w:rFonts w:ascii="Calibri" w:cs="Calibri" w:eastAsia="Calibri" w:hAnsi="Calibri"/>
-          <w:rtl w:val="false"/>
-        </w:rPr>
-        <w:t xml:space="preserve">A live cart that follows the user, with the monthly total and what they saved by the trial.</w:t>
-      </w:r>
-    </w:p>
-    <w:p>
-      <w:pPr>
-        <w:pStyle w:val="ListParagraph"/>
-        <w:numPr>
-          <w:ilvl w:val="1"/>
-          <w:numId w:val="3"/>
-        </w:numPr>
-        <w:bidi w:val="false"/>
-        <w:spacing w:after="60"/>
-        <w:jc w:val="left"/>
-      </w:pPr>
-      <w:r>
-        <w:rPr>
-          <w:rFonts w:ascii="Calibri" w:cs="Calibri" w:eastAsia="Calibri" w:hAnsi="Calibri"/>
-          <w:rtl w:val="false"/>
-        </w:rPr>
-        <w:t xml:space="preserve">Summary: every line, the total after the trial, the trial end date, terms.</w:t>
-      </w:r>
-    </w:p>
-    <w:p>
-      <w:pPr>
-        <w:pStyle w:val="ListParagraph"/>
-        <w:numPr>
-          <w:ilvl w:val="1"/>
-          <w:numId w:val="3"/>
-        </w:numPr>
-        <w:bidi w:val="false"/>
-        <w:spacing w:after="60"/>
-        <w:jc w:val="left"/>
-      </w:pPr>
-      <w:r>
-        <w:rPr>
-          <w:rFonts w:ascii="Calibri" w:cs="Calibri" w:eastAsia="Calibri" w:hAnsi="Calibri"/>
-          <w:rtl w:val="false"/>
-        </w:rPr>
-        <w:t xml:space="preserve">Account: email and password (or continue if signed in).</w:t>
-      </w:r>
-    </w:p>
-    <w:p>
-      <w:pPr>
-        <w:pStyle w:val="ListParagraph"/>
-        <w:numPr>
-          <w:ilvl w:val="1"/>
-          <w:numId w:val="3"/>
-        </w:numPr>
-        <w:bidi w:val="false"/>
-        <w:spacing w:after="60"/>
-        <w:jc w:val="left"/>
-      </w:pPr>
-      <w:r>
-        <w:rPr>
-          <w:rFonts w:ascii="Calibri" w:cs="Calibri" w:eastAsia="Calibri" w:hAnsi="Calibri"/>
-          <w:rtl w:val="false"/>
-        </w:rPr>
-        <w:t xml:space="preserve">Payment: card on file for after the trial (simulated until a payment provider is chosen).</w:t>
-      </w:r>
-    </w:p>
-    <w:p>
-      <w:pPr>
-        <w:pStyle w:val="ListParagraph"/>
-        <w:numPr>
-          <w:ilvl w:val="1"/>
-          <w:numId w:val="3"/>
-        </w:numPr>
-        <w:bidi w:val="false"/>
-        <w:spacing w:after="60"/>
-        <w:jc w:val="left"/>
-      </w:pPr>
-      <w:r>
-        <w:rPr>
-          <w:rFonts w:ascii="Calibri" w:cs="Calibri" w:eastAsia="Calibri" w:hAnsi="Calibri"/>
-          <w:rtl w:val="false"/>
-        </w:rPr>
-        <w:t xml:space="preserve">Done: the business is created with the chosen modules, and the owner lands in the business web app with a getting-started checklist.</w:t>
-      </w:r>
-    </w:p>
-    <w:p>
-      <w:pPr>
-        <w:pStyle w:val="ListParagraph"/>
-        <w:numPr>
-          <w:ilvl w:val="0"/>
-          <w:numId w:val="3"/>
-        </w:numPr>
-        <w:bidi w:val="false"/>
-        <w:spacing w:after="60"/>
-        <w:jc w:val="left"/>
-      </w:pPr>
-      <w:r>
-        <w:rPr>
-          <w:rFonts w:ascii="Calibri" w:cs="Calibri" w:eastAsia="Calibri" w:hAnsi="Calibri"/>
-          <w:rtl w:val="false"/>
-        </w:rPr>
-        <w:t xml:space="preserve">Welcome email: sent right after sign-up with the plan, trial dates, the business's join code, links to the web app, the client app and the getting-started guide, and how to get help.</w:t>
-      </w:r>
-    </w:p>
-    <w:p>
-      <w:pPr>
-        <w:pStyle w:val="ListParagraph"/>
-        <w:numPr>
-          <w:ilvl w:val="0"/>
-          <w:numId w:val="3"/>
-        </w:numPr>
-        <w:bidi w:val="false"/>
-        <w:spacing w:after="60"/>
-        <w:jc w:val="left"/>
-      </w:pPr>
-      <w:r>
-        <w:rPr>
-          <w:rFonts w:ascii="Calibri" w:cs="Calibri" w:eastAsia="Calibri" w:hAnsi="Calibri"/>
-          <w:rtl w:val="false"/>
-        </w:rPr>
-        <w:t xml:space="preserve">Getting-started guide: a public page that explains the first steps (branding, services, hours, team, inviting clients) with links.</w:t>
-      </w:r>
-    </w:p>
-    <w:p>
-      <w:pPr>
-        <w:pStyle w:val="Heading1"/>
-        <w:bidi w:val="false"/>
-        <w:spacing w:after="140" w:before="280"/>
-        <w:jc w:val="left"/>
-      </w:pPr>
-      <w:r>
-        <w:rPr>
-          <w:rFonts w:ascii="Calibri" w:cs="Calibri" w:eastAsia="Calibri" w:hAnsi="Calibri"/>
-          <w:rtl w:val="false"/>
-        </w:rPr>
-        <w:t xml:space="preserve">7. The business web app (CRM)</w:t>
-      </w:r>
-    </w:p>
-    <w:p>
-      <w:pPr>
-        <w:bidi w:val="false"/>
-        <w:spacing w:after="120"/>
-        <w:jc w:val="left"/>
-      </w:pPr>
-      <w:r>
-        <w:rPr>
-          <w:rFonts w:ascii="Calibri" w:cs="Calibri" w:eastAsia="Calibri" w:hAnsi="Calibri"/>
-          <w:rtl w:val="false"/>
-        </w:rPr>
-        <w:t xml:space="preserve">Built (all in Hebrew and English, light and dark, accessible, phone-friendly):</w:t>
-      </w:r>
-    </w:p>
-    <w:p>
-      <w:pPr>
-        <w:pStyle w:val="ListParagraph"/>
-        <w:numPr>
-          <w:ilvl w:val="0"/>
-          <w:numId w:val="2"/>
-        </w:numPr>
-        <w:bidi w:val="false"/>
-        <w:spacing w:after="60"/>
-        <w:jc w:val="left"/>
-      </w:pPr>
-      <w:r>
-        <w:rPr>
-          <w:rFonts w:ascii="Calibri" w:cs="Calibri" w:eastAsia="Calibri" w:hAnsi="Calibri"/>
-          <w:rtl w:val="false"/>
-        </w:rPr>
-        <w:t xml:space="preserve">Dashboard: today's sessions, KPIs with comparison, weekly charts, trial and billing reminders.</w:t>
-      </w:r>
-    </w:p>
-    <w:p>
-      <w:pPr>
-        <w:pStyle w:val="ListParagraph"/>
-        <w:numPr>
-          <w:ilvl w:val="0"/>
-          <w:numId w:val="2"/>
-        </w:numPr>
-        <w:bidi w:val="false"/>
-        <w:spacing w:after="60"/>
-        <w:jc w:val="left"/>
-      </w:pPr>
-      <w:r>
-        <w:rPr>
-          <w:rFonts w:ascii="Calibri" w:cs="Calibri" w:eastAsia="Calibri" w:hAnsi="Calibri"/>
-          <w:rtl w:val="false"/>
-        </w:rPr>
-        <w:t xml:space="preserve">Schedule: week view, one-off and weekly sessions, series editing, copy week, closed days, appointments (1:1) with staff working hours and time off, walk-in booking.</w:t>
-      </w:r>
-    </w:p>
-    <w:p>
-      <w:pPr>
-        <w:pStyle w:val="ListParagraph"/>
-        <w:numPr>
-          <w:ilvl w:val="0"/>
-          <w:numId w:val="2"/>
-        </w:numPr>
-        <w:bidi w:val="false"/>
-        <w:spacing w:after="60"/>
-        <w:jc w:val="left"/>
-      </w:pPr>
-      <w:r>
-        <w:rPr>
-          <w:rFonts w:ascii="Calibri" w:cs="Calibri" w:eastAsia="Calibri" w:hAnsi="Calibri"/>
-          <w:rtl w:val="false"/>
-        </w:rPr>
-        <w:t xml:space="preserve">Session page: roster, waitlist, check-in, booking for clients.</w:t>
-      </w:r>
-    </w:p>
-    <w:p>
-      <w:pPr>
-        <w:pStyle w:val="ListParagraph"/>
-        <w:numPr>
-          <w:ilvl w:val="0"/>
-          <w:numId w:val="2"/>
-        </w:numPr>
-        <w:bidi w:val="false"/>
-        <w:spacing w:after="60"/>
-        <w:jc w:val="left"/>
-      </w:pPr>
-      <w:r>
-        <w:rPr>
-          <w:rFonts w:ascii="Calibri" w:cs="Calibri" w:eastAsia="Calibri" w:hAnsi="Calibri"/>
-          <w:rtl w:val="false"/>
-        </w:rPr>
-        <w:t xml:space="preserve">Clients: search and filters, profile, industry details, visit notes, plans, bookings, health declaration, ratings, messages, privacy (export / erase), import from CSV / Excel.</w:t>
-      </w:r>
-    </w:p>
-    <w:p>
-      <w:pPr>
-        <w:pStyle w:val="ListParagraph"/>
-        <w:numPr>
-          <w:ilvl w:val="0"/>
-          <w:numId w:val="2"/>
-        </w:numPr>
-        <w:bidi w:val="false"/>
-        <w:spacing w:after="60"/>
-        <w:jc w:val="left"/>
-      </w:pPr>
-      <w:r>
-        <w:rPr>
-          <w:rFonts w:ascii="Calibri" w:cs="Calibri" w:eastAsia="Calibri" w:hAnsi="Calibri"/>
-          <w:rtl w:val="false"/>
-        </w:rPr>
-        <w:t xml:space="preserve">Plans: memberships and punch cards, selling, freezing, receipts; promo codes.</w:t>
-      </w:r>
-    </w:p>
-    <w:p>
-      <w:pPr>
-        <w:pStyle w:val="ListParagraph"/>
-        <w:numPr>
-          <w:ilvl w:val="0"/>
-          <w:numId w:val="2"/>
-        </w:numPr>
-        <w:bidi w:val="false"/>
-        <w:spacing w:after="60"/>
-        <w:jc w:val="left"/>
-      </w:pPr>
-      <w:r>
-        <w:rPr>
-          <w:rFonts w:ascii="Calibri" w:cs="Calibri" w:eastAsia="Calibri" w:hAnsi="Calibri"/>
-          <w:rtl w:val="false"/>
-        </w:rPr>
-        <w:t xml:space="preserve">Leads (CRM module): pipeline board, activity log, conversion, public inquiry form.</w:t>
-      </w:r>
-    </w:p>
-    <w:p>
-      <w:pPr>
-        <w:pStyle w:val="ListParagraph"/>
-        <w:numPr>
-          <w:ilvl w:val="0"/>
-          <w:numId w:val="2"/>
-        </w:numPr>
-        <w:bidi w:val="false"/>
-        <w:spacing w:after="60"/>
-        <w:jc w:val="left"/>
-      </w:pPr>
-      <w:r>
-        <w:rPr>
-          <w:rFonts w:ascii="Calibri" w:cs="Calibri" w:eastAsia="Calibri" w:hAnsi="Calibri"/>
-          <w:rtl w:val="false"/>
-        </w:rPr>
-        <w:t xml:space="preserve">Messages (WhatsApp &amp; SMS module): broadcasts to segments, templates, direct messages, wa.me links, automatic reminders.</w:t>
-      </w:r>
-    </w:p>
-    <w:p>
-      <w:pPr>
-        <w:pStyle w:val="ListParagraph"/>
-        <w:numPr>
-          <w:ilvl w:val="0"/>
-          <w:numId w:val="2"/>
-        </w:numPr>
-        <w:bidi w:val="false"/>
-        <w:spacing w:after="60"/>
-        <w:jc w:val="left"/>
-      </w:pPr>
-      <w:r>
-        <w:rPr>
-          <w:rFonts w:ascii="Calibri" w:cs="Calibri" w:eastAsia="Calibri" w:hAnsi="Calibri"/>
-          <w:rtl w:val="false"/>
-        </w:rPr>
-        <w:t xml:space="preserve">Reports: by service, staff member and hour; clients to reach out to; satisfaction.</w:t>
-      </w:r>
-    </w:p>
-    <w:p>
-      <w:pPr>
-        <w:pStyle w:val="ListParagraph"/>
-        <w:numPr>
-          <w:ilvl w:val="0"/>
-          <w:numId w:val="2"/>
-        </w:numPr>
-        <w:bidi w:val="false"/>
-        <w:spacing w:after="60"/>
-        <w:jc w:val="left"/>
-      </w:pPr>
-      <w:r>
-        <w:rPr>
-          <w:rFonts w:ascii="Calibri" w:cs="Calibri" w:eastAsia="Calibri" w:hAnsi="Calibri"/>
-          <w:rtl w:val="false"/>
-        </w:rPr>
-        <w:t xml:space="preserve">Assistant (AI module): questions in plain words, actions for approval.</w:t>
-      </w:r>
-    </w:p>
-    <w:p>
-      <w:pPr>
-        <w:pStyle w:val="ListParagraph"/>
-        <w:numPr>
-          <w:ilvl w:val="0"/>
-          <w:numId w:val="2"/>
-        </w:numPr>
-        <w:bidi w:val="false"/>
-        <w:spacing w:after="60"/>
-        <w:jc w:val="left"/>
-      </w:pPr>
-      <w:r>
-        <w:rPr>
-          <w:rFonts w:ascii="Calibri" w:cs="Calibri" w:eastAsia="Calibri" w:hAnsi="Calibri"/>
-          <w:rtl w:val="false"/>
-        </w:rPr>
-        <w:t xml:space="preserve">Team: invitations, roles, custom roles, working hours, time off.</w:t>
-      </w:r>
-    </w:p>
-    <w:p>
-      <w:pPr>
-        <w:pStyle w:val="ListParagraph"/>
-        <w:numPr>
-          <w:ilvl w:val="0"/>
-          <w:numId w:val="2"/>
-        </w:numPr>
-        <w:bidi w:val="false"/>
-        <w:spacing w:after="60"/>
-        <w:jc w:val="left"/>
-      </w:pPr>
-      <w:r>
-        <w:rPr>
-          <w:rFonts w:ascii="Calibri" w:cs="Calibri" w:eastAsia="Calibri" w:hAnsi="Calibri"/>
-          <w:rtl w:val="false"/>
-        </w:rPr>
-        <w:t xml:space="preserve">Settings: business details, branding, booking rules, modules, billing (trial, card, invoices), support access.</w:t>
-      </w:r>
-    </w:p>
-    <w:p>
-      <w:pPr>
-        <w:pStyle w:val="ListParagraph"/>
-        <w:numPr>
-          <w:ilvl w:val="0"/>
-          <w:numId w:val="2"/>
-        </w:numPr>
-        <w:bidi w:val="false"/>
-        <w:spacing w:after="60"/>
-        <w:jc w:val="left"/>
-      </w:pPr>
-      <w:r>
-        <w:rPr>
-          <w:rFonts w:ascii="Calibri" w:cs="Calibri" w:eastAsia="Calibri" w:hAnsi="Calibri"/>
-          <w:rtl w:val="false"/>
-        </w:rPr>
-        <w:t xml:space="preserve">Sales: a month of receipts, totals by payment method, CSV export for the accountant.</w:t>
-      </w:r>
-    </w:p>
-    <w:p>
-      <w:pPr>
-        <w:pStyle w:val="ListParagraph"/>
-        <w:numPr>
-          <w:ilvl w:val="0"/>
-          <w:numId w:val="2"/>
-        </w:numPr>
-        <w:bidi w:val="false"/>
-        <w:spacing w:after="60"/>
-        <w:jc w:val="left"/>
-      </w:pPr>
-      <w:r>
-        <w:rPr>
-          <w:rFonts w:ascii="Calibri" w:cs="Calibri" w:eastAsia="Calibri" w:hAnsi="Calibri"/>
-          <w:rtl w:val="false"/>
-        </w:rPr>
-        <w:t xml:space="preserve">My profile: everyone sets the name the team, clients and reports see.</w:t>
-      </w:r>
-    </w:p>
-    <w:p>
-      <w:pPr>
-        <w:pStyle w:val="ListParagraph"/>
-        <w:numPr>
-          <w:ilvl w:val="0"/>
-          <w:numId w:val="2"/>
-        </w:numPr>
-        <w:bidi w:val="false"/>
-        <w:spacing w:after="60"/>
-        <w:jc w:val="left"/>
-      </w:pPr>
-      <w:r>
-        <w:rPr>
-          <w:rFonts w:ascii="Calibri" w:cs="Calibri" w:eastAsia="Calibri" w:hAnsi="Calibri"/>
-          <w:rtl w:val="false"/>
-        </w:rPr>
-        <w:t xml:space="preserve">Locked modules: modules the business doesn't have stay in the menu with a lock and open a preview — what it does, a picture, what changes on the invoice — with one-click "add to plan".</w:t>
-      </w:r>
-    </w:p>
-    <w:p>
-      <w:pPr>
-        <w:pStyle w:val="ListParagraph"/>
-        <w:numPr>
-          <w:ilvl w:val="0"/>
-          <w:numId w:val="2"/>
-        </w:numPr>
-        <w:bidi w:val="false"/>
-        <w:spacing w:after="60"/>
-        <w:jc w:val="left"/>
-      </w:pPr>
-      <w:r>
-        <w:rPr>
-          <w:rFonts w:ascii="Calibri" w:cs="Calibri" w:eastAsia="Calibri" w:hAnsi="Calibri"/>
-          <w:rtl w:val="false"/>
-        </w:rPr>
-        <w:t xml:space="preserve">Getting started: a first-steps checklist on the dashboard for a new business.</w:t>
-      </w:r>
-    </w:p>
-    <w:p>
-      <w:pPr>
-        <w:bidi w:val="false"/>
-        <w:spacing w:after="120"/>
-        <w:jc w:val="left"/>
-      </w:pPr>
-      <w:r>
-        <w:rPr>
-          <w:rFonts w:ascii="Calibri" w:cs="Calibri" w:eastAsia="Calibri" w:hAnsi="Calibri"/>
-          <w:rtl w:val="false"/>
-        </w:rPr>
-        <w:t xml:space="preserve">Phase 2 review: every screen checked on phone and computer, Hebrew/light and English/dark, for accessibility, errors and layout (automated crawl plus a visual pass).</w:t>
-      </w:r>
-    </w:p>
-    <w:p>
-      <w:pPr>
-        <w:pStyle w:val="Heading1"/>
-        <w:bidi w:val="false"/>
-        <w:spacing w:after="140" w:before="280"/>
-        <w:jc w:val="left"/>
-      </w:pPr>
-      <w:r>
-        <w:rPr>
-          <w:rFonts w:ascii="Calibri" w:cs="Calibri" w:eastAsia="Calibri" w:hAnsi="Calibri"/>
-          <w:rtl w:val="false"/>
-        </w:rPr>
-        <w:t xml:space="preserve">8. The MyBiz console</w:t>
-      </w:r>
-    </w:p>
-    <w:p>
-      <w:pPr>
-        <w:bidi w:val="false"/>
-        <w:spacing w:after="120"/>
-        <w:jc w:val="left"/>
-      </w:pPr>
-      <w:r>
-        <w:rPr>
-          <w:rFonts w:ascii="Calibri" w:cs="Calibri" w:eastAsia="Calibri" w:hAnsi="Calibri"/>
-          <w:rtl w:val="false"/>
-        </w:rPr>
-        <w:t xml:space="preserve">Built: businesses list, business detail, AI usage, contact requests, billing revenue, audited support access granted by owners.</w:t>
-      </w:r>
-    </w:p>
-    <w:p>
-      <w:pPr>
-        <w:bidi w:val="false"/>
-        <w:spacing w:after="120"/>
-        <w:jc w:val="left"/>
-      </w:pPr>
-      <w:r>
-        <w:rPr>
-          <w:rFonts w:ascii="Calibri" w:cs="Calibri" w:eastAsia="Calibri" w:hAnsi="Calibri"/>
-          <w:rtl w:val="false"/>
-        </w:rPr>
-        <w:t xml:space="preserve">Built in phase 3:</w:t>
-      </w:r>
-    </w:p>
-    <w:p>
-      <w:pPr>
-        <w:pStyle w:val="ListParagraph"/>
-        <w:numPr>
-          <w:ilvl w:val="0"/>
-          <w:numId w:val="2"/>
-        </w:numPr>
-        <w:bidi w:val="false"/>
-        <w:spacing w:after="60"/>
-        <w:jc w:val="left"/>
-      </w:pPr>
-      <w:r>
-        <w:rPr>
-          <w:rFonts w:ascii="Calibri" w:cs="Calibri" w:eastAsia="Calibri" w:hAnsi="Calibri"/>
-          <w:rtl w:val="false"/>
-        </w:rPr>
-        <w:t xml:space="preserve">Its own menu — overview, businesses, inbox, billing, team, audit — where each item appears only for someone who may open it.</w:t>
-      </w:r>
-    </w:p>
-    <w:p>
-      <w:pPr>
-        <w:pStyle w:val="ListParagraph"/>
-        <w:numPr>
-          <w:ilvl w:val="0"/>
-          <w:numId w:val="2"/>
-        </w:numPr>
-        <w:bidi w:val="false"/>
-        <w:spacing w:after="60"/>
-        <w:jc w:val="left"/>
-      </w:pPr>
-      <w:r>
-        <w:rPr>
-          <w:rFonts w:ascii="Calibri" w:cs="Calibri" w:eastAsia="Calibri" w:hAnsi="Calibri"/>
-          <w:rtl w:val="false"/>
-        </w:rPr>
-        <w:t xml:space="preserve">The MyBiz team: a primary owner nobody can remove, change or disable (even through direct database access), owners (partners), managers (who handle employees with the permissions they hold themselves) and employees. People are added by email before they ever sign in, and access can be paused instead of removed.</w:t>
-      </w:r>
-    </w:p>
-    <w:p>
-      <w:pPr>
-        <w:pStyle w:val="ListParagraph"/>
-        <w:numPr>
-          <w:ilvl w:val="0"/>
-          <w:numId w:val="2"/>
-        </w:numPr>
-        <w:bidi w:val="false"/>
-        <w:spacing w:after="60"/>
-        <w:jc w:val="left"/>
-      </w:pPr>
-      <w:r>
-        <w:rPr>
-          <w:rFonts w:ascii="Calibri" w:cs="Calibri" w:eastAsia="Calibri" w:hAnsi="Calibri"/>
-          <w:rtl w:val="false"/>
-        </w:rPr>
-        <w:t xml:space="preserve">Permissions: see businesses, work inside businesses, billing, inbox, usage, manage employees. Every level gives only what it holds, and only owners handle owners and managers.</w:t>
-      </w:r>
-    </w:p>
-    <w:p>
-      <w:pPr>
-        <w:pStyle w:val="ListParagraph"/>
-        <w:numPr>
-          <w:ilvl w:val="0"/>
-          <w:numId w:val="2"/>
-        </w:numPr>
-        <w:bidi w:val="false"/>
-        <w:spacing w:after="60"/>
-        <w:jc w:val="left"/>
-      </w:pPr>
-      <w:r>
-        <w:rPr>
-          <w:rFonts w:ascii="Calibri" w:cs="Calibri" w:eastAsia="Calibri" w:hAnsi="Calibri"/>
-          <w:rtl w:val="false"/>
-        </w:rPr>
-        <w:t xml:space="preserve">Working inside a business: staff who may do it enter any business and work there like a manager, to handle a complaint or fix a mistake — never privacy requests. Every request appears in the business's own log, which its owner reads, with changes marked. Others still need the owner's read-only support grant.</w:t>
-      </w:r>
-    </w:p>
-    <w:p>
-      <w:pPr>
-        <w:pStyle w:val="ListParagraph"/>
-        <w:numPr>
-          <w:ilvl w:val="0"/>
-          <w:numId w:val="2"/>
-        </w:numPr>
-        <w:bidi w:val="false"/>
-        <w:spacing w:after="60"/>
-        <w:jc w:val="left"/>
-      </w:pPr>
-      <w:r>
-        <w:rPr>
-          <w:rFonts w:ascii="Calibri" w:cs="Calibri" w:eastAsia="Calibri" w:hAnsi="Calibri"/>
-          <w:rtl w:val="false"/>
-        </w:rPr>
-        <w:t xml:space="preserve">Actions for the owner: extend the trial, change the plan, credit an invoice — each written to both logs.</w:t>
-      </w:r>
-    </w:p>
-    <w:p>
-      <w:pPr>
-        <w:pStyle w:val="ListParagraph"/>
-        <w:numPr>
-          <w:ilvl w:val="0"/>
-          <w:numId w:val="2"/>
-        </w:numPr>
-        <w:bidi w:val="false"/>
-        <w:spacing w:after="60"/>
-        <w:jc w:val="left"/>
-      </w:pPr>
-      <w:r>
-        <w:rPr>
-          <w:rFonts w:ascii="Calibri" w:cs="Calibri" w:eastAsia="Calibri" w:hAnsi="Calibri"/>
-          <w:rtl w:val="false"/>
-        </w:rPr>
-        <w:t xml:space="preserve">Inbox: requests from the website and messages businesses send from Settings, with status (new, in progress, done), someone handling them and internal notes.</w:t>
-      </w:r>
-    </w:p>
-    <w:p>
-      <w:pPr>
-        <w:pStyle w:val="ListParagraph"/>
-        <w:numPr>
-          <w:ilvl w:val="0"/>
-          <w:numId w:val="2"/>
-        </w:numPr>
-        <w:bidi w:val="false"/>
-        <w:spacing w:after="60"/>
-        <w:jc w:val="left"/>
-      </w:pPr>
-      <w:r>
-        <w:rPr>
-          <w:rFonts w:ascii="Calibri" w:cs="Calibri" w:eastAsia="Calibri" w:hAnsi="Calibri"/>
-          <w:rtl w:val="false"/>
-        </w:rPr>
-        <w:t xml:space="preserve">Audit log (owners only): everything the MyBiz team did.</w:t>
-      </w:r>
-    </w:p>
-    <w:p>
-      <w:pPr>
-        <w:pStyle w:val="Heading1"/>
-        <w:bidi w:val="false"/>
-        <w:spacing w:after="140" w:before="280"/>
-        <w:jc w:val="left"/>
-      </w:pPr>
-      <w:r>
-        <w:rPr>
-          <w:rFonts w:ascii="Calibri" w:cs="Calibri" w:eastAsia="Calibri" w:hAnsi="Calibri"/>
-          <w:rtl w:val="false"/>
-        </w:rPr>
-        <w:t xml:space="preserve">9. Apps</w:t>
-      </w:r>
-    </w:p>
-    <w:p>
-      <w:pPr>
-        <w:pStyle w:val="ListParagraph"/>
-        <w:numPr>
-          <w:ilvl w:val="0"/>
-          <w:numId w:val="2"/>
-        </w:numPr>
-        <w:bidi w:val="false"/>
-        <w:spacing w:after="60"/>
-        <w:jc w:val="left"/>
-      </w:pPr>
-      <w:r>
-        <w:rPr>
-          <w:rFonts w:ascii="Calibri" w:cs="Calibri" w:eastAsia="Calibri" w:hAnsi="Calibri"/>
-          <w:rtl w:val="false"/>
-        </w:rPr>
-        <w:t xml:space="preserve">Client app (built, Expo; also runs in the browser): join, home, schedule and appointments, bookings and plans, buying with promo codes, receipts, ratings, updates, profile, health declaration.</w:t>
-      </w:r>
-    </w:p>
-    <w:p>
-      <w:pPr>
-        <w:pStyle w:val="ListParagraph"/>
-        <w:numPr>
-          <w:ilvl w:val="0"/>
-          <w:numId w:val="2"/>
-        </w:numPr>
-        <w:bidi w:val="false"/>
-        <w:spacing w:after="60"/>
-        <w:jc w:val="left"/>
-      </w:pPr>
-      <w:r>
-        <w:rPr>
-          <w:rFonts w:ascii="Calibri" w:cs="Calibri" w:eastAsia="Calibri" w:hAnsi="Calibri"/>
-          <w:rtl w:val="false"/>
-        </w:rPr>
-        <w:t xml:space="preserve">Business app (built in phase 4): the owner's and staff's day on the go. Today — the day's sessions with check-in of every booked client; Clients — search and a client card with plan, visits and contact; Numbers — the key figures of the last 30 days; Me — profile, language, theme and switching between businesses. Each person sees only what their permissions allow.</w:t>
-      </w:r>
-    </w:p>
-    <w:p>
-      <w:pPr>
-        <w:pStyle w:val="ListParagraph"/>
-        <w:numPr>
-          <w:ilvl w:val="0"/>
-          <w:numId w:val="2"/>
-        </w:numPr>
-        <w:bidi w:val="false"/>
-        <w:spacing w:after="60"/>
-        <w:jc w:val="left"/>
-      </w:pPr>
-      <w:r>
-        <w:rPr>
-          <w:rFonts w:ascii="Calibri" w:cs="Calibri" w:eastAsia="Calibri" w:hAnsi="Calibri"/>
-          <w:rtl w:val="false"/>
-        </w:rPr>
-        <w:t xml:space="preserve">MyBiz staff app (built in phase 4): Home — what needs attention (open requests, new businesses); Businesses — search and a business card; Inbox — handle requests (take, status, notes); Me. Each staff member sees only what their level and permissions allow.</w:t>
-      </w:r>
-    </w:p>
-    <w:p>
-      <w:pPr>
-        <w:pStyle w:val="ListParagraph"/>
-        <w:numPr>
-          <w:ilvl w:val="0"/>
-          <w:numId w:val="2"/>
-        </w:numPr>
-        <w:bidi w:val="false"/>
-        <w:spacing w:after="60"/>
-        <w:jc w:val="left"/>
-      </w:pPr>
-      <w:r>
-        <w:rPr>
-          <w:rFonts w:ascii="Calibri" w:cs="Calibri" w:eastAsia="Calibri" w:hAnsi="Calibri"/>
-          <w:rtl w:val="false"/>
-        </w:rPr>
-        <w:t xml:space="preserve">All three apps share one kit (sign-in, theme, language, right-to-left, accessible components), so a fix in one place reaches all of them.</w:t>
-      </w:r>
-    </w:p>
-    <w:p>
-      <w:pPr>
-        <w:pStyle w:val="ListParagraph"/>
-        <w:numPr>
-          <w:ilvl w:val="0"/>
-          <w:numId w:val="2"/>
-        </w:numPr>
-        <w:bidi w:val="false"/>
-        <w:spacing w:after="60"/>
-        <w:jc w:val="left"/>
-      </w:pPr>
-      <w:r>
-        <w:rPr>
-          <w:rFonts w:ascii="Calibri" w:cs="Calibri" w:eastAsia="Calibri" w:hAnsi="Calibri"/>
-          <w:rtl w:val="false"/>
-        </w:rPr>
-        <w:t xml:space="preserve">Still to do: final polish of the client app and builds for the app stores (at go-live).</w:t>
-      </w:r>
-    </w:p>
-    <w:p>
-      <w:pPr>
-        <w:pStyle w:val="Heading1"/>
-        <w:bidi w:val="false"/>
-        <w:spacing w:after="140" w:before="280"/>
-        <w:jc w:val="left"/>
-      </w:pPr>
-      <w:r>
-        <w:rPr>
-          <w:rFonts w:ascii="Calibri" w:cs="Calibri" w:eastAsia="Calibri" w:hAnsi="Calibri"/>
-          <w:rtl w:val="false"/>
-        </w:rPr>
-        <w:t xml:space="preserve">10. Simulated services (until go-live)</w:t>
+        <w:t xml:space="preserve">A subscription is the core plus modules. Prices are placeholders until pricing is finalized.</w:t>
       </w:r>
     </w:p>
     <w:tbl>
@@ -4813,7 +4750,7 @@
                 <w:szCs w:val="20"/>
                 <w:rtl w:val="false"/>
               </w:rPr>
-              <w:t xml:space="preserve">Service</w:t>
+              <w:t xml:space="preserve">Item</w:t>
             </w:r>
           </w:p>
         </w:tc>
@@ -4849,7 +4786,7 @@
                 <w:szCs w:val="20"/>
                 <w:rtl w:val="false"/>
               </w:rPr>
-              <w:t xml:space="preserve">Now</w:t>
+              <w:t xml:space="preserve">What it adds</w:t>
             </w:r>
           </w:p>
         </w:tc>
@@ -4885,7 +4822,7 @@
                 <w:szCs w:val="20"/>
                 <w:rtl w:val="false"/>
               </w:rPr>
-              <w:t xml:space="preserve">At go-live</w:t>
+              <w:t xml:space="preserve">Monthly (ILS, placeholder)</w:t>
             </w:r>
           </w:p>
         </w:tc>
@@ -4925,7 +4862,7 @@
                 <w:szCs w:val="20"/>
                 <w:rtl w:val="false"/>
               </w:rPr>
-              <w:t xml:space="preserve">Card payments (clients and subscriptions)</w:t>
+              <w:t xml:space="preserve">Core (required)</w:t>
             </w:r>
           </w:p>
         </w:tc>
@@ -4960,7 +4897,7 @@
                 <w:szCs w:val="20"/>
                 <w:rtl w:val="false"/>
               </w:rPr>
-              <w:t xml:space="preserve">Simulated test card, real screens and flows</w:t>
+              <w:t xml:space="preserve">Schedule, appointments, clients, plans, sales, receipts, reports, team, closed days, reviews</w:t>
             </w:r>
           </w:p>
         </w:tc>
@@ -4995,7 +4932,7 @@
                 <w:szCs w:val="20"/>
                 <w:rtl w:val="false"/>
               </w:rPr>
-              <w:t xml:space="preserve">Israeli payment provider (Cardcom / Grow / PayPlus / Tranzila)</w:t>
+              <w:t xml:space="preserve">99 / 149 / 249 by active clients (up to 100 / 300 / 1,000)</w:t>
             </w:r>
           </w:p>
         </w:tc>
@@ -5035,7 +4972,7 @@
                 <w:szCs w:val="20"/>
                 <w:rtl w:val="false"/>
               </w:rPr>
-              <w:t xml:space="preserve">Invoices and receipts</w:t>
+              <w:t xml:space="preserve">Client app</w:t>
             </w:r>
           </w:p>
         </w:tc>
@@ -5070,7 +5007,7 @@
                 <w:szCs w:val="20"/>
                 <w:rtl w:val="false"/>
               </w:rPr>
-              <w:t xml:space="preserve">Numbered sample documents</w:t>
+              <w:t xml:space="preserve">The branded client app: booking, buying, updates</w:t>
             </w:r>
           </w:p>
         </w:tc>
@@ -5105,7 +5042,7 @@
                 <w:szCs w:val="20"/>
                 <w:rtl w:val="false"/>
               </w:rPr>
-              <w:t xml:space="preserve">Invoicing provider (Morning / iCount / EZcount)</w:t>
+              <w:t xml:space="preserve">49</w:t>
             </w:r>
           </w:p>
         </w:tc>
@@ -5145,7 +5082,7 @@
                 <w:szCs w:val="20"/>
                 <w:rtl w:val="false"/>
               </w:rPr>
-              <w:t xml:space="preserve">AI assistant</w:t>
+              <w:t xml:space="preserve">AI Basic / AI Pro</w:t>
             </w:r>
           </w:p>
         </w:tc>
@@ -5180,7 +5117,7 @@
                 <w:szCs w:val="20"/>
                 <w:rtl w:val="false"/>
               </w:rPr>
-              <w:t xml:space="preserve">Demo mode with scripted answers from real data</w:t>
+              <w:t xml:space="preserve">Assistant answers questions; Pro also prepares actions for approval</w:t>
             </w:r>
           </w:p>
         </w:tc>
@@ -5215,7 +5152,7 @@
                 <w:szCs w:val="20"/>
                 <w:rtl w:val="false"/>
               </w:rPr>
-              <w:t xml:space="preserve">Claude API key</w:t>
+              <w:t xml:space="preserve">49 / 119</w:t>
             </w:r>
           </w:p>
         </w:tc>
@@ -5255,7 +5192,7 @@
                 <w:szCs w:val="20"/>
                 <w:rtl w:val="false"/>
               </w:rPr>
-              <w:t xml:space="preserve">Email</w:t>
+              <w:t xml:space="preserve">CRM and leads</w:t>
             </w:r>
           </w:p>
         </w:tc>
@@ -5290,7 +5227,7 @@
                 <w:szCs w:val="20"/>
                 <w:rtl w:val="false"/>
               </w:rPr>
-              <w:t xml:space="preserve">Gmail SMTP (prototype)</w:t>
+              <w:t xml:space="preserve">Lead pipeline, inquiry form, follow-ups, conversion</w:t>
             </w:r>
           </w:p>
         </w:tc>
@@ -5325,7 +5262,7 @@
                 <w:szCs w:val="20"/>
                 <w:rtl w:val="false"/>
               </w:rPr>
-              <w:t xml:space="preserve">Transactional email provider and a domain</w:t>
+              <w:t xml:space="preserve">39</w:t>
             </w:r>
           </w:p>
         </w:tc>
@@ -5365,7 +5302,7 @@
                 <w:szCs w:val="20"/>
                 <w:rtl w:val="false"/>
               </w:rPr>
-              <w:t xml:space="preserve">WhatsApp / SMS</w:t>
+              <w:t xml:space="preserve">WhatsApp &amp; SMS</w:t>
             </w:r>
           </w:p>
         </w:tc>
@@ -5400,7 +5337,7 @@
                 <w:szCs w:val="20"/>
                 <w:rtl w:val="false"/>
               </w:rPr>
-              <w:t xml:space="preserve">Logged, not sent; free wa.me links</w:t>
+              <w:t xml:space="preserve">Broadcasts, templates, automatic reminders</w:t>
             </w:r>
           </w:p>
         </w:tc>
@@ -5435,7 +5372,227 @@
                 <w:szCs w:val="20"/>
                 <w:rtl w:val="false"/>
               </w:rPr>
-              <w:t xml:space="preserve">WhatsApp Business API / SMS gateway</w:t>
+              <w:t xml:space="preserve">29 (+ usage)</w:t>
+            </w:r>
+          </w:p>
+        </w:tc>
+      </w:tr>
+      <w:tr>
+        <w:trPr>
+          <w:tblHeader w:val="false"/>
+        </w:trPr>
+        <w:tc>
+          <w:tcPr>
+            <w:tcW w:type="dxa" w:w="3212"/>
+            <w:tcBorders>
+              <w:top w:val="single" w:color="D4D4DC" w:sz="4"/>
+              <w:left w:val="single" w:color="D4D4DC" w:sz="4"/>
+              <w:bottom w:val="single" w:color="D4D4DC" w:sz="4"/>
+              <w:right w:val="single" w:color="D4D4DC" w:sz="4"/>
+            </w:tcBorders>
+            <w:tcMar>
+              <w:top w:type="dxa" w:w="60"/>
+              <w:left w:type="dxa" w:w="100"/>
+              <w:bottom w:type="dxa" w:w="60"/>
+              <w:right w:type="dxa" w:w="100"/>
+            </w:tcMar>
+          </w:tcPr>
+          <w:p>
+            <w:pPr>
+              <w:bidi w:val="false"/>
+              <w:spacing w:after="0"/>
+              <w:jc w:val="left"/>
+            </w:pPr>
+            <w:r>
+              <w:rPr>
+                <w:rFonts w:ascii="Calibri" w:cs="Calibri" w:eastAsia="Calibri" w:hAnsi="Calibri"/>
+                <w:b w:val="false"/>
+                <w:bCs w:val="false"/>
+                <w:sz w:val="20"/>
+                <w:szCs w:val="20"/>
+                <w:rtl w:val="false"/>
+              </w:rPr>
+              <w:t xml:space="preserve">Extra location</w:t>
+            </w:r>
+          </w:p>
+        </w:tc>
+        <w:tc>
+          <w:tcPr>
+            <w:tcW w:type="dxa" w:w="3212"/>
+            <w:tcBorders>
+              <w:top w:val="single" w:color="D4D4DC" w:sz="4"/>
+              <w:left w:val="single" w:color="D4D4DC" w:sz="4"/>
+              <w:bottom w:val="single" w:color="D4D4DC" w:sz="4"/>
+              <w:right w:val="single" w:color="D4D4DC" w:sz="4"/>
+            </w:tcBorders>
+            <w:tcMar>
+              <w:top w:type="dxa" w:w="60"/>
+              <w:left w:type="dxa" w:w="100"/>
+              <w:bottom w:type="dxa" w:w="60"/>
+              <w:right w:type="dxa" w:w="100"/>
+            </w:tcMar>
+          </w:tcPr>
+          <w:p>
+            <w:pPr>
+              <w:bidi w:val="false"/>
+              <w:spacing w:after="0"/>
+              <w:jc w:val="left"/>
+            </w:pPr>
+            <w:r>
+              <w:rPr>
+                <w:rFonts w:ascii="Calibri" w:cs="Calibri" w:eastAsia="Calibri" w:hAnsi="Calibri"/>
+                <w:b w:val="false"/>
+                <w:bCs w:val="false"/>
+                <w:sz w:val="20"/>
+                <w:szCs w:val="20"/>
+                <w:rtl w:val="false"/>
+              </w:rPr>
+              <w:t xml:space="preserve">Each location after the first</w:t>
+            </w:r>
+          </w:p>
+        </w:tc>
+        <w:tc>
+          <w:tcPr>
+            <w:tcW w:type="dxa" w:w="3214"/>
+            <w:tcBorders>
+              <w:top w:val="single" w:color="D4D4DC" w:sz="4"/>
+              <w:left w:val="single" w:color="D4D4DC" w:sz="4"/>
+              <w:bottom w:val="single" w:color="D4D4DC" w:sz="4"/>
+              <w:right w:val="single" w:color="D4D4DC" w:sz="4"/>
+            </w:tcBorders>
+            <w:tcMar>
+              <w:top w:type="dxa" w:w="60"/>
+              <w:left w:type="dxa" w:w="100"/>
+              <w:bottom w:type="dxa" w:w="60"/>
+              <w:right w:type="dxa" w:w="100"/>
+            </w:tcMar>
+          </w:tcPr>
+          <w:p>
+            <w:pPr>
+              <w:bidi w:val="false"/>
+              <w:spacing w:after="0"/>
+              <w:jc w:val="left"/>
+            </w:pPr>
+            <w:r>
+              <w:rPr>
+                <w:rFonts w:ascii="Calibri" w:cs="Calibri" w:eastAsia="Calibri" w:hAnsi="Calibri"/>
+                <w:b w:val="false"/>
+                <w:bCs w:val="false"/>
+                <w:sz w:val="20"/>
+                <w:szCs w:val="20"/>
+                <w:rtl w:val="false"/>
+              </w:rPr>
+              <w:t xml:space="preserve">29 each</w:t>
+            </w:r>
+          </w:p>
+        </w:tc>
+      </w:tr>
+      <w:tr>
+        <w:trPr>
+          <w:tblHeader w:val="false"/>
+        </w:trPr>
+        <w:tc>
+          <w:tcPr>
+            <w:tcW w:type="dxa" w:w="3212"/>
+            <w:tcBorders>
+              <w:top w:val="single" w:color="D4D4DC" w:sz="4"/>
+              <w:left w:val="single" w:color="D4D4DC" w:sz="4"/>
+              <w:bottom w:val="single" w:color="D4D4DC" w:sz="4"/>
+              <w:right w:val="single" w:color="D4D4DC" w:sz="4"/>
+            </w:tcBorders>
+            <w:tcMar>
+              <w:top w:type="dxa" w:w="60"/>
+              <w:left w:type="dxa" w:w="100"/>
+              <w:bottom w:type="dxa" w:w="60"/>
+              <w:right w:type="dxa" w:w="100"/>
+            </w:tcMar>
+          </w:tcPr>
+          <w:p>
+            <w:pPr>
+              <w:bidi w:val="false"/>
+              <w:spacing w:after="0"/>
+              <w:jc w:val="left"/>
+            </w:pPr>
+            <w:r>
+              <w:rPr>
+                <w:rFonts w:ascii="Calibri" w:cs="Calibri" w:eastAsia="Calibri" w:hAnsi="Calibri"/>
+                <w:b w:val="false"/>
+                <w:bCs w:val="false"/>
+                <w:sz w:val="20"/>
+                <w:szCs w:val="20"/>
+                <w:rtl w:val="false"/>
+              </w:rPr>
+              <w:t xml:space="preserve">Coming soon</w:t>
+            </w:r>
+          </w:p>
+        </w:tc>
+        <w:tc>
+          <w:tcPr>
+            <w:tcW w:type="dxa" w:w="3212"/>
+            <w:tcBorders>
+              <w:top w:val="single" w:color="D4D4DC" w:sz="4"/>
+              <w:left w:val="single" w:color="D4D4DC" w:sz="4"/>
+              <w:bottom w:val="single" w:color="D4D4DC" w:sz="4"/>
+              <w:right w:val="single" w:color="D4D4DC" w:sz="4"/>
+            </w:tcBorders>
+            <w:tcMar>
+              <w:top w:type="dxa" w:w="60"/>
+              <w:left w:type="dxa" w:w="100"/>
+              <w:bottom w:type="dxa" w:w="60"/>
+              <w:right w:type="dxa" w:w="100"/>
+            </w:tcMar>
+          </w:tcPr>
+          <w:p>
+            <w:pPr>
+              <w:bidi w:val="false"/>
+              <w:spacing w:after="0"/>
+              <w:jc w:val="left"/>
+            </w:pPr>
+            <w:r>
+              <w:rPr>
+                <w:rFonts w:ascii="Calibri" w:cs="Calibri" w:eastAsia="Calibri" w:hAnsi="Calibri"/>
+                <w:b w:val="false"/>
+                <w:bCs w:val="false"/>
+                <w:sz w:val="20"/>
+                <w:szCs w:val="20"/>
+                <w:rtl w:val="false"/>
+              </w:rPr>
+              <w:t xml:space="preserve">Advanced analytics, finance agent, marketing agent</w:t>
+            </w:r>
+          </w:p>
+        </w:tc>
+        <w:tc>
+          <w:tcPr>
+            <w:tcW w:type="dxa" w:w="3214"/>
+            <w:tcBorders>
+              <w:top w:val="single" w:color="D4D4DC" w:sz="4"/>
+              <w:left w:val="single" w:color="D4D4DC" w:sz="4"/>
+              <w:bottom w:val="single" w:color="D4D4DC" w:sz="4"/>
+              <w:right w:val="single" w:color="D4D4DC" w:sz="4"/>
+            </w:tcBorders>
+            <w:tcMar>
+              <w:top w:type="dxa" w:w="60"/>
+              <w:left w:type="dxa" w:w="100"/>
+              <w:bottom w:type="dxa" w:w="60"/>
+              <w:right w:type="dxa" w:w="100"/>
+            </w:tcMar>
+          </w:tcPr>
+          <w:p>
+            <w:pPr>
+              <w:bidi w:val="false"/>
+              <w:spacing w:after="0"/>
+              <w:jc w:val="left"/>
+            </w:pPr>
+            <w:r>
+              <w:rPr>
+                <w:rFonts w:ascii="Calibri" w:cs="Calibri" w:eastAsia="Calibri" w:hAnsi="Calibri"/>
+                <w:b w:val="false"/>
+                <w:bCs w:val="false"/>
+                <w:sz w:val="20"/>
+                <w:szCs w:val="20"/>
+                <w:rtl w:val="false"/>
+              </w:rPr>
+              <w:t xml:space="preserve">—</w:t>
             </w:r>
           </w:p>
         </w:tc>
@@ -5457,22 +5614,7 @@
           <w:rFonts w:ascii="Calibri" w:cs="Calibri" w:eastAsia="Calibri" w:hAnsi="Calibri"/>
           <w:rtl w:val="false"/>
         </w:rPr>
-        <w:t xml:space="preserve">Swapping a simulated service for a real one changes only its adapter; screens and data stay.</w:t>
-      </w:r>
-    </w:p>
-    <w:p>
-      <w:pPr>
-        <w:pStyle w:val="Heading1"/>
-        <w:bidi w:val="false"/>
-        <w:spacing w:after="140" w:before="280"/>
-        <w:jc w:val="left"/>
-      </w:pPr>
-      <w:r>
-        <w:rPr>
-          <w:rFonts w:ascii="Calibri" w:cs="Calibri" w:eastAsia="Calibri" w:hAnsi="Calibri"/>
-          <w:rtl w:val="false"/>
-        </w:rPr>
-        <w:t xml:space="preserve">11. Architecture and quality</w:t>
+        <w:t xml:space="preserve">Rules:</w:t>
       </w:r>
     </w:p>
     <w:p>
@@ -5491,7 +5633,7 @@
           <w:rFonts w:ascii="Calibri" w:cs="Calibri" w:eastAsia="Calibri" w:hAnsi="Calibri"/>
           <w:rtl w:val="false"/>
         </w:rPr>
-        <w:t xml:space="preserve">Web: Next.js (TypeScript), Tailwind. Apps: Expo (React Native). API: FastAPI (Python). Database, sign-in and storage: Supabase (Postgres).</w:t>
+        <w:t xml:space="preserve">14-day free trial, then a monthly invoice in arrears, charged to the card on file.</w:t>
       </w:r>
     </w:p>
     <w:p>
@@ -5510,7 +5652,7 @@
           <w:rFonts w:ascii="Calibri" w:cs="Calibri" w:eastAsia="Calibri" w:hAnsi="Calibri"/>
           <w:rtl w:val="false"/>
         </w:rPr>
-        <w:t xml:space="preserve">Tenant isolation: every business row carries its business id and is protected by database row-level security as well as by the API.</w:t>
+        <w:t xml:space="preserve">Modules a business doesn't have still appear in its menu, locked, with a short preview of what they do and a button to add them; adding one updates the next invoice.</w:t>
       </w:r>
     </w:p>
     <w:p>
@@ -5529,7 +5671,293 @@
           <w:rFonts w:ascii="Calibri" w:cs="Calibri" w:eastAsia="Calibri" w:hAnsi="Calibri"/>
           <w:rtl w:val="false"/>
         </w:rPr>
-        <w:t xml:space="preserve">The backend is the authority; the AI acts only through approved tools, and sensitive actions wait for a person's approval.</w:t>
+        <w:t xml:space="preserve">Usage (AI credits, messages, storage) is measured per business.</w:t>
+      </w:r>
+    </w:p>
+    <w:p>
+      <w:pPr>
+        <w:pStyle w:val="Heading1"/>
+        <w:bidi w:val="false"/>
+        <w:spacing w:after="140" w:before="280"/>
+        <w:jc w:val="left"/>
+      </w:pPr>
+      <w:r>
+        <w:rPr>
+          <w:rFonts w:ascii="Calibri" w:cs="Calibri" w:eastAsia="Calibri" w:hAnsi="Calibri"/>
+          <w:rtl w:val="false"/>
+        </w:rPr>
+        <w:t xml:space="preserve">6. The sign-up journey (marketing website)</w:t>
+      </w:r>
+    </w:p>
+    <w:p>
+      <w:pPr>
+        <w:bidi w:val="false"/>
+        <w:spacing w:after="120"/>
+        <w:jc w:val="left"/>
+      </w:pPr>
+      <w:r>
+        <w:rPr>
+          <w:rFonts w:ascii="Calibri" w:cs="Calibri" w:eastAsia="Calibri" w:hAnsi="Calibri"/>
+          <w:rtl w:val="false"/>
+        </w:rPr>
+        <w:t xml:space="preserve">The goal: a business owner who found MyBiz on Google (phone, tablet or computer) understands the product, gets convinced, and subscribes in a few enjoyable minutes.</w:t>
+      </w:r>
+    </w:p>
+    <w:p>
+      <w:pPr>
+        <w:pStyle w:val="ListParagraph"/>
+        <w:numPr>
+          <w:ilvl w:val="0"/>
+          <w:numId w:val="3"/>
+        </w:numPr>
+        <w:bidi w:val="false"/>
+        <w:spacing w:after="60"/>
+        <w:jc w:val="left"/>
+      </w:pPr>
+      <w:r>
+        <w:rPr>
+          <w:rFonts w:ascii="Calibri" w:cs="Calibri" w:eastAsia="Calibri" w:hAnsi="Calibri"/>
+          <w:rtl w:val="false"/>
+        </w:rPr>
+        <w:t xml:space="preserve">Landing on the website: home, features, industries, pricing, about, contact, legal pages — Hebrew and English, light and dark, fast on phones.</w:t>
+      </w:r>
+    </w:p>
+    <w:p>
+      <w:pPr>
+        <w:pStyle w:val="ListParagraph"/>
+        <w:numPr>
+          <w:ilvl w:val="0"/>
+          <w:numId w:val="3"/>
+        </w:numPr>
+        <w:bidi w:val="false"/>
+        <w:spacing w:after="60"/>
+        <w:jc w:val="left"/>
+      </w:pPr>
+      <w:r>
+        <w:rPr>
+          <w:rFonts w:ascii="Calibri" w:cs="Calibri" w:eastAsia="Calibri" w:hAnsi="Calibri"/>
+          <w:rtl w:val="false"/>
+        </w:rPr>
+        <w:t xml:space="preserve">"Start free": a step-by-step builder in the style of booking a low-cost flight:</w:t>
+      </w:r>
+    </w:p>
+    <w:p>
+      <w:pPr>
+        <w:pStyle w:val="ListParagraph"/>
+        <w:numPr>
+          <w:ilvl w:val="1"/>
+          <w:numId w:val="3"/>
+        </w:numPr>
+        <w:bidi w:val="false"/>
+        <w:spacing w:after="60"/>
+        <w:jc w:val="left"/>
+      </w:pPr>
+      <w:r>
+        <w:rPr>
+          <w:rFonts w:ascii="Calibri" w:cs="Calibri" w:eastAsia="Calibri" w:hAnsi="Calibri"/>
+          <w:rtl w:val="false"/>
+        </w:rPr>
+        <w:t xml:space="preserve">About the business: industry, name, size (active clients, staff, locations).</w:t>
+      </w:r>
+    </w:p>
+    <w:p>
+      <w:pPr>
+        <w:pStyle w:val="ListParagraph"/>
+        <w:numPr>
+          <w:ilvl w:val="1"/>
+          <w:numId w:val="3"/>
+        </w:numPr>
+        <w:bidi w:val="false"/>
+        <w:spacing w:after="60"/>
+        <w:jc w:val="left"/>
+      </w:pPr>
+      <w:r>
+        <w:rPr>
+          <w:rFonts w:ascii="Calibri" w:cs="Calibri" w:eastAsia="Calibri" w:hAnsi="Calibri"/>
+          <w:rtl w:val="false"/>
+        </w:rPr>
+        <w:t xml:space="preserve">The base: the core plan matched to the size, with what's included.</w:t>
+      </w:r>
+    </w:p>
+    <w:p>
+      <w:pPr>
+        <w:pStyle w:val="ListParagraph"/>
+        <w:numPr>
+          <w:ilvl w:val="1"/>
+          <w:numId w:val="3"/>
+        </w:numPr>
+        <w:bidi w:val="false"/>
+        <w:spacing w:after="60"/>
+        <w:jc w:val="left"/>
+      </w:pPr>
+      <w:r>
+        <w:rPr>
+          <w:rFonts w:ascii="Calibri" w:cs="Calibri" w:eastAsia="Calibri" w:hAnsi="Calibri"/>
+          <w:rtl w:val="false"/>
+        </w:rPr>
+        <w:t xml:space="preserve">Add-ons, one per screen, each with a clear benefit, a picture of the feature and the price ("Add the client app?", "Want an AI assistant that answers in seconds?", "Turn inquiries into clients with CRM?", "Remind clients on WhatsApp automatically?").</w:t>
+      </w:r>
+    </w:p>
+    <w:p>
+      <w:pPr>
+        <w:pStyle w:val="ListParagraph"/>
+        <w:numPr>
+          <w:ilvl w:val="1"/>
+          <w:numId w:val="3"/>
+        </w:numPr>
+        <w:bidi w:val="false"/>
+        <w:spacing w:after="60"/>
+        <w:jc w:val="left"/>
+      </w:pPr>
+      <w:r>
+        <w:rPr>
+          <w:rFonts w:ascii="Calibri" w:cs="Calibri" w:eastAsia="Calibri" w:hAnsi="Calibri"/>
+          <w:rtl w:val="false"/>
+        </w:rPr>
+        <w:t xml:space="preserve">A live cart that follows the user, with the monthly total and what they saved by the trial.</w:t>
+      </w:r>
+    </w:p>
+    <w:p>
+      <w:pPr>
+        <w:pStyle w:val="ListParagraph"/>
+        <w:numPr>
+          <w:ilvl w:val="1"/>
+          <w:numId w:val="3"/>
+        </w:numPr>
+        <w:bidi w:val="false"/>
+        <w:spacing w:after="60"/>
+        <w:jc w:val="left"/>
+      </w:pPr>
+      <w:r>
+        <w:rPr>
+          <w:rFonts w:ascii="Calibri" w:cs="Calibri" w:eastAsia="Calibri" w:hAnsi="Calibri"/>
+          <w:rtl w:val="false"/>
+        </w:rPr>
+        <w:t xml:space="preserve">Summary: every line, the total after the trial, the trial end date, terms.</w:t>
+      </w:r>
+    </w:p>
+    <w:p>
+      <w:pPr>
+        <w:pStyle w:val="ListParagraph"/>
+        <w:numPr>
+          <w:ilvl w:val="1"/>
+          <w:numId w:val="3"/>
+        </w:numPr>
+        <w:bidi w:val="false"/>
+        <w:spacing w:after="60"/>
+        <w:jc w:val="left"/>
+      </w:pPr>
+      <w:r>
+        <w:rPr>
+          <w:rFonts w:ascii="Calibri" w:cs="Calibri" w:eastAsia="Calibri" w:hAnsi="Calibri"/>
+          <w:rtl w:val="false"/>
+        </w:rPr>
+        <w:t xml:space="preserve">Account: email and password (or continue if signed in).</w:t>
+      </w:r>
+    </w:p>
+    <w:p>
+      <w:pPr>
+        <w:pStyle w:val="ListParagraph"/>
+        <w:numPr>
+          <w:ilvl w:val="1"/>
+          <w:numId w:val="3"/>
+        </w:numPr>
+        <w:bidi w:val="false"/>
+        <w:spacing w:after="60"/>
+        <w:jc w:val="left"/>
+      </w:pPr>
+      <w:r>
+        <w:rPr>
+          <w:rFonts w:ascii="Calibri" w:cs="Calibri" w:eastAsia="Calibri" w:hAnsi="Calibri"/>
+          <w:rtl w:val="false"/>
+        </w:rPr>
+        <w:t xml:space="preserve">Payment: card on file for after the trial (simulated until a payment provider is chosen).</w:t>
+      </w:r>
+    </w:p>
+    <w:p>
+      <w:pPr>
+        <w:pStyle w:val="ListParagraph"/>
+        <w:numPr>
+          <w:ilvl w:val="1"/>
+          <w:numId w:val="3"/>
+        </w:numPr>
+        <w:bidi w:val="false"/>
+        <w:spacing w:after="60"/>
+        <w:jc w:val="left"/>
+      </w:pPr>
+      <w:r>
+        <w:rPr>
+          <w:rFonts w:ascii="Calibri" w:cs="Calibri" w:eastAsia="Calibri" w:hAnsi="Calibri"/>
+          <w:rtl w:val="false"/>
+        </w:rPr>
+        <w:t xml:space="preserve">Done: the business is created with the chosen modules, and the owner lands in the business web app with a getting-started checklist.</w:t>
+      </w:r>
+    </w:p>
+    <w:p>
+      <w:pPr>
+        <w:pStyle w:val="ListParagraph"/>
+        <w:numPr>
+          <w:ilvl w:val="0"/>
+          <w:numId w:val="3"/>
+        </w:numPr>
+        <w:bidi w:val="false"/>
+        <w:spacing w:after="60"/>
+        <w:jc w:val="left"/>
+      </w:pPr>
+      <w:r>
+        <w:rPr>
+          <w:rFonts w:ascii="Calibri" w:cs="Calibri" w:eastAsia="Calibri" w:hAnsi="Calibri"/>
+          <w:rtl w:val="false"/>
+        </w:rPr>
+        <w:t xml:space="preserve">Welcome email: sent right after sign-up with the plan, trial dates, the business's join code, links to the web app, the client app and the getting-started guide, and how to get help.</w:t>
+      </w:r>
+    </w:p>
+    <w:p>
+      <w:pPr>
+        <w:pStyle w:val="ListParagraph"/>
+        <w:numPr>
+          <w:ilvl w:val="0"/>
+          <w:numId w:val="3"/>
+        </w:numPr>
+        <w:bidi w:val="false"/>
+        <w:spacing w:after="60"/>
+        <w:jc w:val="left"/>
+      </w:pPr>
+      <w:r>
+        <w:rPr>
+          <w:rFonts w:ascii="Calibri" w:cs="Calibri" w:eastAsia="Calibri" w:hAnsi="Calibri"/>
+          <w:rtl w:val="false"/>
+        </w:rPr>
+        <w:t xml:space="preserve">Getting-started guide: a public page that explains the first steps (branding, services, hours, team, inviting clients) with links.</w:t>
+      </w:r>
+    </w:p>
+    <w:p>
+      <w:pPr>
+        <w:pStyle w:val="Heading1"/>
+        <w:bidi w:val="false"/>
+        <w:spacing w:after="140" w:before="280"/>
+        <w:jc w:val="left"/>
+      </w:pPr>
+      <w:r>
+        <w:rPr>
+          <w:rFonts w:ascii="Calibri" w:cs="Calibri" w:eastAsia="Calibri" w:hAnsi="Calibri"/>
+          <w:rtl w:val="false"/>
+        </w:rPr>
+        <w:t xml:space="preserve">7. The business web app (CRM)</w:t>
+      </w:r>
+    </w:p>
+    <w:p>
+      <w:pPr>
+        <w:bidi w:val="false"/>
+        <w:spacing w:after="120"/>
+        <w:jc w:val="left"/>
+      </w:pPr>
+      <w:r>
+        <w:rPr>
+          <w:rFonts w:ascii="Calibri" w:cs="Calibri" w:eastAsia="Calibri" w:hAnsi="Calibri"/>
+          <w:rtl w:val="false"/>
+        </w:rPr>
+        <w:t xml:space="preserve">Built (all in Hebrew and English, light and dark, accessible, phone-friendly):</w:t>
       </w:r>
     </w:p>
     <w:p>
@@ -5548,7 +5976,7 @@
           <w:rFonts w:ascii="Calibri" w:cs="Calibri" w:eastAsia="Calibri" w:hAnsi="Calibri"/>
           <w:rtl w:val="false"/>
         </w:rPr>
-        <w:t xml:space="preserve">Money in minor units with a currency; times stored in UTC and shown in the business's time zone.</w:t>
+        <w:t xml:space="preserve">Dashboard: today's sessions, KPIs with comparison, weekly charts, trial and billing reminders.</w:t>
       </w:r>
     </w:p>
     <w:p>
@@ -5567,7 +5995,7 @@
           <w:rFonts w:ascii="Calibri" w:cs="Calibri" w:eastAsia="Calibri" w:hAnsi="Calibri"/>
           <w:rtl w:val="false"/>
         </w:rPr>
-        <w:t xml:space="preserve">Hebrew and English with right-to-left layout; dark mode; accessibility (WCAG AA, IS 5568) checked automatically.</w:t>
+        <w:t xml:space="preserve">Schedule: week view, one-off and weekly sessions, series editing, copy week, closed days, appointments (1:1) with staff working hours and time off, walk-in booking.</w:t>
       </w:r>
     </w:p>
     <w:p>
@@ -5586,7 +6014,7 @@
           <w:rFonts w:ascii="Calibri" w:cs="Calibri" w:eastAsia="Calibri" w:hAnsi="Calibri"/>
           <w:rtl w:val="false"/>
         </w:rPr>
-        <w:t xml:space="preserve">Tests: API tests for every feature, end-to-end browser tests for every flow, CI on every change.</w:t>
+        <w:t xml:space="preserve">Session page: roster, waitlist, check-in, booking for clients.</w:t>
       </w:r>
     </w:p>
     <w:p>
@@ -5605,7 +6033,230 @@
           <w:rFonts w:ascii="Calibri" w:cs="Calibri" w:eastAsia="Calibri" w:hAnsi="Calibri"/>
           <w:rtl w:val="false"/>
         </w:rPr>
-        <w:t xml:space="preserve">Privacy: Israeli Privacy Protection Law (Amendment 13): export and erase on request, minimal data, audit log.</w:t>
+        <w:t xml:space="preserve">Clients: search and filters, profile, industry details, visit notes, plans, bookings, health declaration, ratings, messages, privacy (export / erase), import from CSV / Excel.</w:t>
+      </w:r>
+    </w:p>
+    <w:p>
+      <w:pPr>
+        <w:pStyle w:val="ListParagraph"/>
+        <w:numPr>
+          <w:ilvl w:val="0"/>
+          <w:numId w:val="2"/>
+        </w:numPr>
+        <w:bidi w:val="false"/>
+        <w:spacing w:after="60"/>
+        <w:jc w:val="left"/>
+      </w:pPr>
+      <w:r>
+        <w:rPr>
+          <w:rFonts w:ascii="Calibri" w:cs="Calibri" w:eastAsia="Calibri" w:hAnsi="Calibri"/>
+          <w:rtl w:val="false"/>
+        </w:rPr>
+        <w:t xml:space="preserve">Plans: memberships and punch cards, selling, freezing, receipts; promo codes.</w:t>
+      </w:r>
+    </w:p>
+    <w:p>
+      <w:pPr>
+        <w:pStyle w:val="ListParagraph"/>
+        <w:numPr>
+          <w:ilvl w:val="0"/>
+          <w:numId w:val="2"/>
+        </w:numPr>
+        <w:bidi w:val="false"/>
+        <w:spacing w:after="60"/>
+        <w:jc w:val="left"/>
+      </w:pPr>
+      <w:r>
+        <w:rPr>
+          <w:rFonts w:ascii="Calibri" w:cs="Calibri" w:eastAsia="Calibri" w:hAnsi="Calibri"/>
+          <w:rtl w:val="false"/>
+        </w:rPr>
+        <w:t xml:space="preserve">Leads (CRM module): pipeline board, activity log, conversion, public inquiry form.</w:t>
+      </w:r>
+    </w:p>
+    <w:p>
+      <w:pPr>
+        <w:pStyle w:val="ListParagraph"/>
+        <w:numPr>
+          <w:ilvl w:val="0"/>
+          <w:numId w:val="2"/>
+        </w:numPr>
+        <w:bidi w:val="false"/>
+        <w:spacing w:after="60"/>
+        <w:jc w:val="left"/>
+      </w:pPr>
+      <w:r>
+        <w:rPr>
+          <w:rFonts w:ascii="Calibri" w:cs="Calibri" w:eastAsia="Calibri" w:hAnsi="Calibri"/>
+          <w:rtl w:val="false"/>
+        </w:rPr>
+        <w:t xml:space="preserve">Messages (WhatsApp &amp; SMS module): broadcasts to segments, templates, direct messages, wa.me links, automatic reminders.</w:t>
+      </w:r>
+    </w:p>
+    <w:p>
+      <w:pPr>
+        <w:pStyle w:val="ListParagraph"/>
+        <w:numPr>
+          <w:ilvl w:val="0"/>
+          <w:numId w:val="2"/>
+        </w:numPr>
+        <w:bidi w:val="false"/>
+        <w:spacing w:after="60"/>
+        <w:jc w:val="left"/>
+      </w:pPr>
+      <w:r>
+        <w:rPr>
+          <w:rFonts w:ascii="Calibri" w:cs="Calibri" w:eastAsia="Calibri" w:hAnsi="Calibri"/>
+          <w:rtl w:val="false"/>
+        </w:rPr>
+        <w:t xml:space="preserve">Reports: by service, staff member and hour; clients to reach out to; satisfaction.</w:t>
+      </w:r>
+    </w:p>
+    <w:p>
+      <w:pPr>
+        <w:pStyle w:val="ListParagraph"/>
+        <w:numPr>
+          <w:ilvl w:val="0"/>
+          <w:numId w:val="2"/>
+        </w:numPr>
+        <w:bidi w:val="false"/>
+        <w:spacing w:after="60"/>
+        <w:jc w:val="left"/>
+      </w:pPr>
+      <w:r>
+        <w:rPr>
+          <w:rFonts w:ascii="Calibri" w:cs="Calibri" w:eastAsia="Calibri" w:hAnsi="Calibri"/>
+          <w:rtl w:val="false"/>
+        </w:rPr>
+        <w:t xml:space="preserve">Assistant (AI module): questions in plain words, actions for approval.</w:t>
+      </w:r>
+    </w:p>
+    <w:p>
+      <w:pPr>
+        <w:pStyle w:val="ListParagraph"/>
+        <w:numPr>
+          <w:ilvl w:val="0"/>
+          <w:numId w:val="2"/>
+        </w:numPr>
+        <w:bidi w:val="false"/>
+        <w:spacing w:after="60"/>
+        <w:jc w:val="left"/>
+      </w:pPr>
+      <w:r>
+        <w:rPr>
+          <w:rFonts w:ascii="Calibri" w:cs="Calibri" w:eastAsia="Calibri" w:hAnsi="Calibri"/>
+          <w:rtl w:val="false"/>
+        </w:rPr>
+        <w:t xml:space="preserve">Team: invitations, roles, custom roles, working hours, time off.</w:t>
+      </w:r>
+    </w:p>
+    <w:p>
+      <w:pPr>
+        <w:pStyle w:val="ListParagraph"/>
+        <w:numPr>
+          <w:ilvl w:val="0"/>
+          <w:numId w:val="2"/>
+        </w:numPr>
+        <w:bidi w:val="false"/>
+        <w:spacing w:after="60"/>
+        <w:jc w:val="left"/>
+      </w:pPr>
+      <w:r>
+        <w:rPr>
+          <w:rFonts w:ascii="Calibri" w:cs="Calibri" w:eastAsia="Calibri" w:hAnsi="Calibri"/>
+          <w:rtl w:val="false"/>
+        </w:rPr>
+        <w:t xml:space="preserve">Settings: business details, branding, booking rules, modules, billing (trial, card, invoices), support access.</w:t>
+      </w:r>
+    </w:p>
+    <w:p>
+      <w:pPr>
+        <w:pStyle w:val="ListParagraph"/>
+        <w:numPr>
+          <w:ilvl w:val="0"/>
+          <w:numId w:val="2"/>
+        </w:numPr>
+        <w:bidi w:val="false"/>
+        <w:spacing w:after="60"/>
+        <w:jc w:val="left"/>
+      </w:pPr>
+      <w:r>
+        <w:rPr>
+          <w:rFonts w:ascii="Calibri" w:cs="Calibri" w:eastAsia="Calibri" w:hAnsi="Calibri"/>
+          <w:rtl w:val="false"/>
+        </w:rPr>
+        <w:t xml:space="preserve">Sales: a month of receipts, totals by payment method, CSV export for the accountant.</w:t>
+      </w:r>
+    </w:p>
+    <w:p>
+      <w:pPr>
+        <w:pStyle w:val="ListParagraph"/>
+        <w:numPr>
+          <w:ilvl w:val="0"/>
+          <w:numId w:val="2"/>
+        </w:numPr>
+        <w:bidi w:val="false"/>
+        <w:spacing w:after="60"/>
+        <w:jc w:val="left"/>
+      </w:pPr>
+      <w:r>
+        <w:rPr>
+          <w:rFonts w:ascii="Calibri" w:cs="Calibri" w:eastAsia="Calibri" w:hAnsi="Calibri"/>
+          <w:rtl w:val="false"/>
+        </w:rPr>
+        <w:t xml:space="preserve">My profile: everyone sets the name the team, clients and reports see.</w:t>
+      </w:r>
+    </w:p>
+    <w:p>
+      <w:pPr>
+        <w:pStyle w:val="ListParagraph"/>
+        <w:numPr>
+          <w:ilvl w:val="0"/>
+          <w:numId w:val="2"/>
+        </w:numPr>
+        <w:bidi w:val="false"/>
+        <w:spacing w:after="60"/>
+        <w:jc w:val="left"/>
+      </w:pPr>
+      <w:r>
+        <w:rPr>
+          <w:rFonts w:ascii="Calibri" w:cs="Calibri" w:eastAsia="Calibri" w:hAnsi="Calibri"/>
+          <w:rtl w:val="false"/>
+        </w:rPr>
+        <w:t xml:space="preserve">Locked modules: modules the business doesn't have stay in the menu with a lock and open a preview — what it does, a picture, what changes on the invoice — with one-click "add to plan".</w:t>
+      </w:r>
+    </w:p>
+    <w:p>
+      <w:pPr>
+        <w:pStyle w:val="ListParagraph"/>
+        <w:numPr>
+          <w:ilvl w:val="0"/>
+          <w:numId w:val="2"/>
+        </w:numPr>
+        <w:bidi w:val="false"/>
+        <w:spacing w:after="60"/>
+        <w:jc w:val="left"/>
+      </w:pPr>
+      <w:r>
+        <w:rPr>
+          <w:rFonts w:ascii="Calibri" w:cs="Calibri" w:eastAsia="Calibri" w:hAnsi="Calibri"/>
+          <w:rtl w:val="false"/>
+        </w:rPr>
+        <w:t xml:space="preserve">Getting started: a first-steps checklist on the dashboard for a new business.</w:t>
+      </w:r>
+    </w:p>
+    <w:p>
+      <w:pPr>
+        <w:bidi w:val="false"/>
+        <w:spacing w:after="120"/>
+        <w:jc w:val="left"/>
+      </w:pPr>
+      <w:r>
+        <w:rPr>
+          <w:rFonts w:ascii="Calibri" w:cs="Calibri" w:eastAsia="Calibri" w:hAnsi="Calibri"/>
+          <w:rtl w:val="false"/>
+        </w:rPr>
+        <w:t xml:space="preserve">Phase 2 review: every screen checked on phone and computer, Hebrew/light and English/dark, for accessibility, errors and layout (automated crawl plus a visual pass).</w:t>
       </w:r>
     </w:p>
     <w:p>
@@ -5620,7 +6271,293 @@
           <w:rFonts w:ascii="Calibri" w:cs="Calibri" w:eastAsia="Calibri" w:hAnsi="Calibri"/>
           <w:rtl w:val="false"/>
         </w:rPr>
-        <w:t xml:space="preserve">12. Roadmap</w:t>
+        <w:t xml:space="preserve">8. The MyBiz console</w:t>
+      </w:r>
+    </w:p>
+    <w:p>
+      <w:pPr>
+        <w:bidi w:val="false"/>
+        <w:spacing w:after="120"/>
+        <w:jc w:val="left"/>
+      </w:pPr>
+      <w:r>
+        <w:rPr>
+          <w:rFonts w:ascii="Calibri" w:cs="Calibri" w:eastAsia="Calibri" w:hAnsi="Calibri"/>
+          <w:rtl w:val="false"/>
+        </w:rPr>
+        <w:t xml:space="preserve">Built: businesses list, business detail, AI usage, contact requests, billing revenue, audited support access granted by owners.</w:t>
+      </w:r>
+    </w:p>
+    <w:p>
+      <w:pPr>
+        <w:bidi w:val="false"/>
+        <w:spacing w:after="120"/>
+        <w:jc w:val="left"/>
+      </w:pPr>
+      <w:r>
+        <w:rPr>
+          <w:rFonts w:ascii="Calibri" w:cs="Calibri" w:eastAsia="Calibri" w:hAnsi="Calibri"/>
+          <w:rtl w:val="false"/>
+        </w:rPr>
+        <w:t xml:space="preserve">Built in phase 3:</w:t>
+      </w:r>
+    </w:p>
+    <w:p>
+      <w:pPr>
+        <w:pStyle w:val="ListParagraph"/>
+        <w:numPr>
+          <w:ilvl w:val="0"/>
+          <w:numId w:val="2"/>
+        </w:numPr>
+        <w:bidi w:val="false"/>
+        <w:spacing w:after="60"/>
+        <w:jc w:val="left"/>
+      </w:pPr>
+      <w:r>
+        <w:rPr>
+          <w:rFonts w:ascii="Calibri" w:cs="Calibri" w:eastAsia="Calibri" w:hAnsi="Calibri"/>
+          <w:rtl w:val="false"/>
+        </w:rPr>
+        <w:t xml:space="preserve">Its own menu — overview, businesses, inbox, billing, team, audit — where each item appears only for someone who may open it.</w:t>
+      </w:r>
+    </w:p>
+    <w:p>
+      <w:pPr>
+        <w:pStyle w:val="ListParagraph"/>
+        <w:numPr>
+          <w:ilvl w:val="0"/>
+          <w:numId w:val="2"/>
+        </w:numPr>
+        <w:bidi w:val="false"/>
+        <w:spacing w:after="60"/>
+        <w:jc w:val="left"/>
+      </w:pPr>
+      <w:r>
+        <w:rPr>
+          <w:rFonts w:ascii="Calibri" w:cs="Calibri" w:eastAsia="Calibri" w:hAnsi="Calibri"/>
+          <w:rtl w:val="false"/>
+        </w:rPr>
+        <w:t xml:space="preserve">The MyBiz team: a primary owner nobody can remove, change or disable (even through direct database access), owners (partners), managers (who handle employees with the permissions they hold themselves) and employees. People are added by email before they ever sign in, and access can be paused instead of removed.</w:t>
+      </w:r>
+    </w:p>
+    <w:p>
+      <w:pPr>
+        <w:pStyle w:val="ListParagraph"/>
+        <w:numPr>
+          <w:ilvl w:val="0"/>
+          <w:numId w:val="2"/>
+        </w:numPr>
+        <w:bidi w:val="false"/>
+        <w:spacing w:after="60"/>
+        <w:jc w:val="left"/>
+      </w:pPr>
+      <w:r>
+        <w:rPr>
+          <w:rFonts w:ascii="Calibri" w:cs="Calibri" w:eastAsia="Calibri" w:hAnsi="Calibri"/>
+          <w:rtl w:val="false"/>
+        </w:rPr>
+        <w:t xml:space="preserve">Permissions: see businesses, work inside businesses, billing, inbox, usage, manage employees. Every level gives only what it holds, and only owners handle owners and managers.</w:t>
+      </w:r>
+    </w:p>
+    <w:p>
+      <w:pPr>
+        <w:pStyle w:val="ListParagraph"/>
+        <w:numPr>
+          <w:ilvl w:val="0"/>
+          <w:numId w:val="2"/>
+        </w:numPr>
+        <w:bidi w:val="false"/>
+        <w:spacing w:after="60"/>
+        <w:jc w:val="left"/>
+      </w:pPr>
+      <w:r>
+        <w:rPr>
+          <w:rFonts w:ascii="Calibri" w:cs="Calibri" w:eastAsia="Calibri" w:hAnsi="Calibri"/>
+          <w:rtl w:val="false"/>
+        </w:rPr>
+        <w:t xml:space="preserve">Working inside a business: staff who may do it enter any business and work there like a manager, to handle a complaint or fix a mistake — never privacy requests. Every request appears in the business's own log, which its owner reads, with changes marked. Others still need the owner's read-only support grant.</w:t>
+      </w:r>
+    </w:p>
+    <w:p>
+      <w:pPr>
+        <w:pStyle w:val="ListParagraph"/>
+        <w:numPr>
+          <w:ilvl w:val="0"/>
+          <w:numId w:val="2"/>
+        </w:numPr>
+        <w:bidi w:val="false"/>
+        <w:spacing w:after="60"/>
+        <w:jc w:val="left"/>
+      </w:pPr>
+      <w:r>
+        <w:rPr>
+          <w:rFonts w:ascii="Calibri" w:cs="Calibri" w:eastAsia="Calibri" w:hAnsi="Calibri"/>
+          <w:rtl w:val="false"/>
+        </w:rPr>
+        <w:t xml:space="preserve">Actions for the owner: extend the trial, change the plan, credit an invoice — each written to both logs.</w:t>
+      </w:r>
+    </w:p>
+    <w:p>
+      <w:pPr>
+        <w:pStyle w:val="ListParagraph"/>
+        <w:numPr>
+          <w:ilvl w:val="0"/>
+          <w:numId w:val="2"/>
+        </w:numPr>
+        <w:bidi w:val="false"/>
+        <w:spacing w:after="60"/>
+        <w:jc w:val="left"/>
+      </w:pPr>
+      <w:r>
+        <w:rPr>
+          <w:rFonts w:ascii="Calibri" w:cs="Calibri" w:eastAsia="Calibri" w:hAnsi="Calibri"/>
+          <w:rtl w:val="false"/>
+        </w:rPr>
+        <w:t xml:space="preserve">Inbox: requests from the website and messages businesses send from Settings, with status (new, in progress, done), someone handling them and internal notes.</w:t>
+      </w:r>
+    </w:p>
+    <w:p>
+      <w:pPr>
+        <w:pStyle w:val="ListParagraph"/>
+        <w:numPr>
+          <w:ilvl w:val="0"/>
+          <w:numId w:val="2"/>
+        </w:numPr>
+        <w:bidi w:val="false"/>
+        <w:spacing w:after="60"/>
+        <w:jc w:val="left"/>
+      </w:pPr>
+      <w:r>
+        <w:rPr>
+          <w:rFonts w:ascii="Calibri" w:cs="Calibri" w:eastAsia="Calibri" w:hAnsi="Calibri"/>
+          <w:rtl w:val="false"/>
+        </w:rPr>
+        <w:t xml:space="preserve">Audit log (owners only): everything the MyBiz team did.</w:t>
+      </w:r>
+    </w:p>
+    <w:p>
+      <w:pPr>
+        <w:pStyle w:val="Heading1"/>
+        <w:bidi w:val="false"/>
+        <w:spacing w:after="140" w:before="280"/>
+        <w:jc w:val="left"/>
+      </w:pPr>
+      <w:r>
+        <w:rPr>
+          <w:rFonts w:ascii="Calibri" w:cs="Calibri" w:eastAsia="Calibri" w:hAnsi="Calibri"/>
+          <w:rtl w:val="false"/>
+        </w:rPr>
+        <w:t xml:space="preserve">9. Apps</w:t>
+      </w:r>
+    </w:p>
+    <w:p>
+      <w:pPr>
+        <w:pStyle w:val="ListParagraph"/>
+        <w:numPr>
+          <w:ilvl w:val="0"/>
+          <w:numId w:val="2"/>
+        </w:numPr>
+        <w:bidi w:val="false"/>
+        <w:spacing w:after="60"/>
+        <w:jc w:val="left"/>
+      </w:pPr>
+      <w:r>
+        <w:rPr>
+          <w:rFonts w:ascii="Calibri" w:cs="Calibri" w:eastAsia="Calibri" w:hAnsi="Calibri"/>
+          <w:rtl w:val="false"/>
+        </w:rPr>
+        <w:t xml:space="preserve">Client app (built, Expo; also runs in the browser): join, home, schedule and appointments, bookings and plans, buying with promo codes, receipts, ratings, updates, profile, health declaration.</w:t>
+      </w:r>
+    </w:p>
+    <w:p>
+      <w:pPr>
+        <w:pStyle w:val="ListParagraph"/>
+        <w:numPr>
+          <w:ilvl w:val="0"/>
+          <w:numId w:val="2"/>
+        </w:numPr>
+        <w:bidi w:val="false"/>
+        <w:spacing w:after="60"/>
+        <w:jc w:val="left"/>
+      </w:pPr>
+      <w:r>
+        <w:rPr>
+          <w:rFonts w:ascii="Calibri" w:cs="Calibri" w:eastAsia="Calibri" w:hAnsi="Calibri"/>
+          <w:rtl w:val="false"/>
+        </w:rPr>
+        <w:t xml:space="preserve">Business app (built in phase 4): the owner's and staff's day on the go. Today — the day's sessions with check-in of every booked client; Clients — search and a client card with plan, visits and contact; Numbers — the key figures of the last 30 days; Me — profile, language, theme and switching between businesses. Each person sees only what their permissions allow.</w:t>
+      </w:r>
+    </w:p>
+    <w:p>
+      <w:pPr>
+        <w:pStyle w:val="ListParagraph"/>
+        <w:numPr>
+          <w:ilvl w:val="0"/>
+          <w:numId w:val="2"/>
+        </w:numPr>
+        <w:bidi w:val="false"/>
+        <w:spacing w:after="60"/>
+        <w:jc w:val="left"/>
+      </w:pPr>
+      <w:r>
+        <w:rPr>
+          <w:rFonts w:ascii="Calibri" w:cs="Calibri" w:eastAsia="Calibri" w:hAnsi="Calibri"/>
+          <w:rtl w:val="false"/>
+        </w:rPr>
+        <w:t xml:space="preserve">MyBiz staff app (built in phase 4): Home — what needs attention (open requests, new businesses); Businesses — search and a business card; Inbox — handle requests (take, status, notes); Me. Each staff member sees only what their level and permissions allow.</w:t>
+      </w:r>
+    </w:p>
+    <w:p>
+      <w:pPr>
+        <w:pStyle w:val="ListParagraph"/>
+        <w:numPr>
+          <w:ilvl w:val="0"/>
+          <w:numId w:val="2"/>
+        </w:numPr>
+        <w:bidi w:val="false"/>
+        <w:spacing w:after="60"/>
+        <w:jc w:val="left"/>
+      </w:pPr>
+      <w:r>
+        <w:rPr>
+          <w:rFonts w:ascii="Calibri" w:cs="Calibri" w:eastAsia="Calibri" w:hAnsi="Calibri"/>
+          <w:rtl w:val="false"/>
+        </w:rPr>
+        <w:t xml:space="preserve">All three apps share one kit (sign-in, theme, language, right-to-left, accessible components), so a fix in one place reaches all of them.</w:t>
+      </w:r>
+    </w:p>
+    <w:p>
+      <w:pPr>
+        <w:pStyle w:val="ListParagraph"/>
+        <w:numPr>
+          <w:ilvl w:val="0"/>
+          <w:numId w:val="2"/>
+        </w:numPr>
+        <w:bidi w:val="false"/>
+        <w:spacing w:after="60"/>
+        <w:jc w:val="left"/>
+      </w:pPr>
+      <w:r>
+        <w:rPr>
+          <w:rFonts w:ascii="Calibri" w:cs="Calibri" w:eastAsia="Calibri" w:hAnsi="Calibri"/>
+          <w:rtl w:val="false"/>
+        </w:rPr>
+        <w:t xml:space="preserve">Still to do: final polish of the client app and builds for the app stores (at go-live).</w:t>
+      </w:r>
+    </w:p>
+    <w:p>
+      <w:pPr>
+        <w:pStyle w:val="Heading1"/>
+        <w:bidi w:val="false"/>
+        <w:spacing w:after="140" w:before="280"/>
+        <w:jc w:val="left"/>
+      </w:pPr>
+      <w:r>
+        <w:rPr>
+          <w:rFonts w:ascii="Calibri" w:cs="Calibri" w:eastAsia="Calibri" w:hAnsi="Calibri"/>
+          <w:rtl w:val="false"/>
+        </w:rPr>
+        <w:t xml:space="preserve">10. Simulated services (until go-live)</w:t>
       </w:r>
     </w:p>
     <w:tbl>
@@ -5677,7 +6614,7 @@
                 <w:szCs w:val="20"/>
                 <w:rtl w:val="false"/>
               </w:rPr>
-              <w:t xml:space="preserve">Phase</w:t>
+              <w:t xml:space="preserve">Service</w:t>
             </w:r>
           </w:p>
         </w:tc>
@@ -5713,7 +6650,7 @@
                 <w:szCs w:val="20"/>
                 <w:rtl w:val="false"/>
               </w:rPr>
-              <w:t xml:space="preserve">Content</w:t>
+              <w:t xml:space="preserve">Now</w:t>
             </w:r>
           </w:p>
         </w:tc>
@@ -5749,7 +6686,7 @@
                 <w:szCs w:val="20"/>
                 <w:rtl w:val="false"/>
               </w:rPr>
-              <w:t xml:space="preserve">Status</w:t>
+              <w:t xml:space="preserve">At go-live</w:t>
             </w:r>
           </w:p>
         </w:tc>
@@ -5789,7 +6726,7 @@
                 <w:szCs w:val="20"/>
                 <w:rtl w:val="false"/>
               </w:rPr>
-              <w:t xml:space="preserve">Foundation</w:t>
+              <w:t xml:space="preserve">Card payments (clients and subscriptions)</w:t>
             </w:r>
           </w:p>
         </w:tc>
@@ -5824,7 +6761,7 @@
                 <w:szCs w:val="20"/>
                 <w:rtl w:val="false"/>
               </w:rPr>
-              <w:t xml:space="preserve">Core, verticals, schedule, clients, plans, client app, AI, reports, modules, billing, CRM, messaging, reviews, promo codes</w:t>
+              <w:t xml:space="preserve">Simulated test card, real screens and flows</w:t>
             </w:r>
           </w:p>
         </w:tc>
@@ -5859,7 +6796,7 @@
                 <w:szCs w:val="20"/>
                 <w:rtl w:val="false"/>
               </w:rPr>
-              <w:t xml:space="preserve">Done</w:t>
+              <w:t xml:space="preserve">Israeli payment provider (Cardcom / Grow / PayPlus / Tranzila)</w:t>
             </w:r>
           </w:p>
         </w:tc>
@@ -5899,7 +6836,7 @@
                 <w:szCs w:val="20"/>
                 <w:rtl w:val="false"/>
               </w:rPr>
-              <w:t xml:space="preserve">1 — Marketing website</w:t>
+              <w:t xml:space="preserve">Invoices and receipts</w:t>
             </w:r>
           </w:p>
         </w:tc>
@@ -5934,7 +6871,7 @@
                 <w:szCs w:val="20"/>
                 <w:rtl w:val="false"/>
               </w:rPr>
-              <w:t xml:space="preserve">Complete site and the sign-up journey with cart, summary, payment, welcome email, guide</w:t>
+              <w:t xml:space="preserve">Numbered sample documents</w:t>
             </w:r>
           </w:p>
         </w:tc>
@@ -5969,7 +6906,7 @@
                 <w:szCs w:val="20"/>
                 <w:rtl w:val="false"/>
               </w:rPr>
-              <w:t xml:space="preserve">Done</w:t>
+              <w:t xml:space="preserve">Invoicing provider (Morning / iCount / EZcount)</w:t>
             </w:r>
           </w:p>
         </w:tc>
@@ -6009,7 +6946,7 @@
                 <w:szCs w:val="20"/>
                 <w:rtl w:val="false"/>
               </w:rPr>
-              <w:t xml:space="preserve">2 — Business web app</w:t>
+              <w:t xml:space="preserve">AI assistant</w:t>
             </w:r>
           </w:p>
         </w:tc>
@@ -6044,7 +6981,7 @@
                 <w:szCs w:val="20"/>
                 <w:rtl w:val="false"/>
               </w:rPr>
-              <w:t xml:space="preserve">Locked modules with previews and upsell; full review and polish; sales; profiles</w:t>
+              <w:t xml:space="preserve">Demo mode with scripted answers from real data</w:t>
             </w:r>
           </w:p>
         </w:tc>
@@ -6079,7 +7016,7 @@
                 <w:szCs w:val="20"/>
                 <w:rtl w:val="false"/>
               </w:rPr>
-              <w:t xml:space="preserve">Done</w:t>
+              <w:t xml:space="preserve">Claude API key</w:t>
             </w:r>
           </w:p>
         </w:tc>
@@ -6119,7 +7056,7 @@
                 <w:szCs w:val="20"/>
                 <w:rtl w:val="false"/>
               </w:rPr>
-              <w:t xml:space="preserve">3 — MyBiz console</w:t>
+              <w:t xml:space="preserve">Email</w:t>
             </w:r>
           </w:p>
         </w:tc>
@@ -6154,7 +7091,7 @@
                 <w:szCs w:val="20"/>
                 <w:rtl w:val="false"/>
               </w:rPr>
-              <w:t xml:space="preserve">Team levels and permissions, full visibility and actions, support inbox</w:t>
+              <w:t xml:space="preserve">Gmail SMTP (prototype)</w:t>
             </w:r>
           </w:p>
         </w:tc>
@@ -6189,7 +7126,7 @@
                 <w:szCs w:val="20"/>
                 <w:rtl w:val="false"/>
               </w:rPr>
-              <w:t xml:space="preserve">Done</w:t>
+              <w:t xml:space="preserve">Transactional email provider and a domain</w:t>
             </w:r>
           </w:p>
         </w:tc>
@@ -6229,7 +7166,7 @@
                 <w:szCs w:val="20"/>
                 <w:rtl w:val="false"/>
               </w:rPr>
-              <w:t xml:space="preserve">4 — Apps</w:t>
+              <w:t xml:space="preserve">WhatsApp / SMS</w:t>
             </w:r>
           </w:p>
         </w:tc>
@@ -6264,7 +7201,7 @@
                 <w:szCs w:val="20"/>
                 <w:rtl w:val="false"/>
               </w:rPr>
-              <w:t xml:space="preserve">Business app and MyBiz staff app built, shared app kit; remaining: client app polish and store builds</w:t>
+              <w:t xml:space="preserve">Logged, not sent; free wa.me links</w:t>
             </w:r>
           </w:p>
         </w:tc>
@@ -6299,7 +7236,321 @@
                 <w:szCs w:val="20"/>
                 <w:rtl w:val="false"/>
               </w:rPr>
-              <w:t xml:space="preserve">Mostly done</w:t>
+              <w:t xml:space="preserve">WhatsApp Business API / SMS gateway</w:t>
+            </w:r>
+          </w:p>
+        </w:tc>
+      </w:tr>
+    </w:tbl>
+    <w:p>
+      <w:pPr>
+        <w:spacing w:after="120"/>
+      </w:pPr>
+    </w:p>
+    <w:p>
+      <w:pPr>
+        <w:bidi w:val="false"/>
+        <w:spacing w:after="120"/>
+        <w:jc w:val="left"/>
+      </w:pPr>
+      <w:r>
+        <w:rPr>
+          <w:rFonts w:ascii="Calibri" w:cs="Calibri" w:eastAsia="Calibri" w:hAnsi="Calibri"/>
+          <w:rtl w:val="false"/>
+        </w:rPr>
+        <w:t xml:space="preserve">Swapping a simulated service for a real one changes only its adapter; screens and data stay.</w:t>
+      </w:r>
+    </w:p>
+    <w:p>
+      <w:pPr>
+        <w:pStyle w:val="Heading1"/>
+        <w:bidi w:val="false"/>
+        <w:spacing w:after="140" w:before="280"/>
+        <w:jc w:val="left"/>
+      </w:pPr>
+      <w:r>
+        <w:rPr>
+          <w:rFonts w:ascii="Calibri" w:cs="Calibri" w:eastAsia="Calibri" w:hAnsi="Calibri"/>
+          <w:rtl w:val="false"/>
+        </w:rPr>
+        <w:t xml:space="preserve">11. Architecture and quality</w:t>
+      </w:r>
+    </w:p>
+    <w:p>
+      <w:pPr>
+        <w:pStyle w:val="ListParagraph"/>
+        <w:numPr>
+          <w:ilvl w:val="0"/>
+          <w:numId w:val="2"/>
+        </w:numPr>
+        <w:bidi w:val="false"/>
+        <w:spacing w:after="60"/>
+        <w:jc w:val="left"/>
+      </w:pPr>
+      <w:r>
+        <w:rPr>
+          <w:rFonts w:ascii="Calibri" w:cs="Calibri" w:eastAsia="Calibri" w:hAnsi="Calibri"/>
+          <w:rtl w:val="false"/>
+        </w:rPr>
+        <w:t xml:space="preserve">Web: Next.js (TypeScript), Tailwind. Apps: Expo (React Native). API: FastAPI (Python). Database, sign-in and storage: Supabase (Postgres).</w:t>
+      </w:r>
+    </w:p>
+    <w:p>
+      <w:pPr>
+        <w:pStyle w:val="ListParagraph"/>
+        <w:numPr>
+          <w:ilvl w:val="0"/>
+          <w:numId w:val="2"/>
+        </w:numPr>
+        <w:bidi w:val="false"/>
+        <w:spacing w:after="60"/>
+        <w:jc w:val="left"/>
+      </w:pPr>
+      <w:r>
+        <w:rPr>
+          <w:rFonts w:ascii="Calibri" w:cs="Calibri" w:eastAsia="Calibri" w:hAnsi="Calibri"/>
+          <w:rtl w:val="false"/>
+        </w:rPr>
+        <w:t xml:space="preserve">Tenant isolation: every business row carries its business id and is protected by database row-level security as well as by the API.</w:t>
+      </w:r>
+    </w:p>
+    <w:p>
+      <w:pPr>
+        <w:pStyle w:val="ListParagraph"/>
+        <w:numPr>
+          <w:ilvl w:val="0"/>
+          <w:numId w:val="2"/>
+        </w:numPr>
+        <w:bidi w:val="false"/>
+        <w:spacing w:after="60"/>
+        <w:jc w:val="left"/>
+      </w:pPr>
+      <w:r>
+        <w:rPr>
+          <w:rFonts w:ascii="Calibri" w:cs="Calibri" w:eastAsia="Calibri" w:hAnsi="Calibri"/>
+          <w:rtl w:val="false"/>
+        </w:rPr>
+        <w:t xml:space="preserve">The backend is the authority; the AI acts only through approved tools, and sensitive actions wait for a person's approval.</w:t>
+      </w:r>
+    </w:p>
+    <w:p>
+      <w:pPr>
+        <w:pStyle w:val="ListParagraph"/>
+        <w:numPr>
+          <w:ilvl w:val="0"/>
+          <w:numId w:val="2"/>
+        </w:numPr>
+        <w:bidi w:val="false"/>
+        <w:spacing w:after="60"/>
+        <w:jc w:val="left"/>
+      </w:pPr>
+      <w:r>
+        <w:rPr>
+          <w:rFonts w:ascii="Calibri" w:cs="Calibri" w:eastAsia="Calibri" w:hAnsi="Calibri"/>
+          <w:rtl w:val="false"/>
+        </w:rPr>
+        <w:t xml:space="preserve">Money in minor units with a currency; times stored in UTC and shown in the business's time zone.</w:t>
+      </w:r>
+    </w:p>
+    <w:p>
+      <w:pPr>
+        <w:pStyle w:val="ListParagraph"/>
+        <w:numPr>
+          <w:ilvl w:val="0"/>
+          <w:numId w:val="2"/>
+        </w:numPr>
+        <w:bidi w:val="false"/>
+        <w:spacing w:after="60"/>
+        <w:jc w:val="left"/>
+      </w:pPr>
+      <w:r>
+        <w:rPr>
+          <w:rFonts w:ascii="Calibri" w:cs="Calibri" w:eastAsia="Calibri" w:hAnsi="Calibri"/>
+          <w:rtl w:val="false"/>
+        </w:rPr>
+        <w:t xml:space="preserve">Hebrew and English with right-to-left layout; dark mode; accessibility (WCAG AA, IS 5568) checked automatically.</w:t>
+      </w:r>
+    </w:p>
+    <w:p>
+      <w:pPr>
+        <w:pStyle w:val="ListParagraph"/>
+        <w:numPr>
+          <w:ilvl w:val="0"/>
+          <w:numId w:val="2"/>
+        </w:numPr>
+        <w:bidi w:val="false"/>
+        <w:spacing w:after="60"/>
+        <w:jc w:val="left"/>
+      </w:pPr>
+      <w:r>
+        <w:rPr>
+          <w:rFonts w:ascii="Calibri" w:cs="Calibri" w:eastAsia="Calibri" w:hAnsi="Calibri"/>
+          <w:rtl w:val="false"/>
+        </w:rPr>
+        <w:t xml:space="preserve">Tests: API tests for every feature, end-to-end browser tests for every flow, CI on every change.</w:t>
+      </w:r>
+    </w:p>
+    <w:p>
+      <w:pPr>
+        <w:pStyle w:val="ListParagraph"/>
+        <w:numPr>
+          <w:ilvl w:val="0"/>
+          <w:numId w:val="2"/>
+        </w:numPr>
+        <w:bidi w:val="false"/>
+        <w:spacing w:after="60"/>
+        <w:jc w:val="left"/>
+      </w:pPr>
+      <w:r>
+        <w:rPr>
+          <w:rFonts w:ascii="Calibri" w:cs="Calibri" w:eastAsia="Calibri" w:hAnsi="Calibri"/>
+          <w:rtl w:val="false"/>
+        </w:rPr>
+        <w:t xml:space="preserve">Privacy: Israeli Privacy Protection Law (Amendment 13): export and erase on request, minimal data, audit log.</w:t>
+      </w:r>
+    </w:p>
+    <w:p>
+      <w:pPr>
+        <w:pStyle w:val="Heading1"/>
+        <w:bidi w:val="false"/>
+        <w:spacing w:after="140" w:before="280"/>
+        <w:jc w:val="left"/>
+      </w:pPr>
+      <w:r>
+        <w:rPr>
+          <w:rFonts w:ascii="Calibri" w:cs="Calibri" w:eastAsia="Calibri" w:hAnsi="Calibri"/>
+          <w:rtl w:val="false"/>
+        </w:rPr>
+        <w:t xml:space="preserve">12. Roadmap</w:t>
+      </w:r>
+    </w:p>
+    <w:tbl>
+      <w:tblPr>
+        <w:bidiVisual w:val="false"/>
+        <w:tblW w:type="dxa" w:w="9638"/>
+        <w:tblBorders>
+          <w:top w:val="single" w:color="auto" w:sz="4"/>
+          <w:left w:val="single" w:color="auto" w:sz="4"/>
+          <w:bottom w:val="single" w:color="auto" w:sz="4"/>
+          <w:right w:val="single" w:color="auto" w:sz="4"/>
+          <w:insideH w:val="single" w:color="auto" w:sz="4"/>
+          <w:insideV w:val="single" w:color="auto" w:sz="4"/>
+        </w:tblBorders>
+      </w:tblPr>
+      <w:tblGrid>
+        <w:gridCol w:w="3212"/>
+        <w:gridCol w:w="3212"/>
+        <w:gridCol w:w="3214"/>
+      </w:tblGrid>
+      <w:tr>
+        <w:trPr>
+          <w:tblHeader/>
+        </w:trPr>
+        <w:tc>
+          <w:tcPr>
+            <w:tcW w:type="dxa" w:w="3212"/>
+            <w:tcBorders>
+              <w:top w:val="single" w:color="D4D4DC" w:sz="4"/>
+              <w:left w:val="single" w:color="D4D4DC" w:sz="4"/>
+              <w:bottom w:val="single" w:color="D4D4DC" w:sz="4"/>
+              <w:right w:val="single" w:color="D4D4DC" w:sz="4"/>
+            </w:tcBorders>
+            <w:shd w:fill="EEF0FF" w:color="auto" w:val="clear"/>
+            <w:tcMar>
+              <w:top w:type="dxa" w:w="60"/>
+              <w:left w:type="dxa" w:w="100"/>
+              <w:bottom w:type="dxa" w:w="60"/>
+              <w:right w:type="dxa" w:w="100"/>
+            </w:tcMar>
+          </w:tcPr>
+          <w:p>
+            <w:pPr>
+              <w:bidi w:val="false"/>
+              <w:spacing w:after="0"/>
+              <w:jc w:val="left"/>
+            </w:pPr>
+            <w:r>
+              <w:rPr>
+                <w:rFonts w:ascii="Calibri" w:cs="Calibri" w:eastAsia="Calibri" w:hAnsi="Calibri"/>
+                <w:b/>
+                <w:bCs/>
+                <w:sz w:val="20"/>
+                <w:szCs w:val="20"/>
+                <w:rtl w:val="false"/>
+              </w:rPr>
+              <w:t xml:space="preserve">Phase</w:t>
+            </w:r>
+          </w:p>
+        </w:tc>
+        <w:tc>
+          <w:tcPr>
+            <w:tcW w:type="dxa" w:w="3212"/>
+            <w:tcBorders>
+              <w:top w:val="single" w:color="D4D4DC" w:sz="4"/>
+              <w:left w:val="single" w:color="D4D4DC" w:sz="4"/>
+              <w:bottom w:val="single" w:color="D4D4DC" w:sz="4"/>
+              <w:right w:val="single" w:color="D4D4DC" w:sz="4"/>
+            </w:tcBorders>
+            <w:shd w:fill="EEF0FF" w:color="auto" w:val="clear"/>
+            <w:tcMar>
+              <w:top w:type="dxa" w:w="60"/>
+              <w:left w:type="dxa" w:w="100"/>
+              <w:bottom w:type="dxa" w:w="60"/>
+              <w:right w:type="dxa" w:w="100"/>
+            </w:tcMar>
+          </w:tcPr>
+          <w:p>
+            <w:pPr>
+              <w:bidi w:val="false"/>
+              <w:spacing w:after="0"/>
+              <w:jc w:val="left"/>
+            </w:pPr>
+            <w:r>
+              <w:rPr>
+                <w:rFonts w:ascii="Calibri" w:cs="Calibri" w:eastAsia="Calibri" w:hAnsi="Calibri"/>
+                <w:b/>
+                <w:bCs/>
+                <w:sz w:val="20"/>
+                <w:szCs w:val="20"/>
+                <w:rtl w:val="false"/>
+              </w:rPr>
+              <w:t xml:space="preserve">Content</w:t>
+            </w:r>
+          </w:p>
+        </w:tc>
+        <w:tc>
+          <w:tcPr>
+            <w:tcW w:type="dxa" w:w="3214"/>
+            <w:tcBorders>
+              <w:top w:val="single" w:color="D4D4DC" w:sz="4"/>
+              <w:left w:val="single" w:color="D4D4DC" w:sz="4"/>
+              <w:bottom w:val="single" w:color="D4D4DC" w:sz="4"/>
+              <w:right w:val="single" w:color="D4D4DC" w:sz="4"/>
+            </w:tcBorders>
+            <w:shd w:fill="EEF0FF" w:color="auto" w:val="clear"/>
+            <w:tcMar>
+              <w:top w:type="dxa" w:w="60"/>
+              <w:left w:type="dxa" w:w="100"/>
+              <w:bottom w:type="dxa" w:w="60"/>
+              <w:right w:type="dxa" w:w="100"/>
+            </w:tcMar>
+          </w:tcPr>
+          <w:p>
+            <w:pPr>
+              <w:bidi w:val="false"/>
+              <w:spacing w:after="0"/>
+              <w:jc w:val="left"/>
+            </w:pPr>
+            <w:r>
+              <w:rPr>
+                <w:rFonts w:ascii="Calibri" w:cs="Calibri" w:eastAsia="Calibri" w:hAnsi="Calibri"/>
+                <w:b/>
+                <w:bCs/>
+                <w:sz w:val="20"/>
+                <w:szCs w:val="20"/>
+                <w:rtl w:val="false"/>
+              </w:rPr>
+              <w:t xml:space="preserve">Status</w:t>
             </w:r>
           </w:p>
         </w:tc>
@@ -6339,6 +7590,776 @@
                 <w:szCs w:val="20"/>
                 <w:rtl w:val="false"/>
               </w:rPr>
+              <w:t xml:space="preserve">Foundation</w:t>
+            </w:r>
+          </w:p>
+        </w:tc>
+        <w:tc>
+          <w:tcPr>
+            <w:tcW w:type="dxa" w:w="3212"/>
+            <w:tcBorders>
+              <w:top w:val="single" w:color="D4D4DC" w:sz="4"/>
+              <w:left w:val="single" w:color="D4D4DC" w:sz="4"/>
+              <w:bottom w:val="single" w:color="D4D4DC" w:sz="4"/>
+              <w:right w:val="single" w:color="D4D4DC" w:sz="4"/>
+            </w:tcBorders>
+            <w:tcMar>
+              <w:top w:type="dxa" w:w="60"/>
+              <w:left w:type="dxa" w:w="100"/>
+              <w:bottom w:type="dxa" w:w="60"/>
+              <w:right w:type="dxa" w:w="100"/>
+            </w:tcMar>
+          </w:tcPr>
+          <w:p>
+            <w:pPr>
+              <w:bidi w:val="false"/>
+              <w:spacing w:after="0"/>
+              <w:jc w:val="left"/>
+            </w:pPr>
+            <w:r>
+              <w:rPr>
+                <w:rFonts w:ascii="Calibri" w:cs="Calibri" w:eastAsia="Calibri" w:hAnsi="Calibri"/>
+                <w:b w:val="false"/>
+                <w:bCs w:val="false"/>
+                <w:sz w:val="20"/>
+                <w:szCs w:val="20"/>
+                <w:rtl w:val="false"/>
+              </w:rPr>
+              <w:t xml:space="preserve">Core, verticals, schedule, clients, plans, client app, AI, reports, modules, billing, CRM, messaging, reviews, promo codes</w:t>
+            </w:r>
+          </w:p>
+        </w:tc>
+        <w:tc>
+          <w:tcPr>
+            <w:tcW w:type="dxa" w:w="3214"/>
+            <w:tcBorders>
+              <w:top w:val="single" w:color="D4D4DC" w:sz="4"/>
+              <w:left w:val="single" w:color="D4D4DC" w:sz="4"/>
+              <w:bottom w:val="single" w:color="D4D4DC" w:sz="4"/>
+              <w:right w:val="single" w:color="D4D4DC" w:sz="4"/>
+            </w:tcBorders>
+            <w:tcMar>
+              <w:top w:type="dxa" w:w="60"/>
+              <w:left w:type="dxa" w:w="100"/>
+              <w:bottom w:type="dxa" w:w="60"/>
+              <w:right w:type="dxa" w:w="100"/>
+            </w:tcMar>
+          </w:tcPr>
+          <w:p>
+            <w:pPr>
+              <w:bidi w:val="false"/>
+              <w:spacing w:after="0"/>
+              <w:jc w:val="left"/>
+            </w:pPr>
+            <w:r>
+              <w:rPr>
+                <w:rFonts w:ascii="Calibri" w:cs="Calibri" w:eastAsia="Calibri" w:hAnsi="Calibri"/>
+                <w:b w:val="false"/>
+                <w:bCs w:val="false"/>
+                <w:sz w:val="20"/>
+                <w:szCs w:val="20"/>
+                <w:rtl w:val="false"/>
+              </w:rPr>
+              <w:t xml:space="preserve">Done</w:t>
+            </w:r>
+          </w:p>
+        </w:tc>
+      </w:tr>
+      <w:tr>
+        <w:trPr>
+          <w:tblHeader w:val="false"/>
+        </w:trPr>
+        <w:tc>
+          <w:tcPr>
+            <w:tcW w:type="dxa" w:w="3212"/>
+            <w:tcBorders>
+              <w:top w:val="single" w:color="D4D4DC" w:sz="4"/>
+              <w:left w:val="single" w:color="D4D4DC" w:sz="4"/>
+              <w:bottom w:val="single" w:color="D4D4DC" w:sz="4"/>
+              <w:right w:val="single" w:color="D4D4DC" w:sz="4"/>
+            </w:tcBorders>
+            <w:tcMar>
+              <w:top w:type="dxa" w:w="60"/>
+              <w:left w:type="dxa" w:w="100"/>
+              <w:bottom w:type="dxa" w:w="60"/>
+              <w:right w:type="dxa" w:w="100"/>
+            </w:tcMar>
+          </w:tcPr>
+          <w:p>
+            <w:pPr>
+              <w:bidi w:val="false"/>
+              <w:spacing w:after="0"/>
+              <w:jc w:val="left"/>
+            </w:pPr>
+            <w:r>
+              <w:rPr>
+                <w:rFonts w:ascii="Calibri" w:cs="Calibri" w:eastAsia="Calibri" w:hAnsi="Calibri"/>
+                <w:b w:val="false"/>
+                <w:bCs w:val="false"/>
+                <w:sz w:val="20"/>
+                <w:szCs w:val="20"/>
+                <w:rtl w:val="false"/>
+              </w:rPr>
+              <w:t xml:space="preserve">1 — Marketing website</w:t>
+            </w:r>
+          </w:p>
+        </w:tc>
+        <w:tc>
+          <w:tcPr>
+            <w:tcW w:type="dxa" w:w="3212"/>
+            <w:tcBorders>
+              <w:top w:val="single" w:color="D4D4DC" w:sz="4"/>
+              <w:left w:val="single" w:color="D4D4DC" w:sz="4"/>
+              <w:bottom w:val="single" w:color="D4D4DC" w:sz="4"/>
+              <w:right w:val="single" w:color="D4D4DC" w:sz="4"/>
+            </w:tcBorders>
+            <w:tcMar>
+              <w:top w:type="dxa" w:w="60"/>
+              <w:left w:type="dxa" w:w="100"/>
+              <w:bottom w:type="dxa" w:w="60"/>
+              <w:right w:type="dxa" w:w="100"/>
+            </w:tcMar>
+          </w:tcPr>
+          <w:p>
+            <w:pPr>
+              <w:bidi w:val="false"/>
+              <w:spacing w:after="0"/>
+              <w:jc w:val="left"/>
+            </w:pPr>
+            <w:r>
+              <w:rPr>
+                <w:rFonts w:ascii="Calibri" w:cs="Calibri" w:eastAsia="Calibri" w:hAnsi="Calibri"/>
+                <w:b w:val="false"/>
+                <w:bCs w:val="false"/>
+                <w:sz w:val="20"/>
+                <w:szCs w:val="20"/>
+                <w:rtl w:val="false"/>
+              </w:rPr>
+              <w:t xml:space="preserve">Complete site and the sign-up journey with cart, summary, payment, welcome email, guide</w:t>
+            </w:r>
+          </w:p>
+        </w:tc>
+        <w:tc>
+          <w:tcPr>
+            <w:tcW w:type="dxa" w:w="3214"/>
+            <w:tcBorders>
+              <w:top w:val="single" w:color="D4D4DC" w:sz="4"/>
+              <w:left w:val="single" w:color="D4D4DC" w:sz="4"/>
+              <w:bottom w:val="single" w:color="D4D4DC" w:sz="4"/>
+              <w:right w:val="single" w:color="D4D4DC" w:sz="4"/>
+            </w:tcBorders>
+            <w:tcMar>
+              <w:top w:type="dxa" w:w="60"/>
+              <w:left w:type="dxa" w:w="100"/>
+              <w:bottom w:type="dxa" w:w="60"/>
+              <w:right w:type="dxa" w:w="100"/>
+            </w:tcMar>
+          </w:tcPr>
+          <w:p>
+            <w:pPr>
+              <w:bidi w:val="false"/>
+              <w:spacing w:after="0"/>
+              <w:jc w:val="left"/>
+            </w:pPr>
+            <w:r>
+              <w:rPr>
+                <w:rFonts w:ascii="Calibri" w:cs="Calibri" w:eastAsia="Calibri" w:hAnsi="Calibri"/>
+                <w:b w:val="false"/>
+                <w:bCs w:val="false"/>
+                <w:sz w:val="20"/>
+                <w:szCs w:val="20"/>
+                <w:rtl w:val="false"/>
+              </w:rPr>
+              <w:t xml:space="preserve">Done</w:t>
+            </w:r>
+          </w:p>
+        </w:tc>
+      </w:tr>
+      <w:tr>
+        <w:trPr>
+          <w:tblHeader w:val="false"/>
+        </w:trPr>
+        <w:tc>
+          <w:tcPr>
+            <w:tcW w:type="dxa" w:w="3212"/>
+            <w:tcBorders>
+              <w:top w:val="single" w:color="D4D4DC" w:sz="4"/>
+              <w:left w:val="single" w:color="D4D4DC" w:sz="4"/>
+              <w:bottom w:val="single" w:color="D4D4DC" w:sz="4"/>
+              <w:right w:val="single" w:color="D4D4DC" w:sz="4"/>
+            </w:tcBorders>
+            <w:tcMar>
+              <w:top w:type="dxa" w:w="60"/>
+              <w:left w:type="dxa" w:w="100"/>
+              <w:bottom w:type="dxa" w:w="60"/>
+              <w:right w:type="dxa" w:w="100"/>
+            </w:tcMar>
+          </w:tcPr>
+          <w:p>
+            <w:pPr>
+              <w:bidi w:val="false"/>
+              <w:spacing w:after="0"/>
+              <w:jc w:val="left"/>
+            </w:pPr>
+            <w:r>
+              <w:rPr>
+                <w:rFonts w:ascii="Calibri" w:cs="Calibri" w:eastAsia="Calibri" w:hAnsi="Calibri"/>
+                <w:b w:val="false"/>
+                <w:bCs w:val="false"/>
+                <w:sz w:val="20"/>
+                <w:szCs w:val="20"/>
+                <w:rtl w:val="false"/>
+              </w:rPr>
+              <w:t xml:space="preserve">2 — Business web app</w:t>
+            </w:r>
+          </w:p>
+        </w:tc>
+        <w:tc>
+          <w:tcPr>
+            <w:tcW w:type="dxa" w:w="3212"/>
+            <w:tcBorders>
+              <w:top w:val="single" w:color="D4D4DC" w:sz="4"/>
+              <w:left w:val="single" w:color="D4D4DC" w:sz="4"/>
+              <w:bottom w:val="single" w:color="D4D4DC" w:sz="4"/>
+              <w:right w:val="single" w:color="D4D4DC" w:sz="4"/>
+            </w:tcBorders>
+            <w:tcMar>
+              <w:top w:type="dxa" w:w="60"/>
+              <w:left w:type="dxa" w:w="100"/>
+              <w:bottom w:type="dxa" w:w="60"/>
+              <w:right w:type="dxa" w:w="100"/>
+            </w:tcMar>
+          </w:tcPr>
+          <w:p>
+            <w:pPr>
+              <w:bidi w:val="false"/>
+              <w:spacing w:after="0"/>
+              <w:jc w:val="left"/>
+            </w:pPr>
+            <w:r>
+              <w:rPr>
+                <w:rFonts w:ascii="Calibri" w:cs="Calibri" w:eastAsia="Calibri" w:hAnsi="Calibri"/>
+                <w:b w:val="false"/>
+                <w:bCs w:val="false"/>
+                <w:sz w:val="20"/>
+                <w:szCs w:val="20"/>
+                <w:rtl w:val="false"/>
+              </w:rPr>
+              <w:t xml:space="preserve">Locked modules with previews and upsell; full review and polish; sales; profiles</w:t>
+            </w:r>
+          </w:p>
+        </w:tc>
+        <w:tc>
+          <w:tcPr>
+            <w:tcW w:type="dxa" w:w="3214"/>
+            <w:tcBorders>
+              <w:top w:val="single" w:color="D4D4DC" w:sz="4"/>
+              <w:left w:val="single" w:color="D4D4DC" w:sz="4"/>
+              <w:bottom w:val="single" w:color="D4D4DC" w:sz="4"/>
+              <w:right w:val="single" w:color="D4D4DC" w:sz="4"/>
+            </w:tcBorders>
+            <w:tcMar>
+              <w:top w:type="dxa" w:w="60"/>
+              <w:left w:type="dxa" w:w="100"/>
+              <w:bottom w:type="dxa" w:w="60"/>
+              <w:right w:type="dxa" w:w="100"/>
+            </w:tcMar>
+          </w:tcPr>
+          <w:p>
+            <w:pPr>
+              <w:bidi w:val="false"/>
+              <w:spacing w:after="0"/>
+              <w:jc w:val="left"/>
+            </w:pPr>
+            <w:r>
+              <w:rPr>
+                <w:rFonts w:ascii="Calibri" w:cs="Calibri" w:eastAsia="Calibri" w:hAnsi="Calibri"/>
+                <w:b w:val="false"/>
+                <w:bCs w:val="false"/>
+                <w:sz w:val="20"/>
+                <w:szCs w:val="20"/>
+                <w:rtl w:val="false"/>
+              </w:rPr>
+              <w:t xml:space="preserve">Done</w:t>
+            </w:r>
+          </w:p>
+        </w:tc>
+      </w:tr>
+      <w:tr>
+        <w:trPr>
+          <w:tblHeader w:val="false"/>
+        </w:trPr>
+        <w:tc>
+          <w:tcPr>
+            <w:tcW w:type="dxa" w:w="3212"/>
+            <w:tcBorders>
+              <w:top w:val="single" w:color="D4D4DC" w:sz="4"/>
+              <w:left w:val="single" w:color="D4D4DC" w:sz="4"/>
+              <w:bottom w:val="single" w:color="D4D4DC" w:sz="4"/>
+              <w:right w:val="single" w:color="D4D4DC" w:sz="4"/>
+            </w:tcBorders>
+            <w:tcMar>
+              <w:top w:type="dxa" w:w="60"/>
+              <w:left w:type="dxa" w:w="100"/>
+              <w:bottom w:type="dxa" w:w="60"/>
+              <w:right w:type="dxa" w:w="100"/>
+            </w:tcMar>
+          </w:tcPr>
+          <w:p>
+            <w:pPr>
+              <w:bidi w:val="false"/>
+              <w:spacing w:after="0"/>
+              <w:jc w:val="left"/>
+            </w:pPr>
+            <w:r>
+              <w:rPr>
+                <w:rFonts w:ascii="Calibri" w:cs="Calibri" w:eastAsia="Calibri" w:hAnsi="Calibri"/>
+                <w:b w:val="false"/>
+                <w:bCs w:val="false"/>
+                <w:sz w:val="20"/>
+                <w:szCs w:val="20"/>
+                <w:rtl w:val="false"/>
+              </w:rPr>
+              <w:t xml:space="preserve">3 — MyBiz console</w:t>
+            </w:r>
+          </w:p>
+        </w:tc>
+        <w:tc>
+          <w:tcPr>
+            <w:tcW w:type="dxa" w:w="3212"/>
+            <w:tcBorders>
+              <w:top w:val="single" w:color="D4D4DC" w:sz="4"/>
+              <w:left w:val="single" w:color="D4D4DC" w:sz="4"/>
+              <w:bottom w:val="single" w:color="D4D4DC" w:sz="4"/>
+              <w:right w:val="single" w:color="D4D4DC" w:sz="4"/>
+            </w:tcBorders>
+            <w:tcMar>
+              <w:top w:type="dxa" w:w="60"/>
+              <w:left w:type="dxa" w:w="100"/>
+              <w:bottom w:type="dxa" w:w="60"/>
+              <w:right w:type="dxa" w:w="100"/>
+            </w:tcMar>
+          </w:tcPr>
+          <w:p>
+            <w:pPr>
+              <w:bidi w:val="false"/>
+              <w:spacing w:after="0"/>
+              <w:jc w:val="left"/>
+            </w:pPr>
+            <w:r>
+              <w:rPr>
+                <w:rFonts w:ascii="Calibri" w:cs="Calibri" w:eastAsia="Calibri" w:hAnsi="Calibri"/>
+                <w:b w:val="false"/>
+                <w:bCs w:val="false"/>
+                <w:sz w:val="20"/>
+                <w:szCs w:val="20"/>
+                <w:rtl w:val="false"/>
+              </w:rPr>
+              <w:t xml:space="preserve">Team levels and permissions, full visibility and actions, support inbox</w:t>
+            </w:r>
+          </w:p>
+        </w:tc>
+        <w:tc>
+          <w:tcPr>
+            <w:tcW w:type="dxa" w:w="3214"/>
+            <w:tcBorders>
+              <w:top w:val="single" w:color="D4D4DC" w:sz="4"/>
+              <w:left w:val="single" w:color="D4D4DC" w:sz="4"/>
+              <w:bottom w:val="single" w:color="D4D4DC" w:sz="4"/>
+              <w:right w:val="single" w:color="D4D4DC" w:sz="4"/>
+            </w:tcBorders>
+            <w:tcMar>
+              <w:top w:type="dxa" w:w="60"/>
+              <w:left w:type="dxa" w:w="100"/>
+              <w:bottom w:type="dxa" w:w="60"/>
+              <w:right w:type="dxa" w:w="100"/>
+            </w:tcMar>
+          </w:tcPr>
+          <w:p>
+            <w:pPr>
+              <w:bidi w:val="false"/>
+              <w:spacing w:after="0"/>
+              <w:jc w:val="left"/>
+            </w:pPr>
+            <w:r>
+              <w:rPr>
+                <w:rFonts w:ascii="Calibri" w:cs="Calibri" w:eastAsia="Calibri" w:hAnsi="Calibri"/>
+                <w:b w:val="false"/>
+                <w:bCs w:val="false"/>
+                <w:sz w:val="20"/>
+                <w:szCs w:val="20"/>
+                <w:rtl w:val="false"/>
+              </w:rPr>
+              <w:t xml:space="preserve">Done</w:t>
+            </w:r>
+          </w:p>
+        </w:tc>
+      </w:tr>
+      <w:tr>
+        <w:trPr>
+          <w:tblHeader w:val="false"/>
+        </w:trPr>
+        <w:tc>
+          <w:tcPr>
+            <w:tcW w:type="dxa" w:w="3212"/>
+            <w:tcBorders>
+              <w:top w:val="single" w:color="D4D4DC" w:sz="4"/>
+              <w:left w:val="single" w:color="D4D4DC" w:sz="4"/>
+              <w:bottom w:val="single" w:color="D4D4DC" w:sz="4"/>
+              <w:right w:val="single" w:color="D4D4DC" w:sz="4"/>
+            </w:tcBorders>
+            <w:tcMar>
+              <w:top w:type="dxa" w:w="60"/>
+              <w:left w:type="dxa" w:w="100"/>
+              <w:bottom w:type="dxa" w:w="60"/>
+              <w:right w:type="dxa" w:w="100"/>
+            </w:tcMar>
+          </w:tcPr>
+          <w:p>
+            <w:pPr>
+              <w:bidi w:val="false"/>
+              <w:spacing w:after="0"/>
+              <w:jc w:val="left"/>
+            </w:pPr>
+            <w:r>
+              <w:rPr>
+                <w:rFonts w:ascii="Calibri" w:cs="Calibri" w:eastAsia="Calibri" w:hAnsi="Calibri"/>
+                <w:b w:val="false"/>
+                <w:bCs w:val="false"/>
+                <w:sz w:val="20"/>
+                <w:szCs w:val="20"/>
+                <w:rtl w:val="false"/>
+              </w:rPr>
+              <w:t xml:space="preserve">4 — Apps</w:t>
+            </w:r>
+          </w:p>
+        </w:tc>
+        <w:tc>
+          <w:tcPr>
+            <w:tcW w:type="dxa" w:w="3212"/>
+            <w:tcBorders>
+              <w:top w:val="single" w:color="D4D4DC" w:sz="4"/>
+              <w:left w:val="single" w:color="D4D4DC" w:sz="4"/>
+              <w:bottom w:val="single" w:color="D4D4DC" w:sz="4"/>
+              <w:right w:val="single" w:color="D4D4DC" w:sz="4"/>
+            </w:tcBorders>
+            <w:tcMar>
+              <w:top w:type="dxa" w:w="60"/>
+              <w:left w:type="dxa" w:w="100"/>
+              <w:bottom w:type="dxa" w:w="60"/>
+              <w:right w:type="dxa" w:w="100"/>
+            </w:tcMar>
+          </w:tcPr>
+          <w:p>
+            <w:pPr>
+              <w:bidi w:val="false"/>
+              <w:spacing w:after="0"/>
+              <w:jc w:val="left"/>
+            </w:pPr>
+            <w:r>
+              <w:rPr>
+                <w:rFonts w:ascii="Calibri" w:cs="Calibri" w:eastAsia="Calibri" w:hAnsi="Calibri"/>
+                <w:b w:val="false"/>
+                <w:bCs w:val="false"/>
+                <w:sz w:val="20"/>
+                <w:szCs w:val="20"/>
+                <w:rtl w:val="false"/>
+              </w:rPr>
+              <w:t xml:space="preserve">Business app and MyBiz staff app built, shared app kit; remaining: client app polish and store builds</w:t>
+            </w:r>
+          </w:p>
+        </w:tc>
+        <w:tc>
+          <w:tcPr>
+            <w:tcW w:type="dxa" w:w="3214"/>
+            <w:tcBorders>
+              <w:top w:val="single" w:color="D4D4DC" w:sz="4"/>
+              <w:left w:val="single" w:color="D4D4DC" w:sz="4"/>
+              <w:bottom w:val="single" w:color="D4D4DC" w:sz="4"/>
+              <w:right w:val="single" w:color="D4D4DC" w:sz="4"/>
+            </w:tcBorders>
+            <w:tcMar>
+              <w:top w:type="dxa" w:w="60"/>
+              <w:left w:type="dxa" w:w="100"/>
+              <w:bottom w:type="dxa" w:w="60"/>
+              <w:right w:type="dxa" w:w="100"/>
+            </w:tcMar>
+          </w:tcPr>
+          <w:p>
+            <w:pPr>
+              <w:bidi w:val="false"/>
+              <w:spacing w:after="0"/>
+              <w:jc w:val="left"/>
+            </w:pPr>
+            <w:r>
+              <w:rPr>
+                <w:rFonts w:ascii="Calibri" w:cs="Calibri" w:eastAsia="Calibri" w:hAnsi="Calibri"/>
+                <w:b w:val="false"/>
+                <w:bCs w:val="false"/>
+                <w:sz w:val="20"/>
+                <w:szCs w:val="20"/>
+                <w:rtl w:val="false"/>
+              </w:rPr>
+              <w:t xml:space="preserve">Mostly done</w:t>
+            </w:r>
+          </w:p>
+        </w:tc>
+      </w:tr>
+      <w:tr>
+        <w:trPr>
+          <w:tblHeader w:val="false"/>
+        </w:trPr>
+        <w:tc>
+          <w:tcPr>
+            <w:tcW w:type="dxa" w:w="3212"/>
+            <w:tcBorders>
+              <w:top w:val="single" w:color="D4D4DC" w:sz="4"/>
+              <w:left w:val="single" w:color="D4D4DC" w:sz="4"/>
+              <w:bottom w:val="single" w:color="D4D4DC" w:sz="4"/>
+              <w:right w:val="single" w:color="D4D4DC" w:sz="4"/>
+            </w:tcBorders>
+            <w:tcMar>
+              <w:top w:type="dxa" w:w="60"/>
+              <w:left w:type="dxa" w:w="100"/>
+              <w:bottom w:type="dxa" w:w="60"/>
+              <w:right w:type="dxa" w:w="100"/>
+            </w:tcMar>
+          </w:tcPr>
+          <w:p>
+            <w:pPr>
+              <w:bidi w:val="false"/>
+              <w:spacing w:after="0"/>
+              <w:jc w:val="left"/>
+            </w:pPr>
+            <w:r>
+              <w:rPr>
+                <w:rFonts w:ascii="Calibri" w:cs="Calibri" w:eastAsia="Calibri" w:hAnsi="Calibri"/>
+                <w:b w:val="false"/>
+                <w:bCs w:val="false"/>
+                <w:sz w:val="20"/>
+                <w:szCs w:val="20"/>
+                <w:rtl w:val="false"/>
+              </w:rPr>
+              <w:t xml:space="preserve">5 — Industries</w:t>
+            </w:r>
+          </w:p>
+        </w:tc>
+        <w:tc>
+          <w:tcPr>
+            <w:tcW w:type="dxa" w:w="3212"/>
+            <w:tcBorders>
+              <w:top w:val="single" w:color="D4D4DC" w:sz="4"/>
+              <w:left w:val="single" w:color="D4D4DC" w:sz="4"/>
+              <w:bottom w:val="single" w:color="D4D4DC" w:sz="4"/>
+              <w:right w:val="single" w:color="D4D4DC" w:sz="4"/>
+            </w:tcBorders>
+            <w:tcMar>
+              <w:top w:type="dxa" w:w="60"/>
+              <w:left w:type="dxa" w:w="100"/>
+              <w:bottom w:type="dxa" w:w="60"/>
+              <w:right w:type="dxa" w:w="100"/>
+            </w:tcMar>
+          </w:tcPr>
+          <w:p>
+            <w:pPr>
+              <w:bidi w:val="false"/>
+              <w:spacing w:after="0"/>
+              <w:jc w:val="left"/>
+            </w:pPr>
+            <w:r>
+              <w:rPr>
+                <w:rFonts w:ascii="Calibri" w:cs="Calibri" w:eastAsia="Calibri" w:hAnsi="Calibri"/>
+                <w:b w:val="false"/>
+                <w:bCs w:val="false"/>
+                <w:sz w:val="20"/>
+                <w:szCs w:val="20"/>
+                <w:rtl w:val="false"/>
+              </w:rPr>
+              <w:t xml:space="preserve">The category template (category → sub-category) in one shared catalog; the five main categories with their sub-categories</w:t>
+            </w:r>
+          </w:p>
+        </w:tc>
+        <w:tc>
+          <w:tcPr>
+            <w:tcW w:type="dxa" w:w="3214"/>
+            <w:tcBorders>
+              <w:top w:val="single" w:color="D4D4DC" w:sz="4"/>
+              <w:left w:val="single" w:color="D4D4DC" w:sz="4"/>
+              <w:bottom w:val="single" w:color="D4D4DC" w:sz="4"/>
+              <w:right w:val="single" w:color="D4D4DC" w:sz="4"/>
+            </w:tcBorders>
+            <w:tcMar>
+              <w:top w:type="dxa" w:w="60"/>
+              <w:left w:type="dxa" w:w="100"/>
+              <w:bottom w:type="dxa" w:w="60"/>
+              <w:right w:type="dxa" w:w="100"/>
+            </w:tcMar>
+          </w:tcPr>
+          <w:p>
+            <w:pPr>
+              <w:bidi w:val="false"/>
+              <w:spacing w:after="0"/>
+              <w:jc w:val="left"/>
+            </w:pPr>
+            <w:r>
+              <w:rPr>
+                <w:rFonts w:ascii="Calibri" w:cs="Calibri" w:eastAsia="Calibri" w:hAnsi="Calibri"/>
+                <w:b w:val="false"/>
+                <w:bCs w:val="false"/>
+                <w:sz w:val="20"/>
+                <w:szCs w:val="20"/>
+                <w:rtl w:val="false"/>
+              </w:rPr>
+              <w:t xml:space="preserve">Done</w:t>
+            </w:r>
+          </w:p>
+        </w:tc>
+      </w:tr>
+      <w:tr>
+        <w:trPr>
+          <w:tblHeader w:val="false"/>
+        </w:trPr>
+        <w:tc>
+          <w:tcPr>
+            <w:tcW w:type="dxa" w:w="3212"/>
+            <w:tcBorders>
+              <w:top w:val="single" w:color="D4D4DC" w:sz="4"/>
+              <w:left w:val="single" w:color="D4D4DC" w:sz="4"/>
+              <w:bottom w:val="single" w:color="D4D4DC" w:sz="4"/>
+              <w:right w:val="single" w:color="D4D4DC" w:sz="4"/>
+            </w:tcBorders>
+            <w:tcMar>
+              <w:top w:type="dxa" w:w="60"/>
+              <w:left w:type="dxa" w:w="100"/>
+              <w:bottom w:type="dxa" w:w="60"/>
+              <w:right w:type="dxa" w:w="100"/>
+            </w:tcMar>
+          </w:tcPr>
+          <w:p>
+            <w:pPr>
+              <w:bidi w:val="false"/>
+              <w:spacing w:after="0"/>
+              <w:jc w:val="left"/>
+            </w:pPr>
+            <w:r>
+              <w:rPr>
+                <w:rFonts w:ascii="Calibri" w:cs="Calibri" w:eastAsia="Calibri" w:hAnsi="Calibri"/>
+                <w:b w:val="false"/>
+                <w:bCs w:val="false"/>
+                <w:sz w:val="20"/>
+                <w:szCs w:val="20"/>
+                <w:rtl w:val="false"/>
+              </w:rPr>
+              <w:t xml:space="preserve">6 — More categories</w:t>
+            </w:r>
+          </w:p>
+        </w:tc>
+        <w:tc>
+          <w:tcPr>
+            <w:tcW w:type="dxa" w:w="3212"/>
+            <w:tcBorders>
+              <w:top w:val="single" w:color="D4D4DC" w:sz="4"/>
+              <w:left w:val="single" w:color="D4D4DC" w:sz="4"/>
+              <w:bottom w:val="single" w:color="D4D4DC" w:sz="4"/>
+              <w:right w:val="single" w:color="D4D4DC" w:sz="4"/>
+            </w:tcBorders>
+            <w:tcMar>
+              <w:top w:type="dxa" w:w="60"/>
+              <w:left w:type="dxa" w:w="100"/>
+              <w:bottom w:type="dxa" w:w="60"/>
+              <w:right w:type="dxa" w:w="100"/>
+            </w:tcMar>
+          </w:tcPr>
+          <w:p>
+            <w:pPr>
+              <w:bidi w:val="false"/>
+              <w:spacing w:after="0"/>
+              <w:jc w:val="left"/>
+            </w:pPr>
+            <w:r>
+              <w:rPr>
+                <w:rFonts w:ascii="Calibri" w:cs="Calibri" w:eastAsia="Calibri" w:hAnsi="Calibri"/>
+                <w:b w:val="false"/>
+                <w:bCs w:val="false"/>
+                <w:sz w:val="20"/>
+                <w:szCs w:val="20"/>
+                <w:rtl w:val="false"/>
+              </w:rPr>
+              <w:t xml:space="preserve">Core capabilities for the future categories (resources, on-site jobs, dependents, quotes and deposits), each opening its categories</w:t>
+            </w:r>
+          </w:p>
+        </w:tc>
+        <w:tc>
+          <w:tcPr>
+            <w:tcW w:type="dxa" w:w="3214"/>
+            <w:tcBorders>
+              <w:top w:val="single" w:color="D4D4DC" w:sz="4"/>
+              <w:left w:val="single" w:color="D4D4DC" w:sz="4"/>
+              <w:bottom w:val="single" w:color="D4D4DC" w:sz="4"/>
+              <w:right w:val="single" w:color="D4D4DC" w:sz="4"/>
+            </w:tcBorders>
+            <w:tcMar>
+              <w:top w:type="dxa" w:w="60"/>
+              <w:left w:type="dxa" w:w="100"/>
+              <w:bottom w:type="dxa" w:w="60"/>
+              <w:right w:type="dxa" w:w="100"/>
+            </w:tcMar>
+          </w:tcPr>
+          <w:p>
+            <w:pPr>
+              <w:bidi w:val="false"/>
+              <w:spacing w:after="0"/>
+              <w:jc w:val="left"/>
+            </w:pPr>
+            <w:r>
+              <w:rPr>
+                <w:rFonts w:ascii="Calibri" w:cs="Calibri" w:eastAsia="Calibri" w:hAnsi="Calibri"/>
+                <w:b w:val="false"/>
+                <w:bCs w:val="false"/>
+                <w:sz w:val="20"/>
+                <w:szCs w:val="20"/>
+                <w:rtl w:val="false"/>
+              </w:rPr>
+              <w:t xml:space="preserve">Planned</w:t>
+            </w:r>
+          </w:p>
+        </w:tc>
+      </w:tr>
+      <w:tr>
+        <w:trPr>
+          <w:tblHeader w:val="false"/>
+        </w:trPr>
+        <w:tc>
+          <w:tcPr>
+            <w:tcW w:type="dxa" w:w="3212"/>
+            <w:tcBorders>
+              <w:top w:val="single" w:color="D4D4DC" w:sz="4"/>
+              <w:left w:val="single" w:color="D4D4DC" w:sz="4"/>
+              <w:bottom w:val="single" w:color="D4D4DC" w:sz="4"/>
+              <w:right w:val="single" w:color="D4D4DC" w:sz="4"/>
+            </w:tcBorders>
+            <w:tcMar>
+              <w:top w:type="dxa" w:w="60"/>
+              <w:left w:type="dxa" w:w="100"/>
+              <w:bottom w:type="dxa" w:w="60"/>
+              <w:right w:type="dxa" w:w="100"/>
+            </w:tcMar>
+          </w:tcPr>
+          <w:p>
+            <w:pPr>
+              <w:bidi w:val="false"/>
+              <w:spacing w:after="0"/>
+              <w:jc w:val="left"/>
+            </w:pPr>
+            <w:r>
+              <w:rPr>
+                <w:rFonts w:ascii="Calibri" w:cs="Calibri" w:eastAsia="Calibri" w:hAnsi="Calibri"/>
+                <w:b w:val="false"/>
+                <w:bCs w:val="false"/>
+                <w:sz w:val="20"/>
+                <w:szCs w:val="20"/>
+                <w:rtl w:val="false"/>
+              </w:rPr>
               <w:t xml:space="preserve">Go-live</w:t>
             </w:r>
           </w:p>
@@ -6419,6 +8440,20 @@
       <w:pPr>
         <w:spacing w:after="120"/>
       </w:pPr>
+    </w:p>
+    <w:p>
+      <w:pPr>
+        <w:bidi w:val="false"/>
+        <w:spacing w:after="120"/>
+        <w:jc w:val="left"/>
+      </w:pPr>
+      <w:r>
+        <w:rPr>
+          <w:rFonts w:ascii="Calibri" w:cs="Calibri" w:eastAsia="Calibri" w:hAnsi="Calibri"/>
+          <w:rtl w:val="false"/>
+        </w:rPr>
+        <w:t xml:space="preserve">The live status of the work — done, in progress and next — is kept in `docs/STATUS.md` and in the repository's GitHub issues, updated with every merged change.</w:t>
+      </w:r>
     </w:p>
     <w:p>
       <w:pPr>

--- a/docs/spec/MyBiz-Spec-en.docx
+++ b/docs/spec/MyBiz-Spec-en.docx
@@ -1904,6 +1904,203 @@
           <w:rtl w:val="false"/>
         </w:rPr>
         <w:t xml:space="preserve">A client signs in to the client app with an email code, joins businesses with a join code or QR, and only ever sees their own data.</w:t>
+      </w:r>
+    </w:p>
+    <w:p>
+      <w:pPr>
+        <w:pStyle w:val="Heading2"/>
+        <w:bidi w:val="false"/>
+        <w:spacing w:after="140" w:before="280"/>
+        <w:jc w:val="left"/>
+      </w:pPr>
+      <w:r>
+        <w:rPr>
+          <w:rFonts w:ascii="Calibri" w:cs="Calibri" w:eastAsia="Calibri" w:hAnsi="Calibri"/>
+          <w:rtl w:val="false"/>
+        </w:rPr>
+        <w:t xml:space="preserve">3.4 Owners, businesses and branches</w:t>
+      </w:r>
+    </w:p>
+    <w:p>
+      <w:pPr>
+        <w:bidi w:val="false"/>
+        <w:spacing w:after="120"/>
+        <w:jc w:val="left"/>
+      </w:pPr>
+      <w:r>
+        <w:rPr>
+          <w:rFonts w:ascii="Calibri" w:cs="Calibri" w:eastAsia="Calibri" w:hAnsi="Calibri"/>
+          <w:rtl w:val="false"/>
+        </w:rPr>
+        <w:t xml:space="preserve">A MyBiz customer is a person, and a person can own several businesses. For example, Adir owns a chain of pizzerias with four branches and, separately, a barbershop in Tel Aviv with one branch: two businesses, five branches.</w:t>
+      </w:r>
+    </w:p>
+    <w:p>
+      <w:pPr>
+        <w:pStyle w:val="ListParagraph"/>
+        <w:numPr>
+          <w:ilvl w:val="0"/>
+          <w:numId w:val="2"/>
+        </w:numPr>
+        <w:bidi w:val="false"/>
+        <w:spacing w:after="60"/>
+        <w:jc w:val="left"/>
+      </w:pPr>
+      <w:r>
+        <w:rPr>
+          <w:rFonts w:ascii="Calibri" w:cs="Calibri" w:eastAsia="Calibri" w:hAnsi="Calibri"/>
+          <w:b/>
+          <w:bCs/>
+          <w:rtl w:val="false"/>
+        </w:rPr>
+        <w:t xml:space="preserve">Business</w:t>
+      </w:r>
+      <w:r>
+        <w:rPr>
+          <w:rFonts w:ascii="Calibri" w:cs="Calibri" w:eastAsia="Calibri" w:hAnsi="Calibri"/>
+          <w:rtl w:val="false"/>
+        </w:rPr>
+        <w:t xml:space="preserve">: has its own industry, name, brand, team, clients, plan and monthly invoice. Data never mixes between businesses; even the same person's two businesses are separate.</w:t>
+      </w:r>
+    </w:p>
+    <w:p>
+      <w:pPr>
+        <w:pStyle w:val="ListParagraph"/>
+        <w:numPr>
+          <w:ilvl w:val="0"/>
+          <w:numId w:val="2"/>
+        </w:numPr>
+        <w:bidi w:val="false"/>
+        <w:spacing w:after="60"/>
+        <w:jc w:val="left"/>
+      </w:pPr>
+      <w:r>
+        <w:rPr>
+          <w:rFonts w:ascii="Calibri" w:cs="Calibri" w:eastAsia="Calibri" w:hAnsi="Calibri"/>
+          <w:b/>
+          <w:bCs/>
+          <w:rtl w:val="false"/>
+        </w:rPr>
+        <w:t xml:space="preserve">Branch</w:t>
+      </w:r>
+      <w:r>
+        <w:rPr>
+          <w:rFonts w:ascii="Calibri" w:cs="Calibri" w:eastAsia="Calibri" w:hAnsi="Calibri"/>
+          <w:rtl w:val="false"/>
+        </w:rPr>
+        <w:t xml:space="preserve">: a place where the business works, with its own address and rooms. A business starts with one branch; each additional branch is the "extra branch" item on the invoice, which follows the number of active branches.</w:t>
+      </w:r>
+    </w:p>
+    <w:p>
+      <w:pPr>
+        <w:pStyle w:val="ListParagraph"/>
+        <w:numPr>
+          <w:ilvl w:val="0"/>
+          <w:numId w:val="2"/>
+        </w:numPr>
+        <w:bidi w:val="false"/>
+        <w:spacing w:after="60"/>
+        <w:jc w:val="left"/>
+      </w:pPr>
+      <w:r>
+        <w:rPr>
+          <w:rFonts w:ascii="Calibri" w:cs="Calibri" w:eastAsia="Calibri" w:hAnsi="Calibri"/>
+          <w:b/>
+          <w:bCs/>
+          <w:rtl w:val="false"/>
+        </w:rPr>
+        <w:t xml:space="preserve">My businesses</w:t>
+      </w:r>
+      <w:r>
+        <w:rPr>
+          <w:rFonts w:ascii="Calibri" w:cs="Calibri" w:eastAsia="Calibri" w:hAnsi="Calibri"/>
+          <w:rtl w:val="false"/>
+        </w:rPr>
+        <w:t xml:space="preserve">: one page shows every business the person belongs to, with its industry, branches and the key numbers of today and this month; from there they open a business or add a new one. A switcher in the side menu moves between businesses from any page.</w:t>
+      </w:r>
+    </w:p>
+    <w:p>
+      <w:pPr>
+        <w:pStyle w:val="ListParagraph"/>
+        <w:numPr>
+          <w:ilvl w:val="0"/>
+          <w:numId w:val="2"/>
+        </w:numPr>
+        <w:bidi w:val="false"/>
+        <w:spacing w:after="60"/>
+        <w:jc w:val="left"/>
+      </w:pPr>
+      <w:r>
+        <w:rPr>
+          <w:rFonts w:ascii="Calibri" w:cs="Calibri" w:eastAsia="Calibri" w:hAnsi="Calibri"/>
+          <w:b/>
+          <w:bCs/>
+          <w:rtl w:val="false"/>
+        </w:rPr>
+        <w:t xml:space="preserve">Current branch</w:t>
+      </w:r>
+      <w:r>
+        <w:rPr>
+          <w:rFonts w:ascii="Calibri" w:cs="Calibri" w:eastAsia="Calibri" w:hAnsi="Calibri"/>
+          <w:rtl w:val="false"/>
+        </w:rPr>
+        <w:t xml:space="preserve">: inside a business with several branches, a selector in the header chooses "all branches" or one branch. The schedule, the dashboard's numbers, reports, sales and the client list follow it, and new sessions, sales and clients are filed under it.</w:t>
+      </w:r>
+    </w:p>
+    <w:p>
+      <w:pPr>
+        <w:pStyle w:val="ListParagraph"/>
+        <w:numPr>
+          <w:ilvl w:val="0"/>
+          <w:numId w:val="2"/>
+        </w:numPr>
+        <w:bidi w:val="false"/>
+        <w:spacing w:after="60"/>
+        <w:jc w:val="left"/>
+      </w:pPr>
+      <w:r>
+        <w:rPr>
+          <w:rFonts w:ascii="Calibri" w:cs="Calibri" w:eastAsia="Calibri" w:hAnsi="Calibri"/>
+          <w:b/>
+          <w:bCs/>
+          <w:rtl w:val="false"/>
+        </w:rPr>
+        <w:t xml:space="preserve">What belongs to a branch</w:t>
+      </w:r>
+      <w:r>
+        <w:rPr>
+          <w:rFonts w:ascii="Calibri" w:cs="Calibri" w:eastAsia="Calibri" w:hAnsi="Calibri"/>
+          <w:rtl w:val="false"/>
+        </w:rPr>
+        <w:t xml:space="preserve">: sessions and appointments (where they happen), sales (where they were sold), clients (their home branch, optional) and team members (the branches they work at; none means all). Services, plans and prices belong to the whole business.</w:t>
+      </w:r>
+    </w:p>
+    <w:p>
+      <w:pPr>
+        <w:pStyle w:val="ListParagraph"/>
+        <w:numPr>
+          <w:ilvl w:val="0"/>
+          <w:numId w:val="2"/>
+        </w:numPr>
+        <w:bidi w:val="false"/>
+        <w:spacing w:after="60"/>
+        <w:jc w:val="left"/>
+      </w:pPr>
+      <w:r>
+        <w:rPr>
+          <w:rFonts w:ascii="Calibri" w:cs="Calibri" w:eastAsia="Calibri" w:hAnsi="Calibri"/>
+          <w:b/>
+          <w:bCs/>
+          <w:rtl w:val="false"/>
+        </w:rPr>
+        <w:t xml:space="preserve">Roles</w:t>
+      </w:r>
+      <w:r>
+        <w:rPr>
+          <w:rFonts w:ascii="Calibri" w:cs="Calibri" w:eastAsia="Calibri" w:hAnsi="Calibri"/>
+          <w:rtl w:val="false"/>
+        </w:rPr>
+        <w:t xml:space="preserve">: a person's role is per business (owner of one, manager in another). Within a business, a team member assigned to branches sees those branches first; limiting permissions per branch comes later.</w:t>
       </w:r>
     </w:p>
     <w:p>
@@ -8250,7 +8447,117 @@
                 <w:szCs w:val="20"/>
                 <w:rtl w:val="false"/>
               </w:rPr>
-              <w:t xml:space="preserve">6 — More categories</w:t>
+              <w:t xml:space="preserve">6 — Businesses and branches</w:t>
+            </w:r>
+          </w:p>
+        </w:tc>
+        <w:tc>
+          <w:tcPr>
+            <w:tcW w:type="dxa" w:w="3212"/>
+            <w:tcBorders>
+              <w:top w:val="single" w:color="D4D4DC" w:sz="4"/>
+              <w:left w:val="single" w:color="D4D4DC" w:sz="4"/>
+              <w:bottom w:val="single" w:color="D4D4DC" w:sz="4"/>
+              <w:right w:val="single" w:color="D4D4DC" w:sz="4"/>
+            </w:tcBorders>
+            <w:tcMar>
+              <w:top w:type="dxa" w:w="60"/>
+              <w:left w:type="dxa" w:w="100"/>
+              <w:bottom w:type="dxa" w:w="60"/>
+              <w:right w:type="dxa" w:w="100"/>
+            </w:tcMar>
+          </w:tcPr>
+          <w:p>
+            <w:pPr>
+              <w:bidi w:val="false"/>
+              <w:spacing w:after="0"/>
+              <w:jc w:val="left"/>
+            </w:pPr>
+            <w:r>
+              <w:rPr>
+                <w:rFonts w:ascii="Calibri" w:cs="Calibri" w:eastAsia="Calibri" w:hAnsi="Calibri"/>
+                <w:b w:val="false"/>
+                <w:bCs w:val="false"/>
+                <w:sz w:val="20"/>
+                <w:szCs w:val="20"/>
+                <w:rtl w:val="false"/>
+              </w:rPr>
+              <w:t xml:space="preserve">One owner with several businesses, each with several branches: my businesses, a current branch, data and numbers per branch, a full demo</w:t>
+            </w:r>
+          </w:p>
+        </w:tc>
+        <w:tc>
+          <w:tcPr>
+            <w:tcW w:type="dxa" w:w="3214"/>
+            <w:tcBorders>
+              <w:top w:val="single" w:color="D4D4DC" w:sz="4"/>
+              <w:left w:val="single" w:color="D4D4DC" w:sz="4"/>
+              <w:bottom w:val="single" w:color="D4D4DC" w:sz="4"/>
+              <w:right w:val="single" w:color="D4D4DC" w:sz="4"/>
+            </w:tcBorders>
+            <w:tcMar>
+              <w:top w:type="dxa" w:w="60"/>
+              <w:left w:type="dxa" w:w="100"/>
+              <w:bottom w:type="dxa" w:w="60"/>
+              <w:right w:type="dxa" w:w="100"/>
+            </w:tcMar>
+          </w:tcPr>
+          <w:p>
+            <w:pPr>
+              <w:bidi w:val="false"/>
+              <w:spacing w:after="0"/>
+              <w:jc w:val="left"/>
+            </w:pPr>
+            <w:r>
+              <w:rPr>
+                <w:rFonts w:ascii="Calibri" w:cs="Calibri" w:eastAsia="Calibri" w:hAnsi="Calibri"/>
+                <w:b w:val="false"/>
+                <w:bCs w:val="false"/>
+                <w:sz w:val="20"/>
+                <w:szCs w:val="20"/>
+                <w:rtl w:val="false"/>
+              </w:rPr>
+              <w:t xml:space="preserve">In progress</w:t>
+            </w:r>
+          </w:p>
+        </w:tc>
+      </w:tr>
+      <w:tr>
+        <w:trPr>
+          <w:tblHeader w:val="false"/>
+        </w:trPr>
+        <w:tc>
+          <w:tcPr>
+            <w:tcW w:type="dxa" w:w="3212"/>
+            <w:tcBorders>
+              <w:top w:val="single" w:color="D4D4DC" w:sz="4"/>
+              <w:left w:val="single" w:color="D4D4DC" w:sz="4"/>
+              <w:bottom w:val="single" w:color="D4D4DC" w:sz="4"/>
+              <w:right w:val="single" w:color="D4D4DC" w:sz="4"/>
+            </w:tcBorders>
+            <w:tcMar>
+              <w:top w:type="dxa" w:w="60"/>
+              <w:left w:type="dxa" w:w="100"/>
+              <w:bottom w:type="dxa" w:w="60"/>
+              <w:right w:type="dxa" w:w="100"/>
+            </w:tcMar>
+          </w:tcPr>
+          <w:p>
+            <w:pPr>
+              <w:bidi w:val="false"/>
+              <w:spacing w:after="0"/>
+              <w:jc w:val="left"/>
+            </w:pPr>
+            <w:r>
+              <w:rPr>
+                <w:rFonts w:ascii="Calibri" w:cs="Calibri" w:eastAsia="Calibri" w:hAnsi="Calibri"/>
+                <w:b w:val="false"/>
+                <w:bCs w:val="false"/>
+                <w:sz w:val="20"/>
+                <w:szCs w:val="20"/>
+                <w:rtl w:val="false"/>
+              </w:rPr>
+              <w:t xml:space="preserve">7 — More categories</w:t>
             </w:r>
           </w:p>
         </w:tc>

--- a/docs/spec/MyBiz-Spec-en.docx
+++ b/docs/spec/MyBiz-Spec-en.docx
@@ -148,7 +148,7 @@
     </w:p>
     <w:tbl>
       <w:tblPr>
-        <w:bidiVisual w:val="false"/>
+        <w:bidiVisual w:val="off"/>
         <w:tblW w:type="dxa" w:w="9638"/>
         <w:tblBorders>
           <w:top w:val="single" w:color="auto" w:sz="4"/>
@@ -279,7 +279,7 @@
       </w:tr>
       <w:tr>
         <w:trPr>
-          <w:tblHeader w:val="false"/>
+          <w:tblHeader w:val="off"/>
         </w:trPr>
         <w:tc>
           <w:tcPr>
@@ -389,7 +389,7 @@
       </w:tr>
       <w:tr>
         <w:trPr>
-          <w:tblHeader w:val="false"/>
+          <w:tblHeader w:val="off"/>
         </w:trPr>
         <w:tc>
           <w:tcPr>
@@ -499,7 +499,7 @@
       </w:tr>
       <w:tr>
         <w:trPr>
-          <w:tblHeader w:val="false"/>
+          <w:tblHeader w:val="off"/>
         </w:trPr>
         <w:tc>
           <w:tcPr>
@@ -609,7 +609,7 @@
       </w:tr>
       <w:tr>
         <w:trPr>
-          <w:tblHeader w:val="false"/>
+          <w:tblHeader w:val="off"/>
         </w:trPr>
         <w:tc>
           <w:tcPr>
@@ -719,7 +719,7 @@
       </w:tr>
       <w:tr>
         <w:trPr>
-          <w:tblHeader w:val="false"/>
+          <w:tblHeader w:val="off"/>
         </w:trPr>
         <w:tc>
           <w:tcPr>
@@ -829,7 +829,7 @@
       </w:tr>
       <w:tr>
         <w:trPr>
-          <w:tblHeader w:val="false"/>
+          <w:tblHeader w:val="off"/>
         </w:trPr>
         <w:tc>
           <w:tcPr>
@@ -975,7 +975,7 @@
     </w:p>
     <w:tbl>
       <w:tblPr>
-        <w:bidiVisual w:val="false"/>
+        <w:bidiVisual w:val="off"/>
         <w:tblW w:type="dxa" w:w="9638"/>
         <w:tblBorders>
           <w:top w:val="single" w:color="auto" w:sz="4"/>
@@ -1069,7 +1069,7 @@
       </w:tr>
       <w:tr>
         <w:trPr>
-          <w:tblHeader w:val="false"/>
+          <w:tblHeader w:val="off"/>
         </w:trPr>
         <w:tc>
           <w:tcPr>
@@ -1144,7 +1144,7 @@
       </w:tr>
       <w:tr>
         <w:trPr>
-          <w:tblHeader w:val="false"/>
+          <w:tblHeader w:val="off"/>
         </w:trPr>
         <w:tc>
           <w:tcPr>
@@ -1219,7 +1219,7 @@
       </w:tr>
       <w:tr>
         <w:trPr>
-          <w:tblHeader w:val="false"/>
+          <w:tblHeader w:val="off"/>
         </w:trPr>
         <w:tc>
           <w:tcPr>
@@ -1294,7 +1294,7 @@
       </w:tr>
       <w:tr>
         <w:trPr>
-          <w:tblHeader w:val="false"/>
+          <w:tblHeader w:val="off"/>
         </w:trPr>
         <w:tc>
           <w:tcPr>
@@ -1369,7 +1369,7 @@
       </w:tr>
       <w:tr>
         <w:trPr>
-          <w:tblHeader w:val="false"/>
+          <w:tblHeader w:val="off"/>
         </w:trPr>
         <w:tc>
           <w:tcPr>
@@ -1465,7 +1465,7 @@
     </w:p>
     <w:tbl>
       <w:tblPr>
-        <w:bidiVisual w:val="false"/>
+        <w:bidiVisual w:val="off"/>
         <w:tblW w:type="dxa" w:w="9638"/>
         <w:tblBorders>
           <w:top w:val="single" w:color="auto" w:sz="4"/>
@@ -1559,7 +1559,7 @@
       </w:tr>
       <w:tr>
         <w:trPr>
-          <w:tblHeader w:val="false"/>
+          <w:tblHeader w:val="off"/>
         </w:trPr>
         <w:tc>
           <w:tcPr>
@@ -1634,7 +1634,7 @@
       </w:tr>
       <w:tr>
         <w:trPr>
-          <w:tblHeader w:val="false"/>
+          <w:tblHeader w:val="off"/>
         </w:trPr>
         <w:tc>
           <w:tcPr>
@@ -1709,7 +1709,7 @@
       </w:tr>
       <w:tr>
         <w:trPr>
-          <w:tblHeader w:val="false"/>
+          <w:tblHeader w:val="off"/>
         </w:trPr>
         <w:tc>
           <w:tcPr>
@@ -1784,7 +1784,7 @@
       </w:tr>
       <w:tr>
         <w:trPr>
-          <w:tblHeader w:val="false"/>
+          <w:tblHeader w:val="off"/>
         </w:trPr>
         <w:tc>
           <w:tcPr>
@@ -2233,7 +2233,7 @@
     </w:p>
     <w:tbl>
       <w:tblPr>
-        <w:bidiVisual w:val="false"/>
+        <w:bidiVisual w:val="off"/>
         <w:tblW w:type="dxa" w:w="9638"/>
         <w:tblBorders>
           <w:top w:val="single" w:color="auto" w:sz="4"/>
@@ -2438,7 +2438,7 @@
       </w:tr>
       <w:tr>
         <w:trPr>
-          <w:tblHeader w:val="false"/>
+          <w:tblHeader w:val="off"/>
         </w:trPr>
         <w:tc>
           <w:tcPr>
@@ -2618,7 +2618,7 @@
       </w:tr>
       <w:tr>
         <w:trPr>
-          <w:tblHeader w:val="false"/>
+          <w:tblHeader w:val="off"/>
         </w:trPr>
         <w:tc>
           <w:tcPr>
@@ -2798,7 +2798,7 @@
       </w:tr>
       <w:tr>
         <w:trPr>
-          <w:tblHeader w:val="false"/>
+          <w:tblHeader w:val="off"/>
         </w:trPr>
         <w:tc>
           <w:tcPr>
@@ -2978,7 +2978,7 @@
       </w:tr>
       <w:tr>
         <w:trPr>
-          <w:tblHeader w:val="false"/>
+          <w:tblHeader w:val="off"/>
         </w:trPr>
         <w:tc>
           <w:tcPr>
@@ -3158,7 +3158,7 @@
       </w:tr>
       <w:tr>
         <w:trPr>
-          <w:tblHeader w:val="false"/>
+          <w:tblHeader w:val="off"/>
         </w:trPr>
         <w:tc>
           <w:tcPr>
@@ -3387,7 +3387,7 @@
     </w:p>
     <w:tbl>
       <w:tblPr>
-        <w:bidiVisual w:val="false"/>
+        <w:bidiVisual w:val="off"/>
         <w:tblW w:type="dxa" w:w="9638"/>
         <w:tblBorders>
           <w:top w:val="single" w:color="auto" w:sz="4"/>
@@ -3481,7 +3481,7 @@
       </w:tr>
       <w:tr>
         <w:trPr>
-          <w:tblHeader w:val="false"/>
+          <w:tblHeader w:val="off"/>
         </w:trPr>
         <w:tc>
           <w:tcPr>
@@ -3556,7 +3556,7 @@
       </w:tr>
       <w:tr>
         <w:trPr>
-          <w:tblHeader w:val="false"/>
+          <w:tblHeader w:val="off"/>
         </w:trPr>
         <w:tc>
           <w:tcPr>
@@ -3631,7 +3631,7 @@
       </w:tr>
       <w:tr>
         <w:trPr>
-          <w:tblHeader w:val="false"/>
+          <w:tblHeader w:val="off"/>
         </w:trPr>
         <w:tc>
           <w:tcPr>
@@ -3706,7 +3706,7 @@
       </w:tr>
       <w:tr>
         <w:trPr>
-          <w:tblHeader w:val="false"/>
+          <w:tblHeader w:val="off"/>
         </w:trPr>
         <w:tc>
           <w:tcPr>
@@ -3781,7 +3781,7 @@
       </w:tr>
       <w:tr>
         <w:trPr>
-          <w:tblHeader w:val="false"/>
+          <w:tblHeader w:val="off"/>
         </w:trPr>
         <w:tc>
           <w:tcPr>
@@ -3856,7 +3856,7 @@
       </w:tr>
       <w:tr>
         <w:trPr>
-          <w:tblHeader w:val="false"/>
+          <w:tblHeader w:val="off"/>
         </w:trPr>
         <w:tc>
           <w:tcPr>
@@ -3931,7 +3931,7 @@
       </w:tr>
       <w:tr>
         <w:trPr>
-          <w:tblHeader w:val="false"/>
+          <w:tblHeader w:val="off"/>
         </w:trPr>
         <w:tc>
           <w:tcPr>
@@ -4055,7 +4055,7 @@
     </w:p>
     <w:tbl>
       <w:tblPr>
-        <w:bidiVisual w:val="false"/>
+        <w:bidiVisual w:val="off"/>
         <w:tblW w:type="dxa" w:w="9638"/>
         <w:tblBorders>
           <w:top w:val="single" w:color="auto" w:sz="4"/>
@@ -4186,7 +4186,7 @@
       </w:tr>
       <w:tr>
         <w:trPr>
-          <w:tblHeader w:val="false"/>
+          <w:tblHeader w:val="off"/>
         </w:trPr>
         <w:tc>
           <w:tcPr>
@@ -4296,7 +4296,7 @@
       </w:tr>
       <w:tr>
         <w:trPr>
-          <w:tblHeader w:val="false"/>
+          <w:tblHeader w:val="off"/>
         </w:trPr>
         <w:tc>
           <w:tcPr>
@@ -4406,7 +4406,7 @@
       </w:tr>
       <w:tr>
         <w:trPr>
-          <w:tblHeader w:val="false"/>
+          <w:tblHeader w:val="off"/>
         </w:trPr>
         <w:tc>
           <w:tcPr>
@@ -4516,7 +4516,7 @@
       </w:tr>
       <w:tr>
         <w:trPr>
-          <w:tblHeader w:val="false"/>
+          <w:tblHeader w:val="off"/>
         </w:trPr>
         <w:tc>
           <w:tcPr>
@@ -4626,7 +4626,7 @@
       </w:tr>
       <w:tr>
         <w:trPr>
-          <w:tblHeader w:val="false"/>
+          <w:tblHeader w:val="off"/>
         </w:trPr>
         <w:tc>
           <w:tcPr>
@@ -4736,7 +4736,7 @@
       </w:tr>
       <w:tr>
         <w:trPr>
-          <w:tblHeader w:val="false"/>
+          <w:tblHeader w:val="off"/>
         </w:trPr>
         <w:tc>
           <w:tcPr>
@@ -4895,7 +4895,7 @@
     </w:p>
     <w:tbl>
       <w:tblPr>
-        <w:bidiVisual w:val="false"/>
+        <w:bidiVisual w:val="off"/>
         <w:tblW w:type="dxa" w:w="9638"/>
         <w:tblBorders>
           <w:top w:val="single" w:color="auto" w:sz="4"/>
@@ -5026,7 +5026,7 @@
       </w:tr>
       <w:tr>
         <w:trPr>
-          <w:tblHeader w:val="false"/>
+          <w:tblHeader w:val="off"/>
         </w:trPr>
         <w:tc>
           <w:tcPr>
@@ -5136,7 +5136,7 @@
       </w:tr>
       <w:tr>
         <w:trPr>
-          <w:tblHeader w:val="false"/>
+          <w:tblHeader w:val="off"/>
         </w:trPr>
         <w:tc>
           <w:tcPr>
@@ -5246,7 +5246,7 @@
       </w:tr>
       <w:tr>
         <w:trPr>
-          <w:tblHeader w:val="false"/>
+          <w:tblHeader w:val="off"/>
         </w:trPr>
         <w:tc>
           <w:tcPr>
@@ -5356,7 +5356,7 @@
       </w:tr>
       <w:tr>
         <w:trPr>
-          <w:tblHeader w:val="false"/>
+          <w:tblHeader w:val="off"/>
         </w:trPr>
         <w:tc>
           <w:tcPr>
@@ -5466,7 +5466,7 @@
       </w:tr>
       <w:tr>
         <w:trPr>
-          <w:tblHeader w:val="false"/>
+          <w:tblHeader w:val="off"/>
         </w:trPr>
         <w:tc>
           <w:tcPr>
@@ -5576,7 +5576,7 @@
       </w:tr>
       <w:tr>
         <w:trPr>
-          <w:tblHeader w:val="false"/>
+          <w:tblHeader w:val="off"/>
         </w:trPr>
         <w:tc>
           <w:tcPr>
@@ -5686,7 +5686,7 @@
       </w:tr>
       <w:tr>
         <w:trPr>
-          <w:tblHeader w:val="false"/>
+          <w:tblHeader w:val="off"/>
         </w:trPr>
         <w:tc>
           <w:tcPr>
@@ -6682,7 +6682,7 @@
           <w:rFonts w:ascii="Calibri" w:cs="Calibri" w:eastAsia="Calibri" w:hAnsi="Calibri"/>
           <w:rtl w:val="false"/>
         </w:rPr>
-        <w:t xml:space="preserve">Business app (built in phase 4): the owner's and staff's day on the go. Today — the day's sessions with check-in of every booked client; Clients — search and a client card with plan, visits and contact; Numbers — the key figures of the last 30 days; Me — profile, language, theme and switching between businesses. Each person sees only what their permissions allow.</w:t>
+        <w:t xml:space="preserve">Business app (built in phase 4, extended to run the whole day from the phone): Today — a day strip for the week ahead, each day's classes and appointments, and what needs attention (plans ending, clients drifting away, leads to call back, health declarations); a session — check-in and no-show, booking a client in (or onto the waiting list), cancelling a booking and a visit note; Clients — search, filters (with or without a plan, not seen in 14 days), adding a client, and a client card with contact, plans and selling one (simulated payment), what's coming up, recent visits, notes and a WhatsApp message; Leads — by stage, a lead card with call, moving the stage, logging a call, turning them into a client, and a new lead; Messages — what was sent to clients and leads; Numbers — the key figures of the last 30 days; Me — profile, language, theme, branch and switching between businesses. Each person sees only what their permissions and the business's modules allow.</w:t>
       </w:r>
     </w:p>
     <w:p>
@@ -6759,7 +6759,7 @@
     </w:p>
     <w:tbl>
       <w:tblPr>
-        <w:bidiVisual w:val="false"/>
+        <w:bidiVisual w:val="off"/>
         <w:tblW w:type="dxa" w:w="9638"/>
         <w:tblBorders>
           <w:top w:val="single" w:color="auto" w:sz="4"/>
@@ -6890,7 +6890,7 @@
       </w:tr>
       <w:tr>
         <w:trPr>
-          <w:tblHeader w:val="false"/>
+          <w:tblHeader w:val="off"/>
         </w:trPr>
         <w:tc>
           <w:tcPr>
@@ -7000,7 +7000,7 @@
       </w:tr>
       <w:tr>
         <w:trPr>
-          <w:tblHeader w:val="false"/>
+          <w:tblHeader w:val="off"/>
         </w:trPr>
         <w:tc>
           <w:tcPr>
@@ -7110,7 +7110,7 @@
       </w:tr>
       <w:tr>
         <w:trPr>
-          <w:tblHeader w:val="false"/>
+          <w:tblHeader w:val="off"/>
         </w:trPr>
         <w:tc>
           <w:tcPr>
@@ -7220,7 +7220,7 @@
       </w:tr>
       <w:tr>
         <w:trPr>
-          <w:tblHeader w:val="false"/>
+          <w:tblHeader w:val="off"/>
         </w:trPr>
         <w:tc>
           <w:tcPr>
@@ -7330,7 +7330,7 @@
       </w:tr>
       <w:tr>
         <w:trPr>
-          <w:tblHeader w:val="false"/>
+          <w:tblHeader w:val="off"/>
         </w:trPr>
         <w:tc>
           <w:tcPr>
@@ -7623,7 +7623,7 @@
     </w:p>
     <w:tbl>
       <w:tblPr>
-        <w:bidiVisual w:val="false"/>
+        <w:bidiVisual w:val="off"/>
         <w:tblW w:type="dxa" w:w="9638"/>
         <w:tblBorders>
           <w:top w:val="single" w:color="auto" w:sz="4"/>
@@ -7754,7 +7754,7 @@
       </w:tr>
       <w:tr>
         <w:trPr>
-          <w:tblHeader w:val="false"/>
+          <w:tblHeader w:val="off"/>
         </w:trPr>
         <w:tc>
           <w:tcPr>
@@ -7864,7 +7864,7 @@
       </w:tr>
       <w:tr>
         <w:trPr>
-          <w:tblHeader w:val="false"/>
+          <w:tblHeader w:val="off"/>
         </w:trPr>
         <w:tc>
           <w:tcPr>
@@ -7974,7 +7974,7 @@
       </w:tr>
       <w:tr>
         <w:trPr>
-          <w:tblHeader w:val="false"/>
+          <w:tblHeader w:val="off"/>
         </w:trPr>
         <w:tc>
           <w:tcPr>
@@ -8084,7 +8084,7 @@
       </w:tr>
       <w:tr>
         <w:trPr>
-          <w:tblHeader w:val="false"/>
+          <w:tblHeader w:val="off"/>
         </w:trPr>
         <w:tc>
           <w:tcPr>
@@ -8194,7 +8194,7 @@
       </w:tr>
       <w:tr>
         <w:trPr>
-          <w:tblHeader w:val="false"/>
+          <w:tblHeader w:val="off"/>
         </w:trPr>
         <w:tc>
           <w:tcPr>
@@ -8304,7 +8304,7 @@
       </w:tr>
       <w:tr>
         <w:trPr>
-          <w:tblHeader w:val="false"/>
+          <w:tblHeader w:val="off"/>
         </w:trPr>
         <w:tc>
           <w:tcPr>
@@ -8414,7 +8414,7 @@
       </w:tr>
       <w:tr>
         <w:trPr>
-          <w:tblHeader w:val="false"/>
+          <w:tblHeader w:val="off"/>
         </w:trPr>
         <w:tc>
           <w:tcPr>
@@ -8524,7 +8524,7 @@
       </w:tr>
       <w:tr>
         <w:trPr>
-          <w:tblHeader w:val="false"/>
+          <w:tblHeader w:val="off"/>
         </w:trPr>
         <w:tc>
           <w:tcPr>
@@ -8634,7 +8634,7 @@
       </w:tr>
       <w:tr>
         <w:trPr>
-          <w:tblHeader w:val="false"/>
+          <w:tblHeader w:val="off"/>
         </w:trPr>
         <w:tc>
           <w:tcPr>
@@ -8777,7 +8777,7 @@
       </w:r>
     </w:p>
     <w:sectPr>
-      <w:footerReference w:type="default" r:id="rId7"/>
+      <w:footerReference w:type="default" r:id="rId6"/>
       <w:pgSz w:w="11906" w:h="16838" w:orient="portrait"/>
       <w:pgMar w:top="1134" w:right="1134" w:bottom="1134" w:left="1134" w:header="708" w:footer="708" w:gutter="0"/>
       <w:pgNumType/>
@@ -8785,10 +8785,6 @@
     </w:sectPr>
   </w:body>
 </w:document>
-</file>
-
-<file path=word/comments.xml><?xml version="1.0" encoding="utf-8"?>
-<w:comments xmlns:cx="http://schemas.microsoft.com/office/drawing/2014/chartex" xmlns:cx1="http://schemas.microsoft.com/office/drawing/2015/9/8/chartex" xmlns:cx2="http://schemas.microsoft.com/office/drawing/2015/10/21/chartex" xmlns:cx3="http://schemas.microsoft.com/office/drawing/2016/5/9/chartex" xmlns:cx4="http://schemas.microsoft.com/office/drawing/2016/5/10/chartex" xmlns:cx5="http://schemas.microsoft.com/office/drawing/2016/5/11/chartex" xmlns:cx6="http://schemas.microsoft.com/office/drawing/2016/5/12/chartex" xmlns:cx7="http://schemas.microsoft.com/office/drawing/2016/5/13/chartex" xmlns:cx8="http://schemas.microsoft.com/office/drawing/2016/5/14/chartex" xmlns:mc="http://schemas.openxmlformats.org/markup-compatibility/2006" xmlns:aink="http://schemas.microsoft.com/office/drawing/2016/ink" xmlns:am3d="http://schemas.microsoft.com/office/drawing/2017/model3d" xmlns:o="urn:schemas-microsoft-com:office:office" xmlns:r="http://schemas.openxmlformats.org/officeDocument/2006/relationships" xmlns:m="http://schemas.openxmlformats.org/officeDocument/2006/math" xmlns:v="urn:schemas-microsoft-com:vml" xmlns:wp14="http://schemas.microsoft.com/office/word/2010/wordprocessingDrawing" xmlns:wp="http://schemas.openxmlformats.org/drawingml/2006/wordprocessingDrawing" xmlns:w10="urn:schemas-microsoft-com:office:word" xmlns:w="http://schemas.openxmlformats.org/wordprocessingml/2006/main" xmlns:w14="http://schemas.microsoft.com/office/word/2010/wordml" xmlns:w15="http://schemas.microsoft.com/office/word/2012/wordml" xmlns:w16cex="http://schemas.microsoft.com/office/word/2018/wordml/cex" xmlns:w16cid="http://schemas.microsoft.com/office/word/2016/wordml/cid" xmlns:w16="http://schemas.microsoft.com/office/word/2018/wordml" xmlns:w16sdtdh="http://schemas.microsoft.com/office/word/2020/wordml/sdtdatahash" xmlns:w16se="http://schemas.microsoft.com/office/word/2015/wordml/symex" xmlns:wpg="http://schemas.microsoft.com/office/word/2010/wordprocessingGroup" xmlns:wpi="http://schemas.microsoft.com/office/word/2010/wordprocessingInk" xmlns:wne="http://schemas.microsoft.com/office/word/2006/wordml" xmlns:wps="http://schemas.microsoft.com/office/word/2010/wordprocessingShape"/>
 </file>
 
 <file path=word/endnotes.xml><?xml version="1.0" encoding="utf-8"?>
@@ -8892,7 +8888,7 @@
 <w:numbering xmlns:wpc="http://schemas.microsoft.com/office/word/2010/wordprocessingCanvas" xmlns:mc="http://schemas.openxmlformats.org/markup-compatibility/2006" xmlns:o="urn:schemas-microsoft-com:office:office" xmlns:r="http://schemas.openxmlformats.org/officeDocument/2006/relationships" xmlns:m="http://schemas.openxmlformats.org/officeDocument/2006/math" xmlns:v="urn:schemas-microsoft-com:vml" xmlns:wp14="http://schemas.microsoft.com/office/word/2010/wordprocessingDrawing" xmlns:wp="http://schemas.openxmlformats.org/drawingml/2006/wordprocessingDrawing" xmlns:w10="urn:schemas-microsoft-com:office:word" xmlns:w="http://schemas.openxmlformats.org/wordprocessingml/2006/main" xmlns:w14="http://schemas.microsoft.com/office/word/2010/wordml" xmlns:w15="http://schemas.microsoft.com/office/word/2012/wordml" xmlns:wpg="http://schemas.microsoft.com/office/word/2010/wordprocessingGroup" xmlns:wpi="http://schemas.microsoft.com/office/word/2010/wordprocessingInk" xmlns:wne="http://schemas.microsoft.com/office/word/2006/wordml" xmlns:wps="http://schemas.microsoft.com/office/word/2010/wordprocessingShape" mc:Ignorable="w14 w15 wp14">
   <w:abstractNum w:abstractNumId="1" w15:restartNumberingAfterBreak="0">
     <w:multiLevelType w:val="hybridMultilevel"/>
-    <w:lvl w:ilvl="0" w15:tentative="1">
+    <w:lvl w:ilvl="0" w:tentative="1">
       <w:start w:val="1"/>
       <w:numFmt w:val="bullet"/>
       <w:lvlText w:val="●"/>
@@ -8901,7 +8897,7 @@
         <w:ind w:left="720" w:hanging="360"/>
       </w:pPr>
     </w:lvl>
-    <w:lvl w:ilvl="1" w15:tentative="1">
+    <w:lvl w:ilvl="1" w:tentative="1">
       <w:start w:val="1"/>
       <w:numFmt w:val="bullet"/>
       <w:lvlText w:val="○"/>
@@ -8910,7 +8906,7 @@
         <w:ind w:left="1440" w:hanging="360"/>
       </w:pPr>
     </w:lvl>
-    <w:lvl w:ilvl="2" w15:tentative="1">
+    <w:lvl w:ilvl="2" w:tentative="1">
       <w:start w:val="1"/>
       <w:numFmt w:val="bullet"/>
       <w:lvlText w:val="■"/>
@@ -8919,7 +8915,7 @@
         <w:ind w:left="2160" w:hanging="360"/>
       </w:pPr>
     </w:lvl>
-    <w:lvl w:ilvl="3" w15:tentative="1">
+    <w:lvl w:ilvl="3" w:tentative="1">
       <w:start w:val="1"/>
       <w:numFmt w:val="bullet"/>
       <w:lvlText w:val="●"/>
@@ -8928,7 +8924,7 @@
         <w:ind w:left="2880" w:hanging="360"/>
       </w:pPr>
     </w:lvl>
-    <w:lvl w:ilvl="4" w15:tentative="1">
+    <w:lvl w:ilvl="4" w:tentative="1">
       <w:start w:val="1"/>
       <w:numFmt w:val="bullet"/>
       <w:lvlText w:val="○"/>
@@ -8937,7 +8933,7 @@
         <w:ind w:left="3600" w:hanging="360"/>
       </w:pPr>
     </w:lvl>
-    <w:lvl w:ilvl="5" w15:tentative="1">
+    <w:lvl w:ilvl="5" w:tentative="1">
       <w:start w:val="1"/>
       <w:numFmt w:val="bullet"/>
       <w:lvlText w:val="■"/>
@@ -8946,7 +8942,7 @@
         <w:ind w:left="4320" w:hanging="360"/>
       </w:pPr>
     </w:lvl>
-    <w:lvl w:ilvl="6" w15:tentative="1">
+    <w:lvl w:ilvl="6" w:tentative="1">
       <w:start w:val="1"/>
       <w:numFmt w:val="bullet"/>
       <w:lvlText w:val="●"/>
@@ -8955,7 +8951,7 @@
         <w:ind w:left="5040" w:hanging="360"/>
       </w:pPr>
     </w:lvl>
-    <w:lvl w:ilvl="7" w15:tentative="1">
+    <w:lvl w:ilvl="7" w:tentative="1">
       <w:start w:val="1"/>
       <w:numFmt w:val="bullet"/>
       <w:lvlText w:val="●"/>
@@ -8964,7 +8960,7 @@
         <w:ind w:left="5760" w:hanging="360"/>
       </w:pPr>
     </w:lvl>
-    <w:lvl w:ilvl="8" w15:tentative="1">
+    <w:lvl w:ilvl="8" w:tentative="1">
       <w:start w:val="1"/>
       <w:numFmt w:val="bullet"/>
       <w:lvlText w:val="●"/>
@@ -8976,7 +8972,7 @@
   </w:abstractNum>
   <w:abstractNum w:abstractNumId="2" w15:restartNumberingAfterBreak="0">
     <w:multiLevelType w:val="hybridMultilevel"/>
-    <w:lvl w:ilvl="0" w15:tentative="1">
+    <w:lvl w:ilvl="0" w:tentative="1">
       <w:start w:val="1"/>
       <w:numFmt w:val="bullet"/>
       <w:lvlText w:val="•"/>
@@ -8985,7 +8981,7 @@
         <w:ind w:left="540" w:hanging="300"/>
       </w:pPr>
     </w:lvl>
-    <w:lvl w:ilvl="1" w15:tentative="1">
+    <w:lvl w:ilvl="1" w:tentative="1">
       <w:start w:val="1"/>
       <w:numFmt w:val="bullet"/>
       <w:lvlText w:val="◦"/>
@@ -8997,7 +8993,7 @@
   </w:abstractNum>
   <w:abstractNum w:abstractNumId="3" w15:restartNumberingAfterBreak="0">
     <w:multiLevelType w:val="hybridMultilevel"/>
-    <w:lvl w:ilvl="0" w15:tentative="1">
+    <w:lvl w:ilvl="0" w:tentative="1">
       <w:start w:val="1"/>
       <w:numFmt w:val="decimal"/>
       <w:lvlText w:val="%1."/>
@@ -9006,7 +9002,7 @@
         <w:ind w:left="540" w:hanging="300"/>
       </w:pPr>
     </w:lvl>
-    <w:lvl w:ilvl="1" w15:tentative="1">
+    <w:lvl w:ilvl="1" w:tentative="1">
       <w:start w:val="1"/>
       <w:numFmt w:val="decimal"/>
       <w:lvlText w:val="%2."/>
@@ -9049,37 +9045,9 @@
     </w:rPrDefault>
     <w:pPrDefault/>
   </w:docDefaults>
-  <w:style w:type="paragraph" w:styleId="Title">
-    <w:name w:val="Title"/>
-    <w:basedOn w:val="Normal"/>
-    <w:next w:val="Normal"/>
+  <w:style w:type="paragraph" w:styleId="Normal" w:default="1">
+    <w:name w:val="Normal"/>
     <w:qFormat/>
-    <w:rPr>
-      <w:sz w:val="56"/>
-      <w:szCs w:val="56"/>
-    </w:rPr>
-  </w:style>
-  <w:style w:type="paragraph" w:styleId="Heading1">
-    <w:name w:val="Heading 1"/>
-    <w:basedOn w:val="Normal"/>
-    <w:next w:val="Normal"/>
-    <w:qFormat/>
-    <w:rPr>
-      <w:color w:val="2E74B5"/>
-      <w:sz w:val="32"/>
-      <w:szCs w:val="32"/>
-    </w:rPr>
-  </w:style>
-  <w:style w:type="paragraph" w:styleId="Heading2">
-    <w:name w:val="Heading 2"/>
-    <w:basedOn w:val="Normal"/>
-    <w:next w:val="Normal"/>
-    <w:qFormat/>
-    <w:rPr>
-      <w:color w:val="2E74B5"/>
-      <w:sz w:val="26"/>
-      <w:szCs w:val="26"/>
-    </w:rPr>
   </w:style>
   <w:style w:type="paragraph" w:styleId="Heading3">
     <w:name w:val="Heading 3"/>
@@ -9266,4 +9234,294 @@
     </w:rPr>
   </w:style>
 </w:styles>
+</file>
+
+<file path=word/theme/theme1.xml><?xml version="1.0" encoding="utf-8"?>
+<a:theme xmlns:a="http://schemas.openxmlformats.org/drawingml/2006/main" name="Office Theme">
+  <a:themeElements>
+    <a:clrScheme name="Office">
+      <a:dk1>
+        <a:sysClr val="windowText" lastClr="000000"/>
+      </a:dk1>
+      <a:lt1>
+        <a:sysClr val="window" lastClr="FFFFFF"/>
+      </a:lt1>
+      <a:dk2>
+        <a:srgbClr val="44546A"/>
+      </a:dk2>
+      <a:lt2>
+        <a:srgbClr val="E7E6E6"/>
+      </a:lt2>
+      <a:accent1>
+        <a:srgbClr val="4472C4"/>
+      </a:accent1>
+      <a:accent2>
+        <a:srgbClr val="ED7D31"/>
+      </a:accent2>
+      <a:accent3>
+        <a:srgbClr val="A5A5A5"/>
+      </a:accent3>
+      <a:accent4>
+        <a:srgbClr val="FFC000"/>
+      </a:accent4>
+      <a:accent5>
+        <a:srgbClr val="5B9BD5"/>
+      </a:accent5>
+      <a:accent6>
+        <a:srgbClr val="70AD47"/>
+      </a:accent6>
+      <a:hlink>
+        <a:srgbClr val="0563C1"/>
+      </a:hlink>
+      <a:folHlink>
+        <a:srgbClr val="954F72"/>
+      </a:folHlink>
+    </a:clrScheme>
+    <a:fontScheme name="Office">
+      <a:majorFont>
+        <a:latin typeface="Calibri Light" panose="020F0302020204030204"/>
+        <a:ea typeface=""/>
+        <a:cs typeface=""/>
+        <a:font script="Jpan" typeface="游ゴシック Light"/>
+        <a:font script="Hang" typeface="맑은 고딕"/>
+        <a:font script="Hans" typeface="等线 Light"/>
+        <a:font script="Hant" typeface="新細明體"/>
+        <a:font script="Arab" typeface="Times New Roman"/>
+        <a:font script="Hebr" typeface="Times New Roman"/>
+        <a:font script="Thai" typeface="Angsana New"/>
+        <a:font script="Ethi" typeface="Nyala"/>
+        <a:font script="Beng" typeface="Vrinda"/>
+        <a:font script="Gujr" typeface="Shruti"/>
+        <a:font script="Khmr" typeface="MoolBoran"/>
+        <a:font script="Knda" typeface="Tunga"/>
+        <a:font script="Guru" typeface="Raavi"/>
+        <a:font script="Cans" typeface="Euphemia"/>
+        <a:font script="Cher" typeface="Plantagenet Cherokee"/>
+        <a:font script="Yiii" typeface="Microsoft Yi Baiti"/>
+        <a:font script="Tibt" typeface="Microsoft Himalaya"/>
+        <a:font script="Thaa" typeface="MV Boli"/>
+        <a:font script="Deva" typeface="Mangal"/>
+        <a:font script="Telu" typeface="Gautami"/>
+        <a:font script="Taml" typeface="Latha"/>
+        <a:font script="Syrc" typeface="Estrangelo Edessa"/>
+        <a:font script="Orya" typeface="Kalinga"/>
+        <a:font script="Mlym" typeface="Kartika"/>
+        <a:font script="Laoo" typeface="DokChampa"/>
+        <a:font script="Sinh" typeface="Iskoola Pota"/>
+        <a:font script="Mong" typeface="Mongolian Baiti"/>
+        <a:font script="Viet" typeface="Times New Roman"/>
+        <a:font script="Uigh" typeface="Microsoft Uighur"/>
+        <a:font script="Geor" typeface="Sylfaen"/>
+        <a:font script="Armn" typeface="Arial"/>
+        <a:font script="Bugi" typeface="Leelawadee UI"/>
+        <a:font script="Bopo" typeface="Microsoft JhengHei"/>
+        <a:font script="Java" typeface="Javanese Text"/>
+        <a:font script="Lisu" typeface="Segoe UI"/>
+        <a:font script="Mymr" typeface="Myanmar Text"/>
+        <a:font script="Nkoo" typeface="Ebrima"/>
+        <a:font script="Olck" typeface="Nirmala UI"/>
+        <a:font script="Osma" typeface="Ebrima"/>
+        <a:font script="Phag" typeface="Phagspa"/>
+        <a:font script="Syrn" typeface="Estrangelo Edessa"/>
+        <a:font script="Syrj" typeface="Estrangelo Edessa"/>
+        <a:font script="Syre" typeface="Estrangelo Edessa"/>
+        <a:font script="Sora" typeface="Nirmala UI"/>
+        <a:font script="Tale" typeface="Microsoft Tai Le"/>
+        <a:font script="Talu" typeface="Microsoft New Tai Lue"/>
+        <a:font script="Tfng" typeface="Ebrima"/>
+      </a:majorFont>
+      <a:minorFont>
+        <a:latin typeface="Calibri" panose="020F0502020204030204"/>
+        <a:ea typeface=""/>
+        <a:cs typeface=""/>
+        <a:font script="Jpan" typeface="游明朝"/>
+        <a:font script="Hang" typeface="맑은 고딕"/>
+        <a:font script="Hans" typeface="等线"/>
+        <a:font script="Hant" typeface="新細明體"/>
+        <a:font script="Arab" typeface="Arial"/>
+        <a:font script="Hebr" typeface="Arial"/>
+        <a:font script="Thai" typeface="Cordia New"/>
+        <a:font script="Ethi" typeface="Nyala"/>
+        <a:font script="Beng" typeface="Vrinda"/>
+        <a:font script="Gujr" typeface="Shruti"/>
+        <a:font script="Khmr" typeface="DaunPenh"/>
+        <a:font script="Knda" typeface="Tunga"/>
+        <a:font script="Guru" typeface="Raavi"/>
+        <a:font script="Cans" typeface="Euphemia"/>
+        <a:font script="Cher" typeface="Plantagenet Cherokee"/>
+        <a:font script="Yiii" typeface="Microsoft Yi Baiti"/>
+        <a:font script="Tibt" typeface="Microsoft Himalaya"/>
+        <a:font script="Thaa" typeface="MV Boli"/>
+        <a:font script="Deva" typeface="Mangal"/>
+        <a:font script="Telu" typeface="Gautami"/>
+        <a:font script="Taml" typeface="Latha"/>
+        <a:font script="Syrc" typeface="Estrangelo Edessa"/>
+        <a:font script="Orya" typeface="Kalinga"/>
+        <a:font script="Mlym" typeface="Kartika"/>
+        <a:font script="Laoo" typeface="DokChampa"/>
+        <a:font script="Sinh" typeface="Iskoola Pota"/>
+        <a:font script="Mong" typeface="Mongolian Baiti"/>
+        <a:font script="Viet" typeface="Arial"/>
+        <a:font script="Uigh" typeface="Microsoft Uighur"/>
+        <a:font script="Geor" typeface="Sylfaen"/>
+        <a:font script="Armn" typeface="Arial"/>
+        <a:font script="Bugi" typeface="Leelawadee UI"/>
+        <a:font script="Bopo" typeface="Microsoft JhengHei"/>
+        <a:font script="Java" typeface="Javanese Text"/>
+        <a:font script="Lisu" typeface="Segoe UI"/>
+        <a:font script="Mymr" typeface="Myanmar Text"/>
+        <a:font script="Nkoo" typeface="Ebrima"/>
+        <a:font script="Olck" typeface="Nirmala UI"/>
+        <a:font script="Osma" typeface="Ebrima"/>
+        <a:font script="Phag" typeface="Phagspa"/>
+        <a:font script="Syrn" typeface="Estrangelo Edessa"/>
+        <a:font script="Syrj" typeface="Estrangelo Edessa"/>
+        <a:font script="Syre" typeface="Estrangelo Edessa"/>
+        <a:font script="Sora" typeface="Nirmala UI"/>
+        <a:font script="Tale" typeface="Microsoft Tai Le"/>
+        <a:font script="Talu" typeface="Microsoft New Tai Lue"/>
+        <a:font script="Tfng" typeface="Ebrima"/>
+      </a:minorFont>
+    </a:fontScheme>
+    <a:fmtScheme name="Office">
+      <a:fillStyleLst>
+        <a:solidFill>
+          <a:schemeClr val="phClr"/>
+        </a:solidFill>
+        <a:gradFill rotWithShape="true">
+          <a:gsLst>
+            <a:gs pos="0">
+              <a:schemeClr val="phClr">
+                <a:lumMod val="110000"/>
+                <a:satMod val="105000"/>
+                <a:tint val="67000"/>
+              </a:schemeClr>
+            </a:gs>
+            <a:gs pos="50000">
+              <a:schemeClr val="phClr">
+                <a:lumMod val="105000"/>
+                <a:satMod val="103000"/>
+                <a:tint val="73000"/>
+              </a:schemeClr>
+            </a:gs>
+            <a:gs pos="100000">
+              <a:schemeClr val="phClr">
+                <a:lumMod val="105000"/>
+                <a:satMod val="109000"/>
+                <a:tint val="81000"/>
+              </a:schemeClr>
+            </a:gs>
+          </a:gsLst>
+          <a:lin ang="5400000" scaled="false"/>
+        </a:gradFill>
+        <a:gradFill rotWithShape="true">
+          <a:gsLst>
+            <a:gs pos="0">
+              <a:schemeClr val="phClr">
+                <a:satMod val="103000"/>
+                <a:lumMod val="102000"/>
+                <a:tint val="94000"/>
+              </a:schemeClr>
+            </a:gs>
+            <a:gs pos="50000">
+              <a:schemeClr val="phClr">
+                <a:satMod val="110000"/>
+                <a:lumMod val="100000"/>
+                <a:shade val="100000"/>
+              </a:schemeClr>
+            </a:gs>
+            <a:gs pos="100000">
+              <a:schemeClr val="phClr">
+                <a:lumMod val="99000"/>
+                <a:satMod val="120000"/>
+                <a:shade val="78000"/>
+              </a:schemeClr>
+            </a:gs>
+          </a:gsLst>
+          <a:lin ang="5400000" scaled="false"/>
+        </a:gradFill>
+      </a:fillStyleLst>
+      <a:lnStyleLst>
+        <a:ln w="6350" cap="flat" cmpd="sng" algn="ctr">
+          <a:solidFill>
+            <a:schemeClr val="phClr"/>
+          </a:solidFill>
+          <a:prstDash val="solid"/>
+          <a:miter lim="800000"/>
+        </a:ln>
+        <a:ln w="12700" cap="flat" cmpd="sng" algn="ctr">
+          <a:solidFill>
+            <a:schemeClr val="phClr"/>
+          </a:solidFill>
+          <a:prstDash val="solid"/>
+          <a:miter lim="800000"/>
+        </a:ln>
+        <a:ln w="19050" cap="flat" cmpd="sng" algn="ctr">
+          <a:solidFill>
+            <a:schemeClr val="phClr"/>
+          </a:solidFill>
+          <a:prstDash val="solid"/>
+          <a:miter lim="800000"/>
+        </a:ln>
+      </a:lnStyleLst>
+      <a:effectStyleLst>
+        <a:effectStyle>
+          <a:effectLst/>
+        </a:effectStyle>
+        <a:effectStyle>
+          <a:effectLst/>
+        </a:effectStyle>
+        <a:effectStyle>
+          <a:effectLst>
+            <a:outerShdw blurRad="57150" dist="19050" dir="5400000" algn="ctr" rotWithShape="false">
+              <a:srgbClr val="000000">
+                <a:alpha val="63000"/>
+              </a:srgbClr>
+            </a:outerShdw>
+          </a:effectLst>
+        </a:effectStyle>
+      </a:effectStyleLst>
+      <a:bgFillStyleLst>
+        <a:solidFill>
+          <a:schemeClr val="phClr"/>
+        </a:solidFill>
+        <a:solidFill>
+          <a:schemeClr val="phClr">
+            <a:tint val="95000"/>
+            <a:satMod val="170000"/>
+          </a:schemeClr>
+        </a:solidFill>
+        <a:gradFill rotWithShape="true">
+          <a:gsLst>
+            <a:gs pos="0">
+              <a:schemeClr val="phClr">
+                <a:tint val="93000"/>
+                <a:satMod val="150000"/>
+                <a:shade val="98000"/>
+                <a:lumMod val="102000"/>
+              </a:schemeClr>
+            </a:gs>
+            <a:gs pos="50000">
+              <a:schemeClr val="phClr">
+                <a:tint val="98000"/>
+                <a:satMod val="130000"/>
+                <a:shade val="90000"/>
+                <a:lumMod val="103000"/>
+              </a:schemeClr>
+            </a:gs>
+            <a:gs pos="100000">
+              <a:schemeClr val="phClr">
+                <a:shade val="63000"/>
+                <a:satMod val="120000"/>
+              </a:schemeClr>
+            </a:gs>
+          </a:gsLst>
+          <a:lin ang="5400000" scaled="false"/>
+        </a:gradFill>
+      </a:bgFillStyleLst>
+    </a:fmtScheme>
+  </a:themeElements>
+  <a:objectDefaults/>
+  <a:extraClrSchemeLst/>
+</a:theme>
 </file>
--- a/docs/spec/MyBiz-Spec-en.docx
+++ b/docs/spec/MyBiz-Spec-en.docx
@@ -6701,7 +6701,7 @@
           <w:rFonts w:ascii="Calibri" w:cs="Calibri" w:eastAsia="Calibri" w:hAnsi="Calibri"/>
           <w:rtl w:val="false"/>
         </w:rPr>
-        <w:t xml:space="preserve">MyBiz staff app (built in phase 4): Home — what needs attention (open requests, new businesses); Businesses — search and a business card; Inbox — handle requests (take, status, notes); Me. Each staff member sees only what their level and permissions allow.</w:t>
+        <w:t xml:space="preserve">MyBiz staff app (built in phase 4, extended in its second round): Home — the platform's numbers (open requests, new businesses this week, businesses, active clients), this month's billing, and the open requests and new businesses themselves; Businesses — search, sort and a business card (owner, numbers, modules, invoices, and more trial days for billing staff); Inbox — open and handled requests, and a request card (call, WhatsApp, email, status, taking it, internal notes, opening its business); Me. Each staff member sees only what their level and permissions allow.</w:t>
       </w:r>
     </w:p>
     <w:p>

--- a/docs/spec/MyBiz-Spec-en.docx
+++ b/docs/spec/MyBiz-Spec-en.docx
@@ -3336,6 +3336,186 @@
           </w:p>
         </w:tc>
       </w:tr>
+      <w:tr>
+        <w:trPr>
+          <w:tblHeader w:val="off"/>
+        </w:trPr>
+        <w:tc>
+          <w:tcPr>
+            <w:tcW w:type="dxa" w:w="1927"/>
+            <w:tcBorders>
+              <w:top w:val="single" w:color="D4D4DC" w:sz="4"/>
+              <w:left w:val="single" w:color="D4D4DC" w:sz="4"/>
+              <w:bottom w:val="single" w:color="D4D4DC" w:sz="4"/>
+              <w:right w:val="single" w:color="D4D4DC" w:sz="4"/>
+            </w:tcBorders>
+            <w:tcMar>
+              <w:top w:type="dxa" w:w="60"/>
+              <w:left w:type="dxa" w:w="100"/>
+              <w:bottom w:type="dxa" w:w="60"/>
+              <w:right w:type="dxa" w:w="100"/>
+            </w:tcMar>
+          </w:tcPr>
+          <w:p>
+            <w:pPr>
+              <w:bidi w:val="false"/>
+              <w:spacing w:after="0"/>
+              <w:jc w:val="left"/>
+            </w:pPr>
+            <w:r>
+              <w:rPr>
+                <w:rFonts w:ascii="Calibri" w:cs="Calibri" w:eastAsia="Calibri" w:hAnsi="Calibri"/>
+                <w:b w:val="false"/>
+                <w:bCs w:val="false"/>
+                <w:sz w:val="20"/>
+                <w:szCs w:val="20"/>
+                <w:rtl w:val="false"/>
+              </w:rPr>
+              <w:t xml:space="preserve">Sports &amp; facilities (beta)</w:t>
+            </w:r>
+          </w:p>
+        </w:tc>
+        <w:tc>
+          <w:tcPr>
+            <w:tcW w:type="dxa" w:w="1927"/>
+            <w:tcBorders>
+              <w:top w:val="single" w:color="D4D4DC" w:sz="4"/>
+              <w:left w:val="single" w:color="D4D4DC" w:sz="4"/>
+              <w:bottom w:val="single" w:color="D4D4DC" w:sz="4"/>
+              <w:right w:val="single" w:color="D4D4DC" w:sz="4"/>
+            </w:tcBorders>
+            <w:tcMar>
+              <w:top w:type="dxa" w:w="60"/>
+              <w:left w:type="dxa" w:w="100"/>
+              <w:bottom w:type="dxa" w:w="60"/>
+              <w:right w:type="dxa" w:w="100"/>
+            </w:tcMar>
+          </w:tcPr>
+          <w:p>
+            <w:pPr>
+              <w:bidi w:val="false"/>
+              <w:spacing w:after="0"/>
+              <w:jc w:val="left"/>
+            </w:pPr>
+            <w:r>
+              <w:rPr>
+                <w:rFonts w:ascii="Calibri" w:cs="Calibri" w:eastAsia="Calibri" w:hAnsi="Calibri"/>
+                <w:b w:val="false"/>
+                <w:bCs w:val="false"/>
+                <w:sz w:val="20"/>
+                <w:szCs w:val="20"/>
+                <w:rtl w:val="false"/>
+              </w:rPr>
+              <w:t xml:space="preserve">padel and tennis clubs, football pitches, rehearsal studios, meeting rooms and coworking</w:t>
+            </w:r>
+          </w:p>
+        </w:tc>
+        <w:tc>
+          <w:tcPr>
+            <w:tcW w:type="dxa" w:w="1927"/>
+            <w:tcBorders>
+              <w:top w:val="single" w:color="D4D4DC" w:sz="4"/>
+              <w:left w:val="single" w:color="D4D4DC" w:sz="4"/>
+              <w:bottom w:val="single" w:color="D4D4DC" w:sz="4"/>
+              <w:right w:val="single" w:color="D4D4DC" w:sz="4"/>
+            </w:tcBorders>
+            <w:tcMar>
+              <w:top w:type="dxa" w:w="60"/>
+              <w:left w:type="dxa" w:w="100"/>
+              <w:bottom w:type="dxa" w:w="60"/>
+              <w:right w:type="dxa" w:w="100"/>
+            </w:tcMar>
+          </w:tcPr>
+          <w:p>
+            <w:pPr>
+              <w:bidi w:val="false"/>
+              <w:spacing w:after="0"/>
+              <w:jc w:val="left"/>
+            </w:pPr>
+            <w:r>
+              <w:rPr>
+                <w:rFonts w:ascii="Calibri" w:cs="Calibri" w:eastAsia="Calibri" w:hAnsi="Calibri"/>
+                <w:b w:val="false"/>
+                <w:bCs w:val="false"/>
+                <w:sz w:val="20"/>
+                <w:szCs w:val="20"/>
+                <w:rtl w:val="false"/>
+              </w:rPr>
+              <w:t xml:space="preserve">players</w:t>
+            </w:r>
+          </w:p>
+        </w:tc>
+        <w:tc>
+          <w:tcPr>
+            <w:tcW w:type="dxa" w:w="1927"/>
+            <w:tcBorders>
+              <w:top w:val="single" w:color="D4D4DC" w:sz="4"/>
+              <w:left w:val="single" w:color="D4D4DC" w:sz="4"/>
+              <w:bottom w:val="single" w:color="D4D4DC" w:sz="4"/>
+              <w:right w:val="single" w:color="D4D4DC" w:sz="4"/>
+            </w:tcBorders>
+            <w:tcMar>
+              <w:top w:type="dxa" w:w="60"/>
+              <w:left w:type="dxa" w:w="100"/>
+              <w:bottom w:type="dxa" w:w="60"/>
+              <w:right w:type="dxa" w:w="100"/>
+            </w:tcMar>
+          </w:tcPr>
+          <w:p>
+            <w:pPr>
+              <w:bidi w:val="false"/>
+              <w:spacing w:after="0"/>
+              <w:jc w:val="left"/>
+            </w:pPr>
+            <w:r>
+              <w:rPr>
+                <w:rFonts w:ascii="Calibri" w:cs="Calibri" w:eastAsia="Calibri" w:hAnsi="Calibri"/>
+                <w:b w:val="false"/>
+                <w:bCs w:val="false"/>
+                <w:sz w:val="20"/>
+                <w:szCs w:val="20"/>
+                <w:rtl w:val="false"/>
+              </w:rPr>
+              <w:t xml:space="preserve">courts and rooms by the hour (paid in the app or at the venue)</w:t>
+            </w:r>
+          </w:p>
+        </w:tc>
+        <w:tc>
+          <w:tcPr>
+            <w:tcW w:type="dxa" w:w="1930"/>
+            <w:tcBorders>
+              <w:top w:val="single" w:color="D4D4DC" w:sz="4"/>
+              <w:left w:val="single" w:color="D4D4DC" w:sz="4"/>
+              <w:bottom w:val="single" w:color="D4D4DC" w:sz="4"/>
+              <w:right w:val="single" w:color="D4D4DC" w:sz="4"/>
+            </w:tcBorders>
+            <w:tcMar>
+              <w:top w:type="dxa" w:w="60"/>
+              <w:left w:type="dxa" w:w="100"/>
+              <w:bottom w:type="dxa" w:w="60"/>
+              <w:right w:type="dxa" w:w="100"/>
+            </w:tcMar>
+          </w:tcPr>
+          <w:p>
+            <w:pPr>
+              <w:bidi w:val="false"/>
+              <w:spacing w:after="0"/>
+              <w:jc w:val="left"/>
+            </w:pPr>
+            <w:r>
+              <w:rPr>
+                <w:rFonts w:ascii="Calibri" w:cs="Calibri" w:eastAsia="Calibri" w:hAnsi="Calibri"/>
+                <w:b w:val="false"/>
+                <w:bCs w:val="false"/>
+                <w:sz w:val="20"/>
+                <w:szCs w:val="20"/>
+                <w:rtl w:val="false"/>
+              </w:rPr>
+              <w:t xml:space="preserve">level, preferences; instrument (studios); company (meeting rooms)</w:t>
+            </w:r>
+          </w:p>
+        </w:tc>
+      </w:tr>
     </w:tbl>
     <w:p>
       <w:pPr>
@@ -4219,116 +4399,6 @@
                 <w:szCs w:val="20"/>
                 <w:rtl w:val="false"/>
               </w:rPr>
-              <w:t xml:space="preserve">Sports &amp; facility booking</w:t>
-            </w:r>
-          </w:p>
-        </w:tc>
-        <w:tc>
-          <w:tcPr>
-            <w:tcW w:type="dxa" w:w="3212"/>
-            <w:tcBorders>
-              <w:top w:val="single" w:color="D4D4DC" w:sz="4"/>
-              <w:left w:val="single" w:color="D4D4DC" w:sz="4"/>
-              <w:bottom w:val="single" w:color="D4D4DC" w:sz="4"/>
-              <w:right w:val="single" w:color="D4D4DC" w:sz="4"/>
-            </w:tcBorders>
-            <w:tcMar>
-              <w:top w:type="dxa" w:w="60"/>
-              <w:left w:type="dxa" w:w="100"/>
-              <w:bottom w:type="dxa" w:w="60"/>
-              <w:right w:type="dxa" w:w="100"/>
-            </w:tcMar>
-          </w:tcPr>
-          <w:p>
-            <w:pPr>
-              <w:bidi w:val="false"/>
-              <w:spacing w:after="0"/>
-              <w:jc w:val="left"/>
-            </w:pPr>
-            <w:r>
-              <w:rPr>
-                <w:rFonts w:ascii="Calibri" w:cs="Calibri" w:eastAsia="Calibri" w:hAnsi="Calibri"/>
-                <w:b w:val="false"/>
-                <w:bCs w:val="false"/>
-                <w:sz w:val="20"/>
-                <w:szCs w:val="20"/>
-                <w:rtl w:val="false"/>
-              </w:rPr>
-              <w:t xml:space="preserve">football, tennis and padel academies; courts, rehearsal and studio rooms, meeting rooms by the hour</w:t>
-            </w:r>
-          </w:p>
-        </w:tc>
-        <w:tc>
-          <w:tcPr>
-            <w:tcW w:type="dxa" w:w="3214"/>
-            <w:tcBorders>
-              <w:top w:val="single" w:color="D4D4DC" w:sz="4"/>
-              <w:left w:val="single" w:color="D4D4DC" w:sz="4"/>
-              <w:bottom w:val="single" w:color="D4D4DC" w:sz="4"/>
-              <w:right w:val="single" w:color="D4D4DC" w:sz="4"/>
-            </w:tcBorders>
-            <w:tcMar>
-              <w:top w:type="dxa" w:w="60"/>
-              <w:left w:type="dxa" w:w="100"/>
-              <w:bottom w:type="dxa" w:w="60"/>
-              <w:right w:type="dxa" w:w="100"/>
-            </w:tcMar>
-          </w:tcPr>
-          <w:p>
-            <w:pPr>
-              <w:bidi w:val="false"/>
-              <w:spacing w:after="0"/>
-              <w:jc w:val="left"/>
-            </w:pPr>
-            <w:r>
-              <w:rPr>
-                <w:rFonts w:ascii="Calibri" w:cs="Calibri" w:eastAsia="Calibri" w:hAnsi="Calibri"/>
-                <w:b w:val="false"/>
-                <w:bCs w:val="false"/>
-                <w:sz w:val="20"/>
-                <w:szCs w:val="20"/>
-                <w:rtl w:val="false"/>
-              </w:rPr>
-              <w:t xml:space="preserve">Resources: booking a court, room or space by the hour, alongside or without a staff member</w:t>
-            </w:r>
-          </w:p>
-        </w:tc>
-      </w:tr>
-      <w:tr>
-        <w:trPr>
-          <w:tblHeader w:val="off"/>
-        </w:trPr>
-        <w:tc>
-          <w:tcPr>
-            <w:tcW w:type="dxa" w:w="3212"/>
-            <w:tcBorders>
-              <w:top w:val="single" w:color="D4D4DC" w:sz="4"/>
-              <w:left w:val="single" w:color="D4D4DC" w:sz="4"/>
-              <w:bottom w:val="single" w:color="D4D4DC" w:sz="4"/>
-              <w:right w:val="single" w:color="D4D4DC" w:sz="4"/>
-            </w:tcBorders>
-            <w:tcMar>
-              <w:top w:type="dxa" w:w="60"/>
-              <w:left w:type="dxa" w:w="100"/>
-              <w:bottom w:type="dxa" w:w="60"/>
-              <w:right w:type="dxa" w:w="100"/>
-            </w:tcMar>
-          </w:tcPr>
-          <w:p>
-            <w:pPr>
-              <w:bidi w:val="false"/>
-              <w:spacing w:after="0"/>
-              <w:jc w:val="left"/>
-            </w:pPr>
-            <w:r>
-              <w:rPr>
-                <w:rFonts w:ascii="Calibri" w:cs="Calibri" w:eastAsia="Calibri" w:hAnsi="Calibri"/>
-                <w:b w:val="false"/>
-                <w:bCs w:val="false"/>
-                <w:sz w:val="20"/>
-                <w:szCs w:val="20"/>
-                <w:rtl w:val="false"/>
-              </w:rPr>
               <w:t xml:space="preserve">Home &amp; field services</w:t>
             </w:r>
           </w:p>
@@ -8592,7 +8662,7 @@
                 <w:szCs w:val="20"/>
                 <w:rtl w:val="false"/>
               </w:rPr>
-              <w:t xml:space="preserve">Core capabilities for the future categories (resources, on-site jobs, dependents, quotes and deposits), each opening its categories</w:t>
+              <w:t xml:space="preserve">Core capabilities for the future categories (resources, on-site jobs, dependents, quotes and deposits), each opening its categories. Done: resources (courts and rooms by the hour), which opened Sports &amp; facilities</w:t>
             </w:r>
           </w:p>
         </w:tc>
@@ -8627,7 +8697,7 @@
                 <w:szCs w:val="20"/>
                 <w:rtl w:val="false"/>
               </w:rPr>
-              <w:t xml:space="preserve">Planned</w:t>
+              <w:t xml:space="preserve">In progress</w:t>
             </w:r>
           </w:p>
         </w:tc>

--- a/docs/spec/MyBiz-Spec-en.docx
+++ b/docs/spec/MyBiz-Spec-en.docx
@@ -4579,7 +4579,29 @@
                 <w:szCs w:val="20"/>
                 <w:rtl w:val="false"/>
               </w:rPr>
-              <w:t xml:space="preserve">Dependents: several profiles under one client (pets; also children for Kids &amp; Youth)</w:t>
+              <w:t xml:space="preserve">Dependents: several profiles under one client (pets; also children for Kids &amp; Youth). </w:t>
+            </w:r>
+            <w:r>
+              <w:rPr>
+                <w:rFonts w:ascii="Calibri" w:cs="Calibri" w:eastAsia="Calibri" w:hAnsi="Calibri"/>
+                <w:b/>
+                <w:bCs/>
+                <w:sz w:val="20"/>
+                <w:szCs w:val="20"/>
+                <w:rtl w:val="false"/>
+              </w:rPr>
+              <w:t xml:space="preserve">Built (#43): Pet services is open as beta</w:t>
+            </w:r>
+            <w:r>
+              <w:rPr>
+                <w:rFonts w:ascii="Calibri" w:cs="Calibri" w:eastAsia="Calibri" w:hAnsi="Calibri"/>
+                <w:b w:val="false"/>
+                <w:bCs w:val="false"/>
+                <w:sz w:val="20"/>
+                <w:szCs w:val="20"/>
+                <w:rtl w:val="false"/>
+              </w:rPr>
+              <w:t xml:space="preserve"> (grooming, training, day care); Kids &amp; Youth keeps a profile per child</w:t>
             </w:r>
           </w:p>
         </w:tc>

--- a/docs/spec/MyBiz-Spec-en.docx
+++ b/docs/spec/MyBiz-Spec-en.docx
@@ -4469,7 +4469,29 @@
                 <w:szCs w:val="20"/>
                 <w:rtl w:val="false"/>
               </w:rPr>
-              <w:t xml:space="preserve">On-site jobs: the client's address, travel time, assigning a technician, quotes</w:t>
+              <w:t xml:space="preserve">On-site jobs: the client's address, travel time, assigning a technician, quotes. </w:t>
+            </w:r>
+            <w:r>
+              <w:rPr>
+                <w:rFonts w:ascii="Calibri" w:cs="Calibri" w:eastAsia="Calibri" w:hAnsi="Calibri"/>
+                <w:b/>
+                <w:bCs/>
+                <w:sz w:val="20"/>
+                <w:szCs w:val="20"/>
+                <w:rtl w:val="false"/>
+              </w:rPr>
+              <w:t xml:space="preserve">Built (#42): Home &amp; field services is open as beta</w:t>
+            </w:r>
+            <w:r>
+              <w:rPr>
+                <w:rFonts w:ascii="Calibri" w:cs="Calibri" w:eastAsia="Calibri" w:hAnsi="Calibri"/>
+                <w:b w:val="false"/>
+                <w:bCs w:val="false"/>
+                <w:sz w:val="20"/>
+                <w:szCs w:val="20"/>
+                <w:rtl w:val="false"/>
+              </w:rPr>
+              <w:t xml:space="preserve">; quotes come with #44</w:t>
             </w:r>
           </w:p>
         </w:tc>

--- a/docs/spec/MyBiz-Spec-en.docx
+++ b/docs/spec/MyBiz-Spec-en.docx
@@ -4491,7 +4491,7 @@
                 <w:szCs w:val="20"/>
                 <w:rtl w:val="false"/>
               </w:rPr>
-              <w:t xml:space="preserve">; quotes come with #44</w:t>
+              <w:t xml:space="preserve">; quotes built in #44</w:t>
             </w:r>
           </w:p>
         </w:tc>
@@ -4843,7 +4843,18 @@
                 <w:szCs w:val="20"/>
                 <w:rtl w:val="false"/>
               </w:rPr>
-              <w:t xml:space="preserve">Quotes, deposits and event projects</w:t>
+              <w:t xml:space="preserve">Quotes, deposits and event projects. </w:t>
+            </w:r>
+            <w:r>
+              <w:rPr>
+                <w:rFonts w:ascii="Calibri" w:cs="Calibri" w:eastAsia="Calibri" w:hAnsi="Calibri"/>
+                <w:b/>
+                <w:bCs/>
+                <w:sz w:val="20"/>
+                <w:szCs w:val="20"/>
+                <w:rtl w:val="false"/>
+              </w:rPr>
+              <w:t xml:space="preserve">Built (#44): Creative &amp; events is open as beta</w:t>
             </w:r>
           </w:p>
         </w:tc>

--- a/docs/spec/MyBiz-Spec-en.docx
+++ b/docs/spec/MyBiz-Spec-en.docx
@@ -4964,7 +4964,18 @@
                 <w:szCs w:val="20"/>
                 <w:rtl w:val="false"/>
               </w:rPr>
-              <w:t xml:space="preserve">Documents and retainers, time-based billing</w:t>
+              <w:t xml:space="preserve">Documents and retainers, time-based billing. </w:t>
+            </w:r>
+            <w:r>
+              <w:rPr>
+                <w:rFonts w:ascii="Calibri" w:cs="Calibri" w:eastAsia="Calibri" w:hAnsi="Calibri"/>
+                <w:b/>
+                <w:bCs/>
+                <w:sz w:val="20"/>
+                <w:szCs w:val="20"/>
+                <w:rtl w:val="false"/>
+              </w:rPr>
+              <w:t xml:space="preserve">Built (#45): Professional services is open as beta</w:t>
             </w:r>
           </w:p>
         </w:tc>
